--- a/Flight_Test_Configuration_Readiness_Checklists.docx
+++ b/Flight_Test_Configuration_Readiness_Checklists.docx
@@ -48,6 +48,2149 @@
     </w:p>
     <w:p>
       <w:pPr>
+        <w:pStyle w:val="Heading1"/>
+        <w:keepNext/>
+        <w:spacing w:after="120" w:before="0"/>
+      </w:pPr>
+      <w:r>
+        <w:rPr>
+          <w:rFonts w:ascii="Arial" w:cs="Arial" w:eastAsia="Arial" w:hAnsi="Arial"/>
+        </w:rPr>
+        <w:t xml:space="preserve">1.  Capturing the delta configuration</w:t>
+      </w:r>
+    </w:p>
+    <w:tbl>
+      <w:tblPr>
+        <w:tblW w:type="dxa" w:w="12960"/>
+        <w:tblBorders>
+          <w:top w:val="single" w:color="auto" w:sz="4"/>
+          <w:left w:val="single" w:color="auto" w:sz="4"/>
+          <w:bottom w:val="single" w:color="auto" w:sz="4"/>
+          <w:right w:val="single" w:color="auto" w:sz="4"/>
+          <w:insideH w:val="single" w:color="auto" w:sz="4"/>
+          <w:insideV w:val="single" w:color="auto" w:sz="4"/>
+        </w:tblBorders>
+        <w:tblLayout w:type="fixed"/>
+      </w:tblPr>
+      <w:tblGrid>
+        <w:gridCol w:w="12960"/>
+      </w:tblGrid>
+      <w:tr>
+        <w:tc>
+          <w:tcPr>
+            <w:tcW w:type="dxa" w:w="12960"/>
+            <w:tcBorders>
+              <w:top w:val="none" w:color="FFFFFF" w:sz="0"/>
+              <w:left w:val="single" w:color="1F3A5F" w:sz="24"/>
+              <w:bottom w:val="none" w:color="FFFFFF" w:sz="0"/>
+              <w:right w:val="none" w:color="FFFFFF" w:sz="0"/>
+            </w:tcBorders>
+            <w:shd w:fill="EDF1F8" w:color="auto" w:val="clear"/>
+            <w:tcMar>
+              <w:top w:type="dxa" w:w="140"/>
+              <w:left w:type="dxa" w:w="200"/>
+              <w:bottom w:type="dxa" w:w="140"/>
+              <w:right w:type="dxa" w:w="200"/>
+            </w:tcMar>
+          </w:tcPr>
+          <w:p>
+            <w:pPr>
+              <w:spacing w:after="60" w:line="276"/>
+            </w:pPr>
+            <w:r>
+              <w:rPr>
+                <w:rFonts w:ascii="Arial" w:cs="Arial" w:eastAsia="Arial" w:hAnsi="Arial"/>
+                <w:b/>
+                <w:bCs/>
+                <w:color w:val="132A4E"/>
+                <w:sz w:val="21"/>
+                <w:szCs w:val="21"/>
+              </w:rPr>
+              <w:t xml:space="preserve">Bottom line</w:t>
+            </w:r>
+          </w:p>
+          <w:p>
+            <w:pPr>
+              <w:spacing w:after="0" w:line="276"/>
+            </w:pPr>
+            <w:r>
+              <w:rPr>
+                <w:rFonts w:ascii="Arial" w:cs="Arial" w:eastAsia="Arial" w:hAnsi="Arial"/>
+                <w:color w:val="132A4E"/>
+                <w:sz w:val="21"/>
+                <w:szCs w:val="21"/>
+              </w:rPr>
+              <w:t xml:space="preserve">A test aircraft flies only when its delta configuration is complete. Every difference from the approved and qualified configuration is named. Each one is approved. Each one is checked on the hardware.</w:t>
+            </w:r>
+          </w:p>
+        </w:tc>
+      </w:tr>
+    </w:tbl>
+    <w:p>
+      <w:pPr>
+        <w:spacing w:after="60" w:before="0" w:line="276"/>
+      </w:pPr>
+      <w:r>
+        <w:rPr>
+          <w:rFonts w:ascii="Arial" w:cs="Arial" w:eastAsia="Arial" w:hAnsi="Arial"/>
+          <w:sz w:val="20"/>
+          <w:szCs w:val="20"/>
+        </w:rPr>
+        <w:t xml:space="preserve"/>
+      </w:r>
+    </w:p>
+    <w:p>
+      <w:pPr>
+        <w:spacing w:after="120" w:before="0" w:line="276"/>
+      </w:pPr>
+      <w:r>
+        <w:rPr>
+          <w:rFonts w:ascii="Arial" w:cs="Arial" w:eastAsia="Arial" w:hAnsi="Arial"/>
+          <w:sz w:val="20"/>
+          <w:szCs w:val="20"/>
+        </w:rPr>
+        <w:t xml:space="preserve">Before a test aircraft flies, leadership needs one answer. How does this aircraft differ from what was approved and qualified? That difference is the delta configuration. Ten items capture it.</w:t>
+      </w:r>
+    </w:p>
+    <w:tbl>
+      <w:tblPr>
+        <w:tblW w:type="dxa" w:w="12960"/>
+        <w:tblBorders>
+          <w:top w:val="single" w:color="auto" w:sz="4"/>
+          <w:left w:val="single" w:color="auto" w:sz="4"/>
+          <w:bottom w:val="single" w:color="auto" w:sz="4"/>
+          <w:right w:val="single" w:color="auto" w:sz="4"/>
+          <w:insideH w:val="single" w:color="auto" w:sz="4"/>
+          <w:insideV w:val="single" w:color="auto" w:sz="4"/>
+        </w:tblBorders>
+        <w:tblLayout w:type="fixed"/>
+      </w:tblPr>
+      <w:tblGrid>
+        <w:gridCol w:w="560"/>
+        <w:gridCol w:w="2800"/>
+        <w:gridCol w:w="7600"/>
+        <w:gridCol w:w="2000"/>
+      </w:tblGrid>
+      <w:tr>
+        <w:trPr>
+          <w:tblHeader/>
+        </w:trPr>
+        <w:tc>
+          <w:tcPr>
+            <w:tcW w:type="dxa" w:w="560"/>
+            <w:tcBorders>
+              <w:top w:val="single" w:color="8A97A8" w:sz="4"/>
+              <w:left w:val="single" w:color="8A97A8" w:sz="4"/>
+              <w:bottom w:val="single" w:color="8A97A8" w:sz="4"/>
+              <w:right w:val="single" w:color="8A97A8" w:sz="4"/>
+            </w:tcBorders>
+            <w:shd w:fill="1F3A5F" w:color="auto" w:val="clear"/>
+            <w:tcMar>
+              <w:top w:type="dxa" w:w="60"/>
+              <w:left w:type="dxa" w:w="90"/>
+              <w:bottom w:type="dxa" w:w="60"/>
+              <w:right w:type="dxa" w:w="90"/>
+            </w:tcMar>
+            <w:vAlign w:val="top"/>
+          </w:tcPr>
+          <w:p>
+            <w:pPr>
+              <w:spacing w:after="0" w:line="252"/>
+            </w:pPr>
+            <w:r>
+              <w:rPr>
+                <w:rFonts w:ascii="Arial" w:cs="Arial" w:eastAsia="Arial" w:hAnsi="Arial"/>
+                <w:b/>
+                <w:bCs/>
+                <w:color w:val="FFFFFF"/>
+                <w:sz w:val="19"/>
+                <w:szCs w:val="19"/>
+              </w:rPr>
+              <w:t xml:space="preserve">#</w:t>
+            </w:r>
+          </w:p>
+        </w:tc>
+        <w:tc>
+          <w:tcPr>
+            <w:tcW w:type="dxa" w:w="2800"/>
+            <w:tcBorders>
+              <w:top w:val="single" w:color="8A97A8" w:sz="4"/>
+              <w:left w:val="single" w:color="8A97A8" w:sz="4"/>
+              <w:bottom w:val="single" w:color="8A97A8" w:sz="4"/>
+              <w:right w:val="single" w:color="8A97A8" w:sz="4"/>
+            </w:tcBorders>
+            <w:shd w:fill="1F3A5F" w:color="auto" w:val="clear"/>
+            <w:tcMar>
+              <w:top w:type="dxa" w:w="60"/>
+              <w:left w:type="dxa" w:w="90"/>
+              <w:bottom w:type="dxa" w:w="60"/>
+              <w:right w:type="dxa" w:w="90"/>
+            </w:tcMar>
+            <w:vAlign w:val="top"/>
+          </w:tcPr>
+          <w:p>
+            <w:pPr>
+              <w:spacing w:after="0" w:line="252"/>
+            </w:pPr>
+            <w:r>
+              <w:rPr>
+                <w:rFonts w:ascii="Arial" w:cs="Arial" w:eastAsia="Arial" w:hAnsi="Arial"/>
+                <w:b/>
+                <w:bCs/>
+                <w:color w:val="FFFFFF"/>
+                <w:sz w:val="19"/>
+                <w:szCs w:val="19"/>
+              </w:rPr>
+              <w:t xml:space="preserve">Item</w:t>
+            </w:r>
+          </w:p>
+        </w:tc>
+        <w:tc>
+          <w:tcPr>
+            <w:tcW w:type="dxa" w:w="7600"/>
+            <w:tcBorders>
+              <w:top w:val="single" w:color="8A97A8" w:sz="4"/>
+              <w:left w:val="single" w:color="8A97A8" w:sz="4"/>
+              <w:bottom w:val="single" w:color="8A97A8" w:sz="4"/>
+              <w:right w:val="single" w:color="8A97A8" w:sz="4"/>
+            </w:tcBorders>
+            <w:shd w:fill="1F3A5F" w:color="auto" w:val="clear"/>
+            <w:tcMar>
+              <w:top w:type="dxa" w:w="60"/>
+              <w:left w:type="dxa" w:w="90"/>
+              <w:bottom w:type="dxa" w:w="60"/>
+              <w:right w:type="dxa" w:w="90"/>
+            </w:tcMar>
+            <w:vAlign w:val="top"/>
+          </w:tcPr>
+          <w:p>
+            <w:pPr>
+              <w:spacing w:after="0" w:line="252"/>
+            </w:pPr>
+            <w:r>
+              <w:rPr>
+                <w:rFonts w:ascii="Arial" w:cs="Arial" w:eastAsia="Arial" w:hAnsi="Arial"/>
+                <w:b/>
+                <w:bCs/>
+                <w:color w:val="FFFFFF"/>
+                <w:sz w:val="19"/>
+                <w:szCs w:val="19"/>
+              </w:rPr>
+              <w:t xml:space="preserve">What it captures</w:t>
+            </w:r>
+          </w:p>
+        </w:tc>
+        <w:tc>
+          <w:tcPr>
+            <w:tcW w:type="dxa" w:w="2000"/>
+            <w:tcBorders>
+              <w:top w:val="single" w:color="8A97A8" w:sz="4"/>
+              <w:left w:val="single" w:color="8A97A8" w:sz="4"/>
+              <w:bottom w:val="single" w:color="8A97A8" w:sz="4"/>
+              <w:right w:val="single" w:color="8A97A8" w:sz="4"/>
+            </w:tcBorders>
+            <w:shd w:fill="1F3A5F" w:color="auto" w:val="clear"/>
+            <w:tcMar>
+              <w:top w:type="dxa" w:w="60"/>
+              <w:left w:type="dxa" w:w="90"/>
+              <w:bottom w:type="dxa" w:w="60"/>
+              <w:right w:type="dxa" w:w="90"/>
+            </w:tcMar>
+            <w:vAlign w:val="top"/>
+          </w:tcPr>
+          <w:p>
+            <w:pPr>
+              <w:spacing w:after="0" w:line="252"/>
+            </w:pPr>
+            <w:r>
+              <w:rPr>
+                <w:rFonts w:ascii="Arial" w:cs="Arial" w:eastAsia="Arial" w:hAnsi="Arial"/>
+                <w:b/>
+                <w:bCs/>
+                <w:color w:val="FFFFFF"/>
+                <w:sz w:val="19"/>
+                <w:szCs w:val="19"/>
+              </w:rPr>
+              <w:t xml:space="preserve">Owner</w:t>
+            </w:r>
+          </w:p>
+        </w:tc>
+      </w:tr>
+      <w:tr>
+        <w:trPr>
+          <w:cantSplit/>
+        </w:trPr>
+        <w:tc>
+          <w:tcPr>
+            <w:tcW w:type="dxa" w:w="560"/>
+            <w:tcBorders>
+              <w:top w:val="single" w:color="8A97A8" w:sz="4"/>
+              <w:left w:val="single" w:color="8A97A8" w:sz="4"/>
+              <w:bottom w:val="single" w:color="8A97A8" w:sz="4"/>
+              <w:right w:val="single" w:color="8A97A8" w:sz="4"/>
+            </w:tcBorders>
+            <w:tcMar>
+              <w:top w:type="dxa" w:w="60"/>
+              <w:left w:type="dxa" w:w="90"/>
+              <w:bottom w:type="dxa" w:w="60"/>
+              <w:right w:type="dxa" w:w="90"/>
+            </w:tcMar>
+            <w:vAlign w:val="top"/>
+          </w:tcPr>
+          <w:p>
+            <w:pPr>
+              <w:spacing w:after="0" w:line="252"/>
+            </w:pPr>
+            <w:r>
+              <w:rPr>
+                <w:rFonts w:ascii="Arial" w:cs="Arial" w:eastAsia="Arial" w:hAnsi="Arial"/>
+                <w:b/>
+                <w:bCs/>
+                <w:sz w:val="19"/>
+                <w:szCs w:val="19"/>
+              </w:rPr>
+              <w:t xml:space="preserve">1</w:t>
+            </w:r>
+          </w:p>
+        </w:tc>
+        <w:tc>
+          <w:tcPr>
+            <w:tcW w:type="dxa" w:w="2800"/>
+            <w:tcBorders>
+              <w:top w:val="single" w:color="8A97A8" w:sz="4"/>
+              <w:left w:val="single" w:color="8A97A8" w:sz="4"/>
+              <w:bottom w:val="single" w:color="8A97A8" w:sz="4"/>
+              <w:right w:val="single" w:color="8A97A8" w:sz="4"/>
+            </w:tcBorders>
+            <w:tcMar>
+              <w:top w:type="dxa" w:w="60"/>
+              <w:left w:type="dxa" w:w="90"/>
+              <w:bottom w:type="dxa" w:w="60"/>
+              <w:right w:type="dxa" w:w="90"/>
+            </w:tcMar>
+            <w:vAlign w:val="top"/>
+          </w:tcPr>
+          <w:p>
+            <w:pPr>
+              <w:spacing w:after="0" w:line="252"/>
+            </w:pPr>
+            <w:r>
+              <w:rPr>
+                <w:rFonts w:ascii="Arial" w:cs="Arial" w:eastAsia="Arial" w:hAnsi="Arial"/>
+                <w:b/>
+                <w:bCs/>
+                <w:sz w:val="19"/>
+                <w:szCs w:val="19"/>
+              </w:rPr>
+              <w:t xml:space="preserve">Reference configuration</w:t>
+            </w:r>
+          </w:p>
+        </w:tc>
+        <w:tc>
+          <w:tcPr>
+            <w:tcW w:type="dxa" w:w="7600"/>
+            <w:tcBorders>
+              <w:top w:val="single" w:color="8A97A8" w:sz="4"/>
+              <w:left w:val="single" w:color="8A97A8" w:sz="4"/>
+              <w:bottom w:val="single" w:color="8A97A8" w:sz="4"/>
+              <w:right w:val="single" w:color="8A97A8" w:sz="4"/>
+            </w:tcBorders>
+            <w:tcMar>
+              <w:top w:type="dxa" w:w="60"/>
+              <w:left w:type="dxa" w:w="90"/>
+              <w:bottom w:type="dxa" w:w="60"/>
+              <w:right w:type="dxa" w:w="90"/>
+            </w:tcMar>
+            <w:vAlign w:val="top"/>
+          </w:tcPr>
+          <w:p>
+            <w:pPr>
+              <w:spacing w:after="0" w:line="252"/>
+            </w:pPr>
+            <w:r>
+              <w:rPr>
+                <w:rFonts w:ascii="Arial" w:cs="Arial" w:eastAsia="Arial" w:hAnsi="Arial"/>
+                <w:b w:val="false"/>
+                <w:bCs w:val="false"/>
+                <w:sz w:val="19"/>
+                <w:szCs w:val="19"/>
+              </w:rPr>
+              <w:t xml:space="preserve">The approved baseline of every installed CI, at revision, and the configuration each ACN clears. This is the yardstick.</w:t>
+            </w:r>
+          </w:p>
+        </w:tc>
+        <w:tc>
+          <w:tcPr>
+            <w:tcW w:type="dxa" w:w="2000"/>
+            <w:tcBorders>
+              <w:top w:val="single" w:color="8A97A8" w:sz="4"/>
+              <w:left w:val="single" w:color="8A97A8" w:sz="4"/>
+              <w:bottom w:val="single" w:color="8A97A8" w:sz="4"/>
+              <w:right w:val="single" w:color="8A97A8" w:sz="4"/>
+            </w:tcBorders>
+            <w:tcMar>
+              <w:top w:type="dxa" w:w="60"/>
+              <w:left w:type="dxa" w:w="90"/>
+              <w:bottom w:type="dxa" w:w="60"/>
+              <w:right w:type="dxa" w:w="90"/>
+            </w:tcMar>
+            <w:vAlign w:val="top"/>
+          </w:tcPr>
+          <w:p>
+            <w:pPr>
+              <w:spacing w:after="0" w:line="252"/>
+            </w:pPr>
+            <w:r>
+              <w:rPr>
+                <w:rFonts w:ascii="Arial" w:cs="Arial" w:eastAsia="Arial" w:hAnsi="Arial"/>
+                <w:b w:val="false"/>
+                <w:bCs w:val="false"/>
+                <w:sz w:val="19"/>
+                <w:szCs w:val="19"/>
+              </w:rPr>
+              <w:t xml:space="preserve">CM</w:t>
+            </w:r>
+          </w:p>
+        </w:tc>
+      </w:tr>
+      <w:tr>
+        <w:trPr>
+          <w:cantSplit/>
+        </w:trPr>
+        <w:tc>
+          <w:tcPr>
+            <w:tcW w:type="dxa" w:w="560"/>
+            <w:tcBorders>
+              <w:top w:val="single" w:color="8A97A8" w:sz="4"/>
+              <w:left w:val="single" w:color="8A97A8" w:sz="4"/>
+              <w:bottom w:val="single" w:color="8A97A8" w:sz="4"/>
+              <w:right w:val="single" w:color="8A97A8" w:sz="4"/>
+            </w:tcBorders>
+            <w:tcMar>
+              <w:top w:type="dxa" w:w="60"/>
+              <w:left w:type="dxa" w:w="90"/>
+              <w:bottom w:type="dxa" w:w="60"/>
+              <w:right w:type="dxa" w:w="90"/>
+            </w:tcMar>
+            <w:vAlign w:val="top"/>
+          </w:tcPr>
+          <w:p>
+            <w:pPr>
+              <w:spacing w:after="0" w:line="252"/>
+            </w:pPr>
+            <w:r>
+              <w:rPr>
+                <w:rFonts w:ascii="Arial" w:cs="Arial" w:eastAsia="Arial" w:hAnsi="Arial"/>
+                <w:b/>
+                <w:bCs/>
+                <w:sz w:val="19"/>
+                <w:szCs w:val="19"/>
+              </w:rPr>
+              <w:t xml:space="preserve">2</w:t>
+            </w:r>
+          </w:p>
+        </w:tc>
+        <w:tc>
+          <w:tcPr>
+            <w:tcW w:type="dxa" w:w="2800"/>
+            <w:tcBorders>
+              <w:top w:val="single" w:color="8A97A8" w:sz="4"/>
+              <w:left w:val="single" w:color="8A97A8" w:sz="4"/>
+              <w:bottom w:val="single" w:color="8A97A8" w:sz="4"/>
+              <w:right w:val="single" w:color="8A97A8" w:sz="4"/>
+            </w:tcBorders>
+            <w:tcMar>
+              <w:top w:type="dxa" w:w="60"/>
+              <w:left w:type="dxa" w:w="90"/>
+              <w:bottom w:type="dxa" w:w="60"/>
+              <w:right w:type="dxa" w:w="90"/>
+            </w:tcMar>
+            <w:vAlign w:val="top"/>
+          </w:tcPr>
+          <w:p>
+            <w:pPr>
+              <w:spacing w:after="0" w:line="252"/>
+            </w:pPr>
+            <w:r>
+              <w:rPr>
+                <w:rFonts w:ascii="Arial" w:cs="Arial" w:eastAsia="Arial" w:hAnsi="Arial"/>
+                <w:b/>
+                <w:bCs/>
+                <w:sz w:val="19"/>
+                <w:szCs w:val="19"/>
+              </w:rPr>
+              <w:t xml:space="preserve">Incorporated changes</w:t>
+            </w:r>
+          </w:p>
+        </w:tc>
+        <w:tc>
+          <w:tcPr>
+            <w:tcW w:type="dxa" w:w="7600"/>
+            <w:tcBorders>
+              <w:top w:val="single" w:color="8A97A8" w:sz="4"/>
+              <w:left w:val="single" w:color="8A97A8" w:sz="4"/>
+              <w:bottom w:val="single" w:color="8A97A8" w:sz="4"/>
+              <w:right w:val="single" w:color="8A97A8" w:sz="4"/>
+            </w:tcBorders>
+            <w:tcMar>
+              <w:top w:type="dxa" w:w="60"/>
+              <w:left w:type="dxa" w:w="90"/>
+              <w:bottom w:type="dxa" w:w="60"/>
+              <w:right w:type="dxa" w:w="90"/>
+            </w:tcMar>
+            <w:vAlign w:val="top"/>
+          </w:tcPr>
+          <w:p>
+            <w:pPr>
+              <w:spacing w:after="0" w:line="252"/>
+            </w:pPr>
+            <w:r>
+              <w:rPr>
+                <w:rFonts w:ascii="Arial" w:cs="Arial" w:eastAsia="Arial" w:hAnsi="Arial"/>
+                <w:b w:val="false"/>
+                <w:bCs w:val="false"/>
+                <w:sz w:val="19"/>
+                <w:szCs w:val="19"/>
+              </w:rPr>
+              <w:t xml:space="preserve">Every approved engineering change built into this aircraft, with its effectivity.</w:t>
+            </w:r>
+          </w:p>
+        </w:tc>
+        <w:tc>
+          <w:tcPr>
+            <w:tcW w:type="dxa" w:w="2000"/>
+            <w:tcBorders>
+              <w:top w:val="single" w:color="8A97A8" w:sz="4"/>
+              <w:left w:val="single" w:color="8A97A8" w:sz="4"/>
+              <w:bottom w:val="single" w:color="8A97A8" w:sz="4"/>
+              <w:right w:val="single" w:color="8A97A8" w:sz="4"/>
+            </w:tcBorders>
+            <w:tcMar>
+              <w:top w:type="dxa" w:w="60"/>
+              <w:left w:type="dxa" w:w="90"/>
+              <w:bottom w:type="dxa" w:w="60"/>
+              <w:right w:type="dxa" w:w="90"/>
+            </w:tcMar>
+            <w:vAlign w:val="top"/>
+          </w:tcPr>
+          <w:p>
+            <w:pPr>
+              <w:spacing w:after="0" w:line="252"/>
+            </w:pPr>
+            <w:r>
+              <w:rPr>
+                <w:rFonts w:ascii="Arial" w:cs="Arial" w:eastAsia="Arial" w:hAnsi="Arial"/>
+                <w:b w:val="false"/>
+                <w:bCs w:val="false"/>
+                <w:sz w:val="19"/>
+                <w:szCs w:val="19"/>
+              </w:rPr>
+              <w:t xml:space="preserve">CM</w:t>
+            </w:r>
+          </w:p>
+        </w:tc>
+      </w:tr>
+      <w:tr>
+        <w:trPr>
+          <w:cantSplit/>
+        </w:trPr>
+        <w:tc>
+          <w:tcPr>
+            <w:tcW w:type="dxa" w:w="560"/>
+            <w:tcBorders>
+              <w:top w:val="single" w:color="8A97A8" w:sz="4"/>
+              <w:left w:val="single" w:color="8A97A8" w:sz="4"/>
+              <w:bottom w:val="single" w:color="8A97A8" w:sz="4"/>
+              <w:right w:val="single" w:color="8A97A8" w:sz="4"/>
+            </w:tcBorders>
+            <w:tcMar>
+              <w:top w:type="dxa" w:w="60"/>
+              <w:left w:type="dxa" w:w="90"/>
+              <w:bottom w:type="dxa" w:w="60"/>
+              <w:right w:type="dxa" w:w="90"/>
+            </w:tcMar>
+            <w:vAlign w:val="top"/>
+          </w:tcPr>
+          <w:p>
+            <w:pPr>
+              <w:spacing w:after="0" w:line="252"/>
+            </w:pPr>
+            <w:r>
+              <w:rPr>
+                <w:rFonts w:ascii="Arial" w:cs="Arial" w:eastAsia="Arial" w:hAnsi="Arial"/>
+                <w:b/>
+                <w:bCs/>
+                <w:sz w:val="19"/>
+                <w:szCs w:val="19"/>
+              </w:rPr>
+              <w:t xml:space="preserve">3</w:t>
+            </w:r>
+          </w:p>
+        </w:tc>
+        <w:tc>
+          <w:tcPr>
+            <w:tcW w:type="dxa" w:w="2800"/>
+            <w:tcBorders>
+              <w:top w:val="single" w:color="8A97A8" w:sz="4"/>
+              <w:left w:val="single" w:color="8A97A8" w:sz="4"/>
+              <w:bottom w:val="single" w:color="8A97A8" w:sz="4"/>
+              <w:right w:val="single" w:color="8A97A8" w:sz="4"/>
+            </w:tcBorders>
+            <w:tcMar>
+              <w:top w:type="dxa" w:w="60"/>
+              <w:left w:type="dxa" w:w="90"/>
+              <w:bottom w:type="dxa" w:w="60"/>
+              <w:right w:type="dxa" w:w="90"/>
+            </w:tcMar>
+            <w:vAlign w:val="top"/>
+          </w:tcPr>
+          <w:p>
+            <w:pPr>
+              <w:spacing w:after="0" w:line="252"/>
+            </w:pPr>
+            <w:r>
+              <w:rPr>
+                <w:rFonts w:ascii="Arial" w:cs="Arial" w:eastAsia="Arial" w:hAnsi="Arial"/>
+                <w:b/>
+                <w:bCs/>
+                <w:sz w:val="19"/>
+                <w:szCs w:val="19"/>
+              </w:rPr>
+              <w:t xml:space="preserve">Changes not yet incorporated</w:t>
+            </w:r>
+          </w:p>
+        </w:tc>
+        <w:tc>
+          <w:tcPr>
+            <w:tcW w:type="dxa" w:w="7600"/>
+            <w:tcBorders>
+              <w:top w:val="single" w:color="8A97A8" w:sz="4"/>
+              <w:left w:val="single" w:color="8A97A8" w:sz="4"/>
+              <w:bottom w:val="single" w:color="8A97A8" w:sz="4"/>
+              <w:right w:val="single" w:color="8A97A8" w:sz="4"/>
+            </w:tcBorders>
+            <w:tcMar>
+              <w:top w:type="dxa" w:w="60"/>
+              <w:left w:type="dxa" w:w="90"/>
+              <w:bottom w:type="dxa" w:w="60"/>
+              <w:right w:type="dxa" w:w="90"/>
+            </w:tcMar>
+            <w:vAlign w:val="top"/>
+          </w:tcPr>
+          <w:p>
+            <w:pPr>
+              <w:spacing w:after="0" w:line="252"/>
+            </w:pPr>
+            <w:r>
+              <w:rPr>
+                <w:rFonts w:ascii="Arial" w:cs="Arial" w:eastAsia="Arial" w:hAnsi="Arial"/>
+                <w:b w:val="false"/>
+                <w:bCs w:val="false"/>
+                <w:sz w:val="19"/>
+                <w:szCs w:val="19"/>
+              </w:rPr>
+              <w:t xml:space="preserve">Every approved change that applies to this aircraft but is not yet built in.</w:t>
+            </w:r>
+          </w:p>
+        </w:tc>
+        <w:tc>
+          <w:tcPr>
+            <w:tcW w:type="dxa" w:w="2000"/>
+            <w:tcBorders>
+              <w:top w:val="single" w:color="8A97A8" w:sz="4"/>
+              <w:left w:val="single" w:color="8A97A8" w:sz="4"/>
+              <w:bottom w:val="single" w:color="8A97A8" w:sz="4"/>
+              <w:right w:val="single" w:color="8A97A8" w:sz="4"/>
+            </w:tcBorders>
+            <w:tcMar>
+              <w:top w:type="dxa" w:w="60"/>
+              <w:left w:type="dxa" w:w="90"/>
+              <w:bottom w:type="dxa" w:w="60"/>
+              <w:right w:type="dxa" w:w="90"/>
+            </w:tcMar>
+            <w:vAlign w:val="top"/>
+          </w:tcPr>
+          <w:p>
+            <w:pPr>
+              <w:spacing w:after="0" w:line="252"/>
+            </w:pPr>
+            <w:r>
+              <w:rPr>
+                <w:rFonts w:ascii="Arial" w:cs="Arial" w:eastAsia="Arial" w:hAnsi="Arial"/>
+                <w:b w:val="false"/>
+                <w:bCs w:val="false"/>
+                <w:sz w:val="19"/>
+                <w:szCs w:val="19"/>
+              </w:rPr>
+              <w:t xml:space="preserve">CM</w:t>
+            </w:r>
+          </w:p>
+        </w:tc>
+      </w:tr>
+      <w:tr>
+        <w:trPr>
+          <w:cantSplit/>
+        </w:trPr>
+        <w:tc>
+          <w:tcPr>
+            <w:tcW w:type="dxa" w:w="560"/>
+            <w:tcBorders>
+              <w:top w:val="single" w:color="8A97A8" w:sz="4"/>
+              <w:left w:val="single" w:color="8A97A8" w:sz="4"/>
+              <w:bottom w:val="single" w:color="8A97A8" w:sz="4"/>
+              <w:right w:val="single" w:color="8A97A8" w:sz="4"/>
+            </w:tcBorders>
+            <w:tcMar>
+              <w:top w:type="dxa" w:w="60"/>
+              <w:left w:type="dxa" w:w="90"/>
+              <w:bottom w:type="dxa" w:w="60"/>
+              <w:right w:type="dxa" w:w="90"/>
+            </w:tcMar>
+            <w:vAlign w:val="top"/>
+          </w:tcPr>
+          <w:p>
+            <w:pPr>
+              <w:spacing w:after="0" w:line="252"/>
+            </w:pPr>
+            <w:r>
+              <w:rPr>
+                <w:rFonts w:ascii="Arial" w:cs="Arial" w:eastAsia="Arial" w:hAnsi="Arial"/>
+                <w:b/>
+                <w:bCs/>
+                <w:sz w:val="19"/>
+                <w:szCs w:val="19"/>
+              </w:rPr>
+              <w:t xml:space="preserve">4</w:t>
+            </w:r>
+          </w:p>
+        </w:tc>
+        <w:tc>
+          <w:tcPr>
+            <w:tcW w:type="dxa" w:w="2800"/>
+            <w:tcBorders>
+              <w:top w:val="single" w:color="8A97A8" w:sz="4"/>
+              <w:left w:val="single" w:color="8A97A8" w:sz="4"/>
+              <w:bottom w:val="single" w:color="8A97A8" w:sz="4"/>
+              <w:right w:val="single" w:color="8A97A8" w:sz="4"/>
+            </w:tcBorders>
+            <w:tcMar>
+              <w:top w:type="dxa" w:w="60"/>
+              <w:left w:type="dxa" w:w="90"/>
+              <w:bottom w:type="dxa" w:w="60"/>
+              <w:right w:type="dxa" w:w="90"/>
+            </w:tcMar>
+            <w:vAlign w:val="top"/>
+          </w:tcPr>
+          <w:p>
+            <w:pPr>
+              <w:spacing w:after="0" w:line="252"/>
+            </w:pPr>
+            <w:r>
+              <w:rPr>
+                <w:rFonts w:ascii="Arial" w:cs="Arial" w:eastAsia="Arial" w:hAnsi="Arial"/>
+                <w:b/>
+                <w:bCs/>
+                <w:sz w:val="19"/>
+                <w:szCs w:val="19"/>
+              </w:rPr>
+              <w:t xml:space="preserve">Approved variances</w:t>
+            </w:r>
+          </w:p>
+        </w:tc>
+        <w:tc>
+          <w:tcPr>
+            <w:tcW w:type="dxa" w:w="7600"/>
+            <w:tcBorders>
+              <w:top w:val="single" w:color="8A97A8" w:sz="4"/>
+              <w:left w:val="single" w:color="8A97A8" w:sz="4"/>
+              <w:bottom w:val="single" w:color="8A97A8" w:sz="4"/>
+              <w:right w:val="single" w:color="8A97A8" w:sz="4"/>
+            </w:tcBorders>
+            <w:tcMar>
+              <w:top w:type="dxa" w:w="60"/>
+              <w:left w:type="dxa" w:w="90"/>
+              <w:bottom w:type="dxa" w:w="60"/>
+              <w:right w:type="dxa" w:w="90"/>
+            </w:tcMar>
+            <w:vAlign w:val="top"/>
+          </w:tcPr>
+          <w:p>
+            <w:pPr>
+              <w:spacing w:after="0" w:line="252"/>
+            </w:pPr>
+            <w:r>
+              <w:rPr>
+                <w:rFonts w:ascii="Arial" w:cs="Arial" w:eastAsia="Arial" w:hAnsi="Arial"/>
+                <w:b w:val="false"/>
+                <w:bCs w:val="false"/>
+                <w:sz w:val="19"/>
+                <w:szCs w:val="19"/>
+              </w:rPr>
+              <w:t xml:space="preserve">Every unit that departs from its baseline under an approved variance, with any use restriction.</w:t>
+            </w:r>
+          </w:p>
+        </w:tc>
+        <w:tc>
+          <w:tcPr>
+            <w:tcW w:type="dxa" w:w="2000"/>
+            <w:tcBorders>
+              <w:top w:val="single" w:color="8A97A8" w:sz="4"/>
+              <w:left w:val="single" w:color="8A97A8" w:sz="4"/>
+              <w:bottom w:val="single" w:color="8A97A8" w:sz="4"/>
+              <w:right w:val="single" w:color="8A97A8" w:sz="4"/>
+            </w:tcBorders>
+            <w:tcMar>
+              <w:top w:type="dxa" w:w="60"/>
+              <w:left w:type="dxa" w:w="90"/>
+              <w:bottom w:type="dxa" w:w="60"/>
+              <w:right w:type="dxa" w:w="90"/>
+            </w:tcMar>
+            <w:vAlign w:val="top"/>
+          </w:tcPr>
+          <w:p>
+            <w:pPr>
+              <w:spacing w:after="0" w:line="252"/>
+            </w:pPr>
+            <w:r>
+              <w:rPr>
+                <w:rFonts w:ascii="Arial" w:cs="Arial" w:eastAsia="Arial" w:hAnsi="Arial"/>
+                <w:b w:val="false"/>
+                <w:bCs w:val="false"/>
+                <w:sz w:val="19"/>
+                <w:szCs w:val="19"/>
+              </w:rPr>
+              <w:t xml:space="preserve">CM</w:t>
+            </w:r>
+          </w:p>
+        </w:tc>
+      </w:tr>
+      <w:tr>
+        <w:trPr>
+          <w:cantSplit/>
+        </w:trPr>
+        <w:tc>
+          <w:tcPr>
+            <w:tcW w:type="dxa" w:w="560"/>
+            <w:tcBorders>
+              <w:top w:val="single" w:color="8A97A8" w:sz="4"/>
+              <w:left w:val="single" w:color="8A97A8" w:sz="4"/>
+              <w:bottom w:val="single" w:color="8A97A8" w:sz="4"/>
+              <w:right w:val="single" w:color="8A97A8" w:sz="4"/>
+            </w:tcBorders>
+            <w:tcMar>
+              <w:top w:type="dxa" w:w="60"/>
+              <w:left w:type="dxa" w:w="90"/>
+              <w:bottom w:type="dxa" w:w="60"/>
+              <w:right w:type="dxa" w:w="90"/>
+            </w:tcMar>
+            <w:vAlign w:val="top"/>
+          </w:tcPr>
+          <w:p>
+            <w:pPr>
+              <w:spacing w:after="0" w:line="252"/>
+            </w:pPr>
+            <w:r>
+              <w:rPr>
+                <w:rFonts w:ascii="Arial" w:cs="Arial" w:eastAsia="Arial" w:hAnsi="Arial"/>
+                <w:b/>
+                <w:bCs/>
+                <w:sz w:val="19"/>
+                <w:szCs w:val="19"/>
+              </w:rPr>
+              <w:t xml:space="preserve">5</w:t>
+            </w:r>
+          </w:p>
+        </w:tc>
+        <w:tc>
+          <w:tcPr>
+            <w:tcW w:type="dxa" w:w="2800"/>
+            <w:tcBorders>
+              <w:top w:val="single" w:color="8A97A8" w:sz="4"/>
+              <w:left w:val="single" w:color="8A97A8" w:sz="4"/>
+              <w:bottom w:val="single" w:color="8A97A8" w:sz="4"/>
+              <w:right w:val="single" w:color="8A97A8" w:sz="4"/>
+            </w:tcBorders>
+            <w:tcMar>
+              <w:top w:type="dxa" w:w="60"/>
+              <w:left w:type="dxa" w:w="90"/>
+              <w:bottom w:type="dxa" w:w="60"/>
+              <w:right w:type="dxa" w:w="90"/>
+            </w:tcMar>
+            <w:vAlign w:val="top"/>
+          </w:tcPr>
+          <w:p>
+            <w:pPr>
+              <w:spacing w:after="0" w:line="252"/>
+            </w:pPr>
+            <w:r>
+              <w:rPr>
+                <w:rFonts w:ascii="Arial" w:cs="Arial" w:eastAsia="Arial" w:hAnsi="Arial"/>
+                <w:b/>
+                <w:bCs/>
+                <w:sz w:val="19"/>
+                <w:szCs w:val="19"/>
+              </w:rPr>
+              <w:t xml:space="preserve">Open nonconformances</w:t>
+            </w:r>
+          </w:p>
+        </w:tc>
+        <w:tc>
+          <w:tcPr>
+            <w:tcW w:type="dxa" w:w="7600"/>
+            <w:tcBorders>
+              <w:top w:val="single" w:color="8A97A8" w:sz="4"/>
+              <w:left w:val="single" w:color="8A97A8" w:sz="4"/>
+              <w:bottom w:val="single" w:color="8A97A8" w:sz="4"/>
+              <w:right w:val="single" w:color="8A97A8" w:sz="4"/>
+            </w:tcBorders>
+            <w:tcMar>
+              <w:top w:type="dxa" w:w="60"/>
+              <w:left w:type="dxa" w:w="90"/>
+              <w:bottom w:type="dxa" w:w="60"/>
+              <w:right w:type="dxa" w:w="90"/>
+            </w:tcMar>
+            <w:vAlign w:val="top"/>
+          </w:tcPr>
+          <w:p>
+            <w:pPr>
+              <w:spacing w:after="0" w:line="252"/>
+            </w:pPr>
+            <w:r>
+              <w:rPr>
+                <w:rFonts w:ascii="Arial" w:cs="Arial" w:eastAsia="Arial" w:hAnsi="Arial"/>
+                <w:b w:val="false"/>
+                <w:bCs w:val="false"/>
+                <w:sz w:val="19"/>
+                <w:szCs w:val="19"/>
+              </w:rPr>
+              <w:t xml:space="preserve">Every departure that has no approved disposition yet. Each one is dispositioned before flight.</w:t>
+            </w:r>
+          </w:p>
+        </w:tc>
+        <w:tc>
+          <w:tcPr>
+            <w:tcW w:type="dxa" w:w="2000"/>
+            <w:tcBorders>
+              <w:top w:val="single" w:color="8A97A8" w:sz="4"/>
+              <w:left w:val="single" w:color="8A97A8" w:sz="4"/>
+              <w:bottom w:val="single" w:color="8A97A8" w:sz="4"/>
+              <w:right w:val="single" w:color="8A97A8" w:sz="4"/>
+            </w:tcBorders>
+            <w:tcMar>
+              <w:top w:type="dxa" w:w="60"/>
+              <w:left w:type="dxa" w:w="90"/>
+              <w:bottom w:type="dxa" w:w="60"/>
+              <w:right w:type="dxa" w:w="90"/>
+            </w:tcMar>
+            <w:vAlign w:val="top"/>
+          </w:tcPr>
+          <w:p>
+            <w:pPr>
+              <w:spacing w:after="0" w:line="252"/>
+            </w:pPr>
+            <w:r>
+              <w:rPr>
+                <w:rFonts w:ascii="Arial" w:cs="Arial" w:eastAsia="Arial" w:hAnsi="Arial"/>
+                <w:b w:val="false"/>
+                <w:bCs w:val="false"/>
+                <w:sz w:val="19"/>
+                <w:szCs w:val="19"/>
+              </w:rPr>
+              <w:t xml:space="preserve">Quality</w:t>
+            </w:r>
+          </w:p>
+        </w:tc>
+      </w:tr>
+      <w:tr>
+        <w:trPr>
+          <w:cantSplit/>
+        </w:trPr>
+        <w:tc>
+          <w:tcPr>
+            <w:tcW w:type="dxa" w:w="560"/>
+            <w:tcBorders>
+              <w:top w:val="single" w:color="8A97A8" w:sz="4"/>
+              <w:left w:val="single" w:color="8A97A8" w:sz="4"/>
+              <w:bottom w:val="single" w:color="8A97A8" w:sz="4"/>
+              <w:right w:val="single" w:color="8A97A8" w:sz="4"/>
+            </w:tcBorders>
+            <w:tcMar>
+              <w:top w:type="dxa" w:w="60"/>
+              <w:left w:type="dxa" w:w="90"/>
+              <w:bottom w:type="dxa" w:w="60"/>
+              <w:right w:type="dxa" w:w="90"/>
+            </w:tcMar>
+            <w:vAlign w:val="top"/>
+          </w:tcPr>
+          <w:p>
+            <w:pPr>
+              <w:spacing w:after="0" w:line="252"/>
+            </w:pPr>
+            <w:r>
+              <w:rPr>
+                <w:rFonts w:ascii="Arial" w:cs="Arial" w:eastAsia="Arial" w:hAnsi="Arial"/>
+                <w:b/>
+                <w:bCs/>
+                <w:sz w:val="19"/>
+                <w:szCs w:val="19"/>
+              </w:rPr>
+              <w:t xml:space="preserve">6</w:t>
+            </w:r>
+          </w:p>
+        </w:tc>
+        <w:tc>
+          <w:tcPr>
+            <w:tcW w:type="dxa" w:w="2800"/>
+            <w:tcBorders>
+              <w:top w:val="single" w:color="8A97A8" w:sz="4"/>
+              <w:left w:val="single" w:color="8A97A8" w:sz="4"/>
+              <w:bottom w:val="single" w:color="8A97A8" w:sz="4"/>
+              <w:right w:val="single" w:color="8A97A8" w:sz="4"/>
+            </w:tcBorders>
+            <w:tcMar>
+              <w:top w:type="dxa" w:w="60"/>
+              <w:left w:type="dxa" w:w="90"/>
+              <w:bottom w:type="dxa" w:w="60"/>
+              <w:right w:type="dxa" w:w="90"/>
+            </w:tcMar>
+            <w:vAlign w:val="top"/>
+          </w:tcPr>
+          <w:p>
+            <w:pPr>
+              <w:spacing w:after="0" w:line="252"/>
+            </w:pPr>
+            <w:r>
+              <w:rPr>
+                <w:rFonts w:ascii="Arial" w:cs="Arial" w:eastAsia="Arial" w:hAnsi="Arial"/>
+                <w:b/>
+                <w:bCs/>
+                <w:sz w:val="19"/>
+                <w:szCs w:val="19"/>
+              </w:rPr>
+              <w:t xml:space="preserve">Loaded software</w:t>
+            </w:r>
+          </w:p>
+        </w:tc>
+        <w:tc>
+          <w:tcPr>
+            <w:tcW w:type="dxa" w:w="7600"/>
+            <w:tcBorders>
+              <w:top w:val="single" w:color="8A97A8" w:sz="4"/>
+              <w:left w:val="single" w:color="8A97A8" w:sz="4"/>
+              <w:bottom w:val="single" w:color="8A97A8" w:sz="4"/>
+              <w:right w:val="single" w:color="8A97A8" w:sz="4"/>
+            </w:tcBorders>
+            <w:tcMar>
+              <w:top w:type="dxa" w:w="60"/>
+              <w:left w:type="dxa" w:w="90"/>
+              <w:bottom w:type="dxa" w:w="60"/>
+              <w:right w:type="dxa" w:w="90"/>
+            </w:tcMar>
+            <w:vAlign w:val="top"/>
+          </w:tcPr>
+          <w:p>
+            <w:pPr>
+              <w:spacing w:after="0" w:line="252"/>
+            </w:pPr>
+            <w:r>
+              <w:rPr>
+                <w:rFonts w:ascii="Arial" w:cs="Arial" w:eastAsia="Arial" w:hAnsi="Arial"/>
+                <w:b w:val="false"/>
+                <w:bCs w:val="false"/>
+                <w:sz w:val="19"/>
+                <w:szCs w:val="19"/>
+              </w:rPr>
+              <w:t xml:space="preserve">The software version on each host unit, compared with the approved and qualified version.</w:t>
+            </w:r>
+          </w:p>
+        </w:tc>
+        <w:tc>
+          <w:tcPr>
+            <w:tcW w:type="dxa" w:w="2000"/>
+            <w:tcBorders>
+              <w:top w:val="single" w:color="8A97A8" w:sz="4"/>
+              <w:left w:val="single" w:color="8A97A8" w:sz="4"/>
+              <w:bottom w:val="single" w:color="8A97A8" w:sz="4"/>
+              <w:right w:val="single" w:color="8A97A8" w:sz="4"/>
+            </w:tcBorders>
+            <w:tcMar>
+              <w:top w:type="dxa" w:w="60"/>
+              <w:left w:type="dxa" w:w="90"/>
+              <w:bottom w:type="dxa" w:w="60"/>
+              <w:right w:type="dxa" w:w="90"/>
+            </w:tcMar>
+            <w:vAlign w:val="top"/>
+          </w:tcPr>
+          <w:p>
+            <w:pPr>
+              <w:spacing w:after="0" w:line="252"/>
+            </w:pPr>
+            <w:r>
+              <w:rPr>
+                <w:rFonts w:ascii="Arial" w:cs="Arial" w:eastAsia="Arial" w:hAnsi="Arial"/>
+                <w:b w:val="false"/>
+                <w:bCs w:val="false"/>
+                <w:sz w:val="19"/>
+                <w:szCs w:val="19"/>
+              </w:rPr>
+              <w:t xml:space="preserve">CM; Test</w:t>
+            </w:r>
+          </w:p>
+        </w:tc>
+      </w:tr>
+      <w:tr>
+        <w:trPr>
+          <w:cantSplit/>
+        </w:trPr>
+        <w:tc>
+          <w:tcPr>
+            <w:tcW w:type="dxa" w:w="560"/>
+            <w:tcBorders>
+              <w:top w:val="single" w:color="8A97A8" w:sz="4"/>
+              <w:left w:val="single" w:color="8A97A8" w:sz="4"/>
+              <w:bottom w:val="single" w:color="8A97A8" w:sz="4"/>
+              <w:right w:val="single" w:color="8A97A8" w:sz="4"/>
+            </w:tcBorders>
+            <w:tcMar>
+              <w:top w:type="dxa" w:w="60"/>
+              <w:left w:type="dxa" w:w="90"/>
+              <w:bottom w:type="dxa" w:w="60"/>
+              <w:right w:type="dxa" w:w="90"/>
+            </w:tcMar>
+            <w:vAlign w:val="top"/>
+          </w:tcPr>
+          <w:p>
+            <w:pPr>
+              <w:spacing w:after="0" w:line="252"/>
+            </w:pPr>
+            <w:r>
+              <w:rPr>
+                <w:rFonts w:ascii="Arial" w:cs="Arial" w:eastAsia="Arial" w:hAnsi="Arial"/>
+                <w:b/>
+                <w:bCs/>
+                <w:sz w:val="19"/>
+                <w:szCs w:val="19"/>
+              </w:rPr>
+              <w:t xml:space="preserve">7</w:t>
+            </w:r>
+          </w:p>
+        </w:tc>
+        <w:tc>
+          <w:tcPr>
+            <w:tcW w:type="dxa" w:w="2800"/>
+            <w:tcBorders>
+              <w:top w:val="single" w:color="8A97A8" w:sz="4"/>
+              <w:left w:val="single" w:color="8A97A8" w:sz="4"/>
+              <w:bottom w:val="single" w:color="8A97A8" w:sz="4"/>
+              <w:right w:val="single" w:color="8A97A8" w:sz="4"/>
+            </w:tcBorders>
+            <w:tcMar>
+              <w:top w:type="dxa" w:w="60"/>
+              <w:left w:type="dxa" w:w="90"/>
+              <w:bottom w:type="dxa" w:w="60"/>
+              <w:right w:type="dxa" w:w="90"/>
+            </w:tcMar>
+            <w:vAlign w:val="top"/>
+          </w:tcPr>
+          <w:p>
+            <w:pPr>
+              <w:spacing w:after="0" w:line="252"/>
+            </w:pPr>
+            <w:r>
+              <w:rPr>
+                <w:rFonts w:ascii="Arial" w:cs="Arial" w:eastAsia="Arial" w:hAnsi="Arial"/>
+                <w:b/>
+                <w:bCs/>
+                <w:sz w:val="19"/>
+                <w:szCs w:val="19"/>
+              </w:rPr>
+              <w:t xml:space="preserve">Qualification-to-flight differences</w:t>
+            </w:r>
+          </w:p>
+        </w:tc>
+        <w:tc>
+          <w:tcPr>
+            <w:tcW w:type="dxa" w:w="7600"/>
+            <w:tcBorders>
+              <w:top w:val="single" w:color="8A97A8" w:sz="4"/>
+              <w:left w:val="single" w:color="8A97A8" w:sz="4"/>
+              <w:bottom w:val="single" w:color="8A97A8" w:sz="4"/>
+              <w:right w:val="single" w:color="8A97A8" w:sz="4"/>
+            </w:tcBorders>
+            <w:tcMar>
+              <w:top w:type="dxa" w:w="60"/>
+              <w:left w:type="dxa" w:w="90"/>
+              <w:bottom w:type="dxa" w:w="60"/>
+              <w:right w:type="dxa" w:w="90"/>
+            </w:tcMar>
+            <w:vAlign w:val="top"/>
+          </w:tcPr>
+          <w:p>
+            <w:pPr>
+              <w:spacing w:after="0" w:line="252"/>
+            </w:pPr>
+            <w:r>
+              <w:rPr>
+                <w:rFonts w:ascii="Arial" w:cs="Arial" w:eastAsia="Arial" w:hAnsi="Arial"/>
+                <w:b w:val="false"/>
+                <w:bCs w:val="false"/>
+                <w:sz w:val="19"/>
+                <w:szCs w:val="19"/>
+              </w:rPr>
+              <w:t xml:space="preserve">How each flight unit differs from the unit its ACN cleared, and the assessment of each difference.</w:t>
+            </w:r>
+          </w:p>
+        </w:tc>
+        <w:tc>
+          <w:tcPr>
+            <w:tcW w:type="dxa" w:w="2000"/>
+            <w:tcBorders>
+              <w:top w:val="single" w:color="8A97A8" w:sz="4"/>
+              <w:left w:val="single" w:color="8A97A8" w:sz="4"/>
+              <w:bottom w:val="single" w:color="8A97A8" w:sz="4"/>
+              <w:right w:val="single" w:color="8A97A8" w:sz="4"/>
+            </w:tcBorders>
+            <w:tcMar>
+              <w:top w:type="dxa" w:w="60"/>
+              <w:left w:type="dxa" w:w="90"/>
+              <w:bottom w:type="dxa" w:w="60"/>
+              <w:right w:type="dxa" w:w="90"/>
+            </w:tcMar>
+            <w:vAlign w:val="top"/>
+          </w:tcPr>
+          <w:p>
+            <w:pPr>
+              <w:spacing w:after="0" w:line="252"/>
+            </w:pPr>
+            <w:r>
+              <w:rPr>
+                <w:rFonts w:ascii="Arial" w:cs="Arial" w:eastAsia="Arial" w:hAnsi="Arial"/>
+                <w:b w:val="false"/>
+                <w:bCs w:val="false"/>
+                <w:sz w:val="19"/>
+                <w:szCs w:val="19"/>
+              </w:rPr>
+              <w:t xml:space="preserve">Test</w:t>
+            </w:r>
+          </w:p>
+        </w:tc>
+      </w:tr>
+      <w:tr>
+        <w:trPr>
+          <w:cantSplit/>
+        </w:trPr>
+        <w:tc>
+          <w:tcPr>
+            <w:tcW w:type="dxa" w:w="560"/>
+            <w:tcBorders>
+              <w:top w:val="single" w:color="8A97A8" w:sz="4"/>
+              <w:left w:val="single" w:color="8A97A8" w:sz="4"/>
+              <w:bottom w:val="single" w:color="8A97A8" w:sz="4"/>
+              <w:right w:val="single" w:color="8A97A8" w:sz="4"/>
+            </w:tcBorders>
+            <w:tcMar>
+              <w:top w:type="dxa" w:w="60"/>
+              <w:left w:type="dxa" w:w="90"/>
+              <w:bottom w:type="dxa" w:w="60"/>
+              <w:right w:type="dxa" w:w="90"/>
+            </w:tcMar>
+            <w:vAlign w:val="top"/>
+          </w:tcPr>
+          <w:p>
+            <w:pPr>
+              <w:spacing w:after="0" w:line="252"/>
+            </w:pPr>
+            <w:r>
+              <w:rPr>
+                <w:rFonts w:ascii="Arial" w:cs="Arial" w:eastAsia="Arial" w:hAnsi="Arial"/>
+                <w:b/>
+                <w:bCs/>
+                <w:sz w:val="19"/>
+                <w:szCs w:val="19"/>
+              </w:rPr>
+              <w:t xml:space="preserve">8</w:t>
+            </w:r>
+          </w:p>
+        </w:tc>
+        <w:tc>
+          <w:tcPr>
+            <w:tcW w:type="dxa" w:w="2800"/>
+            <w:tcBorders>
+              <w:top w:val="single" w:color="8A97A8" w:sz="4"/>
+              <w:left w:val="single" w:color="8A97A8" w:sz="4"/>
+              <w:bottom w:val="single" w:color="8A97A8" w:sz="4"/>
+              <w:right w:val="single" w:color="8A97A8" w:sz="4"/>
+            </w:tcBorders>
+            <w:tcMar>
+              <w:top w:type="dxa" w:w="60"/>
+              <w:left w:type="dxa" w:w="90"/>
+              <w:bottom w:type="dxa" w:w="60"/>
+              <w:right w:type="dxa" w:w="90"/>
+            </w:tcMar>
+            <w:vAlign w:val="top"/>
+          </w:tcPr>
+          <w:p>
+            <w:pPr>
+              <w:spacing w:after="0" w:line="252"/>
+            </w:pPr>
+            <w:r>
+              <w:rPr>
+                <w:rFonts w:ascii="Arial" w:cs="Arial" w:eastAsia="Arial" w:hAnsi="Arial"/>
+                <w:b/>
+                <w:bCs/>
+                <w:sz w:val="19"/>
+                <w:szCs w:val="19"/>
+              </w:rPr>
+              <w:t xml:space="preserve">Test items installed</w:t>
+            </w:r>
+          </w:p>
+        </w:tc>
+        <w:tc>
+          <w:tcPr>
+            <w:tcW w:type="dxa" w:w="7600"/>
+            <w:tcBorders>
+              <w:top w:val="single" w:color="8A97A8" w:sz="4"/>
+              <w:left w:val="single" w:color="8A97A8" w:sz="4"/>
+              <w:bottom w:val="single" w:color="8A97A8" w:sz="4"/>
+              <w:right w:val="single" w:color="8A97A8" w:sz="4"/>
+            </w:tcBorders>
+            <w:tcMar>
+              <w:top w:type="dxa" w:w="60"/>
+              <w:left w:type="dxa" w:w="90"/>
+              <w:bottom w:type="dxa" w:w="60"/>
+              <w:right w:type="dxa" w:w="90"/>
+            </w:tcMar>
+            <w:vAlign w:val="top"/>
+          </w:tcPr>
+          <w:p>
+            <w:pPr>
+              <w:spacing w:after="0" w:line="252"/>
+            </w:pPr>
+            <w:r>
+              <w:rPr>
+                <w:rFonts w:ascii="Arial" w:cs="Arial" w:eastAsia="Arial" w:hAnsi="Arial"/>
+                <w:b w:val="false"/>
+                <w:bCs w:val="false"/>
+                <w:sz w:val="19"/>
+                <w:szCs w:val="19"/>
+              </w:rPr>
+              <w:t xml:space="preserve">Instrumentation and other non-CI items added for test, with their interfaces and hazards.</w:t>
+            </w:r>
+          </w:p>
+        </w:tc>
+        <w:tc>
+          <w:tcPr>
+            <w:tcW w:type="dxa" w:w="2000"/>
+            <w:tcBorders>
+              <w:top w:val="single" w:color="8A97A8" w:sz="4"/>
+              <w:left w:val="single" w:color="8A97A8" w:sz="4"/>
+              <w:bottom w:val="single" w:color="8A97A8" w:sz="4"/>
+              <w:right w:val="single" w:color="8A97A8" w:sz="4"/>
+            </w:tcBorders>
+            <w:tcMar>
+              <w:top w:type="dxa" w:w="60"/>
+              <w:left w:type="dxa" w:w="90"/>
+              <w:bottom w:type="dxa" w:w="60"/>
+              <w:right w:type="dxa" w:w="90"/>
+            </w:tcMar>
+            <w:vAlign w:val="top"/>
+          </w:tcPr>
+          <w:p>
+            <w:pPr>
+              <w:spacing w:after="0" w:line="252"/>
+            </w:pPr>
+            <w:r>
+              <w:rPr>
+                <w:rFonts w:ascii="Arial" w:cs="Arial" w:eastAsia="Arial" w:hAnsi="Arial"/>
+                <w:b w:val="false"/>
+                <w:bCs w:val="false"/>
+                <w:sz w:val="19"/>
+                <w:szCs w:val="19"/>
+              </w:rPr>
+              <w:t xml:space="preserve">Test; CM</w:t>
+            </w:r>
+          </w:p>
+        </w:tc>
+      </w:tr>
+      <w:tr>
+        <w:trPr>
+          <w:cantSplit/>
+        </w:trPr>
+        <w:tc>
+          <w:tcPr>
+            <w:tcW w:type="dxa" w:w="560"/>
+            <w:tcBorders>
+              <w:top w:val="single" w:color="8A97A8" w:sz="4"/>
+              <w:left w:val="single" w:color="8A97A8" w:sz="4"/>
+              <w:bottom w:val="single" w:color="8A97A8" w:sz="4"/>
+              <w:right w:val="single" w:color="8A97A8" w:sz="4"/>
+            </w:tcBorders>
+            <w:tcMar>
+              <w:top w:type="dxa" w:w="60"/>
+              <w:left w:type="dxa" w:w="90"/>
+              <w:bottom w:type="dxa" w:w="60"/>
+              <w:right w:type="dxa" w:w="90"/>
+            </w:tcMar>
+            <w:vAlign w:val="top"/>
+          </w:tcPr>
+          <w:p>
+            <w:pPr>
+              <w:spacing w:after="0" w:line="252"/>
+            </w:pPr>
+            <w:r>
+              <w:rPr>
+                <w:rFonts w:ascii="Arial" w:cs="Arial" w:eastAsia="Arial" w:hAnsi="Arial"/>
+                <w:b/>
+                <w:bCs/>
+                <w:sz w:val="19"/>
+                <w:szCs w:val="19"/>
+              </w:rPr>
+              <w:t xml:space="preserve">9</w:t>
+            </w:r>
+          </w:p>
+        </w:tc>
+        <w:tc>
+          <w:tcPr>
+            <w:tcW w:type="dxa" w:w="2800"/>
+            <w:tcBorders>
+              <w:top w:val="single" w:color="8A97A8" w:sz="4"/>
+              <w:left w:val="single" w:color="8A97A8" w:sz="4"/>
+              <w:bottom w:val="single" w:color="8A97A8" w:sz="4"/>
+              <w:right w:val="single" w:color="8A97A8" w:sz="4"/>
+            </w:tcBorders>
+            <w:tcMar>
+              <w:top w:type="dxa" w:w="60"/>
+              <w:left w:type="dxa" w:w="90"/>
+              <w:bottom w:type="dxa" w:w="60"/>
+              <w:right w:type="dxa" w:w="90"/>
+            </w:tcMar>
+            <w:vAlign w:val="top"/>
+          </w:tcPr>
+          <w:p>
+            <w:pPr>
+              <w:spacing w:after="0" w:line="252"/>
+            </w:pPr>
+            <w:r>
+              <w:rPr>
+                <w:rFonts w:ascii="Arial" w:cs="Arial" w:eastAsia="Arial" w:hAnsi="Arial"/>
+                <w:b/>
+                <w:bCs/>
+                <w:sz w:val="19"/>
+                <w:szCs w:val="19"/>
+              </w:rPr>
+              <w:t xml:space="preserve">Physical verification</w:t>
+            </w:r>
+          </w:p>
+        </w:tc>
+        <w:tc>
+          <w:tcPr>
+            <w:tcW w:type="dxa" w:w="7600"/>
+            <w:tcBorders>
+              <w:top w:val="single" w:color="8A97A8" w:sz="4"/>
+              <w:left w:val="single" w:color="8A97A8" w:sz="4"/>
+              <w:bottom w:val="single" w:color="8A97A8" w:sz="4"/>
+              <w:right w:val="single" w:color="8A97A8" w:sz="4"/>
+            </w:tcBorders>
+            <w:tcMar>
+              <w:top w:type="dxa" w:w="60"/>
+              <w:left w:type="dxa" w:w="90"/>
+              <w:bottom w:type="dxa" w:w="60"/>
+              <w:right w:type="dxa" w:w="90"/>
+            </w:tcMar>
+            <w:vAlign w:val="top"/>
+          </w:tcPr>
+          <w:p>
+            <w:pPr>
+              <w:spacing w:after="0" w:line="252"/>
+            </w:pPr>
+            <w:r>
+              <w:rPr>
+                <w:rFonts w:ascii="Arial" w:cs="Arial" w:eastAsia="Arial" w:hAnsi="Arial"/>
+                <w:b w:val="false"/>
+                <w:bCs w:val="false"/>
+                <w:sz w:val="19"/>
+                <w:szCs w:val="19"/>
+              </w:rPr>
+              <w:t xml:space="preserve">A check that the hardware and software on the aircraft match items 1 through 8.</w:t>
+            </w:r>
+          </w:p>
+        </w:tc>
+        <w:tc>
+          <w:tcPr>
+            <w:tcW w:type="dxa" w:w="2000"/>
+            <w:tcBorders>
+              <w:top w:val="single" w:color="8A97A8" w:sz="4"/>
+              <w:left w:val="single" w:color="8A97A8" w:sz="4"/>
+              <w:bottom w:val="single" w:color="8A97A8" w:sz="4"/>
+              <w:right w:val="single" w:color="8A97A8" w:sz="4"/>
+            </w:tcBorders>
+            <w:tcMar>
+              <w:top w:type="dxa" w:w="60"/>
+              <w:left w:type="dxa" w:w="90"/>
+              <w:bottom w:type="dxa" w:w="60"/>
+              <w:right w:type="dxa" w:w="90"/>
+            </w:tcMar>
+            <w:vAlign w:val="top"/>
+          </w:tcPr>
+          <w:p>
+            <w:pPr>
+              <w:spacing w:after="0" w:line="252"/>
+            </w:pPr>
+            <w:r>
+              <w:rPr>
+                <w:rFonts w:ascii="Arial" w:cs="Arial" w:eastAsia="Arial" w:hAnsi="Arial"/>
+                <w:b w:val="false"/>
+                <w:bCs w:val="false"/>
+                <w:sz w:val="19"/>
+                <w:szCs w:val="19"/>
+              </w:rPr>
+              <w:t xml:space="preserve">Quality</w:t>
+            </w:r>
+          </w:p>
+        </w:tc>
+      </w:tr>
+      <w:tr>
+        <w:trPr>
+          <w:cantSplit/>
+        </w:trPr>
+        <w:tc>
+          <w:tcPr>
+            <w:tcW w:type="dxa" w:w="560"/>
+            <w:tcBorders>
+              <w:top w:val="single" w:color="8A97A8" w:sz="4"/>
+              <w:left w:val="single" w:color="8A97A8" w:sz="4"/>
+              <w:bottom w:val="single" w:color="8A97A8" w:sz="4"/>
+              <w:right w:val="single" w:color="8A97A8" w:sz="4"/>
+            </w:tcBorders>
+            <w:tcMar>
+              <w:top w:type="dxa" w:w="60"/>
+              <w:left w:type="dxa" w:w="90"/>
+              <w:bottom w:type="dxa" w:w="60"/>
+              <w:right w:type="dxa" w:w="90"/>
+            </w:tcMar>
+            <w:vAlign w:val="top"/>
+          </w:tcPr>
+          <w:p>
+            <w:pPr>
+              <w:spacing w:after="0" w:line="252"/>
+            </w:pPr>
+            <w:r>
+              <w:rPr>
+                <w:rFonts w:ascii="Arial" w:cs="Arial" w:eastAsia="Arial" w:hAnsi="Arial"/>
+                <w:b/>
+                <w:bCs/>
+                <w:sz w:val="19"/>
+                <w:szCs w:val="19"/>
+              </w:rPr>
+              <w:t xml:space="preserve">10</w:t>
+            </w:r>
+          </w:p>
+        </w:tc>
+        <w:tc>
+          <w:tcPr>
+            <w:tcW w:type="dxa" w:w="2800"/>
+            <w:tcBorders>
+              <w:top w:val="single" w:color="8A97A8" w:sz="4"/>
+              <w:left w:val="single" w:color="8A97A8" w:sz="4"/>
+              <w:bottom w:val="single" w:color="8A97A8" w:sz="4"/>
+              <w:right w:val="single" w:color="8A97A8" w:sz="4"/>
+            </w:tcBorders>
+            <w:tcMar>
+              <w:top w:type="dxa" w:w="60"/>
+              <w:left w:type="dxa" w:w="90"/>
+              <w:bottom w:type="dxa" w:w="60"/>
+              <w:right w:type="dxa" w:w="90"/>
+            </w:tcMar>
+            <w:vAlign w:val="top"/>
+          </w:tcPr>
+          <w:p>
+            <w:pPr>
+              <w:spacing w:after="0" w:line="252"/>
+            </w:pPr>
+            <w:r>
+              <w:rPr>
+                <w:rFonts w:ascii="Arial" w:cs="Arial" w:eastAsia="Arial" w:hAnsi="Arial"/>
+                <w:b/>
+                <w:bCs/>
+                <w:sz w:val="19"/>
+                <w:szCs w:val="19"/>
+              </w:rPr>
+              <w:t xml:space="preserve">Consolidated limitations</w:t>
+            </w:r>
+          </w:p>
+        </w:tc>
+        <w:tc>
+          <w:tcPr>
+            <w:tcW w:type="dxa" w:w="7600"/>
+            <w:tcBorders>
+              <w:top w:val="single" w:color="8A97A8" w:sz="4"/>
+              <w:left w:val="single" w:color="8A97A8" w:sz="4"/>
+              <w:bottom w:val="single" w:color="8A97A8" w:sz="4"/>
+              <w:right w:val="single" w:color="8A97A8" w:sz="4"/>
+            </w:tcBorders>
+            <w:tcMar>
+              <w:top w:type="dxa" w:w="60"/>
+              <w:left w:type="dxa" w:w="90"/>
+              <w:bottom w:type="dxa" w:w="60"/>
+              <w:right w:type="dxa" w:w="90"/>
+            </w:tcMar>
+            <w:vAlign w:val="top"/>
+          </w:tcPr>
+          <w:p>
+            <w:pPr>
+              <w:spacing w:after="0" w:line="252"/>
+            </w:pPr>
+            <w:r>
+              <w:rPr>
+                <w:rFonts w:ascii="Arial" w:cs="Arial" w:eastAsia="Arial" w:hAnsi="Arial"/>
+                <w:b w:val="false"/>
+                <w:bCs w:val="false"/>
+                <w:sz w:val="19"/>
+                <w:szCs w:val="19"/>
+              </w:rPr>
+              <w:t xml:space="preserve">Every limitation that results from items 4 through 8, in one list. It feeds the flight clearance.</w:t>
+            </w:r>
+          </w:p>
+        </w:tc>
+        <w:tc>
+          <w:tcPr>
+            <w:tcW w:type="dxa" w:w="2000"/>
+            <w:tcBorders>
+              <w:top w:val="single" w:color="8A97A8" w:sz="4"/>
+              <w:left w:val="single" w:color="8A97A8" w:sz="4"/>
+              <w:bottom w:val="single" w:color="8A97A8" w:sz="4"/>
+              <w:right w:val="single" w:color="8A97A8" w:sz="4"/>
+            </w:tcBorders>
+            <w:tcMar>
+              <w:top w:type="dxa" w:w="60"/>
+              <w:left w:type="dxa" w:w="90"/>
+              <w:bottom w:type="dxa" w:w="60"/>
+              <w:right w:type="dxa" w:w="90"/>
+            </w:tcMar>
+            <w:vAlign w:val="top"/>
+          </w:tcPr>
+          <w:p>
+            <w:pPr>
+              <w:spacing w:after="0" w:line="252"/>
+            </w:pPr>
+            <w:r>
+              <w:rPr>
+                <w:rFonts w:ascii="Arial" w:cs="Arial" w:eastAsia="Arial" w:hAnsi="Arial"/>
+                <w:b w:val="false"/>
+                <w:bCs w:val="false"/>
+                <w:sz w:val="19"/>
+                <w:szCs w:val="19"/>
+              </w:rPr>
+              <w:t xml:space="preserve">Test; System Safety</w:t>
+            </w:r>
+          </w:p>
+        </w:tc>
+      </w:tr>
+    </w:tbl>
+    <w:p>
+      <w:pPr>
+        <w:pageBreakBefore/>
+        <w:spacing w:after="120" w:line="276"/>
+      </w:pPr>
+      <w:r>
+        <w:rPr>
+          <w:rFonts w:ascii="Arial" w:cs="Arial" w:eastAsia="Arial" w:hAnsi="Arial"/>
+          <w:sz w:val="20"/>
+          <w:szCs w:val="20"/>
+        </w:rPr>
+        <w:t xml:space="preserve">The delta is complete when all ten items are captured, approved, and verified. Item 1 sets the yardstick. Items 2 through 8 name each kind of difference. Item 9 proves the records match the hardware. Item 10 turns the delta into flight limits.</w:t>
+      </w:r>
+    </w:p>
+    <w:p>
+      <w:pPr>
+        <w:pStyle w:val="Heading2"/>
+        <w:keepNext/>
+        <w:spacing w:after="100" w:before="240"/>
+      </w:pPr>
+      <w:r>
+        <w:rPr>
+          <w:rFonts w:ascii="Arial" w:cs="Arial" w:eastAsia="Arial" w:hAnsi="Arial"/>
+        </w:rPr>
+        <w:t xml:space="preserve">Terms for the delta</w:t>
+      </w:r>
+    </w:p>
+    <w:tbl>
+      <w:tblPr>
+        <w:tblW w:type="dxa" w:w="12960"/>
+        <w:tblBorders>
+          <w:top w:val="single" w:color="auto" w:sz="4"/>
+          <w:left w:val="single" w:color="auto" w:sz="4"/>
+          <w:bottom w:val="single" w:color="auto" w:sz="4"/>
+          <w:right w:val="single" w:color="auto" w:sz="4"/>
+          <w:insideH w:val="single" w:color="auto" w:sz="4"/>
+          <w:insideV w:val="single" w:color="auto" w:sz="4"/>
+        </w:tblBorders>
+        <w:tblLayout w:type="fixed"/>
+      </w:tblPr>
+      <w:tblGrid>
+        <w:gridCol w:w="3000"/>
+        <w:gridCol w:w="7760"/>
+        <w:gridCol w:w="2200"/>
+      </w:tblGrid>
+      <w:tr>
+        <w:trPr>
+          <w:tblHeader/>
+        </w:trPr>
+        <w:tc>
+          <w:tcPr>
+            <w:tcW w:type="dxa" w:w="3000"/>
+            <w:tcBorders>
+              <w:top w:val="single" w:color="8A97A8" w:sz="4"/>
+              <w:left w:val="single" w:color="8A97A8" w:sz="4"/>
+              <w:bottom w:val="single" w:color="8A97A8" w:sz="4"/>
+              <w:right w:val="single" w:color="8A97A8" w:sz="4"/>
+            </w:tcBorders>
+            <w:shd w:fill="1F3A5F" w:color="auto" w:val="clear"/>
+            <w:tcMar>
+              <w:top w:type="dxa" w:w="60"/>
+              <w:left w:type="dxa" w:w="90"/>
+              <w:bottom w:type="dxa" w:w="60"/>
+              <w:right w:type="dxa" w:w="90"/>
+            </w:tcMar>
+            <w:vAlign w:val="top"/>
+          </w:tcPr>
+          <w:p>
+            <w:pPr>
+              <w:spacing w:after="0" w:line="252"/>
+            </w:pPr>
+            <w:r>
+              <w:rPr>
+                <w:rFonts w:ascii="Arial" w:cs="Arial" w:eastAsia="Arial" w:hAnsi="Arial"/>
+                <w:b/>
+                <w:bCs/>
+                <w:color w:val="FFFFFF"/>
+                <w:sz w:val="17"/>
+                <w:szCs w:val="17"/>
+              </w:rPr>
+              <w:t xml:space="preserve">Term</w:t>
+            </w:r>
+          </w:p>
+        </w:tc>
+        <w:tc>
+          <w:tcPr>
+            <w:tcW w:type="dxa" w:w="7760"/>
+            <w:tcBorders>
+              <w:top w:val="single" w:color="8A97A8" w:sz="4"/>
+              <w:left w:val="single" w:color="8A97A8" w:sz="4"/>
+              <w:bottom w:val="single" w:color="8A97A8" w:sz="4"/>
+              <w:right w:val="single" w:color="8A97A8" w:sz="4"/>
+            </w:tcBorders>
+            <w:shd w:fill="1F3A5F" w:color="auto" w:val="clear"/>
+            <w:tcMar>
+              <w:top w:type="dxa" w:w="60"/>
+              <w:left w:type="dxa" w:w="90"/>
+              <w:bottom w:type="dxa" w:w="60"/>
+              <w:right w:type="dxa" w:w="90"/>
+            </w:tcMar>
+            <w:vAlign w:val="top"/>
+          </w:tcPr>
+          <w:p>
+            <w:pPr>
+              <w:spacing w:after="0" w:line="252"/>
+            </w:pPr>
+            <w:r>
+              <w:rPr>
+                <w:rFonts w:ascii="Arial" w:cs="Arial" w:eastAsia="Arial" w:hAnsi="Arial"/>
+                <w:b/>
+                <w:bCs/>
+                <w:color w:val="FFFFFF"/>
+                <w:sz w:val="17"/>
+                <w:szCs w:val="17"/>
+              </w:rPr>
+              <w:t xml:space="preserve">Definition</w:t>
+            </w:r>
+          </w:p>
+        </w:tc>
+        <w:tc>
+          <w:tcPr>
+            <w:tcW w:type="dxa" w:w="2200"/>
+            <w:tcBorders>
+              <w:top w:val="single" w:color="8A97A8" w:sz="4"/>
+              <w:left w:val="single" w:color="8A97A8" w:sz="4"/>
+              <w:bottom w:val="single" w:color="8A97A8" w:sz="4"/>
+              <w:right w:val="single" w:color="8A97A8" w:sz="4"/>
+            </w:tcBorders>
+            <w:shd w:fill="1F3A5F" w:color="auto" w:val="clear"/>
+            <w:tcMar>
+              <w:top w:type="dxa" w:w="60"/>
+              <w:left w:type="dxa" w:w="90"/>
+              <w:bottom w:type="dxa" w:w="60"/>
+              <w:right w:type="dxa" w:w="90"/>
+            </w:tcMar>
+            <w:vAlign w:val="top"/>
+          </w:tcPr>
+          <w:p>
+            <w:pPr>
+              <w:spacing w:after="0" w:line="252"/>
+            </w:pPr>
+            <w:r>
+              <w:rPr>
+                <w:rFonts w:ascii="Arial" w:cs="Arial" w:eastAsia="Arial" w:hAnsi="Arial"/>
+                <w:b/>
+                <w:bCs/>
+                <w:color w:val="FFFFFF"/>
+                <w:sz w:val="17"/>
+                <w:szCs w:val="17"/>
+              </w:rPr>
+              <w:t xml:space="preserve">Source</w:t>
+            </w:r>
+          </w:p>
+        </w:tc>
+      </w:tr>
+      <w:tr>
+        <w:trPr>
+          <w:cantSplit/>
+        </w:trPr>
+        <w:tc>
+          <w:tcPr>
+            <w:tcW w:type="dxa" w:w="3000"/>
+            <w:tcBorders>
+              <w:top w:val="single" w:color="8A97A8" w:sz="4"/>
+              <w:left w:val="single" w:color="8A97A8" w:sz="4"/>
+              <w:bottom w:val="single" w:color="8A97A8" w:sz="4"/>
+              <w:right w:val="single" w:color="8A97A8" w:sz="4"/>
+            </w:tcBorders>
+            <w:tcMar>
+              <w:top w:type="dxa" w:w="60"/>
+              <w:left w:type="dxa" w:w="90"/>
+              <w:bottom w:type="dxa" w:w="60"/>
+              <w:right w:type="dxa" w:w="90"/>
+            </w:tcMar>
+            <w:vAlign w:val="top"/>
+          </w:tcPr>
+          <w:p>
+            <w:pPr>
+              <w:spacing w:after="0" w:line="252"/>
+            </w:pPr>
+            <w:r>
+              <w:rPr>
+                <w:rFonts w:ascii="Arial" w:cs="Arial" w:eastAsia="Arial" w:hAnsi="Arial"/>
+                <w:b/>
+                <w:bCs/>
+                <w:sz w:val="18"/>
+                <w:szCs w:val="18"/>
+              </w:rPr>
+              <w:t xml:space="preserve">Delta configuration</w:t>
+            </w:r>
+          </w:p>
+        </w:tc>
+        <w:tc>
+          <w:tcPr>
+            <w:tcW w:type="dxa" w:w="7760"/>
+            <w:tcBorders>
+              <w:top w:val="single" w:color="8A97A8" w:sz="4"/>
+              <w:left w:val="single" w:color="8A97A8" w:sz="4"/>
+              <w:bottom w:val="single" w:color="8A97A8" w:sz="4"/>
+              <w:right w:val="single" w:color="8A97A8" w:sz="4"/>
+            </w:tcBorders>
+            <w:tcMar>
+              <w:top w:type="dxa" w:w="60"/>
+              <w:left w:type="dxa" w:w="90"/>
+              <w:bottom w:type="dxa" w:w="60"/>
+              <w:right w:type="dxa" w:w="90"/>
+            </w:tcMar>
+            <w:vAlign w:val="top"/>
+          </w:tcPr>
+          <w:p>
+            <w:pPr>
+              <w:spacing w:after="0" w:line="252"/>
+            </w:pPr>
+            <w:r>
+              <w:rPr>
+                <w:rFonts w:ascii="Arial" w:cs="Arial" w:eastAsia="Arial" w:hAnsi="Arial"/>
+                <w:b w:val="false"/>
+                <w:bCs w:val="false"/>
+                <w:sz w:val="18"/>
+                <w:szCs w:val="18"/>
+              </w:rPr>
+              <w:t xml:space="preserve">The set of differences between the configuration installed on a flight test aircraft and its reference configuration.</w:t>
+            </w:r>
+          </w:p>
+        </w:tc>
+        <w:tc>
+          <w:tcPr>
+            <w:tcW w:type="dxa" w:w="2200"/>
+            <w:tcBorders>
+              <w:top w:val="single" w:color="8A97A8" w:sz="4"/>
+              <w:left w:val="single" w:color="8A97A8" w:sz="4"/>
+              <w:bottom w:val="single" w:color="8A97A8" w:sz="4"/>
+              <w:right w:val="single" w:color="8A97A8" w:sz="4"/>
+            </w:tcBorders>
+            <w:tcMar>
+              <w:top w:type="dxa" w:w="60"/>
+              <w:left w:type="dxa" w:w="90"/>
+              <w:bottom w:type="dxa" w:w="60"/>
+              <w:right w:type="dxa" w:w="90"/>
+            </w:tcMar>
+            <w:vAlign w:val="top"/>
+          </w:tcPr>
+          <w:p>
+            <w:pPr>
+              <w:spacing w:after="0" w:line="252"/>
+            </w:pPr>
+            <w:r>
+              <w:rPr>
+                <w:rFonts w:ascii="Arial" w:cs="Arial" w:eastAsia="Arial" w:hAnsi="Arial"/>
+                <w:b w:val="false"/>
+                <w:bCs w:val="false"/>
+                <w:sz w:val="18"/>
+                <w:szCs w:val="18"/>
+              </w:rPr>
+              <w:t xml:space="preserve">This checklist set</w:t>
+            </w:r>
+          </w:p>
+        </w:tc>
+      </w:tr>
+      <w:tr>
+        <w:trPr>
+          <w:cantSplit/>
+        </w:trPr>
+        <w:tc>
+          <w:tcPr>
+            <w:tcW w:type="dxa" w:w="3000"/>
+            <w:tcBorders>
+              <w:top w:val="single" w:color="8A97A8" w:sz="4"/>
+              <w:left w:val="single" w:color="8A97A8" w:sz="4"/>
+              <w:bottom w:val="single" w:color="8A97A8" w:sz="4"/>
+              <w:right w:val="single" w:color="8A97A8" w:sz="4"/>
+            </w:tcBorders>
+            <w:tcMar>
+              <w:top w:type="dxa" w:w="60"/>
+              <w:left w:type="dxa" w:w="90"/>
+              <w:bottom w:type="dxa" w:w="60"/>
+              <w:right w:type="dxa" w:w="90"/>
+            </w:tcMar>
+            <w:vAlign w:val="top"/>
+          </w:tcPr>
+          <w:p>
+            <w:pPr>
+              <w:spacing w:after="0" w:line="252"/>
+            </w:pPr>
+            <w:r>
+              <w:rPr>
+                <w:rFonts w:ascii="Arial" w:cs="Arial" w:eastAsia="Arial" w:hAnsi="Arial"/>
+                <w:b/>
+                <w:bCs/>
+                <w:sz w:val="18"/>
+                <w:szCs w:val="18"/>
+              </w:rPr>
+              <w:t xml:space="preserve">Reference configuration</w:t>
+            </w:r>
+          </w:p>
+        </w:tc>
+        <w:tc>
+          <w:tcPr>
+            <w:tcW w:type="dxa" w:w="7760"/>
+            <w:tcBorders>
+              <w:top w:val="single" w:color="8A97A8" w:sz="4"/>
+              <w:left w:val="single" w:color="8A97A8" w:sz="4"/>
+              <w:bottom w:val="single" w:color="8A97A8" w:sz="4"/>
+              <w:right w:val="single" w:color="8A97A8" w:sz="4"/>
+            </w:tcBorders>
+            <w:tcMar>
+              <w:top w:type="dxa" w:w="60"/>
+              <w:left w:type="dxa" w:w="90"/>
+              <w:bottom w:type="dxa" w:w="60"/>
+              <w:right w:type="dxa" w:w="90"/>
+            </w:tcMar>
+            <w:vAlign w:val="top"/>
+          </w:tcPr>
+          <w:p>
+            <w:pPr>
+              <w:spacing w:after="0" w:line="252"/>
+            </w:pPr>
+            <w:r>
+              <w:rPr>
+                <w:rFonts w:ascii="Arial" w:cs="Arial" w:eastAsia="Arial" w:hAnsi="Arial"/>
+                <w:b w:val="false"/>
+                <w:bCs w:val="false"/>
+                <w:sz w:val="18"/>
+                <w:szCs w:val="18"/>
+              </w:rPr>
+              <w:t xml:space="preserve">The current approved configuration of each installed CI, and the configuration that the CI’s approval and clearance notice (ACN) clears.</w:t>
+            </w:r>
+          </w:p>
+        </w:tc>
+        <w:tc>
+          <w:tcPr>
+            <w:tcW w:type="dxa" w:w="2200"/>
+            <w:tcBorders>
+              <w:top w:val="single" w:color="8A97A8" w:sz="4"/>
+              <w:left w:val="single" w:color="8A97A8" w:sz="4"/>
+              <w:bottom w:val="single" w:color="8A97A8" w:sz="4"/>
+              <w:right w:val="single" w:color="8A97A8" w:sz="4"/>
+            </w:tcBorders>
+            <w:tcMar>
+              <w:top w:type="dxa" w:w="60"/>
+              <w:left w:type="dxa" w:w="90"/>
+              <w:bottom w:type="dxa" w:w="60"/>
+              <w:right w:type="dxa" w:w="90"/>
+            </w:tcMar>
+            <w:vAlign w:val="top"/>
+          </w:tcPr>
+          <w:p>
+            <w:pPr>
+              <w:spacing w:after="0" w:line="252"/>
+            </w:pPr>
+            <w:r>
+              <w:rPr>
+                <w:rFonts w:ascii="Arial" w:cs="Arial" w:eastAsia="Arial" w:hAnsi="Arial"/>
+                <w:b w:val="false"/>
+                <w:bCs w:val="false"/>
+                <w:sz w:val="18"/>
+                <w:szCs w:val="18"/>
+              </w:rPr>
+              <w:t xml:space="preserve">This checklist set</w:t>
+            </w:r>
+          </w:p>
+        </w:tc>
+      </w:tr>
+    </w:tbl>
+    <w:p>
+      <w:pPr>
+        <w:spacing w:after="60" w:before="0" w:line="276"/>
+      </w:pPr>
+      <w:r>
+        <w:rPr>
+          <w:rFonts w:ascii="Arial" w:cs="Arial" w:eastAsia="Arial" w:hAnsi="Arial"/>
+          <w:sz w:val="20"/>
+          <w:szCs w:val="20"/>
+        </w:rPr>
+        <w:t xml:space="preserve"/>
+      </w:r>
+    </w:p>
+    <w:p>
+      <w:pPr>
+        <w:keepNext/>
+        <w:spacing w:after="120" w:before="0" w:line="276"/>
+      </w:pPr>
+      <w:r>
+        <w:rPr>
+          <w:rFonts w:ascii="Arial" w:cs="Arial" w:eastAsia="Arial" w:hAnsi="Arial"/>
+          <w:sz w:val="20"/>
+          <w:szCs w:val="20"/>
+        </w:rPr>
+        <w:t xml:space="preserve">The checklists that follow collect the evidence for each item, CI by CI. Checklist S rolls the evidence up into two records for the tail: the tail configuration list and the consolidated limitations list.</w:t>
+      </w:r>
+    </w:p>
+    <w:p>
+      <w:pPr>
+        <w:keepNext/>
+        <w:spacing w:after="80" w:before="160"/>
+        <w:jc w:val="center"/>
+      </w:pPr>
+      <w:r>
+        <w:drawing>
+          <wp:inline distT="0" distB="0" distL="0" distR="0">
+            <wp:extent cx="7239000" cy="3371850"/>
+            <wp:effectExtent t="0" r="0" b="0" l="0"/>
+            <wp:docPr id="1" name="Figure 1" descr="The reference configuration and the as-built tail meet in the delta. The delta produces the consolidated limitations list, which feeds the flight clearance." title="Figure 1. The delta configuration"/>
+            <wp:cNvGraphicFramePr>
+              <a:graphicFrameLocks xmlns:a="http://schemas.openxmlformats.org/drawingml/2006/main" noChangeAspect="1"/>
+            </wp:cNvGraphicFramePr>
+            <a:graphic xmlns:a="http://schemas.openxmlformats.org/drawingml/2006/main">
+              <a:graphicData uri="http://schemas.openxmlformats.org/drawingml/2006/picture">
+                <pic:pic xmlns:pic="http://schemas.openxmlformats.org/drawingml/2006/picture">
+                  <pic:nvPicPr>
+                    <pic:cNvPr id="0" name="" descr=""/>
+                    <pic:cNvPicPr>
+                      <a:picLocks noChangeAspect="1" noChangeArrowheads="1"/>
+                    </pic:cNvPicPr>
+                  </pic:nvPicPr>
+                  <pic:blipFill>
+                    <a:blip r:embed="rId25" cstate="none"/>
+                    <a:srcRect/>
+                    <a:stretch>
+                      <a:fillRect/>
+                    </a:stretch>
+                  </pic:blipFill>
+                  <pic:spPr bwMode="auto">
+                    <a:xfrm>
+                      <a:off x="0" y="0"/>
+                      <a:ext cx="7239000" cy="3371850"/>
+                    </a:xfrm>
+                    <a:prstGeom prst="rect">
+                      <a:avLst/>
+                    </a:prstGeom>
+                  </pic:spPr>
+                </pic:pic>
+              </a:graphicData>
+            </a:graphic>
+          </wp:inline>
+        </w:drawing>
+      </w:r>
+    </w:p>
+    <w:p>
+      <w:pPr>
+        <w:spacing w:after="200"/>
+        <w:jc w:val="center"/>
+      </w:pPr>
+      <w:r>
+        <w:rPr>
+          <w:rFonts w:ascii="Arial" w:cs="Arial" w:eastAsia="Arial" w:hAnsi="Arial"/>
+          <w:b/>
+          <w:bCs/>
+          <w:color w:val="1F3A5F"/>
+          <w:sz w:val="18"/>
+          <w:szCs w:val="18"/>
+        </w:rPr>
+        <w:t xml:space="preserve">Figure 1.  </w:t>
+      </w:r>
+      <w:r>
+        <w:rPr>
+          <w:rFonts w:ascii="Arial" w:cs="Arial" w:eastAsia="Arial" w:hAnsi="Arial"/>
+          <w:b/>
+          <w:bCs/>
+          <w:color w:val="1F3A5F"/>
+          <w:sz w:val="18"/>
+          <w:szCs w:val="18"/>
+        </w:rPr>
+        <w:t xml:space="preserve">The delta configuration. </w:t>
+      </w:r>
+      <w:r>
+        <w:rPr>
+          <w:rFonts w:ascii="Arial" w:cs="Arial" w:eastAsia="Arial" w:hAnsi="Arial"/>
+          <w:i/>
+          <w:iCs/>
+          <w:color w:val="44505F"/>
+          <w:sz w:val="18"/>
+          <w:szCs w:val="18"/>
+        </w:rPr>
+        <w:t xml:space="preserve">The reference configuration and the as-built tail meet in the delta. The delta produces the consolidated limitations list, which feeds the flight clearance.</w:t>
+      </w:r>
+    </w:p>
+    <w:p>
+      <w:pPr>
+        <w:sectPr>
+          <w:headerReference w:type="default" r:id="rId7"/>
+          <w:footerReference w:type="default" r:id="rId8"/>
+          <w:pgSz w:w="15840" w:h="12240" w:orient="landscape"/>
+          <w:pgMar w:top="1080" w:right="1440" w:bottom="1080" w:left="1440" w:header="708" w:footer="708" w:gutter="0"/>
+          <w:pgNumType/>
+          <w:docGrid w:linePitch="360"/>
+        </w:sectPr>
+      </w:pPr>
+    </w:p>
+    <w:p>
+      <w:pPr>
+        <w:pStyle w:val="Heading1"/>
+        <w:keepNext/>
+        <w:spacing w:after="120" w:before="0"/>
+      </w:pPr>
+      <w:r>
+        <w:rPr>
+          <w:rFonts w:ascii="Arial" w:cs="Arial" w:eastAsia="Arial" w:hAnsi="Arial"/>
+        </w:rPr>
+        <w:t xml:space="preserve">2.  About the checklists</w:t>
+      </w:r>
+    </w:p>
+    <w:p>
+      <w:pPr>
         <w:pStyle w:val="Heading2"/>
         <w:keepNext/>
         <w:spacing w:after="100" w:before="240"/>
@@ -87,6 +2230,7 @@
     </w:p>
     <w:p>
       <w:pPr>
+        <w:keepNext/>
         <w:spacing w:after="120" w:before="0" w:line="276"/>
       </w:pPr>
       <w:r>
@@ -100,8 +2244,95 @@
     </w:p>
     <w:p>
       <w:pPr>
+        <w:keepNext/>
+        <w:spacing w:after="80" w:before="160"/>
+        <w:jc w:val="center"/>
+      </w:pPr>
+      <w:r>
+        <w:drawing>
+          <wp:inline distT="0" distB="0" distL="0" distR="0">
+            <wp:extent cx="7239000" cy="3038475"/>
+            <wp:effectExtent t="0" r="0" b="0" l="0"/>
+            <wp:docPr id="1" name="Figure 2" descr="Flight test units fly before the physical configuration audit. The checklists prove each CI’s configuration in its place." title="Figure 2. What flies before the PCA"/>
+            <wp:cNvGraphicFramePr>
+              <a:graphicFrameLocks xmlns:a="http://schemas.openxmlformats.org/drawingml/2006/main" noChangeAspect="1"/>
+            </wp:cNvGraphicFramePr>
+            <a:graphic xmlns:a="http://schemas.openxmlformats.org/drawingml/2006/main">
+              <a:graphicData uri="http://schemas.openxmlformats.org/drawingml/2006/picture">
+                <pic:pic xmlns:pic="http://schemas.openxmlformats.org/drawingml/2006/picture">
+                  <pic:nvPicPr>
+                    <pic:cNvPr id="0" name="" descr=""/>
+                    <pic:cNvPicPr>
+                      <a:picLocks noChangeAspect="1" noChangeArrowheads="1"/>
+                    </pic:cNvPicPr>
+                  </pic:nvPicPr>
+                  <pic:blipFill>
+                    <a:blip r:embed="rId26" cstate="none"/>
+                    <a:srcRect/>
+                    <a:stretch>
+                      <a:fillRect/>
+                    </a:stretch>
+                  </pic:blipFill>
+                  <pic:spPr bwMode="auto">
+                    <a:xfrm>
+                      <a:off x="0" y="0"/>
+                      <a:ext cx="7239000" cy="3038475"/>
+                    </a:xfrm>
+                    <a:prstGeom prst="rect">
+                      <a:avLst/>
+                    </a:prstGeom>
+                  </pic:spPr>
+                </pic:pic>
+              </a:graphicData>
+            </a:graphic>
+          </wp:inline>
+        </w:drawing>
+      </w:r>
+    </w:p>
+    <w:p>
+      <w:pPr>
+        <w:spacing w:after="200"/>
+        <w:jc w:val="center"/>
+      </w:pPr>
+      <w:r>
+        <w:rPr>
+          <w:rFonts w:ascii="Arial" w:cs="Arial" w:eastAsia="Arial" w:hAnsi="Arial"/>
+          <w:b/>
+          <w:bCs/>
+          <w:color w:val="1F3A5F"/>
+          <w:sz w:val="18"/>
+          <w:szCs w:val="18"/>
+        </w:rPr>
+        <w:t xml:space="preserve">Figure 2.  </w:t>
+      </w:r>
+      <w:r>
+        <w:rPr>
+          <w:rFonts w:ascii="Arial" w:cs="Arial" w:eastAsia="Arial" w:hAnsi="Arial"/>
+          <w:b/>
+          <w:bCs/>
+          <w:color w:val="1F3A5F"/>
+          <w:sz w:val="18"/>
+          <w:szCs w:val="18"/>
+        </w:rPr>
+        <w:t xml:space="preserve">What flies before the PCA. </w:t>
+      </w:r>
+      <w:r>
+        <w:rPr>
+          <w:rFonts w:ascii="Arial" w:cs="Arial" w:eastAsia="Arial" w:hAnsi="Arial"/>
+          <w:i/>
+          <w:iCs/>
+          <w:color w:val="44505F"/>
+          <w:sz w:val="18"/>
+          <w:szCs w:val="18"/>
+        </w:rPr>
+        <w:t xml:space="preserve">Flight test units fly before the physical configuration audit. The checklists prove each CI’s configuration in its place.</w:t>
+      </w:r>
+    </w:p>
+    <w:p>
+      <w:pPr>
         <w:pStyle w:val="Heading2"/>
         <w:keepNext/>
+        <w:pageBreakBefore/>
         <w:spacing w:after="100" w:before="240"/>
       </w:pPr>
       <w:r>
@@ -142,6 +2373,9 @@
         <w:gridCol w:w="10360"/>
       </w:tblGrid>
       <w:tr>
+        <w:trPr>
+          <w:cantSplit/>
+        </w:trPr>
         <w:tc>
           <w:tcPr>
             <w:tcW w:type="dxa" w:w="2600"/>
@@ -209,6 +2443,9 @@
         </w:tc>
       </w:tr>
       <w:tr>
+        <w:trPr>
+          <w:cantSplit/>
+        </w:trPr>
         <w:tc>
           <w:tcPr>
             <w:tcW w:type="dxa" w:w="2600"/>
@@ -276,6 +2513,9 @@
         </w:tc>
       </w:tr>
       <w:tr>
+        <w:trPr>
+          <w:cantSplit/>
+        </w:trPr>
         <w:tc>
           <w:tcPr>
             <w:tcW w:type="dxa" w:w="2600"/>
@@ -337,12 +2577,15 @@
                 <w:sz w:val="19"/>
                 <w:szCs w:val="19"/>
               </w:rPr>
-              <w:t xml:space="preserve">What is actually on this tail? The as-built record, acceptance results, variances, changes, and installation.</w:t>
+              <w:t xml:space="preserve">What is actually on this tail? The as-built record, acceptance results, variances, nonconformances, changes, and installation.</w:t>
             </w:r>
           </w:p>
         </w:tc>
       </w:tr>
       <w:tr>
+        <w:trPr>
+          <w:cantSplit/>
+        </w:trPr>
         <w:tc>
           <w:tcPr>
             <w:tcW w:type="dxa" w:w="2600"/>
@@ -412,8 +2655,95 @@
     </w:tbl>
     <w:p>
       <w:pPr>
+        <w:keepNext/>
+        <w:spacing w:after="80" w:before="160"/>
+        <w:jc w:val="center"/>
+      </w:pPr>
+      <w:r>
+        <w:drawing>
+          <wp:inline distT="0" distB="0" distL="0" distR="0">
+            <wp:extent cx="7239000" cy="2390775"/>
+            <wp:effectExtent t="0" r="0" b="0" l="0"/>
+            <wp:docPr id="1" name="Figure 3" descr="When all four questions have answers, the configuration on the tail is known." title="Figure 3. Four questions, one known configuration"/>
+            <wp:cNvGraphicFramePr>
+              <a:graphicFrameLocks xmlns:a="http://schemas.openxmlformats.org/drawingml/2006/main" noChangeAspect="1"/>
+            </wp:cNvGraphicFramePr>
+            <a:graphic xmlns:a="http://schemas.openxmlformats.org/drawingml/2006/main">
+              <a:graphicData uri="http://schemas.openxmlformats.org/drawingml/2006/picture">
+                <pic:pic xmlns:pic="http://schemas.openxmlformats.org/drawingml/2006/picture">
+                  <pic:nvPicPr>
+                    <pic:cNvPr id="0" name="" descr=""/>
+                    <pic:cNvPicPr>
+                      <a:picLocks noChangeAspect="1" noChangeArrowheads="1"/>
+                    </pic:cNvPicPr>
+                  </pic:nvPicPr>
+                  <pic:blipFill>
+                    <a:blip r:embed="rId27" cstate="none"/>
+                    <a:srcRect/>
+                    <a:stretch>
+                      <a:fillRect/>
+                    </a:stretch>
+                  </pic:blipFill>
+                  <pic:spPr bwMode="auto">
+                    <a:xfrm>
+                      <a:off x="0" y="0"/>
+                      <a:ext cx="7239000" cy="2390775"/>
+                    </a:xfrm>
+                    <a:prstGeom prst="rect">
+                      <a:avLst/>
+                    </a:prstGeom>
+                  </pic:spPr>
+                </pic:pic>
+              </a:graphicData>
+            </a:graphic>
+          </wp:inline>
+        </w:drawing>
+      </w:r>
+    </w:p>
+    <w:p>
+      <w:pPr>
+        <w:spacing w:after="200"/>
+        <w:jc w:val="center"/>
+      </w:pPr>
+      <w:r>
+        <w:rPr>
+          <w:rFonts w:ascii="Arial" w:cs="Arial" w:eastAsia="Arial" w:hAnsi="Arial"/>
+          <w:b/>
+          <w:bCs/>
+          <w:color w:val="1F3A5F"/>
+          <w:sz w:val="18"/>
+          <w:szCs w:val="18"/>
+        </w:rPr>
+        <w:t xml:space="preserve">Figure 3.  </w:t>
+      </w:r>
+      <w:r>
+        <w:rPr>
+          <w:rFonts w:ascii="Arial" w:cs="Arial" w:eastAsia="Arial" w:hAnsi="Arial"/>
+          <w:b/>
+          <w:bCs/>
+          <w:color w:val="1F3A5F"/>
+          <w:sz w:val="18"/>
+          <w:szCs w:val="18"/>
+        </w:rPr>
+        <w:t xml:space="preserve">Four questions, one known configuration. </w:t>
+      </w:r>
+      <w:r>
+        <w:rPr>
+          <w:rFonts w:ascii="Arial" w:cs="Arial" w:eastAsia="Arial" w:hAnsi="Arial"/>
+          <w:i/>
+          <w:iCs/>
+          <w:color w:val="44505F"/>
+          <w:sz w:val="18"/>
+          <w:szCs w:val="18"/>
+        </w:rPr>
+        <w:t xml:space="preserve">When all four questions have answers, the configuration on the tail is known.</w:t>
+      </w:r>
+    </w:p>
+    <w:p>
+      <w:pPr>
         <w:pStyle w:val="Heading2"/>
         <w:keepNext/>
+        <w:pageBreakBefore/>
         <w:spacing w:after="100" w:before="240"/>
       </w:pPr>
       <w:r>
@@ -438,7 +2768,7 @@
           <w:sz w:val="20"/>
           <w:szCs w:val="20"/>
         </w:rPr>
-        <w:t xml:space="preserve">Complete one checklist for each CI installed on the test tail. Pick the checklist that matches the CI type in the table below.</w:t>
+        <w:t xml:space="preserve">Complete one checklist for each CI installed on the test tail. Pick the checklist that matches the CI type in the index below.</w:t>
       </w:r>
     </w:p>
     <w:p>
@@ -533,8 +2863,222 @@
     </w:p>
     <w:p>
       <w:pPr>
+        <w:keepNext/>
+        <w:spacing w:after="80" w:before="160"/>
+        <w:jc w:val="center"/>
+      </w:pPr>
+      <w:r>
+        <w:drawing>
+          <wp:inline distT="0" distB="0" distL="0" distR="0">
+            <wp:extent cx="7239000" cy="3543300"/>
+            <wp:effectExtent t="0" r="0" b="0" l="0"/>
+            <wp:docPr id="1" name="Figure 4" descr="Child checklists close first. The system checklist closes last and produces the two tail records." title="Figure 4. Checklists roll up to the flight clearance"/>
+            <wp:cNvGraphicFramePr>
+              <a:graphicFrameLocks xmlns:a="http://schemas.openxmlformats.org/drawingml/2006/main" noChangeAspect="1"/>
+            </wp:cNvGraphicFramePr>
+            <a:graphic xmlns:a="http://schemas.openxmlformats.org/drawingml/2006/main">
+              <a:graphicData uri="http://schemas.openxmlformats.org/drawingml/2006/picture">
+                <pic:pic xmlns:pic="http://schemas.openxmlformats.org/drawingml/2006/picture">
+                  <pic:nvPicPr>
+                    <pic:cNvPr id="0" name="" descr=""/>
+                    <pic:cNvPicPr>
+                      <a:picLocks noChangeAspect="1" noChangeArrowheads="1"/>
+                    </pic:cNvPicPr>
+                  </pic:nvPicPr>
+                  <pic:blipFill>
+                    <a:blip r:embed="rId28" cstate="none"/>
+                    <a:srcRect/>
+                    <a:stretch>
+                      <a:fillRect/>
+                    </a:stretch>
+                  </pic:blipFill>
+                  <pic:spPr bwMode="auto">
+                    <a:xfrm>
+                      <a:off x="0" y="0"/>
+                      <a:ext cx="7239000" cy="3543300"/>
+                    </a:xfrm>
+                    <a:prstGeom prst="rect">
+                      <a:avLst/>
+                    </a:prstGeom>
+                  </pic:spPr>
+                </pic:pic>
+              </a:graphicData>
+            </a:graphic>
+          </wp:inline>
+        </w:drawing>
+      </w:r>
+    </w:p>
+    <w:p>
+      <w:pPr>
+        <w:spacing w:after="200"/>
+        <w:jc w:val="center"/>
+      </w:pPr>
+      <w:r>
+        <w:rPr>
+          <w:rFonts w:ascii="Arial" w:cs="Arial" w:eastAsia="Arial" w:hAnsi="Arial"/>
+          <w:b/>
+          <w:bCs/>
+          <w:color w:val="1F3A5F"/>
+          <w:sz w:val="18"/>
+          <w:szCs w:val="18"/>
+        </w:rPr>
+        <w:t xml:space="preserve">Figure 4.  </w:t>
+      </w:r>
+      <w:r>
+        <w:rPr>
+          <w:rFonts w:ascii="Arial" w:cs="Arial" w:eastAsia="Arial" w:hAnsi="Arial"/>
+          <w:b/>
+          <w:bCs/>
+          <w:color w:val="1F3A5F"/>
+          <w:sz w:val="18"/>
+          <w:szCs w:val="18"/>
+        </w:rPr>
+        <w:t xml:space="preserve">Checklists roll up to the flight clearance. </w:t>
+      </w:r>
+      <w:r>
+        <w:rPr>
+          <w:rFonts w:ascii="Arial" w:cs="Arial" w:eastAsia="Arial" w:hAnsi="Arial"/>
+          <w:i/>
+          <w:iCs/>
+          <w:color w:val="44505F"/>
+          <w:sz w:val="18"/>
+          <w:szCs w:val="18"/>
+        </w:rPr>
+        <w:t xml:space="preserve">Child checklists close first. The system checklist closes last and produces the two tail records.</w:t>
+      </w:r>
+    </w:p>
+    <w:p>
+      <w:pPr>
         <w:pStyle w:val="Heading2"/>
         <w:keepNext/>
+        <w:pageBreakBefore/>
+        <w:spacing w:after="100" w:before="240"/>
+      </w:pPr>
+      <w:r>
+        <w:rPr>
+          <w:rFonts w:ascii="Arial" w:cs="Arial" w:eastAsia="Arial" w:hAnsi="Arial"/>
+        </w:rPr>
+        <w:t xml:space="preserve">The qualification-to-flight difference assessment</w:t>
+      </w:r>
+    </w:p>
+    <w:p>
+      <w:pPr>
+        <w:spacing w:after="120" w:before="0" w:line="276"/>
+      </w:pPr>
+      <w:r>
+        <w:rPr>
+          <w:rFonts w:ascii="Arial" w:cs="Arial" w:eastAsia="Arial" w:hAnsi="Arial"/>
+          <w:sz w:val="20"/>
+          <w:szCs w:val="20"/>
+        </w:rPr>
+        <w:t xml:space="preserve">Every checklist for a qualified CI asks for this assessment. An ACN clears a CI configuration: a PIN and revision, or a software version. It does not clear a serial number. The assessment compares the flight unit with the configuration the ACN cleared.</w:t>
+      </w:r>
+    </w:p>
+    <w:p>
+      <w:pPr>
+        <w:keepNext/>
+        <w:spacing w:after="120" w:before="0" w:line="276"/>
+      </w:pPr>
+      <w:r>
+        <w:rPr>
+          <w:rFonts w:ascii="Arial" w:cs="Arial" w:eastAsia="Arial" w:hAnsi="Arial"/>
+          <w:sz w:val="20"/>
+          <w:szCs w:val="20"/>
+        </w:rPr>
+        <w:t xml:space="preserve">EIA-649-1A 3.5.3.1 (1) b asks the same question at the PCA. These checklists ask it before first flight. A difference that requires requalification is a Major change under EIA-649-1A 3.3.1.2 (2) w.</w:t>
+      </w:r>
+    </w:p>
+    <w:p>
+      <w:pPr>
+        <w:keepNext/>
+        <w:spacing w:after="80" w:before="160"/>
+        <w:jc w:val="center"/>
+      </w:pPr>
+      <w:r>
+        <w:drawing>
+          <wp:inline distT="0" distB="0" distL="0" distR="0">
+            <wp:extent cx="7239000" cy="3038475"/>
+            <wp:effectExtent t="0" r="0" b="0" l="0"/>
+            <wp:docPr id="1" name="Figure 5" descr="Three outcomes. Only the third one stops the flight until a new ACN is issued." title="Figure 5. The qualification-to-flight difference assessment"/>
+            <wp:cNvGraphicFramePr>
+              <a:graphicFrameLocks xmlns:a="http://schemas.openxmlformats.org/drawingml/2006/main" noChangeAspect="1"/>
+            </wp:cNvGraphicFramePr>
+            <a:graphic xmlns:a="http://schemas.openxmlformats.org/drawingml/2006/main">
+              <a:graphicData uri="http://schemas.openxmlformats.org/drawingml/2006/picture">
+                <pic:pic xmlns:pic="http://schemas.openxmlformats.org/drawingml/2006/picture">
+                  <pic:nvPicPr>
+                    <pic:cNvPr id="0" name="" descr=""/>
+                    <pic:cNvPicPr>
+                      <a:picLocks noChangeAspect="1" noChangeArrowheads="1"/>
+                    </pic:cNvPicPr>
+                  </pic:nvPicPr>
+                  <pic:blipFill>
+                    <a:blip r:embed="rId29" cstate="none"/>
+                    <a:srcRect/>
+                    <a:stretch>
+                      <a:fillRect/>
+                    </a:stretch>
+                  </pic:blipFill>
+                  <pic:spPr bwMode="auto">
+                    <a:xfrm>
+                      <a:off x="0" y="0"/>
+                      <a:ext cx="7239000" cy="3038475"/>
+                    </a:xfrm>
+                    <a:prstGeom prst="rect">
+                      <a:avLst/>
+                    </a:prstGeom>
+                  </pic:spPr>
+                </pic:pic>
+              </a:graphicData>
+            </a:graphic>
+          </wp:inline>
+        </w:drawing>
+      </w:r>
+    </w:p>
+    <w:p>
+      <w:pPr>
+        <w:spacing w:after="200"/>
+        <w:jc w:val="center"/>
+      </w:pPr>
+      <w:r>
+        <w:rPr>
+          <w:rFonts w:ascii="Arial" w:cs="Arial" w:eastAsia="Arial" w:hAnsi="Arial"/>
+          <w:b/>
+          <w:bCs/>
+          <w:color w:val="1F3A5F"/>
+          <w:sz w:val="18"/>
+          <w:szCs w:val="18"/>
+        </w:rPr>
+        <w:t xml:space="preserve">Figure 5.  </w:t>
+      </w:r>
+      <w:r>
+        <w:rPr>
+          <w:rFonts w:ascii="Arial" w:cs="Arial" w:eastAsia="Arial" w:hAnsi="Arial"/>
+          <w:b/>
+          <w:bCs/>
+          <w:color w:val="1F3A5F"/>
+          <w:sz w:val="18"/>
+          <w:szCs w:val="18"/>
+        </w:rPr>
+        <w:t xml:space="preserve">The qualification-to-flight difference assessment. </w:t>
+      </w:r>
+      <w:r>
+        <w:rPr>
+          <w:rFonts w:ascii="Arial" w:cs="Arial" w:eastAsia="Arial" w:hAnsi="Arial"/>
+          <w:i/>
+          <w:iCs/>
+          <w:color w:val="44505F"/>
+          <w:sz w:val="18"/>
+          <w:szCs w:val="18"/>
+        </w:rPr>
+        <w:t xml:space="preserve">Three outcomes. Only the third one stops the flight until a new ACN is issued.</w:t>
+      </w:r>
+    </w:p>
+    <w:p>
+      <w:pPr>
+        <w:pStyle w:val="Heading2"/>
+        <w:keepNext/>
+        <w:pageBreakBefore/>
         <w:spacing w:after="100" w:before="240"/>
       </w:pPr>
       <w:r>
@@ -2516,6 +5060,214 @@
           </w:p>
         </w:tc>
       </w:tr>
+      <w:tr>
+        <w:trPr>
+          <w:cantSplit/>
+        </w:trPr>
+        <w:tc>
+          <w:tcPr>
+            <w:tcW w:type="dxa" w:w="3000"/>
+            <w:tcBorders>
+              <w:top w:val="single" w:color="8A97A8" w:sz="4"/>
+              <w:left w:val="single" w:color="8A97A8" w:sz="4"/>
+              <w:bottom w:val="single" w:color="8A97A8" w:sz="4"/>
+              <w:right w:val="single" w:color="8A97A8" w:sz="4"/>
+            </w:tcBorders>
+            <w:tcMar>
+              <w:top w:type="dxa" w:w="60"/>
+              <w:left w:type="dxa" w:w="90"/>
+              <w:bottom w:type="dxa" w:w="60"/>
+              <w:right w:type="dxa" w:w="90"/>
+            </w:tcMar>
+            <w:vAlign w:val="top"/>
+          </w:tcPr>
+          <w:p>
+            <w:pPr>
+              <w:spacing w:after="0" w:line="252"/>
+            </w:pPr>
+            <w:r>
+              <w:rPr>
+                <w:rFonts w:ascii="Arial" w:cs="Arial" w:eastAsia="Arial" w:hAnsi="Arial"/>
+                <w:b/>
+                <w:bCs/>
+                <w:sz w:val="18"/>
+                <w:szCs w:val="18"/>
+              </w:rPr>
+              <w:t xml:space="preserve">Delta configuration</w:t>
+            </w:r>
+          </w:p>
+        </w:tc>
+        <w:tc>
+          <w:tcPr>
+            <w:tcW w:type="dxa" w:w="7760"/>
+            <w:tcBorders>
+              <w:top w:val="single" w:color="8A97A8" w:sz="4"/>
+              <w:left w:val="single" w:color="8A97A8" w:sz="4"/>
+              <w:bottom w:val="single" w:color="8A97A8" w:sz="4"/>
+              <w:right w:val="single" w:color="8A97A8" w:sz="4"/>
+            </w:tcBorders>
+            <w:tcMar>
+              <w:top w:type="dxa" w:w="60"/>
+              <w:left w:type="dxa" w:w="90"/>
+              <w:bottom w:type="dxa" w:w="60"/>
+              <w:right w:type="dxa" w:w="90"/>
+            </w:tcMar>
+            <w:vAlign w:val="top"/>
+          </w:tcPr>
+          <w:p>
+            <w:pPr>
+              <w:spacing w:after="0" w:line="252"/>
+            </w:pPr>
+            <w:r>
+              <w:rPr>
+                <w:rFonts w:ascii="Arial" w:cs="Arial" w:eastAsia="Arial" w:hAnsi="Arial"/>
+                <w:b w:val="false"/>
+                <w:bCs w:val="false"/>
+                <w:sz w:val="18"/>
+                <w:szCs w:val="18"/>
+              </w:rPr>
+              <w:t xml:space="preserve">The set of differences between the configuration installed on a flight test aircraft and its reference configuration.</w:t>
+            </w:r>
+          </w:p>
+        </w:tc>
+        <w:tc>
+          <w:tcPr>
+            <w:tcW w:type="dxa" w:w="2200"/>
+            <w:tcBorders>
+              <w:top w:val="single" w:color="8A97A8" w:sz="4"/>
+              <w:left w:val="single" w:color="8A97A8" w:sz="4"/>
+              <w:bottom w:val="single" w:color="8A97A8" w:sz="4"/>
+              <w:right w:val="single" w:color="8A97A8" w:sz="4"/>
+            </w:tcBorders>
+            <w:tcMar>
+              <w:top w:type="dxa" w:w="60"/>
+              <w:left w:type="dxa" w:w="90"/>
+              <w:bottom w:type="dxa" w:w="60"/>
+              <w:right w:type="dxa" w:w="90"/>
+            </w:tcMar>
+            <w:vAlign w:val="top"/>
+          </w:tcPr>
+          <w:p>
+            <w:pPr>
+              <w:spacing w:after="0" w:line="252"/>
+            </w:pPr>
+            <w:r>
+              <w:rPr>
+                <w:rFonts w:ascii="Arial" w:cs="Arial" w:eastAsia="Arial" w:hAnsi="Arial"/>
+                <w:b w:val="false"/>
+                <w:bCs w:val="false"/>
+                <w:sz w:val="18"/>
+                <w:szCs w:val="18"/>
+              </w:rPr>
+              <w:t xml:space="preserve">This checklist set</w:t>
+            </w:r>
+          </w:p>
+        </w:tc>
+      </w:tr>
+      <w:tr>
+        <w:trPr>
+          <w:cantSplit/>
+        </w:trPr>
+        <w:tc>
+          <w:tcPr>
+            <w:tcW w:type="dxa" w:w="3000"/>
+            <w:tcBorders>
+              <w:top w:val="single" w:color="8A97A8" w:sz="4"/>
+              <w:left w:val="single" w:color="8A97A8" w:sz="4"/>
+              <w:bottom w:val="single" w:color="8A97A8" w:sz="4"/>
+              <w:right w:val="single" w:color="8A97A8" w:sz="4"/>
+            </w:tcBorders>
+            <w:tcMar>
+              <w:top w:type="dxa" w:w="60"/>
+              <w:left w:type="dxa" w:w="90"/>
+              <w:bottom w:type="dxa" w:w="60"/>
+              <w:right w:type="dxa" w:w="90"/>
+            </w:tcMar>
+            <w:vAlign w:val="top"/>
+          </w:tcPr>
+          <w:p>
+            <w:pPr>
+              <w:spacing w:after="0" w:line="252"/>
+            </w:pPr>
+            <w:r>
+              <w:rPr>
+                <w:rFonts w:ascii="Arial" w:cs="Arial" w:eastAsia="Arial" w:hAnsi="Arial"/>
+                <w:b/>
+                <w:bCs/>
+                <w:sz w:val="18"/>
+                <w:szCs w:val="18"/>
+              </w:rPr>
+              <w:t xml:space="preserve">Reference configuration</w:t>
+            </w:r>
+          </w:p>
+        </w:tc>
+        <w:tc>
+          <w:tcPr>
+            <w:tcW w:type="dxa" w:w="7760"/>
+            <w:tcBorders>
+              <w:top w:val="single" w:color="8A97A8" w:sz="4"/>
+              <w:left w:val="single" w:color="8A97A8" w:sz="4"/>
+              <w:bottom w:val="single" w:color="8A97A8" w:sz="4"/>
+              <w:right w:val="single" w:color="8A97A8" w:sz="4"/>
+            </w:tcBorders>
+            <w:tcMar>
+              <w:top w:type="dxa" w:w="60"/>
+              <w:left w:type="dxa" w:w="90"/>
+              <w:bottom w:type="dxa" w:w="60"/>
+              <w:right w:type="dxa" w:w="90"/>
+            </w:tcMar>
+            <w:vAlign w:val="top"/>
+          </w:tcPr>
+          <w:p>
+            <w:pPr>
+              <w:spacing w:after="0" w:line="252"/>
+            </w:pPr>
+            <w:r>
+              <w:rPr>
+                <w:rFonts w:ascii="Arial" w:cs="Arial" w:eastAsia="Arial" w:hAnsi="Arial"/>
+                <w:b w:val="false"/>
+                <w:bCs w:val="false"/>
+                <w:sz w:val="18"/>
+                <w:szCs w:val="18"/>
+              </w:rPr>
+              <w:t xml:space="preserve">The current approved configuration of each installed CI, and the configuration that the CI’s approval and clearance notice (ACN) clears.</w:t>
+            </w:r>
+          </w:p>
+        </w:tc>
+        <w:tc>
+          <w:tcPr>
+            <w:tcW w:type="dxa" w:w="2200"/>
+            <w:tcBorders>
+              <w:top w:val="single" w:color="8A97A8" w:sz="4"/>
+              <w:left w:val="single" w:color="8A97A8" w:sz="4"/>
+              <w:bottom w:val="single" w:color="8A97A8" w:sz="4"/>
+              <w:right w:val="single" w:color="8A97A8" w:sz="4"/>
+            </w:tcBorders>
+            <w:tcMar>
+              <w:top w:type="dxa" w:w="60"/>
+              <w:left w:type="dxa" w:w="90"/>
+              <w:bottom w:type="dxa" w:w="60"/>
+              <w:right w:type="dxa" w:w="90"/>
+            </w:tcMar>
+            <w:vAlign w:val="top"/>
+          </w:tcPr>
+          <w:p>
+            <w:pPr>
+              <w:spacing w:after="0" w:line="252"/>
+            </w:pPr>
+            <w:r>
+              <w:rPr>
+                <w:rFonts w:ascii="Arial" w:cs="Arial" w:eastAsia="Arial" w:hAnsi="Arial"/>
+                <w:b w:val="false"/>
+                <w:bCs w:val="false"/>
+                <w:sz w:val="18"/>
+                <w:szCs w:val="18"/>
+              </w:rPr>
+              <w:t xml:space="preserve">This checklist set</w:t>
+            </w:r>
+          </w:p>
+        </w:tc>
+      </w:tr>
     </w:tbl>
     <w:p>
       <w:pPr>
@@ -2546,10 +5298,10 @@
     <w:p>
       <w:pPr>
         <w:sectPr>
-          <w:headerReference w:type="default" r:id="rId7"/>
-          <w:footerReference w:type="default" r:id="rId8"/>
+          <w:headerReference w:type="default" r:id="rId9"/>
+          <w:footerReference w:type="default" r:id="rId10"/>
           <w:pgSz w:w="15840" w:h="12240" w:orient="landscape"/>
-          <w:pgMar w:top="1080" w:right="1080" w:bottom="1080" w:left="1080" w:header="708" w:footer="708" w:gutter="0"/>
+          <w:pgMar w:top="1080" w:right="1440" w:bottom="1080" w:left="1440" w:header="708" w:footer="708" w:gutter="0"/>
           <w:pgNumType/>
           <w:docGrid w:linePitch="360"/>
         </w:sectPr>
@@ -7259,7 +10011,7 @@
                 <w:sz w:val="17"/>
                 <w:szCs w:val="17"/>
               </w:rPr>
-              <w:t xml:space="preserve">Change incorporation record and list of open ECPs against the tail.</w:t>
+              <w:t xml:space="preserve">Change incorporation record. Approved changes not yet incorporated on the tail. List of open ECPs.</w:t>
             </w:r>
           </w:p>
         </w:tc>
@@ -7426,36 +10178,228 @@
         </w:trPr>
         <w:tc>
           <w:tcPr>
-            <w:tcW w:type="dxa" w:w="12960"/>
-            <w:gridSpan w:val="7"/>
-            <w:tcBorders>
-              <w:top w:val="single" w:color="8A97A8" w:sz="4"/>
-              <w:left w:val="single" w:color="8A97A8" w:sz="4"/>
-              <w:bottom w:val="single" w:color="8A97A8" w:sz="4"/>
-              <w:right w:val="single" w:color="8A97A8" w:sz="4"/>
-            </w:tcBorders>
-            <w:shd w:fill="E8ECF1" w:color="auto" w:val="clear"/>
-            <w:tcMar>
-              <w:top w:type="dxa" w:w="60"/>
-              <w:left w:type="dxa" w:w="90"/>
-              <w:bottom w:type="dxa" w:w="60"/>
-              <w:right w:type="dxa" w:w="90"/>
-            </w:tcMar>
-            <w:vAlign w:val="top"/>
-          </w:tcPr>
-          <w:p>
-            <w:pPr>
-              <w:spacing w:after="0" w:line="252"/>
-            </w:pPr>
+            <w:tcW w:type="dxa" w:w="920"/>
+            <w:tcBorders>
+              <w:top w:val="single" w:color="8A97A8" w:sz="4"/>
+              <w:left w:val="single" w:color="8A97A8" w:sz="4"/>
+              <w:bottom w:val="single" w:color="8A97A8" w:sz="4"/>
+              <w:right w:val="single" w:color="8A97A8" w:sz="4"/>
+            </w:tcBorders>
+            <w:tcMar>
+              <w:top w:type="dxa" w:w="60"/>
+              <w:left w:type="dxa" w:w="90"/>
+              <w:bottom w:type="dxa" w:w="60"/>
+              <w:right w:type="dxa" w:w="90"/>
+            </w:tcMar>
+          </w:tcPr>
+          <w:p>
+            <w:pPr>
+              <w:spacing w:after="0"/>
+            </w:pPr>
+            <w:r>
+              <w:rPr>
+                <w:rFonts w:ascii="Segoe UI Symbol" w:cs="Segoe UI Symbol" w:eastAsia="Segoe UI Symbol" w:hAnsi="Segoe UI Symbol"/>
+                <w:sz w:val="20"/>
+                <w:szCs w:val="20"/>
+              </w:rPr>
+              <w:t xml:space="preserve">☐ </w:t>
+            </w:r>
             <w:r>
               <w:rPr>
                 <w:rFonts w:ascii="Arial" w:cs="Arial" w:eastAsia="Arial" w:hAnsi="Arial"/>
                 <w:b/>
                 <w:bCs/>
-                <w:sz w:val="18"/>
-                <w:szCs w:val="18"/>
-              </w:rPr>
-              <w:t xml:space="preserve">Status: is the CM record clean</w:t>
+                <w:sz w:val="17"/>
+                <w:szCs w:val="17"/>
+              </w:rPr>
+              <w:t xml:space="preserve">S.17</w:t>
+            </w:r>
+          </w:p>
+        </w:tc>
+        <w:tc>
+          <w:tcPr>
+            <w:tcW w:type="dxa" w:w="3400"/>
+            <w:tcBorders>
+              <w:top w:val="single" w:color="8A97A8" w:sz="4"/>
+              <w:left w:val="single" w:color="8A97A8" w:sz="4"/>
+              <w:bottom w:val="single" w:color="8A97A8" w:sz="4"/>
+              <w:right w:val="single" w:color="8A97A8" w:sz="4"/>
+            </w:tcBorders>
+            <w:tcMar>
+              <w:top w:type="dxa" w:w="60"/>
+              <w:left w:type="dxa" w:w="90"/>
+              <w:bottom w:type="dxa" w:w="60"/>
+              <w:right w:type="dxa" w:w="90"/>
+            </w:tcMar>
+            <w:vAlign w:val="top"/>
+          </w:tcPr>
+          <w:p>
+            <w:pPr>
+              <w:spacing w:after="0" w:line="252"/>
+            </w:pPr>
+            <w:r>
+              <w:rPr>
+                <w:rFonts w:ascii="Arial" w:cs="Arial" w:eastAsia="Arial" w:hAnsi="Arial"/>
+                <w:sz w:val="17"/>
+                <w:szCs w:val="17"/>
+              </w:rPr>
+              <w:t xml:space="preserve">Open nonconformances on the tail, each dispositioned before flight.</w:t>
+            </w:r>
+          </w:p>
+        </w:tc>
+        <w:tc>
+          <w:tcPr>
+            <w:tcW w:type="dxa" w:w="2400"/>
+            <w:tcBorders>
+              <w:top w:val="single" w:color="8A97A8" w:sz="4"/>
+              <w:left w:val="single" w:color="8A97A8" w:sz="4"/>
+              <w:bottom w:val="single" w:color="8A97A8" w:sz="4"/>
+              <w:right w:val="single" w:color="8A97A8" w:sz="4"/>
+            </w:tcBorders>
+            <w:tcMar>
+              <w:top w:type="dxa" w:w="60"/>
+              <w:left w:type="dxa" w:w="90"/>
+              <w:bottom w:type="dxa" w:w="60"/>
+              <w:right w:type="dxa" w:w="90"/>
+            </w:tcMar>
+            <w:vAlign w:val="top"/>
+          </w:tcPr>
+          <w:p>
+            <w:pPr>
+              <w:spacing w:after="0" w:line="252"/>
+            </w:pPr>
+            <w:r>
+              <w:rPr>
+                <w:rFonts w:ascii="Arial" w:cs="Arial" w:eastAsia="Arial" w:hAnsi="Arial"/>
+                <w:sz w:val="17"/>
+                <w:szCs w:val="17"/>
+              </w:rPr>
+              <w:t xml:space="preserve">No unapproved departure flies.</w:t>
+            </w:r>
+          </w:p>
+        </w:tc>
+        <w:tc>
+          <w:tcPr>
+            <w:tcW w:type="dxa" w:w="1480"/>
+            <w:tcBorders>
+              <w:top w:val="single" w:color="8A97A8" w:sz="4"/>
+              <w:left w:val="single" w:color="8A97A8" w:sz="4"/>
+              <w:bottom w:val="single" w:color="8A97A8" w:sz="4"/>
+              <w:right w:val="single" w:color="8A97A8" w:sz="4"/>
+            </w:tcBorders>
+            <w:tcMar>
+              <w:top w:type="dxa" w:w="60"/>
+              <w:left w:type="dxa" w:w="90"/>
+              <w:bottom w:type="dxa" w:w="60"/>
+              <w:right w:type="dxa" w:w="90"/>
+            </w:tcMar>
+            <w:vAlign w:val="top"/>
+          </w:tcPr>
+          <w:p>
+            <w:pPr>
+              <w:spacing w:after="0" w:line="252"/>
+            </w:pPr>
+            <w:r>
+              <w:rPr>
+                <w:rFonts w:ascii="Arial" w:cs="Arial" w:eastAsia="Arial" w:hAnsi="Arial"/>
+                <w:sz w:val="17"/>
+                <w:szCs w:val="17"/>
+              </w:rPr>
+              <w:t xml:space="preserve">Quality</w:t>
+            </w:r>
+          </w:p>
+        </w:tc>
+        <w:tc>
+          <w:tcPr>
+            <w:tcW w:type="dxa" w:w="1700"/>
+            <w:tcBorders>
+              <w:top w:val="single" w:color="8A97A8" w:sz="4"/>
+              <w:left w:val="single" w:color="8A97A8" w:sz="4"/>
+              <w:bottom w:val="single" w:color="8A97A8" w:sz="4"/>
+              <w:right w:val="single" w:color="8A97A8" w:sz="4"/>
+            </w:tcBorders>
+            <w:tcMar>
+              <w:top w:type="dxa" w:w="60"/>
+              <w:left w:type="dxa" w:w="90"/>
+              <w:bottom w:type="dxa" w:w="60"/>
+              <w:right w:type="dxa" w:w="90"/>
+            </w:tcMar>
+            <w:vAlign w:val="top"/>
+          </w:tcPr>
+          <w:p>
+            <w:pPr>
+              <w:spacing w:after="0" w:line="252"/>
+            </w:pPr>
+            <w:r>
+              <w:rPr>
+                <w:rFonts w:ascii="Arial" w:cs="Arial" w:eastAsia="Arial" w:hAnsi="Arial"/>
+                <w:color w:val="44505F"/>
+                <w:sz w:val="17"/>
+                <w:szCs w:val="17"/>
+              </w:rPr>
+              <w:t xml:space="preserve">Company nonconformance and variance process</w:t>
+            </w:r>
+          </w:p>
+        </w:tc>
+        <w:tc>
+          <w:tcPr>
+            <w:tcW w:type="dxa" w:w="1940"/>
+            <w:tcBorders>
+              <w:top w:val="single" w:color="8A97A8" w:sz="4"/>
+              <w:left w:val="single" w:color="8A97A8" w:sz="4"/>
+              <w:bottom w:val="single" w:color="8A97A8" w:sz="4"/>
+              <w:right w:val="single" w:color="8A97A8" w:sz="4"/>
+            </w:tcBorders>
+            <w:tcMar>
+              <w:top w:type="dxa" w:w="60"/>
+              <w:left w:type="dxa" w:w="90"/>
+              <w:bottom w:type="dxa" w:w="60"/>
+              <w:right w:type="dxa" w:w="90"/>
+            </w:tcMar>
+            <w:vAlign w:val="top"/>
+          </w:tcPr>
+          <w:p>
+            <w:pPr>
+              <w:spacing w:after="0" w:line="252"/>
+            </w:pPr>
+            <w:r>
+              <w:rPr>
+                <w:rFonts w:ascii="Arial" w:cs="Arial" w:eastAsia="Arial" w:hAnsi="Arial"/>
+                <w:sz w:val="17"/>
+                <w:szCs w:val="17"/>
+              </w:rPr>
+              <w:t xml:space="preserve"/>
+            </w:r>
+          </w:p>
+        </w:tc>
+        <w:tc>
+          <w:tcPr>
+            <w:tcW w:type="dxa" w:w="1120"/>
+            <w:tcBorders>
+              <w:top w:val="single" w:color="8A97A8" w:sz="4"/>
+              <w:left w:val="single" w:color="8A97A8" w:sz="4"/>
+              <w:bottom w:val="single" w:color="8A97A8" w:sz="4"/>
+              <w:right w:val="single" w:color="8A97A8" w:sz="4"/>
+            </w:tcBorders>
+            <w:tcMar>
+              <w:top w:type="dxa" w:w="60"/>
+              <w:left w:type="dxa" w:w="90"/>
+              <w:bottom w:type="dxa" w:w="60"/>
+              <w:right w:type="dxa" w:w="90"/>
+            </w:tcMar>
+            <w:vAlign w:val="top"/>
+          </w:tcPr>
+          <w:p>
+            <w:pPr>
+              <w:spacing w:after="0" w:line="252"/>
+            </w:pPr>
+            <w:r>
+              <w:rPr>
+                <w:rFonts w:ascii="Arial" w:cs="Arial" w:eastAsia="Arial" w:hAnsi="Arial"/>
+                <w:sz w:val="17"/>
+                <w:szCs w:val="17"/>
+              </w:rPr>
+              <w:t xml:space="preserve"/>
             </w:r>
           </w:p>
         </w:tc>
@@ -7466,228 +10410,36 @@
         </w:trPr>
         <w:tc>
           <w:tcPr>
-            <w:tcW w:type="dxa" w:w="920"/>
-            <w:tcBorders>
-              <w:top w:val="single" w:color="8A97A8" w:sz="4"/>
-              <w:left w:val="single" w:color="8A97A8" w:sz="4"/>
-              <w:bottom w:val="single" w:color="8A97A8" w:sz="4"/>
-              <w:right w:val="single" w:color="8A97A8" w:sz="4"/>
-            </w:tcBorders>
-            <w:tcMar>
-              <w:top w:type="dxa" w:w="60"/>
-              <w:left w:type="dxa" w:w="90"/>
-              <w:bottom w:type="dxa" w:w="60"/>
-              <w:right w:type="dxa" w:w="90"/>
-            </w:tcMar>
-          </w:tcPr>
-          <w:p>
-            <w:pPr>
-              <w:spacing w:after="0"/>
-            </w:pPr>
-            <w:r>
-              <w:rPr>
-                <w:rFonts w:ascii="Segoe UI Symbol" w:cs="Segoe UI Symbol" w:eastAsia="Segoe UI Symbol" w:hAnsi="Segoe UI Symbol"/>
-                <w:sz w:val="20"/>
-                <w:szCs w:val="20"/>
-              </w:rPr>
-              <w:t xml:space="preserve">☐ </w:t>
-            </w:r>
+            <w:tcW w:type="dxa" w:w="12960"/>
+            <w:gridSpan w:val="7"/>
+            <w:tcBorders>
+              <w:top w:val="single" w:color="8A97A8" w:sz="4"/>
+              <w:left w:val="single" w:color="8A97A8" w:sz="4"/>
+              <w:bottom w:val="single" w:color="8A97A8" w:sz="4"/>
+              <w:right w:val="single" w:color="8A97A8" w:sz="4"/>
+            </w:tcBorders>
+            <w:shd w:fill="E8ECF1" w:color="auto" w:val="clear"/>
+            <w:tcMar>
+              <w:top w:type="dxa" w:w="60"/>
+              <w:left w:type="dxa" w:w="90"/>
+              <w:bottom w:type="dxa" w:w="60"/>
+              <w:right w:type="dxa" w:w="90"/>
+            </w:tcMar>
+            <w:vAlign w:val="top"/>
+          </w:tcPr>
+          <w:p>
+            <w:pPr>
+              <w:spacing w:after="0" w:line="252"/>
+            </w:pPr>
             <w:r>
               <w:rPr>
                 <w:rFonts w:ascii="Arial" w:cs="Arial" w:eastAsia="Arial" w:hAnsi="Arial"/>
                 <w:b/>
                 <w:bCs/>
-                <w:sz w:val="17"/>
-                <w:szCs w:val="17"/>
-              </w:rPr>
-              <w:t xml:space="preserve">S.17</w:t>
-            </w:r>
-          </w:p>
-        </w:tc>
-        <w:tc>
-          <w:tcPr>
-            <w:tcW w:type="dxa" w:w="3400"/>
-            <w:tcBorders>
-              <w:top w:val="single" w:color="8A97A8" w:sz="4"/>
-              <w:left w:val="single" w:color="8A97A8" w:sz="4"/>
-              <w:bottom w:val="single" w:color="8A97A8" w:sz="4"/>
-              <w:right w:val="single" w:color="8A97A8" w:sz="4"/>
-            </w:tcBorders>
-            <w:tcMar>
-              <w:top w:type="dxa" w:w="60"/>
-              <w:left w:type="dxa" w:w="90"/>
-              <w:bottom w:type="dxa" w:w="60"/>
-              <w:right w:type="dxa" w:w="90"/>
-            </w:tcMar>
-            <w:vAlign w:val="top"/>
-          </w:tcPr>
-          <w:p>
-            <w:pPr>
-              <w:spacing w:after="0" w:line="252"/>
-            </w:pPr>
-            <w:r>
-              <w:rPr>
-                <w:rFonts w:ascii="Arial" w:cs="Arial" w:eastAsia="Arial" w:hAnsi="Arial"/>
-                <w:sz w:val="17"/>
-                <w:szCs w:val="17"/>
-              </w:rPr>
-              <w:t xml:space="preserve">CI index: every installed CI is designated, Acquirer concurred, and its baseline status is recorded.</w:t>
-            </w:r>
-          </w:p>
-        </w:tc>
-        <w:tc>
-          <w:tcPr>
-            <w:tcW w:type="dxa" w:w="2400"/>
-            <w:tcBorders>
-              <w:top w:val="single" w:color="8A97A8" w:sz="4"/>
-              <w:left w:val="single" w:color="8A97A8" w:sz="4"/>
-              <w:bottom w:val="single" w:color="8A97A8" w:sz="4"/>
-              <w:right w:val="single" w:color="8A97A8" w:sz="4"/>
-            </w:tcBorders>
-            <w:tcMar>
-              <w:top w:type="dxa" w:w="60"/>
-              <w:left w:type="dxa" w:w="90"/>
-              <w:bottom w:type="dxa" w:w="60"/>
-              <w:right w:type="dxa" w:w="90"/>
-            </w:tcMar>
-            <w:vAlign w:val="top"/>
-          </w:tcPr>
-          <w:p>
-            <w:pPr>
-              <w:spacing w:after="0" w:line="252"/>
-            </w:pPr>
-            <w:r>
-              <w:rPr>
-                <w:rFonts w:ascii="Arial" w:cs="Arial" w:eastAsia="Arial" w:hAnsi="Arial"/>
-                <w:sz w:val="17"/>
-                <w:szCs w:val="17"/>
-              </w:rPr>
-              <w:t xml:space="preserve">Every CI on the tail is managed.</w:t>
-            </w:r>
-          </w:p>
-        </w:tc>
-        <w:tc>
-          <w:tcPr>
-            <w:tcW w:type="dxa" w:w="1480"/>
-            <w:tcBorders>
-              <w:top w:val="single" w:color="8A97A8" w:sz="4"/>
-              <w:left w:val="single" w:color="8A97A8" w:sz="4"/>
-              <w:bottom w:val="single" w:color="8A97A8" w:sz="4"/>
-              <w:right w:val="single" w:color="8A97A8" w:sz="4"/>
-            </w:tcBorders>
-            <w:tcMar>
-              <w:top w:type="dxa" w:w="60"/>
-              <w:left w:type="dxa" w:w="90"/>
-              <w:bottom w:type="dxa" w:w="60"/>
-              <w:right w:type="dxa" w:w="90"/>
-            </w:tcMar>
-            <w:vAlign w:val="top"/>
-          </w:tcPr>
-          <w:p>
-            <w:pPr>
-              <w:spacing w:after="0" w:line="252"/>
-            </w:pPr>
-            <w:r>
-              <w:rPr>
-                <w:rFonts w:ascii="Arial" w:cs="Arial" w:eastAsia="Arial" w:hAnsi="Arial"/>
-                <w:sz w:val="17"/>
-                <w:szCs w:val="17"/>
-              </w:rPr>
-              <w:t xml:space="preserve">CM</w:t>
-            </w:r>
-          </w:p>
-        </w:tc>
-        <w:tc>
-          <w:tcPr>
-            <w:tcW w:type="dxa" w:w="1700"/>
-            <w:tcBorders>
-              <w:top w:val="single" w:color="8A97A8" w:sz="4"/>
-              <w:left w:val="single" w:color="8A97A8" w:sz="4"/>
-              <w:bottom w:val="single" w:color="8A97A8" w:sz="4"/>
-              <w:right w:val="single" w:color="8A97A8" w:sz="4"/>
-            </w:tcBorders>
-            <w:tcMar>
-              <w:top w:type="dxa" w:w="60"/>
-              <w:left w:type="dxa" w:w="90"/>
-              <w:bottom w:type="dxa" w:w="60"/>
-              <w:right w:type="dxa" w:w="90"/>
-            </w:tcMar>
-            <w:vAlign w:val="top"/>
-          </w:tcPr>
-          <w:p>
-            <w:pPr>
-              <w:spacing w:after="0" w:line="252"/>
-            </w:pPr>
-            <w:r>
-              <w:rPr>
-                <w:rFonts w:ascii="Arial" w:cs="Arial" w:eastAsia="Arial" w:hAnsi="Arial"/>
-                <w:color w:val="44505F"/>
-                <w:sz w:val="17"/>
-                <w:szCs w:val="17"/>
-              </w:rPr>
-              <w:t xml:space="preserve">Company CI identification process</w:t>
-            </w:r>
-          </w:p>
-        </w:tc>
-        <w:tc>
-          <w:tcPr>
-            <w:tcW w:type="dxa" w:w="1940"/>
-            <w:tcBorders>
-              <w:top w:val="single" w:color="8A97A8" w:sz="4"/>
-              <w:left w:val="single" w:color="8A97A8" w:sz="4"/>
-              <w:bottom w:val="single" w:color="8A97A8" w:sz="4"/>
-              <w:right w:val="single" w:color="8A97A8" w:sz="4"/>
-            </w:tcBorders>
-            <w:tcMar>
-              <w:top w:type="dxa" w:w="60"/>
-              <w:left w:type="dxa" w:w="90"/>
-              <w:bottom w:type="dxa" w:w="60"/>
-              <w:right w:type="dxa" w:w="90"/>
-            </w:tcMar>
-            <w:vAlign w:val="top"/>
-          </w:tcPr>
-          <w:p>
-            <w:pPr>
-              <w:spacing w:after="0" w:line="252"/>
-            </w:pPr>
-            <w:r>
-              <w:rPr>
-                <w:rFonts w:ascii="Arial" w:cs="Arial" w:eastAsia="Arial" w:hAnsi="Arial"/>
-                <w:sz w:val="17"/>
-                <w:szCs w:val="17"/>
-              </w:rPr>
-              <w:t xml:space="preserve"/>
-            </w:r>
-          </w:p>
-        </w:tc>
-        <w:tc>
-          <w:tcPr>
-            <w:tcW w:type="dxa" w:w="1120"/>
-            <w:tcBorders>
-              <w:top w:val="single" w:color="8A97A8" w:sz="4"/>
-              <w:left w:val="single" w:color="8A97A8" w:sz="4"/>
-              <w:bottom w:val="single" w:color="8A97A8" w:sz="4"/>
-              <w:right w:val="single" w:color="8A97A8" w:sz="4"/>
-            </w:tcBorders>
-            <w:tcMar>
-              <w:top w:type="dxa" w:w="60"/>
-              <w:left w:type="dxa" w:w="90"/>
-              <w:bottom w:type="dxa" w:w="60"/>
-              <w:right w:type="dxa" w:w="90"/>
-            </w:tcMar>
-            <w:vAlign w:val="top"/>
-          </w:tcPr>
-          <w:p>
-            <w:pPr>
-              <w:spacing w:after="0" w:line="252"/>
-            </w:pPr>
-            <w:r>
-              <w:rPr>
-                <w:rFonts w:ascii="Arial" w:cs="Arial" w:eastAsia="Arial" w:hAnsi="Arial"/>
-                <w:sz w:val="17"/>
-                <w:szCs w:val="17"/>
-              </w:rPr>
-              <w:t xml:space="preserve"/>
+                <w:sz w:val="18"/>
+                <w:szCs w:val="18"/>
+              </w:rPr>
+              <w:t xml:space="preserve">Status: is the CM record clean</w:t>
             </w:r>
           </w:p>
         </w:tc>
@@ -7733,6 +10485,238 @@
                 <w:szCs w:val="17"/>
               </w:rPr>
               <w:t xml:space="preserve">S.18</w:t>
+            </w:r>
+          </w:p>
+        </w:tc>
+        <w:tc>
+          <w:tcPr>
+            <w:tcW w:type="dxa" w:w="3400"/>
+            <w:tcBorders>
+              <w:top w:val="single" w:color="8A97A8" w:sz="4"/>
+              <w:left w:val="single" w:color="8A97A8" w:sz="4"/>
+              <w:bottom w:val="single" w:color="8A97A8" w:sz="4"/>
+              <w:right w:val="single" w:color="8A97A8" w:sz="4"/>
+            </w:tcBorders>
+            <w:tcMar>
+              <w:top w:type="dxa" w:w="60"/>
+              <w:left w:type="dxa" w:w="90"/>
+              <w:bottom w:type="dxa" w:w="60"/>
+              <w:right w:type="dxa" w:w="90"/>
+            </w:tcMar>
+            <w:vAlign w:val="top"/>
+          </w:tcPr>
+          <w:p>
+            <w:pPr>
+              <w:spacing w:after="0" w:line="252"/>
+            </w:pPr>
+            <w:r>
+              <w:rPr>
+                <w:rFonts w:ascii="Arial" w:cs="Arial" w:eastAsia="Arial" w:hAnsi="Arial"/>
+                <w:sz w:val="17"/>
+                <w:szCs w:val="17"/>
+              </w:rPr>
+              <w:t xml:space="preserve">CI index: every installed CI is designated, Acquirer concurred, and its baseline status is recorded.</w:t>
+            </w:r>
+          </w:p>
+        </w:tc>
+        <w:tc>
+          <w:tcPr>
+            <w:tcW w:type="dxa" w:w="2400"/>
+            <w:tcBorders>
+              <w:top w:val="single" w:color="8A97A8" w:sz="4"/>
+              <w:left w:val="single" w:color="8A97A8" w:sz="4"/>
+              <w:bottom w:val="single" w:color="8A97A8" w:sz="4"/>
+              <w:right w:val="single" w:color="8A97A8" w:sz="4"/>
+            </w:tcBorders>
+            <w:tcMar>
+              <w:top w:type="dxa" w:w="60"/>
+              <w:left w:type="dxa" w:w="90"/>
+              <w:bottom w:type="dxa" w:w="60"/>
+              <w:right w:type="dxa" w:w="90"/>
+            </w:tcMar>
+            <w:vAlign w:val="top"/>
+          </w:tcPr>
+          <w:p>
+            <w:pPr>
+              <w:spacing w:after="0" w:line="252"/>
+            </w:pPr>
+            <w:r>
+              <w:rPr>
+                <w:rFonts w:ascii="Arial" w:cs="Arial" w:eastAsia="Arial" w:hAnsi="Arial"/>
+                <w:sz w:val="17"/>
+                <w:szCs w:val="17"/>
+              </w:rPr>
+              <w:t xml:space="preserve">Every CI on the tail is managed.</w:t>
+            </w:r>
+          </w:p>
+        </w:tc>
+        <w:tc>
+          <w:tcPr>
+            <w:tcW w:type="dxa" w:w="1480"/>
+            <w:tcBorders>
+              <w:top w:val="single" w:color="8A97A8" w:sz="4"/>
+              <w:left w:val="single" w:color="8A97A8" w:sz="4"/>
+              <w:bottom w:val="single" w:color="8A97A8" w:sz="4"/>
+              <w:right w:val="single" w:color="8A97A8" w:sz="4"/>
+            </w:tcBorders>
+            <w:tcMar>
+              <w:top w:type="dxa" w:w="60"/>
+              <w:left w:type="dxa" w:w="90"/>
+              <w:bottom w:type="dxa" w:w="60"/>
+              <w:right w:type="dxa" w:w="90"/>
+            </w:tcMar>
+            <w:vAlign w:val="top"/>
+          </w:tcPr>
+          <w:p>
+            <w:pPr>
+              <w:spacing w:after="0" w:line="252"/>
+            </w:pPr>
+            <w:r>
+              <w:rPr>
+                <w:rFonts w:ascii="Arial" w:cs="Arial" w:eastAsia="Arial" w:hAnsi="Arial"/>
+                <w:sz w:val="17"/>
+                <w:szCs w:val="17"/>
+              </w:rPr>
+              <w:t xml:space="preserve">CM</w:t>
+            </w:r>
+          </w:p>
+        </w:tc>
+        <w:tc>
+          <w:tcPr>
+            <w:tcW w:type="dxa" w:w="1700"/>
+            <w:tcBorders>
+              <w:top w:val="single" w:color="8A97A8" w:sz="4"/>
+              <w:left w:val="single" w:color="8A97A8" w:sz="4"/>
+              <w:bottom w:val="single" w:color="8A97A8" w:sz="4"/>
+              <w:right w:val="single" w:color="8A97A8" w:sz="4"/>
+            </w:tcBorders>
+            <w:tcMar>
+              <w:top w:type="dxa" w:w="60"/>
+              <w:left w:type="dxa" w:w="90"/>
+              <w:bottom w:type="dxa" w:w="60"/>
+              <w:right w:type="dxa" w:w="90"/>
+            </w:tcMar>
+            <w:vAlign w:val="top"/>
+          </w:tcPr>
+          <w:p>
+            <w:pPr>
+              <w:spacing w:after="0" w:line="252"/>
+            </w:pPr>
+            <w:r>
+              <w:rPr>
+                <w:rFonts w:ascii="Arial" w:cs="Arial" w:eastAsia="Arial" w:hAnsi="Arial"/>
+                <w:color w:val="44505F"/>
+                <w:sz w:val="17"/>
+                <w:szCs w:val="17"/>
+              </w:rPr>
+              <w:t xml:space="preserve">Company CI identification process</w:t>
+            </w:r>
+          </w:p>
+        </w:tc>
+        <w:tc>
+          <w:tcPr>
+            <w:tcW w:type="dxa" w:w="1940"/>
+            <w:tcBorders>
+              <w:top w:val="single" w:color="8A97A8" w:sz="4"/>
+              <w:left w:val="single" w:color="8A97A8" w:sz="4"/>
+              <w:bottom w:val="single" w:color="8A97A8" w:sz="4"/>
+              <w:right w:val="single" w:color="8A97A8" w:sz="4"/>
+            </w:tcBorders>
+            <w:tcMar>
+              <w:top w:type="dxa" w:w="60"/>
+              <w:left w:type="dxa" w:w="90"/>
+              <w:bottom w:type="dxa" w:w="60"/>
+              <w:right w:type="dxa" w:w="90"/>
+            </w:tcMar>
+            <w:vAlign w:val="top"/>
+          </w:tcPr>
+          <w:p>
+            <w:pPr>
+              <w:spacing w:after="0" w:line="252"/>
+            </w:pPr>
+            <w:r>
+              <w:rPr>
+                <w:rFonts w:ascii="Arial" w:cs="Arial" w:eastAsia="Arial" w:hAnsi="Arial"/>
+                <w:sz w:val="17"/>
+                <w:szCs w:val="17"/>
+              </w:rPr>
+              <w:t xml:space="preserve"/>
+            </w:r>
+          </w:p>
+        </w:tc>
+        <w:tc>
+          <w:tcPr>
+            <w:tcW w:type="dxa" w:w="1120"/>
+            <w:tcBorders>
+              <w:top w:val="single" w:color="8A97A8" w:sz="4"/>
+              <w:left w:val="single" w:color="8A97A8" w:sz="4"/>
+              <w:bottom w:val="single" w:color="8A97A8" w:sz="4"/>
+              <w:right w:val="single" w:color="8A97A8" w:sz="4"/>
+            </w:tcBorders>
+            <w:tcMar>
+              <w:top w:type="dxa" w:w="60"/>
+              <w:left w:type="dxa" w:w="90"/>
+              <w:bottom w:type="dxa" w:w="60"/>
+              <w:right w:type="dxa" w:w="90"/>
+            </w:tcMar>
+            <w:vAlign w:val="top"/>
+          </w:tcPr>
+          <w:p>
+            <w:pPr>
+              <w:spacing w:after="0" w:line="252"/>
+            </w:pPr>
+            <w:r>
+              <w:rPr>
+                <w:rFonts w:ascii="Arial" w:cs="Arial" w:eastAsia="Arial" w:hAnsi="Arial"/>
+                <w:sz w:val="17"/>
+                <w:szCs w:val="17"/>
+              </w:rPr>
+              <w:t xml:space="preserve"/>
+            </w:r>
+          </w:p>
+        </w:tc>
+      </w:tr>
+      <w:tr>
+        <w:trPr>
+          <w:cantSplit/>
+        </w:trPr>
+        <w:tc>
+          <w:tcPr>
+            <w:tcW w:type="dxa" w:w="920"/>
+            <w:tcBorders>
+              <w:top w:val="single" w:color="8A97A8" w:sz="4"/>
+              <w:left w:val="single" w:color="8A97A8" w:sz="4"/>
+              <w:bottom w:val="single" w:color="8A97A8" w:sz="4"/>
+              <w:right w:val="single" w:color="8A97A8" w:sz="4"/>
+            </w:tcBorders>
+            <w:tcMar>
+              <w:top w:type="dxa" w:w="60"/>
+              <w:left w:type="dxa" w:w="90"/>
+              <w:bottom w:type="dxa" w:w="60"/>
+              <w:right w:type="dxa" w:w="90"/>
+            </w:tcMar>
+          </w:tcPr>
+          <w:p>
+            <w:pPr>
+              <w:spacing w:after="0"/>
+            </w:pPr>
+            <w:r>
+              <w:rPr>
+                <w:rFonts w:ascii="Segoe UI Symbol" w:cs="Segoe UI Symbol" w:eastAsia="Segoe UI Symbol" w:hAnsi="Segoe UI Symbol"/>
+                <w:sz w:val="20"/>
+                <w:szCs w:val="20"/>
+              </w:rPr>
+              <w:t xml:space="preserve">☐ </w:t>
+            </w:r>
+            <w:r>
+              <w:rPr>
+                <w:rFonts w:ascii="Arial" w:cs="Arial" w:eastAsia="Arial" w:hAnsi="Arial"/>
+                <w:b/>
+                <w:bCs/>
+                <w:sz w:val="17"/>
+                <w:szCs w:val="17"/>
+              </w:rPr>
+              <w:t xml:space="preserve">S.19</w:t>
             </w:r>
           </w:p>
         </w:tc>
@@ -7958,6 +10942,9 @@
         <w:gridCol w:w="1800"/>
       </w:tblGrid>
       <w:tr>
+        <w:trPr>
+          <w:cantSplit/>
+        </w:trPr>
         <w:tc>
           <w:tcPr>
             <w:tcW w:type="dxa" w:w="1200"/>
@@ -7978,6 +10965,7 @@
           </w:tcPr>
           <w:p>
             <w:pPr>
+              <w:keepNext/>
               <w:spacing w:after="0" w:line="252"/>
             </w:pPr>
             <w:r>
@@ -8013,6 +11001,7 @@
           </w:tcPr>
           <w:p>
             <w:pPr>
+              <w:keepNext/>
               <w:spacing w:after="0" w:line="252"/>
             </w:pPr>
             <w:r>
@@ -8048,6 +11037,7 @@
           </w:tcPr>
           <w:p>
             <w:pPr>
+              <w:keepNext/>
               <w:spacing w:after="0" w:line="252"/>
             </w:pPr>
             <w:r>
@@ -8083,6 +11073,7 @@
           </w:tcPr>
           <w:p>
             <w:pPr>
+              <w:keepNext/>
               <w:spacing w:after="0" w:line="252"/>
             </w:pPr>
             <w:r>
@@ -8101,6 +11092,7 @@
       </w:tr>
       <w:tr>
         <w:trPr>
+          <w:cantSplit/>
           <w:trHeight w:val="400" w:hRule="atLeast"/>
         </w:trPr>
         <w:tc>
@@ -8122,6 +11114,7 @@
           </w:tcPr>
           <w:p>
             <w:pPr>
+              <w:keepNext/>
               <w:spacing w:after="0" w:line="252"/>
             </w:pPr>
             <w:r>
@@ -8153,6 +11146,7 @@
           </w:tcPr>
           <w:p>
             <w:pPr>
+              <w:keepNext/>
               <w:spacing w:after="0" w:line="252"/>
             </w:pPr>
             <w:r>
@@ -8184,6 +11178,7 @@
           </w:tcPr>
           <w:p>
             <w:pPr>
+              <w:keepNext/>
               <w:spacing w:after="0" w:line="252"/>
             </w:pPr>
             <w:r>
@@ -8215,6 +11210,7 @@
           </w:tcPr>
           <w:p>
             <w:pPr>
+              <w:keepNext/>
               <w:spacing w:after="0" w:line="252"/>
             </w:pPr>
             <w:r>
@@ -8230,6 +11226,7 @@
       </w:tr>
       <w:tr>
         <w:trPr>
+          <w:cantSplit/>
           <w:trHeight w:val="400" w:hRule="atLeast"/>
         </w:trPr>
         <w:tc>
@@ -8251,6 +11248,7 @@
           </w:tcPr>
           <w:p>
             <w:pPr>
+              <w:keepNext/>
               <w:spacing w:after="0" w:line="252"/>
             </w:pPr>
             <w:r>
@@ -8282,6 +11280,7 @@
           </w:tcPr>
           <w:p>
             <w:pPr>
+              <w:keepNext/>
               <w:spacing w:after="0" w:line="252"/>
             </w:pPr>
             <w:r>
@@ -8313,6 +11312,7 @@
           </w:tcPr>
           <w:p>
             <w:pPr>
+              <w:keepNext/>
               <w:spacing w:after="0" w:line="252"/>
             </w:pPr>
             <w:r>
@@ -8344,6 +11344,7 @@
           </w:tcPr>
           <w:p>
             <w:pPr>
+              <w:keepNext/>
               <w:spacing w:after="0" w:line="252"/>
             </w:pPr>
             <w:r>
@@ -8359,6 +11360,7 @@
       </w:tr>
       <w:tr>
         <w:trPr>
+          <w:cantSplit/>
           <w:trHeight w:val="400" w:hRule="atLeast"/>
         </w:trPr>
         <w:tc>
@@ -8380,6 +11382,7 @@
           </w:tcPr>
           <w:p>
             <w:pPr>
+              <w:keepNext/>
               <w:spacing w:after="0" w:line="252"/>
             </w:pPr>
             <w:r>
@@ -8411,6 +11414,7 @@
           </w:tcPr>
           <w:p>
             <w:pPr>
+              <w:keepNext/>
               <w:spacing w:after="0" w:line="252"/>
             </w:pPr>
             <w:r>
@@ -8442,6 +11446,7 @@
           </w:tcPr>
           <w:p>
             <w:pPr>
+              <w:keepNext/>
               <w:spacing w:after="0" w:line="252"/>
             </w:pPr>
             <w:r>
@@ -8473,6 +11478,7 @@
           </w:tcPr>
           <w:p>
             <w:pPr>
+              <w:keepNext/>
               <w:spacing w:after="0" w:line="252"/>
             </w:pPr>
             <w:r>
@@ -8488,6 +11494,7 @@
       </w:tr>
       <w:tr>
         <w:trPr>
+          <w:cantSplit/>
           <w:trHeight w:val="400" w:hRule="atLeast"/>
         </w:trPr>
         <w:tc>
@@ -8509,6 +11516,7 @@
           </w:tcPr>
           <w:p>
             <w:pPr>
+              <w:keepNext w:val="false"/>
               <w:spacing w:after="0" w:line="252"/>
             </w:pPr>
             <w:r>
@@ -8540,6 +11548,7 @@
           </w:tcPr>
           <w:p>
             <w:pPr>
+              <w:keepNext w:val="false"/>
               <w:spacing w:after="0" w:line="252"/>
             </w:pPr>
             <w:r>
@@ -8571,6 +11580,7 @@
           </w:tcPr>
           <w:p>
             <w:pPr>
+              <w:keepNext w:val="false"/>
               <w:spacing w:after="0" w:line="252"/>
             </w:pPr>
             <w:r>
@@ -8602,6 +11612,7 @@
           </w:tcPr>
           <w:p>
             <w:pPr>
+              <w:keepNext w:val="false"/>
               <w:spacing w:after="0" w:line="252"/>
             </w:pPr>
             <w:r>
@@ -8649,6 +11660,9 @@
         <w:gridCol w:w="2160"/>
       </w:tblGrid>
       <w:tr>
+        <w:trPr>
+          <w:cantSplit/>
+        </w:trPr>
         <w:tc>
           <w:tcPr>
             <w:tcW w:type="dxa" w:w="3240"/>
@@ -8669,6 +11683,7 @@
           </w:tcPr>
           <w:p>
             <w:pPr>
+              <w:keepNext/>
               <w:spacing w:after="0" w:line="252"/>
             </w:pPr>
             <w:r>
@@ -8704,6 +11719,7 @@
           </w:tcPr>
           <w:p>
             <w:pPr>
+              <w:keepNext/>
               <w:spacing w:after="0" w:line="252"/>
             </w:pPr>
             <w:r>
@@ -8739,6 +11755,7 @@
           </w:tcPr>
           <w:p>
             <w:pPr>
+              <w:keepNext/>
               <w:spacing w:after="0" w:line="252"/>
             </w:pPr>
             <w:r>
@@ -8774,6 +11791,7 @@
           </w:tcPr>
           <w:p>
             <w:pPr>
+              <w:keepNext/>
               <w:spacing w:after="0" w:line="252"/>
             </w:pPr>
             <w:r>
@@ -8813,6 +11831,7 @@
           </w:tcPr>
           <w:p>
             <w:pPr>
+              <w:keepNext/>
               <w:spacing w:after="0" w:line="252"/>
             </w:pPr>
             <w:r>
@@ -8846,15 +11865,16 @@
           </w:tcPr>
           <w:p>
             <w:pPr>
-              <w:spacing w:after="0" w:line="252"/>
-            </w:pPr>
-            <w:r>
-              <w:rPr>
-                <w:rFonts w:ascii="Arial" w:cs="Arial" w:eastAsia="Arial" w:hAnsi="Arial"/>
-                <w:sz w:val="17"/>
-                <w:szCs w:val="17"/>
-              </w:rPr>
-              <w:t xml:space="preserve">Configuration Management</w:t>
+              <w:keepNext/>
+              <w:spacing w:after="0" w:line="252"/>
+            </w:pPr>
+            <w:r>
+              <w:rPr>
+                <w:rFonts w:ascii="Arial" w:cs="Arial" w:eastAsia="Arial" w:hAnsi="Arial"/>
+                <w:sz w:val="17"/>
+                <w:szCs w:val="17"/>
+              </w:rPr>
+              <w:t xml:space="preserve">CM</w:t>
             </w:r>
           </w:p>
         </w:tc>
@@ -8877,6 +11897,7 @@
           </w:tcPr>
           <w:p>
             <w:pPr>
+              <w:keepNext/>
               <w:spacing w:after="0" w:line="252"/>
             </w:pPr>
             <w:r>
@@ -8908,6 +11929,7 @@
           </w:tcPr>
           <w:p>
             <w:pPr>
+              <w:keepNext/>
               <w:spacing w:after="0" w:line="252"/>
             </w:pPr>
             <w:r>
@@ -8944,6 +11966,7 @@
           </w:tcPr>
           <w:p>
             <w:pPr>
+              <w:keepNext/>
               <w:spacing w:after="0" w:line="252"/>
             </w:pPr>
             <w:r>
@@ -8977,6 +12000,7 @@
           </w:tcPr>
           <w:p>
             <w:pPr>
+              <w:keepNext/>
               <w:spacing w:after="0" w:line="252"/>
             </w:pPr>
             <w:r>
@@ -9008,6 +12032,7 @@
           </w:tcPr>
           <w:p>
             <w:pPr>
+              <w:keepNext/>
               <w:spacing w:after="0" w:line="252"/>
             </w:pPr>
             <w:r>
@@ -9039,6 +12064,7 @@
           </w:tcPr>
           <w:p>
             <w:pPr>
+              <w:keepNext/>
               <w:spacing w:after="0" w:line="252"/>
             </w:pPr>
             <w:r>
@@ -9075,6 +12101,7 @@
           </w:tcPr>
           <w:p>
             <w:pPr>
+              <w:keepNext/>
               <w:spacing w:after="0" w:line="252"/>
             </w:pPr>
             <w:r>
@@ -9108,6 +12135,7 @@
           </w:tcPr>
           <w:p>
             <w:pPr>
+              <w:keepNext/>
               <w:spacing w:after="0" w:line="252"/>
             </w:pPr>
             <w:r>
@@ -9139,6 +12167,7 @@
           </w:tcPr>
           <w:p>
             <w:pPr>
+              <w:keepNext/>
               <w:spacing w:after="0" w:line="252"/>
             </w:pPr>
             <w:r>
@@ -9170,6 +12199,7 @@
           </w:tcPr>
           <w:p>
             <w:pPr>
+              <w:keepNext/>
               <w:spacing w:after="0" w:line="252"/>
             </w:pPr>
             <w:r>
@@ -9206,6 +12236,7 @@
           </w:tcPr>
           <w:p>
             <w:pPr>
+              <w:keepNext/>
               <w:spacing w:after="0" w:line="252"/>
             </w:pPr>
             <w:r>
@@ -9239,15 +12270,16 @@
           </w:tcPr>
           <w:p>
             <w:pPr>
-              <w:spacing w:after="0" w:line="252"/>
-            </w:pPr>
-            <w:r>
-              <w:rPr>
-                <w:rFonts w:ascii="Arial" w:cs="Arial" w:eastAsia="Arial" w:hAnsi="Arial"/>
-                <w:sz w:val="17"/>
-                <w:szCs w:val="17"/>
-              </w:rPr>
-              <w:t xml:space="preserve">Test and Verification</w:t>
+              <w:keepNext/>
+              <w:spacing w:after="0" w:line="252"/>
+            </w:pPr>
+            <w:r>
+              <w:rPr>
+                <w:rFonts w:ascii="Arial" w:cs="Arial" w:eastAsia="Arial" w:hAnsi="Arial"/>
+                <w:sz w:val="17"/>
+                <w:szCs w:val="17"/>
+              </w:rPr>
+              <w:t xml:space="preserve">Test</w:t>
             </w:r>
           </w:p>
         </w:tc>
@@ -9270,6 +12302,7 @@
           </w:tcPr>
           <w:p>
             <w:pPr>
+              <w:keepNext/>
               <w:spacing w:after="0" w:line="252"/>
             </w:pPr>
             <w:r>
@@ -9301,6 +12334,7 @@
           </w:tcPr>
           <w:p>
             <w:pPr>
+              <w:keepNext/>
               <w:spacing w:after="0" w:line="252"/>
             </w:pPr>
             <w:r>
@@ -9337,6 +12371,7 @@
           </w:tcPr>
           <w:p>
             <w:pPr>
+              <w:keepNext w:val="false"/>
               <w:spacing w:after="0" w:line="252"/>
             </w:pPr>
             <w:r>
@@ -9370,6 +12405,7 @@
           </w:tcPr>
           <w:p>
             <w:pPr>
+              <w:keepNext w:val="false"/>
               <w:spacing w:after="0" w:line="252"/>
             </w:pPr>
             <w:r>
@@ -9401,6 +12437,7 @@
           </w:tcPr>
           <w:p>
             <w:pPr>
+              <w:keepNext w:val="false"/>
               <w:spacing w:after="0" w:line="252"/>
             </w:pPr>
             <w:r>
@@ -9432,6 +12469,7 @@
           </w:tcPr>
           <w:p>
             <w:pPr>
+              <w:keepNext w:val="false"/>
               <w:spacing w:after="0" w:line="252"/>
             </w:pPr>
             <w:r>
@@ -9449,10 +12487,10 @@
     <w:p>
       <w:pPr>
         <w:sectPr>
-          <w:headerReference w:type="default" r:id="rId9"/>
-          <w:footerReference w:type="default" r:id="rId10"/>
+          <w:headerReference w:type="default" r:id="rId11"/>
+          <w:footerReference w:type="default" r:id="rId12"/>
           <w:pgSz w:w="15840" w:h="12240" w:orient="landscape"/>
-          <w:pgMar w:top="1080" w:right="1080" w:bottom="1080" w:left="1080" w:header="708" w:footer="708" w:gutter="0"/>
+          <w:pgMar w:top="1080" w:right="1440" w:bottom="1080" w:left="1440" w:header="708" w:footer="708" w:gutter="0"/>
           <w:pgNumType/>
           <w:docGrid w:linePitch="360"/>
         </w:sectPr>
@@ -13698,7 +16736,7 @@
                 <w:sz w:val="17"/>
                 <w:szCs w:val="17"/>
               </w:rPr>
-              <w:t xml:space="preserve">Acquirer approval for every Class I change in effect on the tail. List of open ECPs.</w:t>
+              <w:t xml:space="preserve">Acquirer approval for every Class I change in effect on the tail. Approved changes not yet incorporated. List of open ECPs.</w:t>
             </w:r>
           </w:p>
         </w:tc>
@@ -13865,36 +16903,228 @@
         </w:trPr>
         <w:tc>
           <w:tcPr>
-            <w:tcW w:type="dxa" w:w="12960"/>
-            <w:gridSpan w:val="7"/>
-            <w:tcBorders>
-              <w:top w:val="single" w:color="8A97A8" w:sz="4"/>
-              <w:left w:val="single" w:color="8A97A8" w:sz="4"/>
-              <w:bottom w:val="single" w:color="8A97A8" w:sz="4"/>
-              <w:right w:val="single" w:color="8A97A8" w:sz="4"/>
-            </w:tcBorders>
-            <w:shd w:fill="E8ECF1" w:color="auto" w:val="clear"/>
-            <w:tcMar>
-              <w:top w:type="dxa" w:w="60"/>
-              <w:left w:type="dxa" w:w="90"/>
-              <w:bottom w:type="dxa" w:w="60"/>
-              <w:right w:type="dxa" w:w="90"/>
-            </w:tcMar>
-            <w:vAlign w:val="top"/>
-          </w:tcPr>
-          <w:p>
-            <w:pPr>
-              <w:spacing w:after="0" w:line="252"/>
-            </w:pPr>
+            <w:tcW w:type="dxa" w:w="920"/>
+            <w:tcBorders>
+              <w:top w:val="single" w:color="8A97A8" w:sz="4"/>
+              <w:left w:val="single" w:color="8A97A8" w:sz="4"/>
+              <w:bottom w:val="single" w:color="8A97A8" w:sz="4"/>
+              <w:right w:val="single" w:color="8A97A8" w:sz="4"/>
+            </w:tcBorders>
+            <w:tcMar>
+              <w:top w:type="dxa" w:w="60"/>
+              <w:left w:type="dxa" w:w="90"/>
+              <w:bottom w:type="dxa" w:w="60"/>
+              <w:right w:type="dxa" w:w="90"/>
+            </w:tcMar>
+          </w:tcPr>
+          <w:p>
+            <w:pPr>
+              <w:spacing w:after="0"/>
+            </w:pPr>
+            <w:r>
+              <w:rPr>
+                <w:rFonts w:ascii="Segoe UI Symbol" w:cs="Segoe UI Symbol" w:eastAsia="Segoe UI Symbol" w:hAnsi="Segoe UI Symbol"/>
+                <w:sz w:val="20"/>
+                <w:szCs w:val="20"/>
+              </w:rPr>
+              <w:t xml:space="preserve">☐ </w:t>
+            </w:r>
             <w:r>
               <w:rPr>
                 <w:rFonts w:ascii="Arial" w:cs="Arial" w:eastAsia="Arial" w:hAnsi="Arial"/>
                 <w:b/>
                 <w:bCs/>
-                <w:sz w:val="18"/>
-                <w:szCs w:val="18"/>
-              </w:rPr>
-              <w:t xml:space="preserve">Status: is the CM record clean</w:t>
+                <w:sz w:val="17"/>
+                <w:szCs w:val="17"/>
+              </w:rPr>
+              <w:t xml:space="preserve">A.15</w:t>
+            </w:r>
+          </w:p>
+        </w:tc>
+        <w:tc>
+          <w:tcPr>
+            <w:tcW w:type="dxa" w:w="3400"/>
+            <w:tcBorders>
+              <w:top w:val="single" w:color="8A97A8" w:sz="4"/>
+              <w:left w:val="single" w:color="8A97A8" w:sz="4"/>
+              <w:bottom w:val="single" w:color="8A97A8" w:sz="4"/>
+              <w:right w:val="single" w:color="8A97A8" w:sz="4"/>
+            </w:tcBorders>
+            <w:tcMar>
+              <w:top w:type="dxa" w:w="60"/>
+              <w:left w:type="dxa" w:w="90"/>
+              <w:bottom w:type="dxa" w:w="60"/>
+              <w:right w:type="dxa" w:w="90"/>
+            </w:tcMar>
+            <w:vAlign w:val="top"/>
+          </w:tcPr>
+          <w:p>
+            <w:pPr>
+              <w:spacing w:after="0" w:line="252"/>
+            </w:pPr>
+            <w:r>
+              <w:rPr>
+                <w:rFonts w:ascii="Arial" w:cs="Arial" w:eastAsia="Arial" w:hAnsi="Arial"/>
+                <w:sz w:val="17"/>
+                <w:szCs w:val="17"/>
+              </w:rPr>
+              <w:t xml:space="preserve">Open nonconformances from installation, each dispositioned before flight.</w:t>
+            </w:r>
+          </w:p>
+        </w:tc>
+        <w:tc>
+          <w:tcPr>
+            <w:tcW w:type="dxa" w:w="2400"/>
+            <w:tcBorders>
+              <w:top w:val="single" w:color="8A97A8" w:sz="4"/>
+              <w:left w:val="single" w:color="8A97A8" w:sz="4"/>
+              <w:bottom w:val="single" w:color="8A97A8" w:sz="4"/>
+              <w:right w:val="single" w:color="8A97A8" w:sz="4"/>
+            </w:tcBorders>
+            <w:tcMar>
+              <w:top w:type="dxa" w:w="60"/>
+              <w:left w:type="dxa" w:w="90"/>
+              <w:bottom w:type="dxa" w:w="60"/>
+              <w:right w:type="dxa" w:w="90"/>
+            </w:tcMar>
+            <w:vAlign w:val="top"/>
+          </w:tcPr>
+          <w:p>
+            <w:pPr>
+              <w:spacing w:after="0" w:line="252"/>
+            </w:pPr>
+            <w:r>
+              <w:rPr>
+                <w:rFonts w:ascii="Arial" w:cs="Arial" w:eastAsia="Arial" w:hAnsi="Arial"/>
+                <w:sz w:val="17"/>
+                <w:szCs w:val="17"/>
+              </w:rPr>
+              <w:t xml:space="preserve">No unapproved departure flies.</w:t>
+            </w:r>
+          </w:p>
+        </w:tc>
+        <w:tc>
+          <w:tcPr>
+            <w:tcW w:type="dxa" w:w="1480"/>
+            <w:tcBorders>
+              <w:top w:val="single" w:color="8A97A8" w:sz="4"/>
+              <w:left w:val="single" w:color="8A97A8" w:sz="4"/>
+              <w:bottom w:val="single" w:color="8A97A8" w:sz="4"/>
+              <w:right w:val="single" w:color="8A97A8" w:sz="4"/>
+            </w:tcBorders>
+            <w:tcMar>
+              <w:top w:type="dxa" w:w="60"/>
+              <w:left w:type="dxa" w:w="90"/>
+              <w:bottom w:type="dxa" w:w="60"/>
+              <w:right w:type="dxa" w:w="90"/>
+            </w:tcMar>
+            <w:vAlign w:val="top"/>
+          </w:tcPr>
+          <w:p>
+            <w:pPr>
+              <w:spacing w:after="0" w:line="252"/>
+            </w:pPr>
+            <w:r>
+              <w:rPr>
+                <w:rFonts w:ascii="Arial" w:cs="Arial" w:eastAsia="Arial" w:hAnsi="Arial"/>
+                <w:sz w:val="17"/>
+                <w:szCs w:val="17"/>
+              </w:rPr>
+              <w:t xml:space="preserve">Quality</w:t>
+            </w:r>
+          </w:p>
+        </w:tc>
+        <w:tc>
+          <w:tcPr>
+            <w:tcW w:type="dxa" w:w="1700"/>
+            <w:tcBorders>
+              <w:top w:val="single" w:color="8A97A8" w:sz="4"/>
+              <w:left w:val="single" w:color="8A97A8" w:sz="4"/>
+              <w:bottom w:val="single" w:color="8A97A8" w:sz="4"/>
+              <w:right w:val="single" w:color="8A97A8" w:sz="4"/>
+            </w:tcBorders>
+            <w:tcMar>
+              <w:top w:type="dxa" w:w="60"/>
+              <w:left w:type="dxa" w:w="90"/>
+              <w:bottom w:type="dxa" w:w="60"/>
+              <w:right w:type="dxa" w:w="90"/>
+            </w:tcMar>
+            <w:vAlign w:val="top"/>
+          </w:tcPr>
+          <w:p>
+            <w:pPr>
+              <w:spacing w:after="0" w:line="252"/>
+            </w:pPr>
+            <w:r>
+              <w:rPr>
+                <w:rFonts w:ascii="Arial" w:cs="Arial" w:eastAsia="Arial" w:hAnsi="Arial"/>
+                <w:color w:val="44505F"/>
+                <w:sz w:val="17"/>
+                <w:szCs w:val="17"/>
+              </w:rPr>
+              <w:t xml:space="preserve">Company nonconformance and variance process</w:t>
+            </w:r>
+          </w:p>
+        </w:tc>
+        <w:tc>
+          <w:tcPr>
+            <w:tcW w:type="dxa" w:w="1940"/>
+            <w:tcBorders>
+              <w:top w:val="single" w:color="8A97A8" w:sz="4"/>
+              <w:left w:val="single" w:color="8A97A8" w:sz="4"/>
+              <w:bottom w:val="single" w:color="8A97A8" w:sz="4"/>
+              <w:right w:val="single" w:color="8A97A8" w:sz="4"/>
+            </w:tcBorders>
+            <w:tcMar>
+              <w:top w:type="dxa" w:w="60"/>
+              <w:left w:type="dxa" w:w="90"/>
+              <w:bottom w:type="dxa" w:w="60"/>
+              <w:right w:type="dxa" w:w="90"/>
+            </w:tcMar>
+            <w:vAlign w:val="top"/>
+          </w:tcPr>
+          <w:p>
+            <w:pPr>
+              <w:spacing w:after="0" w:line="252"/>
+            </w:pPr>
+            <w:r>
+              <w:rPr>
+                <w:rFonts w:ascii="Arial" w:cs="Arial" w:eastAsia="Arial" w:hAnsi="Arial"/>
+                <w:sz w:val="17"/>
+                <w:szCs w:val="17"/>
+              </w:rPr>
+              <w:t xml:space="preserve"/>
+            </w:r>
+          </w:p>
+        </w:tc>
+        <w:tc>
+          <w:tcPr>
+            <w:tcW w:type="dxa" w:w="1120"/>
+            <w:tcBorders>
+              <w:top w:val="single" w:color="8A97A8" w:sz="4"/>
+              <w:left w:val="single" w:color="8A97A8" w:sz="4"/>
+              <w:bottom w:val="single" w:color="8A97A8" w:sz="4"/>
+              <w:right w:val="single" w:color="8A97A8" w:sz="4"/>
+            </w:tcBorders>
+            <w:tcMar>
+              <w:top w:type="dxa" w:w="60"/>
+              <w:left w:type="dxa" w:w="90"/>
+              <w:bottom w:type="dxa" w:w="60"/>
+              <w:right w:type="dxa" w:w="90"/>
+            </w:tcMar>
+            <w:vAlign w:val="top"/>
+          </w:tcPr>
+          <w:p>
+            <w:pPr>
+              <w:spacing w:after="0" w:line="252"/>
+            </w:pPr>
+            <w:r>
+              <w:rPr>
+                <w:rFonts w:ascii="Arial" w:cs="Arial" w:eastAsia="Arial" w:hAnsi="Arial"/>
+                <w:sz w:val="17"/>
+                <w:szCs w:val="17"/>
+              </w:rPr>
+              <w:t xml:space="preserve"/>
             </w:r>
           </w:p>
         </w:tc>
@@ -13905,6 +17135,46 @@
         </w:trPr>
         <w:tc>
           <w:tcPr>
+            <w:tcW w:type="dxa" w:w="12960"/>
+            <w:gridSpan w:val="7"/>
+            <w:tcBorders>
+              <w:top w:val="single" w:color="8A97A8" w:sz="4"/>
+              <w:left w:val="single" w:color="8A97A8" w:sz="4"/>
+              <w:bottom w:val="single" w:color="8A97A8" w:sz="4"/>
+              <w:right w:val="single" w:color="8A97A8" w:sz="4"/>
+            </w:tcBorders>
+            <w:shd w:fill="E8ECF1" w:color="auto" w:val="clear"/>
+            <w:tcMar>
+              <w:top w:type="dxa" w:w="60"/>
+              <w:left w:type="dxa" w:w="90"/>
+              <w:bottom w:type="dxa" w:w="60"/>
+              <w:right w:type="dxa" w:w="90"/>
+            </w:tcMar>
+            <w:vAlign w:val="top"/>
+          </w:tcPr>
+          <w:p>
+            <w:pPr>
+              <w:spacing w:after="0" w:line="252"/>
+            </w:pPr>
+            <w:r>
+              <w:rPr>
+                <w:rFonts w:ascii="Arial" w:cs="Arial" w:eastAsia="Arial" w:hAnsi="Arial"/>
+                <w:b/>
+                <w:bCs/>
+                <w:sz w:val="18"/>
+                <w:szCs w:val="18"/>
+              </w:rPr>
+              <w:t xml:space="preserve">Status: is the CM record clean</w:t>
+            </w:r>
+          </w:p>
+        </w:tc>
+      </w:tr>
+      <w:tr>
+        <w:trPr>
+          <w:cantSplit/>
+        </w:trPr>
+        <w:tc>
+          <w:tcPr>
             <w:tcW w:type="dxa" w:w="920"/>
             <w:tcBorders>
               <w:top w:val="single" w:color="8A97A8" w:sz="4"/>
@@ -13939,7 +17209,7 @@
                 <w:sz w:val="17"/>
                 <w:szCs w:val="17"/>
               </w:rPr>
-              <w:t xml:space="preserve">A.15</w:t>
+              <w:t xml:space="preserve">A.16</w:t>
             </w:r>
           </w:p>
         </w:tc>
@@ -14165,6 +17435,9 @@
         <w:gridCol w:w="1800"/>
       </w:tblGrid>
       <w:tr>
+        <w:trPr>
+          <w:cantSplit/>
+        </w:trPr>
         <w:tc>
           <w:tcPr>
             <w:tcW w:type="dxa" w:w="1200"/>
@@ -14185,6 +17458,7 @@
           </w:tcPr>
           <w:p>
             <w:pPr>
+              <w:keepNext/>
               <w:spacing w:after="0" w:line="252"/>
             </w:pPr>
             <w:r>
@@ -14220,6 +17494,7 @@
           </w:tcPr>
           <w:p>
             <w:pPr>
+              <w:keepNext/>
               <w:spacing w:after="0" w:line="252"/>
             </w:pPr>
             <w:r>
@@ -14255,6 +17530,7 @@
           </w:tcPr>
           <w:p>
             <w:pPr>
+              <w:keepNext/>
               <w:spacing w:after="0" w:line="252"/>
             </w:pPr>
             <w:r>
@@ -14290,6 +17566,7 @@
           </w:tcPr>
           <w:p>
             <w:pPr>
+              <w:keepNext/>
               <w:spacing w:after="0" w:line="252"/>
             </w:pPr>
             <w:r>
@@ -14308,6 +17585,7 @@
       </w:tr>
       <w:tr>
         <w:trPr>
+          <w:cantSplit/>
           <w:trHeight w:val="400" w:hRule="atLeast"/>
         </w:trPr>
         <w:tc>
@@ -14329,6 +17607,7 @@
           </w:tcPr>
           <w:p>
             <w:pPr>
+              <w:keepNext/>
               <w:spacing w:after="0" w:line="252"/>
             </w:pPr>
             <w:r>
@@ -14360,6 +17639,7 @@
           </w:tcPr>
           <w:p>
             <w:pPr>
+              <w:keepNext/>
               <w:spacing w:after="0" w:line="252"/>
             </w:pPr>
             <w:r>
@@ -14391,6 +17671,7 @@
           </w:tcPr>
           <w:p>
             <w:pPr>
+              <w:keepNext/>
               <w:spacing w:after="0" w:line="252"/>
             </w:pPr>
             <w:r>
@@ -14422,6 +17703,7 @@
           </w:tcPr>
           <w:p>
             <w:pPr>
+              <w:keepNext/>
               <w:spacing w:after="0" w:line="252"/>
             </w:pPr>
             <w:r>
@@ -14437,6 +17719,7 @@
       </w:tr>
       <w:tr>
         <w:trPr>
+          <w:cantSplit/>
           <w:trHeight w:val="400" w:hRule="atLeast"/>
         </w:trPr>
         <w:tc>
@@ -14458,6 +17741,7 @@
           </w:tcPr>
           <w:p>
             <w:pPr>
+              <w:keepNext/>
               <w:spacing w:after="0" w:line="252"/>
             </w:pPr>
             <w:r>
@@ -14489,6 +17773,7 @@
           </w:tcPr>
           <w:p>
             <w:pPr>
+              <w:keepNext/>
               <w:spacing w:after="0" w:line="252"/>
             </w:pPr>
             <w:r>
@@ -14520,6 +17805,7 @@
           </w:tcPr>
           <w:p>
             <w:pPr>
+              <w:keepNext/>
               <w:spacing w:after="0" w:line="252"/>
             </w:pPr>
             <w:r>
@@ -14551,6 +17837,7 @@
           </w:tcPr>
           <w:p>
             <w:pPr>
+              <w:keepNext/>
               <w:spacing w:after="0" w:line="252"/>
             </w:pPr>
             <w:r>
@@ -14566,6 +17853,7 @@
       </w:tr>
       <w:tr>
         <w:trPr>
+          <w:cantSplit/>
           <w:trHeight w:val="400" w:hRule="atLeast"/>
         </w:trPr>
         <w:tc>
@@ -14587,6 +17875,7 @@
           </w:tcPr>
           <w:p>
             <w:pPr>
+              <w:keepNext/>
               <w:spacing w:after="0" w:line="252"/>
             </w:pPr>
             <w:r>
@@ -14618,6 +17907,7 @@
           </w:tcPr>
           <w:p>
             <w:pPr>
+              <w:keepNext/>
               <w:spacing w:after="0" w:line="252"/>
             </w:pPr>
             <w:r>
@@ -14649,6 +17939,7 @@
           </w:tcPr>
           <w:p>
             <w:pPr>
+              <w:keepNext/>
               <w:spacing w:after="0" w:line="252"/>
             </w:pPr>
             <w:r>
@@ -14680,6 +17971,7 @@
           </w:tcPr>
           <w:p>
             <w:pPr>
+              <w:keepNext/>
               <w:spacing w:after="0" w:line="252"/>
             </w:pPr>
             <w:r>
@@ -14695,6 +17987,7 @@
       </w:tr>
       <w:tr>
         <w:trPr>
+          <w:cantSplit/>
           <w:trHeight w:val="400" w:hRule="atLeast"/>
         </w:trPr>
         <w:tc>
@@ -14716,6 +18009,7 @@
           </w:tcPr>
           <w:p>
             <w:pPr>
+              <w:keepNext w:val="false"/>
               <w:spacing w:after="0" w:line="252"/>
             </w:pPr>
             <w:r>
@@ -14747,6 +18041,7 @@
           </w:tcPr>
           <w:p>
             <w:pPr>
+              <w:keepNext w:val="false"/>
               <w:spacing w:after="0" w:line="252"/>
             </w:pPr>
             <w:r>
@@ -14778,6 +18073,7 @@
           </w:tcPr>
           <w:p>
             <w:pPr>
+              <w:keepNext w:val="false"/>
               <w:spacing w:after="0" w:line="252"/>
             </w:pPr>
             <w:r>
@@ -14809,6 +18105,7 @@
           </w:tcPr>
           <w:p>
             <w:pPr>
+              <w:keepNext w:val="false"/>
               <w:spacing w:after="0" w:line="252"/>
             </w:pPr>
             <w:r>
@@ -14856,6 +18153,9 @@
         <w:gridCol w:w="2160"/>
       </w:tblGrid>
       <w:tr>
+        <w:trPr>
+          <w:cantSplit/>
+        </w:trPr>
         <w:tc>
           <w:tcPr>
             <w:tcW w:type="dxa" w:w="3240"/>
@@ -14876,6 +18176,7 @@
           </w:tcPr>
           <w:p>
             <w:pPr>
+              <w:keepNext/>
               <w:spacing w:after="0" w:line="252"/>
             </w:pPr>
             <w:r>
@@ -14911,6 +18212,7 @@
           </w:tcPr>
           <w:p>
             <w:pPr>
+              <w:keepNext/>
               <w:spacing w:after="0" w:line="252"/>
             </w:pPr>
             <w:r>
@@ -14946,6 +18248,7 @@
           </w:tcPr>
           <w:p>
             <w:pPr>
+              <w:keepNext/>
               <w:spacing w:after="0" w:line="252"/>
             </w:pPr>
             <w:r>
@@ -14981,6 +18284,7 @@
           </w:tcPr>
           <w:p>
             <w:pPr>
+              <w:keepNext/>
               <w:spacing w:after="0" w:line="252"/>
             </w:pPr>
             <w:r>
@@ -15020,6 +18324,7 @@
           </w:tcPr>
           <w:p>
             <w:pPr>
+              <w:keepNext/>
               <w:spacing w:after="0" w:line="252"/>
             </w:pPr>
             <w:r>
@@ -15053,15 +18358,16 @@
           </w:tcPr>
           <w:p>
             <w:pPr>
-              <w:spacing w:after="0" w:line="252"/>
-            </w:pPr>
-            <w:r>
-              <w:rPr>
-                <w:rFonts w:ascii="Arial" w:cs="Arial" w:eastAsia="Arial" w:hAnsi="Arial"/>
-                <w:sz w:val="17"/>
-                <w:szCs w:val="17"/>
-              </w:rPr>
-              <w:t xml:space="preserve">Configuration Management</w:t>
+              <w:keepNext/>
+              <w:spacing w:after="0" w:line="252"/>
+            </w:pPr>
+            <w:r>
+              <w:rPr>
+                <w:rFonts w:ascii="Arial" w:cs="Arial" w:eastAsia="Arial" w:hAnsi="Arial"/>
+                <w:sz w:val="17"/>
+                <w:szCs w:val="17"/>
+              </w:rPr>
+              <w:t xml:space="preserve">CM</w:t>
             </w:r>
           </w:p>
         </w:tc>
@@ -15084,6 +18390,7 @@
           </w:tcPr>
           <w:p>
             <w:pPr>
+              <w:keepNext/>
               <w:spacing w:after="0" w:line="252"/>
             </w:pPr>
             <w:r>
@@ -15115,6 +18422,7 @@
           </w:tcPr>
           <w:p>
             <w:pPr>
+              <w:keepNext/>
               <w:spacing w:after="0" w:line="252"/>
             </w:pPr>
             <w:r>
@@ -15151,6 +18459,7 @@
           </w:tcPr>
           <w:p>
             <w:pPr>
+              <w:keepNext/>
               <w:spacing w:after="0" w:line="252"/>
             </w:pPr>
             <w:r>
@@ -15184,6 +18493,7 @@
           </w:tcPr>
           <w:p>
             <w:pPr>
+              <w:keepNext/>
               <w:spacing w:after="0" w:line="252"/>
             </w:pPr>
             <w:r>
@@ -15215,6 +18525,7 @@
           </w:tcPr>
           <w:p>
             <w:pPr>
+              <w:keepNext/>
               <w:spacing w:after="0" w:line="252"/>
             </w:pPr>
             <w:r>
@@ -15246,6 +18557,7 @@
           </w:tcPr>
           <w:p>
             <w:pPr>
+              <w:keepNext/>
               <w:spacing w:after="0" w:line="252"/>
             </w:pPr>
             <w:r>
@@ -15282,6 +18594,7 @@
           </w:tcPr>
           <w:p>
             <w:pPr>
+              <w:keepNext/>
               <w:spacing w:after="0" w:line="252"/>
             </w:pPr>
             <w:r>
@@ -15315,6 +18628,7 @@
           </w:tcPr>
           <w:p>
             <w:pPr>
+              <w:keepNext/>
               <w:spacing w:after="0" w:line="252"/>
             </w:pPr>
             <w:r>
@@ -15346,6 +18660,7 @@
           </w:tcPr>
           <w:p>
             <w:pPr>
+              <w:keepNext/>
               <w:spacing w:after="0" w:line="252"/>
             </w:pPr>
             <w:r>
@@ -15377,6 +18692,7 @@
           </w:tcPr>
           <w:p>
             <w:pPr>
+              <w:keepNext/>
               <w:spacing w:after="0" w:line="252"/>
             </w:pPr>
             <w:r>
@@ -15413,6 +18729,7 @@
           </w:tcPr>
           <w:p>
             <w:pPr>
+              <w:keepNext/>
               <w:spacing w:after="0" w:line="252"/>
             </w:pPr>
             <w:r>
@@ -15446,15 +18763,16 @@
           </w:tcPr>
           <w:p>
             <w:pPr>
-              <w:spacing w:after="0" w:line="252"/>
-            </w:pPr>
-            <w:r>
-              <w:rPr>
-                <w:rFonts w:ascii="Arial" w:cs="Arial" w:eastAsia="Arial" w:hAnsi="Arial"/>
-                <w:sz w:val="17"/>
-                <w:szCs w:val="17"/>
-              </w:rPr>
-              <w:t xml:space="preserve">Test and Verification</w:t>
+              <w:keepNext/>
+              <w:spacing w:after="0" w:line="252"/>
+            </w:pPr>
+            <w:r>
+              <w:rPr>
+                <w:rFonts w:ascii="Arial" w:cs="Arial" w:eastAsia="Arial" w:hAnsi="Arial"/>
+                <w:sz w:val="17"/>
+                <w:szCs w:val="17"/>
+              </w:rPr>
+              <w:t xml:space="preserve">Test</w:t>
             </w:r>
           </w:p>
         </w:tc>
@@ -15477,6 +18795,7 @@
           </w:tcPr>
           <w:p>
             <w:pPr>
+              <w:keepNext/>
               <w:spacing w:after="0" w:line="252"/>
             </w:pPr>
             <w:r>
@@ -15508,6 +18827,7 @@
           </w:tcPr>
           <w:p>
             <w:pPr>
+              <w:keepNext/>
               <w:spacing w:after="0" w:line="252"/>
             </w:pPr>
             <w:r>
@@ -15544,6 +18864,7 @@
           </w:tcPr>
           <w:p>
             <w:pPr>
+              <w:keepNext w:val="false"/>
               <w:spacing w:after="0" w:line="252"/>
             </w:pPr>
             <w:r>
@@ -15577,6 +18898,7 @@
           </w:tcPr>
           <w:p>
             <w:pPr>
+              <w:keepNext w:val="false"/>
               <w:spacing w:after="0" w:line="252"/>
             </w:pPr>
             <w:r>
@@ -15608,6 +18930,7 @@
           </w:tcPr>
           <w:p>
             <w:pPr>
+              <w:keepNext w:val="false"/>
               <w:spacing w:after="0" w:line="252"/>
             </w:pPr>
             <w:r>
@@ -15639,6 +18962,7 @@
           </w:tcPr>
           <w:p>
             <w:pPr>
+              <w:keepNext w:val="false"/>
               <w:spacing w:after="0" w:line="252"/>
             </w:pPr>
             <w:r>
@@ -15656,10 +18980,10 @@
     <w:p>
       <w:pPr>
         <w:sectPr>
-          <w:headerReference w:type="default" r:id="rId11"/>
-          <w:footerReference w:type="default" r:id="rId12"/>
+          <w:headerReference w:type="default" r:id="rId13"/>
+          <w:footerReference w:type="default" r:id="rId14"/>
           <w:pgSz w:w="15840" w:h="12240" w:orient="landscape"/>
-          <w:pgMar w:top="1080" w:right="1080" w:bottom="1080" w:left="1080" w:header="708" w:footer="708" w:gutter="0"/>
+          <w:pgMar w:top="1080" w:right="1440" w:bottom="1080" w:left="1440" w:header="708" w:footer="708" w:gutter="0"/>
           <w:pgNumType/>
           <w:docGrid w:linePitch="360"/>
         </w:sectPr>
@@ -20369,7 +23693,7 @@
                 <w:sz w:val="17"/>
                 <w:szCs w:val="17"/>
               </w:rPr>
-              <w:t xml:space="preserve">Change incorporation record for this unit. List of open ECPs.</w:t>
+              <w:t xml:space="preserve">Open nonconformances on this unit, each dispositioned before flight.</w:t>
             </w:r>
           </w:p>
         </w:tc>
@@ -20400,7 +23724,7 @@
                 <w:sz w:val="17"/>
                 <w:szCs w:val="17"/>
               </w:rPr>
-              <w:t xml:space="preserve">The current approved configuration of this unit.</w:t>
+              <w:t xml:space="preserve">No unapproved departure flies.</w:t>
             </w:r>
           </w:p>
         </w:tc>
@@ -20431,7 +23755,7 @@
                 <w:sz w:val="17"/>
                 <w:szCs w:val="17"/>
               </w:rPr>
-              <w:t xml:space="preserve">CM</w:t>
+              <w:t xml:space="preserve">Quality</w:t>
             </w:r>
           </w:p>
         </w:tc>
@@ -20463,7 +23787,7 @@
                 <w:sz w:val="17"/>
                 <w:szCs w:val="17"/>
               </w:rPr>
-              <w:t xml:space="preserve">Principle CI-12; EIA-649-1A 3.4.1 (3)</w:t>
+              <w:t xml:space="preserve">Company nonconformance and variance process</w:t>
             </w:r>
           </w:p>
         </w:tc>
@@ -20601,7 +23925,7 @@
                 <w:sz w:val="17"/>
                 <w:szCs w:val="17"/>
               </w:rPr>
-              <w:t xml:space="preserve">Installation record: tail, position, date, and removal and reinstallation history.</w:t>
+              <w:t xml:space="preserve">Change incorporation record for this unit. Approved changes not yet incorporated. List of open ECPs.</w:t>
             </w:r>
           </w:p>
         </w:tc>
@@ -20632,7 +23956,7 @@
                 <w:sz w:val="17"/>
                 <w:szCs w:val="17"/>
               </w:rPr>
-              <w:t xml:space="preserve">Where the unit is, and where it has been.</w:t>
+              <w:t xml:space="preserve">The current approved configuration of this unit.</w:t>
             </w:r>
           </w:p>
         </w:tc>
@@ -20695,7 +24019,7 @@
                 <w:sz w:val="17"/>
                 <w:szCs w:val="17"/>
               </w:rPr>
-              <w:t xml:space="preserve">MIL-HDBK-61B Table I</w:t>
+              <w:t xml:space="preserve">Principle CI-12; EIA-649-1A 3.4.1 (3)</w:t>
             </w:r>
           </w:p>
         </w:tc>
@@ -20768,36 +24092,228 @@
         </w:trPr>
         <w:tc>
           <w:tcPr>
-            <w:tcW w:type="dxa" w:w="12960"/>
-            <w:gridSpan w:val="7"/>
-            <w:tcBorders>
-              <w:top w:val="single" w:color="8A97A8" w:sz="4"/>
-              <w:left w:val="single" w:color="8A97A8" w:sz="4"/>
-              <w:bottom w:val="single" w:color="8A97A8" w:sz="4"/>
-              <w:right w:val="single" w:color="8A97A8" w:sz="4"/>
-            </w:tcBorders>
-            <w:shd w:fill="E8ECF1" w:color="auto" w:val="clear"/>
-            <w:tcMar>
-              <w:top w:type="dxa" w:w="60"/>
-              <w:left w:type="dxa" w:w="90"/>
-              <w:bottom w:type="dxa" w:w="60"/>
-              <w:right w:type="dxa" w:w="90"/>
-            </w:tcMar>
-            <w:vAlign w:val="top"/>
-          </w:tcPr>
-          <w:p>
-            <w:pPr>
-              <w:spacing w:after="0" w:line="252"/>
-            </w:pPr>
+            <w:tcW w:type="dxa" w:w="920"/>
+            <w:tcBorders>
+              <w:top w:val="single" w:color="8A97A8" w:sz="4"/>
+              <w:left w:val="single" w:color="8A97A8" w:sz="4"/>
+              <w:bottom w:val="single" w:color="8A97A8" w:sz="4"/>
+              <w:right w:val="single" w:color="8A97A8" w:sz="4"/>
+            </w:tcBorders>
+            <w:tcMar>
+              <w:top w:type="dxa" w:w="60"/>
+              <w:left w:type="dxa" w:w="90"/>
+              <w:bottom w:type="dxa" w:w="60"/>
+              <w:right w:type="dxa" w:w="90"/>
+            </w:tcMar>
+          </w:tcPr>
+          <w:p>
+            <w:pPr>
+              <w:spacing w:after="0"/>
+            </w:pPr>
+            <w:r>
+              <w:rPr>
+                <w:rFonts w:ascii="Segoe UI Symbol" w:cs="Segoe UI Symbol" w:eastAsia="Segoe UI Symbol" w:hAnsi="Segoe UI Symbol"/>
+                <w:sz w:val="20"/>
+                <w:szCs w:val="20"/>
+              </w:rPr>
+              <w:t xml:space="preserve">☐ </w:t>
+            </w:r>
             <w:r>
               <w:rPr>
                 <w:rFonts w:ascii="Arial" w:cs="Arial" w:eastAsia="Arial" w:hAnsi="Arial"/>
                 <w:b/>
                 <w:bCs/>
-                <w:sz w:val="18"/>
-                <w:szCs w:val="18"/>
-              </w:rPr>
-              <w:t xml:space="preserve">Status: is the CM record clean</w:t>
+                <w:sz w:val="17"/>
+                <w:szCs w:val="17"/>
+              </w:rPr>
+              <w:t xml:space="preserve">H.18</w:t>
+            </w:r>
+          </w:p>
+        </w:tc>
+        <w:tc>
+          <w:tcPr>
+            <w:tcW w:type="dxa" w:w="3400"/>
+            <w:tcBorders>
+              <w:top w:val="single" w:color="8A97A8" w:sz="4"/>
+              <w:left w:val="single" w:color="8A97A8" w:sz="4"/>
+              <w:bottom w:val="single" w:color="8A97A8" w:sz="4"/>
+              <w:right w:val="single" w:color="8A97A8" w:sz="4"/>
+            </w:tcBorders>
+            <w:tcMar>
+              <w:top w:type="dxa" w:w="60"/>
+              <w:left w:type="dxa" w:w="90"/>
+              <w:bottom w:type="dxa" w:w="60"/>
+              <w:right w:type="dxa" w:w="90"/>
+            </w:tcMar>
+            <w:vAlign w:val="top"/>
+          </w:tcPr>
+          <w:p>
+            <w:pPr>
+              <w:spacing w:after="0" w:line="252"/>
+            </w:pPr>
+            <w:r>
+              <w:rPr>
+                <w:rFonts w:ascii="Arial" w:cs="Arial" w:eastAsia="Arial" w:hAnsi="Arial"/>
+                <w:sz w:val="17"/>
+                <w:szCs w:val="17"/>
+              </w:rPr>
+              <w:t xml:space="preserve">Installation record: tail, position, date, and removal and reinstallation history.</w:t>
+            </w:r>
+          </w:p>
+        </w:tc>
+        <w:tc>
+          <w:tcPr>
+            <w:tcW w:type="dxa" w:w="2400"/>
+            <w:tcBorders>
+              <w:top w:val="single" w:color="8A97A8" w:sz="4"/>
+              <w:left w:val="single" w:color="8A97A8" w:sz="4"/>
+              <w:bottom w:val="single" w:color="8A97A8" w:sz="4"/>
+              <w:right w:val="single" w:color="8A97A8" w:sz="4"/>
+            </w:tcBorders>
+            <w:tcMar>
+              <w:top w:type="dxa" w:w="60"/>
+              <w:left w:type="dxa" w:w="90"/>
+              <w:bottom w:type="dxa" w:w="60"/>
+              <w:right w:type="dxa" w:w="90"/>
+            </w:tcMar>
+            <w:vAlign w:val="top"/>
+          </w:tcPr>
+          <w:p>
+            <w:pPr>
+              <w:spacing w:after="0" w:line="252"/>
+            </w:pPr>
+            <w:r>
+              <w:rPr>
+                <w:rFonts w:ascii="Arial" w:cs="Arial" w:eastAsia="Arial" w:hAnsi="Arial"/>
+                <w:sz w:val="17"/>
+                <w:szCs w:val="17"/>
+              </w:rPr>
+              <w:t xml:space="preserve">Where the unit is, and where it has been.</w:t>
+            </w:r>
+          </w:p>
+        </w:tc>
+        <w:tc>
+          <w:tcPr>
+            <w:tcW w:type="dxa" w:w="1480"/>
+            <w:tcBorders>
+              <w:top w:val="single" w:color="8A97A8" w:sz="4"/>
+              <w:left w:val="single" w:color="8A97A8" w:sz="4"/>
+              <w:bottom w:val="single" w:color="8A97A8" w:sz="4"/>
+              <w:right w:val="single" w:color="8A97A8" w:sz="4"/>
+            </w:tcBorders>
+            <w:tcMar>
+              <w:top w:type="dxa" w:w="60"/>
+              <w:left w:type="dxa" w:w="90"/>
+              <w:bottom w:type="dxa" w:w="60"/>
+              <w:right w:type="dxa" w:w="90"/>
+            </w:tcMar>
+            <w:vAlign w:val="top"/>
+          </w:tcPr>
+          <w:p>
+            <w:pPr>
+              <w:spacing w:after="0" w:line="252"/>
+            </w:pPr>
+            <w:r>
+              <w:rPr>
+                <w:rFonts w:ascii="Arial" w:cs="Arial" w:eastAsia="Arial" w:hAnsi="Arial"/>
+                <w:sz w:val="17"/>
+                <w:szCs w:val="17"/>
+              </w:rPr>
+              <w:t xml:space="preserve">CM</w:t>
+            </w:r>
+          </w:p>
+        </w:tc>
+        <w:tc>
+          <w:tcPr>
+            <w:tcW w:type="dxa" w:w="1700"/>
+            <w:tcBorders>
+              <w:top w:val="single" w:color="8A97A8" w:sz="4"/>
+              <w:left w:val="single" w:color="8A97A8" w:sz="4"/>
+              <w:bottom w:val="single" w:color="8A97A8" w:sz="4"/>
+              <w:right w:val="single" w:color="8A97A8" w:sz="4"/>
+            </w:tcBorders>
+            <w:tcMar>
+              <w:top w:type="dxa" w:w="60"/>
+              <w:left w:type="dxa" w:w="90"/>
+              <w:bottom w:type="dxa" w:w="60"/>
+              <w:right w:type="dxa" w:w="90"/>
+            </w:tcMar>
+            <w:vAlign w:val="top"/>
+          </w:tcPr>
+          <w:p>
+            <w:pPr>
+              <w:spacing w:after="0" w:line="252"/>
+            </w:pPr>
+            <w:r>
+              <w:rPr>
+                <w:rFonts w:ascii="Arial" w:cs="Arial" w:eastAsia="Arial" w:hAnsi="Arial"/>
+                <w:color w:val="44505F"/>
+                <w:sz w:val="17"/>
+                <w:szCs w:val="17"/>
+              </w:rPr>
+              <w:t xml:space="preserve">MIL-HDBK-61B Table I</w:t>
+            </w:r>
+          </w:p>
+        </w:tc>
+        <w:tc>
+          <w:tcPr>
+            <w:tcW w:type="dxa" w:w="1940"/>
+            <w:tcBorders>
+              <w:top w:val="single" w:color="8A97A8" w:sz="4"/>
+              <w:left w:val="single" w:color="8A97A8" w:sz="4"/>
+              <w:bottom w:val="single" w:color="8A97A8" w:sz="4"/>
+              <w:right w:val="single" w:color="8A97A8" w:sz="4"/>
+            </w:tcBorders>
+            <w:tcMar>
+              <w:top w:type="dxa" w:w="60"/>
+              <w:left w:type="dxa" w:w="90"/>
+              <w:bottom w:type="dxa" w:w="60"/>
+              <w:right w:type="dxa" w:w="90"/>
+            </w:tcMar>
+            <w:vAlign w:val="top"/>
+          </w:tcPr>
+          <w:p>
+            <w:pPr>
+              <w:spacing w:after="0" w:line="252"/>
+            </w:pPr>
+            <w:r>
+              <w:rPr>
+                <w:rFonts w:ascii="Arial" w:cs="Arial" w:eastAsia="Arial" w:hAnsi="Arial"/>
+                <w:sz w:val="17"/>
+                <w:szCs w:val="17"/>
+              </w:rPr>
+              <w:t xml:space="preserve"/>
+            </w:r>
+          </w:p>
+        </w:tc>
+        <w:tc>
+          <w:tcPr>
+            <w:tcW w:type="dxa" w:w="1120"/>
+            <w:tcBorders>
+              <w:top w:val="single" w:color="8A97A8" w:sz="4"/>
+              <w:left w:val="single" w:color="8A97A8" w:sz="4"/>
+              <w:bottom w:val="single" w:color="8A97A8" w:sz="4"/>
+              <w:right w:val="single" w:color="8A97A8" w:sz="4"/>
+            </w:tcBorders>
+            <w:tcMar>
+              <w:top w:type="dxa" w:w="60"/>
+              <w:left w:type="dxa" w:w="90"/>
+              <w:bottom w:type="dxa" w:w="60"/>
+              <w:right w:type="dxa" w:w="90"/>
+            </w:tcMar>
+            <w:vAlign w:val="top"/>
+          </w:tcPr>
+          <w:p>
+            <w:pPr>
+              <w:spacing w:after="0" w:line="252"/>
+            </w:pPr>
+            <w:r>
+              <w:rPr>
+                <w:rFonts w:ascii="Arial" w:cs="Arial" w:eastAsia="Arial" w:hAnsi="Arial"/>
+                <w:sz w:val="17"/>
+                <w:szCs w:val="17"/>
+              </w:rPr>
+              <w:t xml:space="preserve"/>
             </w:r>
           </w:p>
         </w:tc>
@@ -20808,6 +24324,46 @@
         </w:trPr>
         <w:tc>
           <w:tcPr>
+            <w:tcW w:type="dxa" w:w="12960"/>
+            <w:gridSpan w:val="7"/>
+            <w:tcBorders>
+              <w:top w:val="single" w:color="8A97A8" w:sz="4"/>
+              <w:left w:val="single" w:color="8A97A8" w:sz="4"/>
+              <w:bottom w:val="single" w:color="8A97A8" w:sz="4"/>
+              <w:right w:val="single" w:color="8A97A8" w:sz="4"/>
+            </w:tcBorders>
+            <w:shd w:fill="E8ECF1" w:color="auto" w:val="clear"/>
+            <w:tcMar>
+              <w:top w:type="dxa" w:w="60"/>
+              <w:left w:type="dxa" w:w="90"/>
+              <w:bottom w:type="dxa" w:w="60"/>
+              <w:right w:type="dxa" w:w="90"/>
+            </w:tcMar>
+            <w:vAlign w:val="top"/>
+          </w:tcPr>
+          <w:p>
+            <w:pPr>
+              <w:spacing w:after="0" w:line="252"/>
+            </w:pPr>
+            <w:r>
+              <w:rPr>
+                <w:rFonts w:ascii="Arial" w:cs="Arial" w:eastAsia="Arial" w:hAnsi="Arial"/>
+                <w:b/>
+                <w:bCs/>
+                <w:sz w:val="18"/>
+                <w:szCs w:val="18"/>
+              </w:rPr>
+              <w:t xml:space="preserve">Status: is the CM record clean</w:t>
+            </w:r>
+          </w:p>
+        </w:tc>
+      </w:tr>
+      <w:tr>
+        <w:trPr>
+          <w:cantSplit/>
+        </w:trPr>
+        <w:tc>
+          <w:tcPr>
             <w:tcW w:type="dxa" w:w="920"/>
             <w:tcBorders>
               <w:top w:val="single" w:color="8A97A8" w:sz="4"/>
@@ -20842,7 +24398,7 @@
                 <w:sz w:val="17"/>
                 <w:szCs w:val="17"/>
               </w:rPr>
-              <w:t xml:space="preserve">H.18</w:t>
+              <w:t xml:space="preserve">H.19</w:t>
             </w:r>
           </w:p>
         </w:tc>
@@ -21068,6 +24624,9 @@
         <w:gridCol w:w="1800"/>
       </w:tblGrid>
       <w:tr>
+        <w:trPr>
+          <w:cantSplit/>
+        </w:trPr>
         <w:tc>
           <w:tcPr>
             <w:tcW w:type="dxa" w:w="1200"/>
@@ -21088,6 +24647,7 @@
           </w:tcPr>
           <w:p>
             <w:pPr>
+              <w:keepNext/>
               <w:spacing w:after="0" w:line="252"/>
             </w:pPr>
             <w:r>
@@ -21123,6 +24683,7 @@
           </w:tcPr>
           <w:p>
             <w:pPr>
+              <w:keepNext/>
               <w:spacing w:after="0" w:line="252"/>
             </w:pPr>
             <w:r>
@@ -21158,6 +24719,7 @@
           </w:tcPr>
           <w:p>
             <w:pPr>
+              <w:keepNext/>
               <w:spacing w:after="0" w:line="252"/>
             </w:pPr>
             <w:r>
@@ -21193,6 +24755,7 @@
           </w:tcPr>
           <w:p>
             <w:pPr>
+              <w:keepNext/>
               <w:spacing w:after="0" w:line="252"/>
             </w:pPr>
             <w:r>
@@ -21211,6 +24774,7 @@
       </w:tr>
       <w:tr>
         <w:trPr>
+          <w:cantSplit/>
           <w:trHeight w:val="400" w:hRule="atLeast"/>
         </w:trPr>
         <w:tc>
@@ -21232,6 +24796,7 @@
           </w:tcPr>
           <w:p>
             <w:pPr>
+              <w:keepNext/>
               <w:spacing w:after="0" w:line="252"/>
             </w:pPr>
             <w:r>
@@ -21263,6 +24828,7 @@
           </w:tcPr>
           <w:p>
             <w:pPr>
+              <w:keepNext/>
               <w:spacing w:after="0" w:line="252"/>
             </w:pPr>
             <w:r>
@@ -21294,6 +24860,7 @@
           </w:tcPr>
           <w:p>
             <w:pPr>
+              <w:keepNext/>
               <w:spacing w:after="0" w:line="252"/>
             </w:pPr>
             <w:r>
@@ -21325,6 +24892,7 @@
           </w:tcPr>
           <w:p>
             <w:pPr>
+              <w:keepNext/>
               <w:spacing w:after="0" w:line="252"/>
             </w:pPr>
             <w:r>
@@ -21340,6 +24908,7 @@
       </w:tr>
       <w:tr>
         <w:trPr>
+          <w:cantSplit/>
           <w:trHeight w:val="400" w:hRule="atLeast"/>
         </w:trPr>
         <w:tc>
@@ -21361,6 +24930,7 @@
           </w:tcPr>
           <w:p>
             <w:pPr>
+              <w:keepNext/>
               <w:spacing w:after="0" w:line="252"/>
             </w:pPr>
             <w:r>
@@ -21392,6 +24962,7 @@
           </w:tcPr>
           <w:p>
             <w:pPr>
+              <w:keepNext/>
               <w:spacing w:after="0" w:line="252"/>
             </w:pPr>
             <w:r>
@@ -21423,6 +24994,7 @@
           </w:tcPr>
           <w:p>
             <w:pPr>
+              <w:keepNext/>
               <w:spacing w:after="0" w:line="252"/>
             </w:pPr>
             <w:r>
@@ -21454,6 +25026,7 @@
           </w:tcPr>
           <w:p>
             <w:pPr>
+              <w:keepNext/>
               <w:spacing w:after="0" w:line="252"/>
             </w:pPr>
             <w:r>
@@ -21469,6 +25042,7 @@
       </w:tr>
       <w:tr>
         <w:trPr>
+          <w:cantSplit/>
           <w:trHeight w:val="400" w:hRule="atLeast"/>
         </w:trPr>
         <w:tc>
@@ -21490,6 +25064,7 @@
           </w:tcPr>
           <w:p>
             <w:pPr>
+              <w:keepNext/>
               <w:spacing w:after="0" w:line="252"/>
             </w:pPr>
             <w:r>
@@ -21521,6 +25096,7 @@
           </w:tcPr>
           <w:p>
             <w:pPr>
+              <w:keepNext/>
               <w:spacing w:after="0" w:line="252"/>
             </w:pPr>
             <w:r>
@@ -21552,6 +25128,7 @@
           </w:tcPr>
           <w:p>
             <w:pPr>
+              <w:keepNext/>
               <w:spacing w:after="0" w:line="252"/>
             </w:pPr>
             <w:r>
@@ -21583,6 +25160,7 @@
           </w:tcPr>
           <w:p>
             <w:pPr>
+              <w:keepNext/>
               <w:spacing w:after="0" w:line="252"/>
             </w:pPr>
             <w:r>
@@ -21598,6 +25176,7 @@
       </w:tr>
       <w:tr>
         <w:trPr>
+          <w:cantSplit/>
           <w:trHeight w:val="400" w:hRule="atLeast"/>
         </w:trPr>
         <w:tc>
@@ -21619,6 +25198,7 @@
           </w:tcPr>
           <w:p>
             <w:pPr>
+              <w:keepNext w:val="false"/>
               <w:spacing w:after="0" w:line="252"/>
             </w:pPr>
             <w:r>
@@ -21650,6 +25230,7 @@
           </w:tcPr>
           <w:p>
             <w:pPr>
+              <w:keepNext w:val="false"/>
               <w:spacing w:after="0" w:line="252"/>
             </w:pPr>
             <w:r>
@@ -21681,6 +25262,7 @@
           </w:tcPr>
           <w:p>
             <w:pPr>
+              <w:keepNext w:val="false"/>
               <w:spacing w:after="0" w:line="252"/>
             </w:pPr>
             <w:r>
@@ -21712,6 +25294,7 @@
           </w:tcPr>
           <w:p>
             <w:pPr>
+              <w:keepNext w:val="false"/>
               <w:spacing w:after="0" w:line="252"/>
             </w:pPr>
             <w:r>
@@ -21759,6 +25342,9 @@
         <w:gridCol w:w="2160"/>
       </w:tblGrid>
       <w:tr>
+        <w:trPr>
+          <w:cantSplit/>
+        </w:trPr>
         <w:tc>
           <w:tcPr>
             <w:tcW w:type="dxa" w:w="3240"/>
@@ -21779,6 +25365,7 @@
           </w:tcPr>
           <w:p>
             <w:pPr>
+              <w:keepNext/>
               <w:spacing w:after="0" w:line="252"/>
             </w:pPr>
             <w:r>
@@ -21814,6 +25401,7 @@
           </w:tcPr>
           <w:p>
             <w:pPr>
+              <w:keepNext/>
               <w:spacing w:after="0" w:line="252"/>
             </w:pPr>
             <w:r>
@@ -21849,6 +25437,7 @@
           </w:tcPr>
           <w:p>
             <w:pPr>
+              <w:keepNext/>
               <w:spacing w:after="0" w:line="252"/>
             </w:pPr>
             <w:r>
@@ -21884,6 +25473,7 @@
           </w:tcPr>
           <w:p>
             <w:pPr>
+              <w:keepNext/>
               <w:spacing w:after="0" w:line="252"/>
             </w:pPr>
             <w:r>
@@ -21923,6 +25513,7 @@
           </w:tcPr>
           <w:p>
             <w:pPr>
+              <w:keepNext/>
               <w:spacing w:after="0" w:line="252"/>
             </w:pPr>
             <w:r>
@@ -21956,15 +25547,16 @@
           </w:tcPr>
           <w:p>
             <w:pPr>
-              <w:spacing w:after="0" w:line="252"/>
-            </w:pPr>
-            <w:r>
-              <w:rPr>
-                <w:rFonts w:ascii="Arial" w:cs="Arial" w:eastAsia="Arial" w:hAnsi="Arial"/>
-                <w:sz w:val="17"/>
-                <w:szCs w:val="17"/>
-              </w:rPr>
-              <w:t xml:space="preserve">Configuration Management</w:t>
+              <w:keepNext/>
+              <w:spacing w:after="0" w:line="252"/>
+            </w:pPr>
+            <w:r>
+              <w:rPr>
+                <w:rFonts w:ascii="Arial" w:cs="Arial" w:eastAsia="Arial" w:hAnsi="Arial"/>
+                <w:sz w:val="17"/>
+                <w:szCs w:val="17"/>
+              </w:rPr>
+              <w:t xml:space="preserve">CM</w:t>
             </w:r>
           </w:p>
         </w:tc>
@@ -21987,6 +25579,7 @@
           </w:tcPr>
           <w:p>
             <w:pPr>
+              <w:keepNext/>
               <w:spacing w:after="0" w:line="252"/>
             </w:pPr>
             <w:r>
@@ -22018,6 +25611,7 @@
           </w:tcPr>
           <w:p>
             <w:pPr>
+              <w:keepNext/>
               <w:spacing w:after="0" w:line="252"/>
             </w:pPr>
             <w:r>
@@ -22054,6 +25648,7 @@
           </w:tcPr>
           <w:p>
             <w:pPr>
+              <w:keepNext/>
               <w:spacing w:after="0" w:line="252"/>
             </w:pPr>
             <w:r>
@@ -22087,6 +25682,7 @@
           </w:tcPr>
           <w:p>
             <w:pPr>
+              <w:keepNext/>
               <w:spacing w:after="0" w:line="252"/>
             </w:pPr>
             <w:r>
@@ -22118,6 +25714,7 @@
           </w:tcPr>
           <w:p>
             <w:pPr>
+              <w:keepNext/>
               <w:spacing w:after="0" w:line="252"/>
             </w:pPr>
             <w:r>
@@ -22149,6 +25746,7 @@
           </w:tcPr>
           <w:p>
             <w:pPr>
+              <w:keepNext/>
               <w:spacing w:after="0" w:line="252"/>
             </w:pPr>
             <w:r>
@@ -22185,6 +25783,7 @@
           </w:tcPr>
           <w:p>
             <w:pPr>
+              <w:keepNext/>
               <w:spacing w:after="0" w:line="252"/>
             </w:pPr>
             <w:r>
@@ -22218,6 +25817,7 @@
           </w:tcPr>
           <w:p>
             <w:pPr>
+              <w:keepNext/>
               <w:spacing w:after="0" w:line="252"/>
             </w:pPr>
             <w:r>
@@ -22249,6 +25849,7 @@
           </w:tcPr>
           <w:p>
             <w:pPr>
+              <w:keepNext/>
               <w:spacing w:after="0" w:line="252"/>
             </w:pPr>
             <w:r>
@@ -22280,6 +25881,7 @@
           </w:tcPr>
           <w:p>
             <w:pPr>
+              <w:keepNext/>
               <w:spacing w:after="0" w:line="252"/>
             </w:pPr>
             <w:r>
@@ -22316,6 +25918,7 @@
           </w:tcPr>
           <w:p>
             <w:pPr>
+              <w:keepNext/>
               <w:spacing w:after="0" w:line="252"/>
             </w:pPr>
             <w:r>
@@ -22349,15 +25952,16 @@
           </w:tcPr>
           <w:p>
             <w:pPr>
-              <w:spacing w:after="0" w:line="252"/>
-            </w:pPr>
-            <w:r>
-              <w:rPr>
-                <w:rFonts w:ascii="Arial" w:cs="Arial" w:eastAsia="Arial" w:hAnsi="Arial"/>
-                <w:sz w:val="17"/>
-                <w:szCs w:val="17"/>
-              </w:rPr>
-              <w:t xml:space="preserve">Test and Verification</w:t>
+              <w:keepNext/>
+              <w:spacing w:after="0" w:line="252"/>
+            </w:pPr>
+            <w:r>
+              <w:rPr>
+                <w:rFonts w:ascii="Arial" w:cs="Arial" w:eastAsia="Arial" w:hAnsi="Arial"/>
+                <w:sz w:val="17"/>
+                <w:szCs w:val="17"/>
+              </w:rPr>
+              <w:t xml:space="preserve">Test</w:t>
             </w:r>
           </w:p>
         </w:tc>
@@ -22380,6 +25984,7 @@
           </w:tcPr>
           <w:p>
             <w:pPr>
+              <w:keepNext/>
               <w:spacing w:after="0" w:line="252"/>
             </w:pPr>
             <w:r>
@@ -22411,6 +26016,7 @@
           </w:tcPr>
           <w:p>
             <w:pPr>
+              <w:keepNext/>
               <w:spacing w:after="0" w:line="252"/>
             </w:pPr>
             <w:r>
@@ -22447,6 +26053,7 @@
           </w:tcPr>
           <w:p>
             <w:pPr>
+              <w:keepNext w:val="false"/>
               <w:spacing w:after="0" w:line="252"/>
             </w:pPr>
             <w:r>
@@ -22480,6 +26087,7 @@
           </w:tcPr>
           <w:p>
             <w:pPr>
+              <w:keepNext w:val="false"/>
               <w:spacing w:after="0" w:line="252"/>
             </w:pPr>
             <w:r>
@@ -22511,6 +26119,7 @@
           </w:tcPr>
           <w:p>
             <w:pPr>
+              <w:keepNext w:val="false"/>
               <w:spacing w:after="0" w:line="252"/>
             </w:pPr>
             <w:r>
@@ -22542,6 +26151,7 @@
           </w:tcPr>
           <w:p>
             <w:pPr>
+              <w:keepNext w:val="false"/>
               <w:spacing w:after="0" w:line="252"/>
             </w:pPr>
             <w:r>
@@ -22559,10 +26169,10 @@
     <w:p>
       <w:pPr>
         <w:sectPr>
-          <w:headerReference w:type="default" r:id="rId13"/>
-          <w:footerReference w:type="default" r:id="rId14"/>
+          <w:headerReference w:type="default" r:id="rId15"/>
+          <w:footerReference w:type="default" r:id="rId16"/>
           <w:pgSz w:w="15840" w:h="12240" w:orient="landscape"/>
-          <w:pgMar w:top="1080" w:right="1080" w:bottom="1080" w:left="1080" w:header="708" w:footer="708" w:gutter="0"/>
+          <w:pgMar w:top="1080" w:right="1440" w:bottom="1080" w:left="1440" w:header="708" w:footer="708" w:gutter="0"/>
           <w:pgNumType/>
           <w:docGrid w:linePitch="360"/>
         </w:sectPr>
@@ -27272,7 +30882,7 @@
                 <w:sz w:val="17"/>
                 <w:szCs w:val="17"/>
               </w:rPr>
-              <w:t xml:space="preserve">Change incorporation record for the build. List of open ECPs and software change requests.</w:t>
+              <w:t xml:space="preserve">Change incorporation record for the build. Approved changes not yet in the flight build. List of open ECPs and software change requests.</w:t>
             </w:r>
           </w:p>
         </w:tc>
@@ -27739,6 +31349,9 @@
         <w:gridCol w:w="1800"/>
       </w:tblGrid>
       <w:tr>
+        <w:trPr>
+          <w:cantSplit/>
+        </w:trPr>
         <w:tc>
           <w:tcPr>
             <w:tcW w:type="dxa" w:w="1200"/>
@@ -27759,6 +31372,7 @@
           </w:tcPr>
           <w:p>
             <w:pPr>
+              <w:keepNext/>
               <w:spacing w:after="0" w:line="252"/>
             </w:pPr>
             <w:r>
@@ -27794,6 +31408,7 @@
           </w:tcPr>
           <w:p>
             <w:pPr>
+              <w:keepNext/>
               <w:spacing w:after="0" w:line="252"/>
             </w:pPr>
             <w:r>
@@ -27829,6 +31444,7 @@
           </w:tcPr>
           <w:p>
             <w:pPr>
+              <w:keepNext/>
               <w:spacing w:after="0" w:line="252"/>
             </w:pPr>
             <w:r>
@@ -27864,6 +31480,7 @@
           </w:tcPr>
           <w:p>
             <w:pPr>
+              <w:keepNext/>
               <w:spacing w:after="0" w:line="252"/>
             </w:pPr>
             <w:r>
@@ -27882,6 +31499,7 @@
       </w:tr>
       <w:tr>
         <w:trPr>
+          <w:cantSplit/>
           <w:trHeight w:val="400" w:hRule="atLeast"/>
         </w:trPr>
         <w:tc>
@@ -27903,6 +31521,7 @@
           </w:tcPr>
           <w:p>
             <w:pPr>
+              <w:keepNext/>
               <w:spacing w:after="0" w:line="252"/>
             </w:pPr>
             <w:r>
@@ -27934,6 +31553,7 @@
           </w:tcPr>
           <w:p>
             <w:pPr>
+              <w:keepNext/>
               <w:spacing w:after="0" w:line="252"/>
             </w:pPr>
             <w:r>
@@ -27965,6 +31585,7 @@
           </w:tcPr>
           <w:p>
             <w:pPr>
+              <w:keepNext/>
               <w:spacing w:after="0" w:line="252"/>
             </w:pPr>
             <w:r>
@@ -27996,6 +31617,7 @@
           </w:tcPr>
           <w:p>
             <w:pPr>
+              <w:keepNext/>
               <w:spacing w:after="0" w:line="252"/>
             </w:pPr>
             <w:r>
@@ -28011,6 +31633,7 @@
       </w:tr>
       <w:tr>
         <w:trPr>
+          <w:cantSplit/>
           <w:trHeight w:val="400" w:hRule="atLeast"/>
         </w:trPr>
         <w:tc>
@@ -28032,6 +31655,7 @@
           </w:tcPr>
           <w:p>
             <w:pPr>
+              <w:keepNext/>
               <w:spacing w:after="0" w:line="252"/>
             </w:pPr>
             <w:r>
@@ -28063,6 +31687,7 @@
           </w:tcPr>
           <w:p>
             <w:pPr>
+              <w:keepNext/>
               <w:spacing w:after="0" w:line="252"/>
             </w:pPr>
             <w:r>
@@ -28094,6 +31719,7 @@
           </w:tcPr>
           <w:p>
             <w:pPr>
+              <w:keepNext/>
               <w:spacing w:after="0" w:line="252"/>
             </w:pPr>
             <w:r>
@@ -28125,6 +31751,7 @@
           </w:tcPr>
           <w:p>
             <w:pPr>
+              <w:keepNext/>
               <w:spacing w:after="0" w:line="252"/>
             </w:pPr>
             <w:r>
@@ -28140,6 +31767,7 @@
       </w:tr>
       <w:tr>
         <w:trPr>
+          <w:cantSplit/>
           <w:trHeight w:val="400" w:hRule="atLeast"/>
         </w:trPr>
         <w:tc>
@@ -28161,6 +31789,7 @@
           </w:tcPr>
           <w:p>
             <w:pPr>
+              <w:keepNext/>
               <w:spacing w:after="0" w:line="252"/>
             </w:pPr>
             <w:r>
@@ -28192,6 +31821,7 @@
           </w:tcPr>
           <w:p>
             <w:pPr>
+              <w:keepNext/>
               <w:spacing w:after="0" w:line="252"/>
             </w:pPr>
             <w:r>
@@ -28223,6 +31853,7 @@
           </w:tcPr>
           <w:p>
             <w:pPr>
+              <w:keepNext/>
               <w:spacing w:after="0" w:line="252"/>
             </w:pPr>
             <w:r>
@@ -28254,6 +31885,7 @@
           </w:tcPr>
           <w:p>
             <w:pPr>
+              <w:keepNext/>
               <w:spacing w:after="0" w:line="252"/>
             </w:pPr>
             <w:r>
@@ -28269,6 +31901,7 @@
       </w:tr>
       <w:tr>
         <w:trPr>
+          <w:cantSplit/>
           <w:trHeight w:val="400" w:hRule="atLeast"/>
         </w:trPr>
         <w:tc>
@@ -28290,6 +31923,7 @@
           </w:tcPr>
           <w:p>
             <w:pPr>
+              <w:keepNext w:val="false"/>
               <w:spacing w:after="0" w:line="252"/>
             </w:pPr>
             <w:r>
@@ -28321,6 +31955,7 @@
           </w:tcPr>
           <w:p>
             <w:pPr>
+              <w:keepNext w:val="false"/>
               <w:spacing w:after="0" w:line="252"/>
             </w:pPr>
             <w:r>
@@ -28352,6 +31987,7 @@
           </w:tcPr>
           <w:p>
             <w:pPr>
+              <w:keepNext w:val="false"/>
               <w:spacing w:after="0" w:line="252"/>
             </w:pPr>
             <w:r>
@@ -28383,6 +32019,7 @@
           </w:tcPr>
           <w:p>
             <w:pPr>
+              <w:keepNext w:val="false"/>
               <w:spacing w:after="0" w:line="252"/>
             </w:pPr>
             <w:r>
@@ -28430,6 +32067,9 @@
         <w:gridCol w:w="2160"/>
       </w:tblGrid>
       <w:tr>
+        <w:trPr>
+          <w:cantSplit/>
+        </w:trPr>
         <w:tc>
           <w:tcPr>
             <w:tcW w:type="dxa" w:w="3240"/>
@@ -28450,6 +32090,7 @@
           </w:tcPr>
           <w:p>
             <w:pPr>
+              <w:keepNext/>
               <w:spacing w:after="0" w:line="252"/>
             </w:pPr>
             <w:r>
@@ -28485,6 +32126,7 @@
           </w:tcPr>
           <w:p>
             <w:pPr>
+              <w:keepNext/>
               <w:spacing w:after="0" w:line="252"/>
             </w:pPr>
             <w:r>
@@ -28520,6 +32162,7 @@
           </w:tcPr>
           <w:p>
             <w:pPr>
+              <w:keepNext/>
               <w:spacing w:after="0" w:line="252"/>
             </w:pPr>
             <w:r>
@@ -28555,6 +32198,7 @@
           </w:tcPr>
           <w:p>
             <w:pPr>
+              <w:keepNext/>
               <w:spacing w:after="0" w:line="252"/>
             </w:pPr>
             <w:r>
@@ -28594,6 +32238,7 @@
           </w:tcPr>
           <w:p>
             <w:pPr>
+              <w:keepNext/>
               <w:spacing w:after="0" w:line="252"/>
             </w:pPr>
             <w:r>
@@ -28627,15 +32272,16 @@
           </w:tcPr>
           <w:p>
             <w:pPr>
-              <w:spacing w:after="0" w:line="252"/>
-            </w:pPr>
-            <w:r>
-              <w:rPr>
-                <w:rFonts w:ascii="Arial" w:cs="Arial" w:eastAsia="Arial" w:hAnsi="Arial"/>
-                <w:sz w:val="17"/>
-                <w:szCs w:val="17"/>
-              </w:rPr>
-              <w:t xml:space="preserve">Configuration Management</w:t>
+              <w:keepNext/>
+              <w:spacing w:after="0" w:line="252"/>
+            </w:pPr>
+            <w:r>
+              <w:rPr>
+                <w:rFonts w:ascii="Arial" w:cs="Arial" w:eastAsia="Arial" w:hAnsi="Arial"/>
+                <w:sz w:val="17"/>
+                <w:szCs w:val="17"/>
+              </w:rPr>
+              <w:t xml:space="preserve">CM</w:t>
             </w:r>
           </w:p>
         </w:tc>
@@ -28658,6 +32304,7 @@
           </w:tcPr>
           <w:p>
             <w:pPr>
+              <w:keepNext/>
               <w:spacing w:after="0" w:line="252"/>
             </w:pPr>
             <w:r>
@@ -28689,6 +32336,7 @@
           </w:tcPr>
           <w:p>
             <w:pPr>
+              <w:keepNext/>
               <w:spacing w:after="0" w:line="252"/>
             </w:pPr>
             <w:r>
@@ -28725,6 +32373,7 @@
           </w:tcPr>
           <w:p>
             <w:pPr>
+              <w:keepNext/>
               <w:spacing w:after="0" w:line="252"/>
             </w:pPr>
             <w:r>
@@ -28758,6 +32407,7 @@
           </w:tcPr>
           <w:p>
             <w:pPr>
+              <w:keepNext/>
               <w:spacing w:after="0" w:line="252"/>
             </w:pPr>
             <w:r>
@@ -28789,6 +32439,7 @@
           </w:tcPr>
           <w:p>
             <w:pPr>
+              <w:keepNext/>
               <w:spacing w:after="0" w:line="252"/>
             </w:pPr>
             <w:r>
@@ -28820,6 +32471,7 @@
           </w:tcPr>
           <w:p>
             <w:pPr>
+              <w:keepNext/>
               <w:spacing w:after="0" w:line="252"/>
             </w:pPr>
             <w:r>
@@ -28856,6 +32508,7 @@
           </w:tcPr>
           <w:p>
             <w:pPr>
+              <w:keepNext/>
               <w:spacing w:after="0" w:line="252"/>
             </w:pPr>
             <w:r>
@@ -28889,6 +32542,7 @@
           </w:tcPr>
           <w:p>
             <w:pPr>
+              <w:keepNext/>
               <w:spacing w:after="0" w:line="252"/>
             </w:pPr>
             <w:r>
@@ -28920,6 +32574,7 @@
           </w:tcPr>
           <w:p>
             <w:pPr>
+              <w:keepNext/>
               <w:spacing w:after="0" w:line="252"/>
             </w:pPr>
             <w:r>
@@ -28951,6 +32606,7 @@
           </w:tcPr>
           <w:p>
             <w:pPr>
+              <w:keepNext/>
               <w:spacing w:after="0" w:line="252"/>
             </w:pPr>
             <w:r>
@@ -28987,6 +32643,7 @@
           </w:tcPr>
           <w:p>
             <w:pPr>
+              <w:keepNext/>
               <w:spacing w:after="0" w:line="252"/>
             </w:pPr>
             <w:r>
@@ -29020,15 +32677,16 @@
           </w:tcPr>
           <w:p>
             <w:pPr>
-              <w:spacing w:after="0" w:line="252"/>
-            </w:pPr>
-            <w:r>
-              <w:rPr>
-                <w:rFonts w:ascii="Arial" w:cs="Arial" w:eastAsia="Arial" w:hAnsi="Arial"/>
-                <w:sz w:val="17"/>
-                <w:szCs w:val="17"/>
-              </w:rPr>
-              <w:t xml:space="preserve">Test and Verification</w:t>
+              <w:keepNext/>
+              <w:spacing w:after="0" w:line="252"/>
+            </w:pPr>
+            <w:r>
+              <w:rPr>
+                <w:rFonts w:ascii="Arial" w:cs="Arial" w:eastAsia="Arial" w:hAnsi="Arial"/>
+                <w:sz w:val="17"/>
+                <w:szCs w:val="17"/>
+              </w:rPr>
+              <w:t xml:space="preserve">Test</w:t>
             </w:r>
           </w:p>
         </w:tc>
@@ -29051,6 +32709,7 @@
           </w:tcPr>
           <w:p>
             <w:pPr>
+              <w:keepNext/>
               <w:spacing w:after="0" w:line="252"/>
             </w:pPr>
             <w:r>
@@ -29082,6 +32741,7 @@
           </w:tcPr>
           <w:p>
             <w:pPr>
+              <w:keepNext/>
               <w:spacing w:after="0" w:line="252"/>
             </w:pPr>
             <w:r>
@@ -29118,6 +32778,7 @@
           </w:tcPr>
           <w:p>
             <w:pPr>
+              <w:keepNext w:val="false"/>
               <w:spacing w:after="0" w:line="252"/>
             </w:pPr>
             <w:r>
@@ -29151,6 +32812,7 @@
           </w:tcPr>
           <w:p>
             <w:pPr>
+              <w:keepNext w:val="false"/>
               <w:spacing w:after="0" w:line="252"/>
             </w:pPr>
             <w:r>
@@ -29182,6 +32844,7 @@
           </w:tcPr>
           <w:p>
             <w:pPr>
+              <w:keepNext w:val="false"/>
               <w:spacing w:after="0" w:line="252"/>
             </w:pPr>
             <w:r>
@@ -29213,6 +32876,7 @@
           </w:tcPr>
           <w:p>
             <w:pPr>
+              <w:keepNext w:val="false"/>
               <w:spacing w:after="0" w:line="252"/>
             </w:pPr>
             <w:r>
@@ -29230,10 +32894,10 @@
     <w:p>
       <w:pPr>
         <w:sectPr>
-          <w:headerReference w:type="default" r:id="rId15"/>
-          <w:footerReference w:type="default" r:id="rId16"/>
+          <w:headerReference w:type="default" r:id="rId17"/>
+          <w:footerReference w:type="default" r:id="rId18"/>
           <w:pgSz w:w="15840" w:h="12240" w:orient="landscape"/>
-          <w:pgMar w:top="1080" w:right="1080" w:bottom="1080" w:left="1080" w:header="708" w:footer="708" w:gutter="0"/>
+          <w:pgMar w:top="1080" w:right="1440" w:bottom="1080" w:left="1440" w:header="708" w:footer="708" w:gutter="0"/>
           <w:pgNumType/>
           <w:docGrid w:linePitch="360"/>
         </w:sectPr>
@@ -34175,7 +37839,7 @@
                 <w:sz w:val="17"/>
                 <w:szCs w:val="17"/>
               </w:rPr>
-              <w:t xml:space="preserve">Change incorporation record. List of open ECPs. Supplier change notices dispositioned.</w:t>
+              <w:t xml:space="preserve">Open nonconformances on this unit, including supplier nonconformances, each dispositioned before flight.</w:t>
             </w:r>
           </w:p>
         </w:tc>
@@ -34206,7 +37870,7 @@
                 <w:sz w:val="17"/>
                 <w:szCs w:val="17"/>
               </w:rPr>
-              <w:t xml:space="preserve">The current approved configuration of this unit.</w:t>
+              <w:t xml:space="preserve">No unapproved departure flies.</w:t>
             </w:r>
           </w:p>
         </w:tc>
@@ -34237,7 +37901,7 @@
                 <w:sz w:val="17"/>
                 <w:szCs w:val="17"/>
               </w:rPr>
-              <w:t xml:space="preserve">CM</w:t>
+              <w:t xml:space="preserve">Quality</w:t>
             </w:r>
           </w:p>
         </w:tc>
@@ -34269,7 +37933,7 @@
                 <w:sz w:val="17"/>
                 <w:szCs w:val="17"/>
               </w:rPr>
-              <w:t xml:space="preserve">Principle CI-12; EIA-649-1A 3.4.1 (3)</w:t>
+              <w:t xml:space="preserve">Company nonconformance and variance process</w:t>
             </w:r>
           </w:p>
         </w:tc>
@@ -34407,7 +38071,7 @@
                 <w:sz w:val="17"/>
                 <w:szCs w:val="17"/>
               </w:rPr>
-              <w:t xml:space="preserve">Installation record: tail, position, date, and removal and reinstallation history.</w:t>
+              <w:t xml:space="preserve">Change incorporation record. Approved changes not yet incorporated. List of open ECPs. Supplier change notices dispositioned.</w:t>
             </w:r>
           </w:p>
         </w:tc>
@@ -34438,7 +38102,7 @@
                 <w:sz w:val="17"/>
                 <w:szCs w:val="17"/>
               </w:rPr>
-              <w:t xml:space="preserve">Where the unit is, and where it has been.</w:t>
+              <w:t xml:space="preserve">The current approved configuration of this unit.</w:t>
             </w:r>
           </w:p>
         </w:tc>
@@ -34501,7 +38165,7 @@
                 <w:sz w:val="17"/>
                 <w:szCs w:val="17"/>
               </w:rPr>
-              <w:t xml:space="preserve">MIL-HDBK-61B Table I</w:t>
+              <w:t xml:space="preserve">Principle CI-12; EIA-649-1A 3.4.1 (3)</w:t>
             </w:r>
           </w:p>
         </w:tc>
@@ -34574,36 +38238,228 @@
         </w:trPr>
         <w:tc>
           <w:tcPr>
-            <w:tcW w:type="dxa" w:w="12960"/>
-            <w:gridSpan w:val="7"/>
-            <w:tcBorders>
-              <w:top w:val="single" w:color="8A97A8" w:sz="4"/>
-              <w:left w:val="single" w:color="8A97A8" w:sz="4"/>
-              <w:bottom w:val="single" w:color="8A97A8" w:sz="4"/>
-              <w:right w:val="single" w:color="8A97A8" w:sz="4"/>
-            </w:tcBorders>
-            <w:shd w:fill="E8ECF1" w:color="auto" w:val="clear"/>
-            <w:tcMar>
-              <w:top w:type="dxa" w:w="60"/>
-              <w:left w:type="dxa" w:w="90"/>
-              <w:bottom w:type="dxa" w:w="60"/>
-              <w:right w:type="dxa" w:w="90"/>
-            </w:tcMar>
-            <w:vAlign w:val="top"/>
-          </w:tcPr>
-          <w:p>
-            <w:pPr>
-              <w:spacing w:after="0" w:line="252"/>
-            </w:pPr>
+            <w:tcW w:type="dxa" w:w="920"/>
+            <w:tcBorders>
+              <w:top w:val="single" w:color="8A97A8" w:sz="4"/>
+              <w:left w:val="single" w:color="8A97A8" w:sz="4"/>
+              <w:bottom w:val="single" w:color="8A97A8" w:sz="4"/>
+              <w:right w:val="single" w:color="8A97A8" w:sz="4"/>
+            </w:tcBorders>
+            <w:tcMar>
+              <w:top w:type="dxa" w:w="60"/>
+              <w:left w:type="dxa" w:w="90"/>
+              <w:bottom w:type="dxa" w:w="60"/>
+              <w:right w:type="dxa" w:w="90"/>
+            </w:tcMar>
+          </w:tcPr>
+          <w:p>
+            <w:pPr>
+              <w:spacing w:after="0"/>
+            </w:pPr>
+            <w:r>
+              <w:rPr>
+                <w:rFonts w:ascii="Segoe UI Symbol" w:cs="Segoe UI Symbol" w:eastAsia="Segoe UI Symbol" w:hAnsi="Segoe UI Symbol"/>
+                <w:sz w:val="20"/>
+                <w:szCs w:val="20"/>
+              </w:rPr>
+              <w:t xml:space="preserve">☐ </w:t>
+            </w:r>
             <w:r>
               <w:rPr>
                 <w:rFonts w:ascii="Arial" w:cs="Arial" w:eastAsia="Arial" w:hAnsi="Arial"/>
                 <w:b/>
                 <w:bCs/>
-                <w:sz w:val="18"/>
-                <w:szCs w:val="18"/>
-              </w:rPr>
-              <w:t xml:space="preserve">Status: is the CM record clean</w:t>
+                <w:sz w:val="17"/>
+                <w:szCs w:val="17"/>
+              </w:rPr>
+              <w:t xml:space="preserve">P.19</w:t>
+            </w:r>
+          </w:p>
+        </w:tc>
+        <w:tc>
+          <w:tcPr>
+            <w:tcW w:type="dxa" w:w="3400"/>
+            <w:tcBorders>
+              <w:top w:val="single" w:color="8A97A8" w:sz="4"/>
+              <w:left w:val="single" w:color="8A97A8" w:sz="4"/>
+              <w:bottom w:val="single" w:color="8A97A8" w:sz="4"/>
+              <w:right w:val="single" w:color="8A97A8" w:sz="4"/>
+            </w:tcBorders>
+            <w:tcMar>
+              <w:top w:type="dxa" w:w="60"/>
+              <w:left w:type="dxa" w:w="90"/>
+              <w:bottom w:type="dxa" w:w="60"/>
+              <w:right w:type="dxa" w:w="90"/>
+            </w:tcMar>
+            <w:vAlign w:val="top"/>
+          </w:tcPr>
+          <w:p>
+            <w:pPr>
+              <w:spacing w:after="0" w:line="252"/>
+            </w:pPr>
+            <w:r>
+              <w:rPr>
+                <w:rFonts w:ascii="Arial" w:cs="Arial" w:eastAsia="Arial" w:hAnsi="Arial"/>
+                <w:sz w:val="17"/>
+                <w:szCs w:val="17"/>
+              </w:rPr>
+              <w:t xml:space="preserve">Installation record: tail, position, date, and removal and reinstallation history.</w:t>
+            </w:r>
+          </w:p>
+        </w:tc>
+        <w:tc>
+          <w:tcPr>
+            <w:tcW w:type="dxa" w:w="2400"/>
+            <w:tcBorders>
+              <w:top w:val="single" w:color="8A97A8" w:sz="4"/>
+              <w:left w:val="single" w:color="8A97A8" w:sz="4"/>
+              <w:bottom w:val="single" w:color="8A97A8" w:sz="4"/>
+              <w:right w:val="single" w:color="8A97A8" w:sz="4"/>
+            </w:tcBorders>
+            <w:tcMar>
+              <w:top w:type="dxa" w:w="60"/>
+              <w:left w:type="dxa" w:w="90"/>
+              <w:bottom w:type="dxa" w:w="60"/>
+              <w:right w:type="dxa" w:w="90"/>
+            </w:tcMar>
+            <w:vAlign w:val="top"/>
+          </w:tcPr>
+          <w:p>
+            <w:pPr>
+              <w:spacing w:after="0" w:line="252"/>
+            </w:pPr>
+            <w:r>
+              <w:rPr>
+                <w:rFonts w:ascii="Arial" w:cs="Arial" w:eastAsia="Arial" w:hAnsi="Arial"/>
+                <w:sz w:val="17"/>
+                <w:szCs w:val="17"/>
+              </w:rPr>
+              <w:t xml:space="preserve">Where the unit is, and where it has been.</w:t>
+            </w:r>
+          </w:p>
+        </w:tc>
+        <w:tc>
+          <w:tcPr>
+            <w:tcW w:type="dxa" w:w="1480"/>
+            <w:tcBorders>
+              <w:top w:val="single" w:color="8A97A8" w:sz="4"/>
+              <w:left w:val="single" w:color="8A97A8" w:sz="4"/>
+              <w:bottom w:val="single" w:color="8A97A8" w:sz="4"/>
+              <w:right w:val="single" w:color="8A97A8" w:sz="4"/>
+            </w:tcBorders>
+            <w:tcMar>
+              <w:top w:type="dxa" w:w="60"/>
+              <w:left w:type="dxa" w:w="90"/>
+              <w:bottom w:type="dxa" w:w="60"/>
+              <w:right w:type="dxa" w:w="90"/>
+            </w:tcMar>
+            <w:vAlign w:val="top"/>
+          </w:tcPr>
+          <w:p>
+            <w:pPr>
+              <w:spacing w:after="0" w:line="252"/>
+            </w:pPr>
+            <w:r>
+              <w:rPr>
+                <w:rFonts w:ascii="Arial" w:cs="Arial" w:eastAsia="Arial" w:hAnsi="Arial"/>
+                <w:sz w:val="17"/>
+                <w:szCs w:val="17"/>
+              </w:rPr>
+              <w:t xml:space="preserve">CM</w:t>
+            </w:r>
+          </w:p>
+        </w:tc>
+        <w:tc>
+          <w:tcPr>
+            <w:tcW w:type="dxa" w:w="1700"/>
+            <w:tcBorders>
+              <w:top w:val="single" w:color="8A97A8" w:sz="4"/>
+              <w:left w:val="single" w:color="8A97A8" w:sz="4"/>
+              <w:bottom w:val="single" w:color="8A97A8" w:sz="4"/>
+              <w:right w:val="single" w:color="8A97A8" w:sz="4"/>
+            </w:tcBorders>
+            <w:tcMar>
+              <w:top w:type="dxa" w:w="60"/>
+              <w:left w:type="dxa" w:w="90"/>
+              <w:bottom w:type="dxa" w:w="60"/>
+              <w:right w:type="dxa" w:w="90"/>
+            </w:tcMar>
+            <w:vAlign w:val="top"/>
+          </w:tcPr>
+          <w:p>
+            <w:pPr>
+              <w:spacing w:after="0" w:line="252"/>
+            </w:pPr>
+            <w:r>
+              <w:rPr>
+                <w:rFonts w:ascii="Arial" w:cs="Arial" w:eastAsia="Arial" w:hAnsi="Arial"/>
+                <w:color w:val="44505F"/>
+                <w:sz w:val="17"/>
+                <w:szCs w:val="17"/>
+              </w:rPr>
+              <w:t xml:space="preserve">MIL-HDBK-61B Table I</w:t>
+            </w:r>
+          </w:p>
+        </w:tc>
+        <w:tc>
+          <w:tcPr>
+            <w:tcW w:type="dxa" w:w="1940"/>
+            <w:tcBorders>
+              <w:top w:val="single" w:color="8A97A8" w:sz="4"/>
+              <w:left w:val="single" w:color="8A97A8" w:sz="4"/>
+              <w:bottom w:val="single" w:color="8A97A8" w:sz="4"/>
+              <w:right w:val="single" w:color="8A97A8" w:sz="4"/>
+            </w:tcBorders>
+            <w:tcMar>
+              <w:top w:type="dxa" w:w="60"/>
+              <w:left w:type="dxa" w:w="90"/>
+              <w:bottom w:type="dxa" w:w="60"/>
+              <w:right w:type="dxa" w:w="90"/>
+            </w:tcMar>
+            <w:vAlign w:val="top"/>
+          </w:tcPr>
+          <w:p>
+            <w:pPr>
+              <w:spacing w:after="0" w:line="252"/>
+            </w:pPr>
+            <w:r>
+              <w:rPr>
+                <w:rFonts w:ascii="Arial" w:cs="Arial" w:eastAsia="Arial" w:hAnsi="Arial"/>
+                <w:sz w:val="17"/>
+                <w:szCs w:val="17"/>
+              </w:rPr>
+              <w:t xml:space="preserve"/>
+            </w:r>
+          </w:p>
+        </w:tc>
+        <w:tc>
+          <w:tcPr>
+            <w:tcW w:type="dxa" w:w="1120"/>
+            <w:tcBorders>
+              <w:top w:val="single" w:color="8A97A8" w:sz="4"/>
+              <w:left w:val="single" w:color="8A97A8" w:sz="4"/>
+              <w:bottom w:val="single" w:color="8A97A8" w:sz="4"/>
+              <w:right w:val="single" w:color="8A97A8" w:sz="4"/>
+            </w:tcBorders>
+            <w:tcMar>
+              <w:top w:type="dxa" w:w="60"/>
+              <w:left w:type="dxa" w:w="90"/>
+              <w:bottom w:type="dxa" w:w="60"/>
+              <w:right w:type="dxa" w:w="90"/>
+            </w:tcMar>
+            <w:vAlign w:val="top"/>
+          </w:tcPr>
+          <w:p>
+            <w:pPr>
+              <w:spacing w:after="0" w:line="252"/>
+            </w:pPr>
+            <w:r>
+              <w:rPr>
+                <w:rFonts w:ascii="Arial" w:cs="Arial" w:eastAsia="Arial" w:hAnsi="Arial"/>
+                <w:sz w:val="17"/>
+                <w:szCs w:val="17"/>
+              </w:rPr>
+              <w:t xml:space="preserve"/>
             </w:r>
           </w:p>
         </w:tc>
@@ -34614,6 +38470,46 @@
         </w:trPr>
         <w:tc>
           <w:tcPr>
+            <w:tcW w:type="dxa" w:w="12960"/>
+            <w:gridSpan w:val="7"/>
+            <w:tcBorders>
+              <w:top w:val="single" w:color="8A97A8" w:sz="4"/>
+              <w:left w:val="single" w:color="8A97A8" w:sz="4"/>
+              <w:bottom w:val="single" w:color="8A97A8" w:sz="4"/>
+              <w:right w:val="single" w:color="8A97A8" w:sz="4"/>
+            </w:tcBorders>
+            <w:shd w:fill="E8ECF1" w:color="auto" w:val="clear"/>
+            <w:tcMar>
+              <w:top w:type="dxa" w:w="60"/>
+              <w:left w:type="dxa" w:w="90"/>
+              <w:bottom w:type="dxa" w:w="60"/>
+              <w:right w:type="dxa" w:w="90"/>
+            </w:tcMar>
+            <w:vAlign w:val="top"/>
+          </w:tcPr>
+          <w:p>
+            <w:pPr>
+              <w:spacing w:after="0" w:line="252"/>
+            </w:pPr>
+            <w:r>
+              <w:rPr>
+                <w:rFonts w:ascii="Arial" w:cs="Arial" w:eastAsia="Arial" w:hAnsi="Arial"/>
+                <w:b/>
+                <w:bCs/>
+                <w:sz w:val="18"/>
+                <w:szCs w:val="18"/>
+              </w:rPr>
+              <w:t xml:space="preserve">Status: is the CM record clean</w:t>
+            </w:r>
+          </w:p>
+        </w:tc>
+      </w:tr>
+      <w:tr>
+        <w:trPr>
+          <w:cantSplit/>
+        </w:trPr>
+        <w:tc>
+          <w:tcPr>
             <w:tcW w:type="dxa" w:w="920"/>
             <w:tcBorders>
               <w:top w:val="single" w:color="8A97A8" w:sz="4"/>
@@ -34648,7 +38544,7 @@
                 <w:sz w:val="17"/>
                 <w:szCs w:val="17"/>
               </w:rPr>
-              <w:t xml:space="preserve">P.19</w:t>
+              <w:t xml:space="preserve">P.20</w:t>
             </w:r>
           </w:p>
         </w:tc>
@@ -34874,6 +38770,9 @@
         <w:gridCol w:w="1800"/>
       </w:tblGrid>
       <w:tr>
+        <w:trPr>
+          <w:cantSplit/>
+        </w:trPr>
         <w:tc>
           <w:tcPr>
             <w:tcW w:type="dxa" w:w="1200"/>
@@ -34894,6 +38793,7 @@
           </w:tcPr>
           <w:p>
             <w:pPr>
+              <w:keepNext/>
               <w:spacing w:after="0" w:line="252"/>
             </w:pPr>
             <w:r>
@@ -34929,6 +38829,7 @@
           </w:tcPr>
           <w:p>
             <w:pPr>
+              <w:keepNext/>
               <w:spacing w:after="0" w:line="252"/>
             </w:pPr>
             <w:r>
@@ -34964,6 +38865,7 @@
           </w:tcPr>
           <w:p>
             <w:pPr>
+              <w:keepNext/>
               <w:spacing w:after="0" w:line="252"/>
             </w:pPr>
             <w:r>
@@ -34999,6 +38901,7 @@
           </w:tcPr>
           <w:p>
             <w:pPr>
+              <w:keepNext/>
               <w:spacing w:after="0" w:line="252"/>
             </w:pPr>
             <w:r>
@@ -35017,6 +38920,7 @@
       </w:tr>
       <w:tr>
         <w:trPr>
+          <w:cantSplit/>
           <w:trHeight w:val="400" w:hRule="atLeast"/>
         </w:trPr>
         <w:tc>
@@ -35038,6 +38942,7 @@
           </w:tcPr>
           <w:p>
             <w:pPr>
+              <w:keepNext/>
               <w:spacing w:after="0" w:line="252"/>
             </w:pPr>
             <w:r>
@@ -35069,6 +38974,7 @@
           </w:tcPr>
           <w:p>
             <w:pPr>
+              <w:keepNext/>
               <w:spacing w:after="0" w:line="252"/>
             </w:pPr>
             <w:r>
@@ -35100,6 +39006,7 @@
           </w:tcPr>
           <w:p>
             <w:pPr>
+              <w:keepNext/>
               <w:spacing w:after="0" w:line="252"/>
             </w:pPr>
             <w:r>
@@ -35131,6 +39038,7 @@
           </w:tcPr>
           <w:p>
             <w:pPr>
+              <w:keepNext/>
               <w:spacing w:after="0" w:line="252"/>
             </w:pPr>
             <w:r>
@@ -35146,6 +39054,7 @@
       </w:tr>
       <w:tr>
         <w:trPr>
+          <w:cantSplit/>
           <w:trHeight w:val="400" w:hRule="atLeast"/>
         </w:trPr>
         <w:tc>
@@ -35167,6 +39076,7 @@
           </w:tcPr>
           <w:p>
             <w:pPr>
+              <w:keepNext/>
               <w:spacing w:after="0" w:line="252"/>
             </w:pPr>
             <w:r>
@@ -35198,6 +39108,7 @@
           </w:tcPr>
           <w:p>
             <w:pPr>
+              <w:keepNext/>
               <w:spacing w:after="0" w:line="252"/>
             </w:pPr>
             <w:r>
@@ -35229,6 +39140,7 @@
           </w:tcPr>
           <w:p>
             <w:pPr>
+              <w:keepNext/>
               <w:spacing w:after="0" w:line="252"/>
             </w:pPr>
             <w:r>
@@ -35260,6 +39172,7 @@
           </w:tcPr>
           <w:p>
             <w:pPr>
+              <w:keepNext/>
               <w:spacing w:after="0" w:line="252"/>
             </w:pPr>
             <w:r>
@@ -35275,6 +39188,7 @@
       </w:tr>
       <w:tr>
         <w:trPr>
+          <w:cantSplit/>
           <w:trHeight w:val="400" w:hRule="atLeast"/>
         </w:trPr>
         <w:tc>
@@ -35296,6 +39210,7 @@
           </w:tcPr>
           <w:p>
             <w:pPr>
+              <w:keepNext/>
               <w:spacing w:after="0" w:line="252"/>
             </w:pPr>
             <w:r>
@@ -35327,6 +39242,7 @@
           </w:tcPr>
           <w:p>
             <w:pPr>
+              <w:keepNext/>
               <w:spacing w:after="0" w:line="252"/>
             </w:pPr>
             <w:r>
@@ -35358,6 +39274,7 @@
           </w:tcPr>
           <w:p>
             <w:pPr>
+              <w:keepNext/>
               <w:spacing w:after="0" w:line="252"/>
             </w:pPr>
             <w:r>
@@ -35389,6 +39306,7 @@
           </w:tcPr>
           <w:p>
             <w:pPr>
+              <w:keepNext/>
               <w:spacing w:after="0" w:line="252"/>
             </w:pPr>
             <w:r>
@@ -35404,6 +39322,7 @@
       </w:tr>
       <w:tr>
         <w:trPr>
+          <w:cantSplit/>
           <w:trHeight w:val="400" w:hRule="atLeast"/>
         </w:trPr>
         <w:tc>
@@ -35425,6 +39344,7 @@
           </w:tcPr>
           <w:p>
             <w:pPr>
+              <w:keepNext w:val="false"/>
               <w:spacing w:after="0" w:line="252"/>
             </w:pPr>
             <w:r>
@@ -35456,6 +39376,7 @@
           </w:tcPr>
           <w:p>
             <w:pPr>
+              <w:keepNext w:val="false"/>
               <w:spacing w:after="0" w:line="252"/>
             </w:pPr>
             <w:r>
@@ -35487,6 +39408,7 @@
           </w:tcPr>
           <w:p>
             <w:pPr>
+              <w:keepNext w:val="false"/>
               <w:spacing w:after="0" w:line="252"/>
             </w:pPr>
             <w:r>
@@ -35518,6 +39440,7 @@
           </w:tcPr>
           <w:p>
             <w:pPr>
+              <w:keepNext w:val="false"/>
               <w:spacing w:after="0" w:line="252"/>
             </w:pPr>
             <w:r>
@@ -35565,6 +39488,9 @@
         <w:gridCol w:w="2160"/>
       </w:tblGrid>
       <w:tr>
+        <w:trPr>
+          <w:cantSplit/>
+        </w:trPr>
         <w:tc>
           <w:tcPr>
             <w:tcW w:type="dxa" w:w="3240"/>
@@ -35585,6 +39511,7 @@
           </w:tcPr>
           <w:p>
             <w:pPr>
+              <w:keepNext/>
               <w:spacing w:after="0" w:line="252"/>
             </w:pPr>
             <w:r>
@@ -35620,6 +39547,7 @@
           </w:tcPr>
           <w:p>
             <w:pPr>
+              <w:keepNext/>
               <w:spacing w:after="0" w:line="252"/>
             </w:pPr>
             <w:r>
@@ -35655,6 +39583,7 @@
           </w:tcPr>
           <w:p>
             <w:pPr>
+              <w:keepNext/>
               <w:spacing w:after="0" w:line="252"/>
             </w:pPr>
             <w:r>
@@ -35690,6 +39619,7 @@
           </w:tcPr>
           <w:p>
             <w:pPr>
+              <w:keepNext/>
               <w:spacing w:after="0" w:line="252"/>
             </w:pPr>
             <w:r>
@@ -35729,6 +39659,7 @@
           </w:tcPr>
           <w:p>
             <w:pPr>
+              <w:keepNext/>
               <w:spacing w:after="0" w:line="252"/>
             </w:pPr>
             <w:r>
@@ -35762,15 +39693,16 @@
           </w:tcPr>
           <w:p>
             <w:pPr>
-              <w:spacing w:after="0" w:line="252"/>
-            </w:pPr>
-            <w:r>
-              <w:rPr>
-                <w:rFonts w:ascii="Arial" w:cs="Arial" w:eastAsia="Arial" w:hAnsi="Arial"/>
-                <w:sz w:val="17"/>
-                <w:szCs w:val="17"/>
-              </w:rPr>
-              <w:t xml:space="preserve">Configuration Management</w:t>
+              <w:keepNext/>
+              <w:spacing w:after="0" w:line="252"/>
+            </w:pPr>
+            <w:r>
+              <w:rPr>
+                <w:rFonts w:ascii="Arial" w:cs="Arial" w:eastAsia="Arial" w:hAnsi="Arial"/>
+                <w:sz w:val="17"/>
+                <w:szCs w:val="17"/>
+              </w:rPr>
+              <w:t xml:space="preserve">CM</w:t>
             </w:r>
           </w:p>
         </w:tc>
@@ -35793,6 +39725,7 @@
           </w:tcPr>
           <w:p>
             <w:pPr>
+              <w:keepNext/>
               <w:spacing w:after="0" w:line="252"/>
             </w:pPr>
             <w:r>
@@ -35824,6 +39757,7 @@
           </w:tcPr>
           <w:p>
             <w:pPr>
+              <w:keepNext/>
               <w:spacing w:after="0" w:line="252"/>
             </w:pPr>
             <w:r>
@@ -35860,6 +39794,7 @@
           </w:tcPr>
           <w:p>
             <w:pPr>
+              <w:keepNext/>
               <w:spacing w:after="0" w:line="252"/>
             </w:pPr>
             <w:r>
@@ -35893,6 +39828,7 @@
           </w:tcPr>
           <w:p>
             <w:pPr>
+              <w:keepNext/>
               <w:spacing w:after="0" w:line="252"/>
             </w:pPr>
             <w:r>
@@ -35924,6 +39860,7 @@
           </w:tcPr>
           <w:p>
             <w:pPr>
+              <w:keepNext/>
               <w:spacing w:after="0" w:line="252"/>
             </w:pPr>
             <w:r>
@@ -35955,6 +39892,7 @@
           </w:tcPr>
           <w:p>
             <w:pPr>
+              <w:keepNext/>
               <w:spacing w:after="0" w:line="252"/>
             </w:pPr>
             <w:r>
@@ -35991,6 +39929,7 @@
           </w:tcPr>
           <w:p>
             <w:pPr>
+              <w:keepNext/>
               <w:spacing w:after="0" w:line="252"/>
             </w:pPr>
             <w:r>
@@ -36024,6 +39963,7 @@
           </w:tcPr>
           <w:p>
             <w:pPr>
+              <w:keepNext/>
               <w:spacing w:after="0" w:line="252"/>
             </w:pPr>
             <w:r>
@@ -36055,6 +39995,7 @@
           </w:tcPr>
           <w:p>
             <w:pPr>
+              <w:keepNext/>
               <w:spacing w:after="0" w:line="252"/>
             </w:pPr>
             <w:r>
@@ -36086,6 +40027,7 @@
           </w:tcPr>
           <w:p>
             <w:pPr>
+              <w:keepNext/>
               <w:spacing w:after="0" w:line="252"/>
             </w:pPr>
             <w:r>
@@ -36122,6 +40064,7 @@
           </w:tcPr>
           <w:p>
             <w:pPr>
+              <w:keepNext/>
               <w:spacing w:after="0" w:line="252"/>
             </w:pPr>
             <w:r>
@@ -36155,15 +40098,16 @@
           </w:tcPr>
           <w:p>
             <w:pPr>
-              <w:spacing w:after="0" w:line="252"/>
-            </w:pPr>
-            <w:r>
-              <w:rPr>
-                <w:rFonts w:ascii="Arial" w:cs="Arial" w:eastAsia="Arial" w:hAnsi="Arial"/>
-                <w:sz w:val="17"/>
-                <w:szCs w:val="17"/>
-              </w:rPr>
-              <w:t xml:space="preserve">Test and Verification</w:t>
+              <w:keepNext/>
+              <w:spacing w:after="0" w:line="252"/>
+            </w:pPr>
+            <w:r>
+              <w:rPr>
+                <w:rFonts w:ascii="Arial" w:cs="Arial" w:eastAsia="Arial" w:hAnsi="Arial"/>
+                <w:sz w:val="17"/>
+                <w:szCs w:val="17"/>
+              </w:rPr>
+              <w:t xml:space="preserve">Test</w:t>
             </w:r>
           </w:p>
         </w:tc>
@@ -36186,6 +40130,7 @@
           </w:tcPr>
           <w:p>
             <w:pPr>
+              <w:keepNext/>
               <w:spacing w:after="0" w:line="252"/>
             </w:pPr>
             <w:r>
@@ -36217,6 +40162,7 @@
           </w:tcPr>
           <w:p>
             <w:pPr>
+              <w:keepNext/>
               <w:spacing w:after="0" w:line="252"/>
             </w:pPr>
             <w:r>
@@ -36253,6 +40199,7 @@
           </w:tcPr>
           <w:p>
             <w:pPr>
+              <w:keepNext w:val="false"/>
               <w:spacing w:after="0" w:line="252"/>
             </w:pPr>
             <w:r>
@@ -36286,6 +40233,7 @@
           </w:tcPr>
           <w:p>
             <w:pPr>
+              <w:keepNext w:val="false"/>
               <w:spacing w:after="0" w:line="252"/>
             </w:pPr>
             <w:r>
@@ -36317,6 +40265,7 @@
           </w:tcPr>
           <w:p>
             <w:pPr>
+              <w:keepNext w:val="false"/>
               <w:spacing w:after="0" w:line="252"/>
             </w:pPr>
             <w:r>
@@ -36348,6 +40297,7 @@
           </w:tcPr>
           <w:p>
             <w:pPr>
+              <w:keepNext w:val="false"/>
               <w:spacing w:after="0" w:line="252"/>
             </w:pPr>
             <w:r>
@@ -36365,10 +40315,10 @@
     <w:p>
       <w:pPr>
         <w:sectPr>
-          <w:headerReference w:type="default" r:id="rId17"/>
-          <w:footerReference w:type="default" r:id="rId18"/>
+          <w:headerReference w:type="default" r:id="rId19"/>
+          <w:footerReference w:type="default" r:id="rId20"/>
           <w:pgSz w:w="15840" w:h="12240" w:orient="landscape"/>
-          <w:pgMar w:top="1080" w:right="1080" w:bottom="1080" w:left="1080" w:header="708" w:footer="708" w:gutter="0"/>
+          <w:pgMar w:top="1080" w:right="1440" w:bottom="1080" w:left="1440" w:header="708" w:footer="708" w:gutter="0"/>
           <w:pgNumType/>
           <w:docGrid w:linePitch="360"/>
         </w:sectPr>
@@ -40604,6 +44554,9 @@
         <w:gridCol w:w="1800"/>
       </w:tblGrid>
       <w:tr>
+        <w:trPr>
+          <w:cantSplit/>
+        </w:trPr>
         <w:tc>
           <w:tcPr>
             <w:tcW w:type="dxa" w:w="1200"/>
@@ -40624,6 +44577,7 @@
           </w:tcPr>
           <w:p>
             <w:pPr>
+              <w:keepNext/>
               <w:spacing w:after="0" w:line="252"/>
             </w:pPr>
             <w:r>
@@ -40659,6 +44613,7 @@
           </w:tcPr>
           <w:p>
             <w:pPr>
+              <w:keepNext/>
               <w:spacing w:after="0" w:line="252"/>
             </w:pPr>
             <w:r>
@@ -40694,6 +44649,7 @@
           </w:tcPr>
           <w:p>
             <w:pPr>
+              <w:keepNext/>
               <w:spacing w:after="0" w:line="252"/>
             </w:pPr>
             <w:r>
@@ -40729,6 +44685,7 @@
           </w:tcPr>
           <w:p>
             <w:pPr>
+              <w:keepNext/>
               <w:spacing w:after="0" w:line="252"/>
             </w:pPr>
             <w:r>
@@ -40747,6 +44704,7 @@
       </w:tr>
       <w:tr>
         <w:trPr>
+          <w:cantSplit/>
           <w:trHeight w:val="400" w:hRule="atLeast"/>
         </w:trPr>
         <w:tc>
@@ -40768,6 +44726,7 @@
           </w:tcPr>
           <w:p>
             <w:pPr>
+              <w:keepNext/>
               <w:spacing w:after="0" w:line="252"/>
             </w:pPr>
             <w:r>
@@ -40799,6 +44758,7 @@
           </w:tcPr>
           <w:p>
             <w:pPr>
+              <w:keepNext/>
               <w:spacing w:after="0" w:line="252"/>
             </w:pPr>
             <w:r>
@@ -40830,6 +44790,7 @@
           </w:tcPr>
           <w:p>
             <w:pPr>
+              <w:keepNext/>
               <w:spacing w:after="0" w:line="252"/>
             </w:pPr>
             <w:r>
@@ -40861,6 +44822,7 @@
           </w:tcPr>
           <w:p>
             <w:pPr>
+              <w:keepNext/>
               <w:spacing w:after="0" w:line="252"/>
             </w:pPr>
             <w:r>
@@ -40876,6 +44838,7 @@
       </w:tr>
       <w:tr>
         <w:trPr>
+          <w:cantSplit/>
           <w:trHeight w:val="400" w:hRule="atLeast"/>
         </w:trPr>
         <w:tc>
@@ -40897,6 +44860,7 @@
           </w:tcPr>
           <w:p>
             <w:pPr>
+              <w:keepNext/>
               <w:spacing w:after="0" w:line="252"/>
             </w:pPr>
             <w:r>
@@ -40928,6 +44892,7 @@
           </w:tcPr>
           <w:p>
             <w:pPr>
+              <w:keepNext/>
               <w:spacing w:after="0" w:line="252"/>
             </w:pPr>
             <w:r>
@@ -40959,6 +44924,7 @@
           </w:tcPr>
           <w:p>
             <w:pPr>
+              <w:keepNext/>
               <w:spacing w:after="0" w:line="252"/>
             </w:pPr>
             <w:r>
@@ -40990,6 +44956,7 @@
           </w:tcPr>
           <w:p>
             <w:pPr>
+              <w:keepNext/>
               <w:spacing w:after="0" w:line="252"/>
             </w:pPr>
             <w:r>
@@ -41005,6 +44972,7 @@
       </w:tr>
       <w:tr>
         <w:trPr>
+          <w:cantSplit/>
           <w:trHeight w:val="400" w:hRule="atLeast"/>
         </w:trPr>
         <w:tc>
@@ -41026,6 +44994,7 @@
           </w:tcPr>
           <w:p>
             <w:pPr>
+              <w:keepNext/>
               <w:spacing w:after="0" w:line="252"/>
             </w:pPr>
             <w:r>
@@ -41057,6 +45026,7 @@
           </w:tcPr>
           <w:p>
             <w:pPr>
+              <w:keepNext/>
               <w:spacing w:after="0" w:line="252"/>
             </w:pPr>
             <w:r>
@@ -41088,6 +45058,7 @@
           </w:tcPr>
           <w:p>
             <w:pPr>
+              <w:keepNext/>
               <w:spacing w:after="0" w:line="252"/>
             </w:pPr>
             <w:r>
@@ -41119,6 +45090,7 @@
           </w:tcPr>
           <w:p>
             <w:pPr>
+              <w:keepNext/>
               <w:spacing w:after="0" w:line="252"/>
             </w:pPr>
             <w:r>
@@ -41134,6 +45106,7 @@
       </w:tr>
       <w:tr>
         <w:trPr>
+          <w:cantSplit/>
           <w:trHeight w:val="400" w:hRule="atLeast"/>
         </w:trPr>
         <w:tc>
@@ -41155,6 +45128,7 @@
           </w:tcPr>
           <w:p>
             <w:pPr>
+              <w:keepNext w:val="false"/>
               <w:spacing w:after="0" w:line="252"/>
             </w:pPr>
             <w:r>
@@ -41186,6 +45160,7 @@
           </w:tcPr>
           <w:p>
             <w:pPr>
+              <w:keepNext w:val="false"/>
               <w:spacing w:after="0" w:line="252"/>
             </w:pPr>
             <w:r>
@@ -41217,6 +45192,7 @@
           </w:tcPr>
           <w:p>
             <w:pPr>
+              <w:keepNext w:val="false"/>
               <w:spacing w:after="0" w:line="252"/>
             </w:pPr>
             <w:r>
@@ -41248,6 +45224,7 @@
           </w:tcPr>
           <w:p>
             <w:pPr>
+              <w:keepNext w:val="false"/>
               <w:spacing w:after="0" w:line="252"/>
             </w:pPr>
             <w:r>
@@ -41295,6 +45272,9 @@
         <w:gridCol w:w="2160"/>
       </w:tblGrid>
       <w:tr>
+        <w:trPr>
+          <w:cantSplit/>
+        </w:trPr>
         <w:tc>
           <w:tcPr>
             <w:tcW w:type="dxa" w:w="3240"/>
@@ -41315,6 +45295,7 @@
           </w:tcPr>
           <w:p>
             <w:pPr>
+              <w:keepNext/>
               <w:spacing w:after="0" w:line="252"/>
             </w:pPr>
             <w:r>
@@ -41350,6 +45331,7 @@
           </w:tcPr>
           <w:p>
             <w:pPr>
+              <w:keepNext/>
               <w:spacing w:after="0" w:line="252"/>
             </w:pPr>
             <w:r>
@@ -41385,6 +45367,7 @@
           </w:tcPr>
           <w:p>
             <w:pPr>
+              <w:keepNext/>
               <w:spacing w:after="0" w:line="252"/>
             </w:pPr>
             <w:r>
@@ -41420,6 +45403,7 @@
           </w:tcPr>
           <w:p>
             <w:pPr>
+              <w:keepNext/>
               <w:spacing w:after="0" w:line="252"/>
             </w:pPr>
             <w:r>
@@ -41459,6 +45443,7 @@
           </w:tcPr>
           <w:p>
             <w:pPr>
+              <w:keepNext/>
               <w:spacing w:after="0" w:line="252"/>
             </w:pPr>
             <w:r>
@@ -41492,15 +45477,16 @@
           </w:tcPr>
           <w:p>
             <w:pPr>
-              <w:spacing w:after="0" w:line="252"/>
-            </w:pPr>
-            <w:r>
-              <w:rPr>
-                <w:rFonts w:ascii="Arial" w:cs="Arial" w:eastAsia="Arial" w:hAnsi="Arial"/>
-                <w:sz w:val="17"/>
-                <w:szCs w:val="17"/>
-              </w:rPr>
-              <w:t xml:space="preserve">Configuration Management</w:t>
+              <w:keepNext/>
+              <w:spacing w:after="0" w:line="252"/>
+            </w:pPr>
+            <w:r>
+              <w:rPr>
+                <w:rFonts w:ascii="Arial" w:cs="Arial" w:eastAsia="Arial" w:hAnsi="Arial"/>
+                <w:sz w:val="17"/>
+                <w:szCs w:val="17"/>
+              </w:rPr>
+              <w:t xml:space="preserve">CM</w:t>
             </w:r>
           </w:p>
         </w:tc>
@@ -41523,6 +45509,7 @@
           </w:tcPr>
           <w:p>
             <w:pPr>
+              <w:keepNext/>
               <w:spacing w:after="0" w:line="252"/>
             </w:pPr>
             <w:r>
@@ -41554,6 +45541,7 @@
           </w:tcPr>
           <w:p>
             <w:pPr>
+              <w:keepNext/>
               <w:spacing w:after="0" w:line="252"/>
             </w:pPr>
             <w:r>
@@ -41590,6 +45578,7 @@
           </w:tcPr>
           <w:p>
             <w:pPr>
+              <w:keepNext/>
               <w:spacing w:after="0" w:line="252"/>
             </w:pPr>
             <w:r>
@@ -41623,6 +45612,7 @@
           </w:tcPr>
           <w:p>
             <w:pPr>
+              <w:keepNext/>
               <w:spacing w:after="0" w:line="252"/>
             </w:pPr>
             <w:r>
@@ -41654,6 +45644,7 @@
           </w:tcPr>
           <w:p>
             <w:pPr>
+              <w:keepNext/>
               <w:spacing w:after="0" w:line="252"/>
             </w:pPr>
             <w:r>
@@ -41685,6 +45676,7 @@
           </w:tcPr>
           <w:p>
             <w:pPr>
+              <w:keepNext/>
               <w:spacing w:after="0" w:line="252"/>
             </w:pPr>
             <w:r>
@@ -41721,6 +45713,7 @@
           </w:tcPr>
           <w:p>
             <w:pPr>
+              <w:keepNext/>
               <w:spacing w:after="0" w:line="252"/>
             </w:pPr>
             <w:r>
@@ -41754,6 +45747,7 @@
           </w:tcPr>
           <w:p>
             <w:pPr>
+              <w:keepNext/>
               <w:spacing w:after="0" w:line="252"/>
             </w:pPr>
             <w:r>
@@ -41785,6 +45779,7 @@
           </w:tcPr>
           <w:p>
             <w:pPr>
+              <w:keepNext/>
               <w:spacing w:after="0" w:line="252"/>
             </w:pPr>
             <w:r>
@@ -41816,6 +45811,7 @@
           </w:tcPr>
           <w:p>
             <w:pPr>
+              <w:keepNext/>
               <w:spacing w:after="0" w:line="252"/>
             </w:pPr>
             <w:r>
@@ -41852,6 +45848,7 @@
           </w:tcPr>
           <w:p>
             <w:pPr>
+              <w:keepNext/>
               <w:spacing w:after="0" w:line="252"/>
             </w:pPr>
             <w:r>
@@ -41885,15 +45882,16 @@
           </w:tcPr>
           <w:p>
             <w:pPr>
-              <w:spacing w:after="0" w:line="252"/>
-            </w:pPr>
-            <w:r>
-              <w:rPr>
-                <w:rFonts w:ascii="Arial" w:cs="Arial" w:eastAsia="Arial" w:hAnsi="Arial"/>
-                <w:sz w:val="17"/>
-                <w:szCs w:val="17"/>
-              </w:rPr>
-              <w:t xml:space="preserve">Test and Verification</w:t>
+              <w:keepNext/>
+              <w:spacing w:after="0" w:line="252"/>
+            </w:pPr>
+            <w:r>
+              <w:rPr>
+                <w:rFonts w:ascii="Arial" w:cs="Arial" w:eastAsia="Arial" w:hAnsi="Arial"/>
+                <w:sz w:val="17"/>
+                <w:szCs w:val="17"/>
+              </w:rPr>
+              <w:t xml:space="preserve">Test</w:t>
             </w:r>
           </w:p>
         </w:tc>
@@ -41916,6 +45914,7 @@
           </w:tcPr>
           <w:p>
             <w:pPr>
+              <w:keepNext/>
               <w:spacing w:after="0" w:line="252"/>
             </w:pPr>
             <w:r>
@@ -41947,6 +45946,7 @@
           </w:tcPr>
           <w:p>
             <w:pPr>
+              <w:keepNext/>
               <w:spacing w:after="0" w:line="252"/>
             </w:pPr>
             <w:r>
@@ -41983,6 +45983,7 @@
           </w:tcPr>
           <w:p>
             <w:pPr>
+              <w:keepNext w:val="false"/>
               <w:spacing w:after="0" w:line="252"/>
             </w:pPr>
             <w:r>
@@ -42016,6 +46017,7 @@
           </w:tcPr>
           <w:p>
             <w:pPr>
+              <w:keepNext w:val="false"/>
               <w:spacing w:after="0" w:line="252"/>
             </w:pPr>
             <w:r>
@@ -42047,6 +46049,7 @@
           </w:tcPr>
           <w:p>
             <w:pPr>
+              <w:keepNext w:val="false"/>
               <w:spacing w:after="0" w:line="252"/>
             </w:pPr>
             <w:r>
@@ -42078,6 +46081,7 @@
           </w:tcPr>
           <w:p>
             <w:pPr>
+              <w:keepNext w:val="false"/>
               <w:spacing w:after="0" w:line="252"/>
             </w:pPr>
             <w:r>
@@ -42095,10 +46099,10 @@
     <w:p>
       <w:pPr>
         <w:sectPr>
-          <w:headerReference w:type="default" r:id="rId19"/>
-          <w:footerReference w:type="default" r:id="rId20"/>
+          <w:headerReference w:type="default" r:id="rId21"/>
+          <w:footerReference w:type="default" r:id="rId22"/>
           <w:pgSz w:w="15840" w:h="12240" w:orient="landscape"/>
-          <w:pgMar w:top="1080" w:right="1080" w:bottom="1080" w:left="1080" w:header="708" w:footer="708" w:gutter="0"/>
+          <w:pgMar w:top="1080" w:right="1440" w:bottom="1080" w:left="1440" w:header="708" w:footer="708" w:gutter="0"/>
           <w:pgNumType/>
           <w:docGrid w:linePitch="360"/>
         </w:sectPr>
@@ -44875,6 +48879,9 @@
         <w:gridCol w:w="1800"/>
       </w:tblGrid>
       <w:tr>
+        <w:trPr>
+          <w:cantSplit/>
+        </w:trPr>
         <w:tc>
           <w:tcPr>
             <w:tcW w:type="dxa" w:w="1200"/>
@@ -44895,6 +48902,7 @@
           </w:tcPr>
           <w:p>
             <w:pPr>
+              <w:keepNext/>
               <w:spacing w:after="0" w:line="252"/>
             </w:pPr>
             <w:r>
@@ -44930,6 +48938,7 @@
           </w:tcPr>
           <w:p>
             <w:pPr>
+              <w:keepNext/>
               <w:spacing w:after="0" w:line="252"/>
             </w:pPr>
             <w:r>
@@ -44965,6 +48974,7 @@
           </w:tcPr>
           <w:p>
             <w:pPr>
+              <w:keepNext/>
               <w:spacing w:after="0" w:line="252"/>
             </w:pPr>
             <w:r>
@@ -45000,6 +49010,7 @@
           </w:tcPr>
           <w:p>
             <w:pPr>
+              <w:keepNext/>
               <w:spacing w:after="0" w:line="252"/>
             </w:pPr>
             <w:r>
@@ -45018,6 +49029,7 @@
       </w:tr>
       <w:tr>
         <w:trPr>
+          <w:cantSplit/>
           <w:trHeight w:val="400" w:hRule="atLeast"/>
         </w:trPr>
         <w:tc>
@@ -45039,6 +49051,7 @@
           </w:tcPr>
           <w:p>
             <w:pPr>
+              <w:keepNext/>
               <w:spacing w:after="0" w:line="252"/>
             </w:pPr>
             <w:r>
@@ -45070,6 +49083,7 @@
           </w:tcPr>
           <w:p>
             <w:pPr>
+              <w:keepNext/>
               <w:spacing w:after="0" w:line="252"/>
             </w:pPr>
             <w:r>
@@ -45101,6 +49115,7 @@
           </w:tcPr>
           <w:p>
             <w:pPr>
+              <w:keepNext/>
               <w:spacing w:after="0" w:line="252"/>
             </w:pPr>
             <w:r>
@@ -45132,6 +49147,7 @@
           </w:tcPr>
           <w:p>
             <w:pPr>
+              <w:keepNext/>
               <w:spacing w:after="0" w:line="252"/>
             </w:pPr>
             <w:r>
@@ -45147,6 +49163,7 @@
       </w:tr>
       <w:tr>
         <w:trPr>
+          <w:cantSplit/>
           <w:trHeight w:val="400" w:hRule="atLeast"/>
         </w:trPr>
         <w:tc>
@@ -45168,6 +49185,7 @@
           </w:tcPr>
           <w:p>
             <w:pPr>
+              <w:keepNext/>
               <w:spacing w:after="0" w:line="252"/>
             </w:pPr>
             <w:r>
@@ -45199,6 +49217,7 @@
           </w:tcPr>
           <w:p>
             <w:pPr>
+              <w:keepNext/>
               <w:spacing w:after="0" w:line="252"/>
             </w:pPr>
             <w:r>
@@ -45230,6 +49249,7 @@
           </w:tcPr>
           <w:p>
             <w:pPr>
+              <w:keepNext/>
               <w:spacing w:after="0" w:line="252"/>
             </w:pPr>
             <w:r>
@@ -45261,6 +49281,7 @@
           </w:tcPr>
           <w:p>
             <w:pPr>
+              <w:keepNext/>
               <w:spacing w:after="0" w:line="252"/>
             </w:pPr>
             <w:r>
@@ -45276,6 +49297,7 @@
       </w:tr>
       <w:tr>
         <w:trPr>
+          <w:cantSplit/>
           <w:trHeight w:val="400" w:hRule="atLeast"/>
         </w:trPr>
         <w:tc>
@@ -45297,6 +49319,7 @@
           </w:tcPr>
           <w:p>
             <w:pPr>
+              <w:keepNext/>
               <w:spacing w:after="0" w:line="252"/>
             </w:pPr>
             <w:r>
@@ -45328,6 +49351,7 @@
           </w:tcPr>
           <w:p>
             <w:pPr>
+              <w:keepNext/>
               <w:spacing w:after="0" w:line="252"/>
             </w:pPr>
             <w:r>
@@ -45359,6 +49383,7 @@
           </w:tcPr>
           <w:p>
             <w:pPr>
+              <w:keepNext/>
               <w:spacing w:after="0" w:line="252"/>
             </w:pPr>
             <w:r>
@@ -45390,6 +49415,7 @@
           </w:tcPr>
           <w:p>
             <w:pPr>
+              <w:keepNext/>
               <w:spacing w:after="0" w:line="252"/>
             </w:pPr>
             <w:r>
@@ -45405,6 +49431,7 @@
       </w:tr>
       <w:tr>
         <w:trPr>
+          <w:cantSplit/>
           <w:trHeight w:val="400" w:hRule="atLeast"/>
         </w:trPr>
         <w:tc>
@@ -45426,6 +49453,7 @@
           </w:tcPr>
           <w:p>
             <w:pPr>
+              <w:keepNext w:val="false"/>
               <w:spacing w:after="0" w:line="252"/>
             </w:pPr>
             <w:r>
@@ -45457,6 +49485,7 @@
           </w:tcPr>
           <w:p>
             <w:pPr>
+              <w:keepNext w:val="false"/>
               <w:spacing w:after="0" w:line="252"/>
             </w:pPr>
             <w:r>
@@ -45488,6 +49517,7 @@
           </w:tcPr>
           <w:p>
             <w:pPr>
+              <w:keepNext w:val="false"/>
               <w:spacing w:after="0" w:line="252"/>
             </w:pPr>
             <w:r>
@@ -45519,6 +49549,7 @@
           </w:tcPr>
           <w:p>
             <w:pPr>
+              <w:keepNext w:val="false"/>
               <w:spacing w:after="0" w:line="252"/>
             </w:pPr>
             <w:r>
@@ -45566,6 +49597,9 @@
         <w:gridCol w:w="2160"/>
       </w:tblGrid>
       <w:tr>
+        <w:trPr>
+          <w:cantSplit/>
+        </w:trPr>
         <w:tc>
           <w:tcPr>
             <w:tcW w:type="dxa" w:w="3240"/>
@@ -45586,6 +49620,7 @@
           </w:tcPr>
           <w:p>
             <w:pPr>
+              <w:keepNext/>
               <w:spacing w:after="0" w:line="252"/>
             </w:pPr>
             <w:r>
@@ -45621,6 +49656,7 @@
           </w:tcPr>
           <w:p>
             <w:pPr>
+              <w:keepNext/>
               <w:spacing w:after="0" w:line="252"/>
             </w:pPr>
             <w:r>
@@ -45656,6 +49692,7 @@
           </w:tcPr>
           <w:p>
             <w:pPr>
+              <w:keepNext/>
               <w:spacing w:after="0" w:line="252"/>
             </w:pPr>
             <w:r>
@@ -45691,6 +49728,7 @@
           </w:tcPr>
           <w:p>
             <w:pPr>
+              <w:keepNext/>
               <w:spacing w:after="0" w:line="252"/>
             </w:pPr>
             <w:r>
@@ -45730,6 +49768,7 @@
           </w:tcPr>
           <w:p>
             <w:pPr>
+              <w:keepNext/>
               <w:spacing w:after="0" w:line="252"/>
             </w:pPr>
             <w:r>
@@ -45763,15 +49802,16 @@
           </w:tcPr>
           <w:p>
             <w:pPr>
-              <w:spacing w:after="0" w:line="252"/>
-            </w:pPr>
-            <w:r>
-              <w:rPr>
-                <w:rFonts w:ascii="Arial" w:cs="Arial" w:eastAsia="Arial" w:hAnsi="Arial"/>
-                <w:sz w:val="17"/>
-                <w:szCs w:val="17"/>
-              </w:rPr>
-              <w:t xml:space="preserve">Configuration Management</w:t>
+              <w:keepNext/>
+              <w:spacing w:after="0" w:line="252"/>
+            </w:pPr>
+            <w:r>
+              <w:rPr>
+                <w:rFonts w:ascii="Arial" w:cs="Arial" w:eastAsia="Arial" w:hAnsi="Arial"/>
+                <w:sz w:val="17"/>
+                <w:szCs w:val="17"/>
+              </w:rPr>
+              <w:t xml:space="preserve">CM</w:t>
             </w:r>
           </w:p>
         </w:tc>
@@ -45794,6 +49834,7 @@
           </w:tcPr>
           <w:p>
             <w:pPr>
+              <w:keepNext/>
               <w:spacing w:after="0" w:line="252"/>
             </w:pPr>
             <w:r>
@@ -45825,6 +49866,7 @@
           </w:tcPr>
           <w:p>
             <w:pPr>
+              <w:keepNext/>
               <w:spacing w:after="0" w:line="252"/>
             </w:pPr>
             <w:r>
@@ -45861,6 +49903,7 @@
           </w:tcPr>
           <w:p>
             <w:pPr>
+              <w:keepNext/>
               <w:spacing w:after="0" w:line="252"/>
             </w:pPr>
             <w:r>
@@ -45894,6 +49937,7 @@
           </w:tcPr>
           <w:p>
             <w:pPr>
+              <w:keepNext/>
               <w:spacing w:after="0" w:line="252"/>
             </w:pPr>
             <w:r>
@@ -45925,6 +49969,7 @@
           </w:tcPr>
           <w:p>
             <w:pPr>
+              <w:keepNext/>
               <w:spacing w:after="0" w:line="252"/>
             </w:pPr>
             <w:r>
@@ -45956,6 +50001,7 @@
           </w:tcPr>
           <w:p>
             <w:pPr>
+              <w:keepNext/>
               <w:spacing w:after="0" w:line="252"/>
             </w:pPr>
             <w:r>
@@ -45992,6 +50038,7 @@
           </w:tcPr>
           <w:p>
             <w:pPr>
+              <w:keepNext/>
               <w:spacing w:after="0" w:line="252"/>
             </w:pPr>
             <w:r>
@@ -46025,6 +50072,7 @@
           </w:tcPr>
           <w:p>
             <w:pPr>
+              <w:keepNext/>
               <w:spacing w:after="0" w:line="252"/>
             </w:pPr>
             <w:r>
@@ -46056,6 +50104,7 @@
           </w:tcPr>
           <w:p>
             <w:pPr>
+              <w:keepNext/>
               <w:spacing w:after="0" w:line="252"/>
             </w:pPr>
             <w:r>
@@ -46087,6 +50136,7 @@
           </w:tcPr>
           <w:p>
             <w:pPr>
+              <w:keepNext/>
               <w:spacing w:after="0" w:line="252"/>
             </w:pPr>
             <w:r>
@@ -46123,6 +50173,7 @@
           </w:tcPr>
           <w:p>
             <w:pPr>
+              <w:keepNext/>
               <w:spacing w:after="0" w:line="252"/>
             </w:pPr>
             <w:r>
@@ -46156,15 +50207,16 @@
           </w:tcPr>
           <w:p>
             <w:pPr>
-              <w:spacing w:after="0" w:line="252"/>
-            </w:pPr>
-            <w:r>
-              <w:rPr>
-                <w:rFonts w:ascii="Arial" w:cs="Arial" w:eastAsia="Arial" w:hAnsi="Arial"/>
-                <w:sz w:val="17"/>
-                <w:szCs w:val="17"/>
-              </w:rPr>
-              <w:t xml:space="preserve">Test and Verification</w:t>
+              <w:keepNext/>
+              <w:spacing w:after="0" w:line="252"/>
+            </w:pPr>
+            <w:r>
+              <w:rPr>
+                <w:rFonts w:ascii="Arial" w:cs="Arial" w:eastAsia="Arial" w:hAnsi="Arial"/>
+                <w:sz w:val="17"/>
+                <w:szCs w:val="17"/>
+              </w:rPr>
+              <w:t xml:space="preserve">Test</w:t>
             </w:r>
           </w:p>
         </w:tc>
@@ -46187,6 +50239,7 @@
           </w:tcPr>
           <w:p>
             <w:pPr>
+              <w:keepNext/>
               <w:spacing w:after="0" w:line="252"/>
             </w:pPr>
             <w:r>
@@ -46218,6 +50271,7 @@
           </w:tcPr>
           <w:p>
             <w:pPr>
+              <w:keepNext/>
               <w:spacing w:after="0" w:line="252"/>
             </w:pPr>
             <w:r>
@@ -46254,6 +50308,7 @@
           </w:tcPr>
           <w:p>
             <w:pPr>
+              <w:keepNext w:val="false"/>
               <w:spacing w:after="0" w:line="252"/>
             </w:pPr>
             <w:r>
@@ -46287,6 +50342,7 @@
           </w:tcPr>
           <w:p>
             <w:pPr>
+              <w:keepNext w:val="false"/>
               <w:spacing w:after="0" w:line="252"/>
             </w:pPr>
             <w:r>
@@ -46318,6 +50374,7 @@
           </w:tcPr>
           <w:p>
             <w:pPr>
+              <w:keepNext w:val="false"/>
               <w:spacing w:after="0" w:line="252"/>
             </w:pPr>
             <w:r>
@@ -46349,6 +50406,7 @@
           </w:tcPr>
           <w:p>
             <w:pPr>
+              <w:keepNext w:val="false"/>
               <w:spacing w:after="0" w:line="252"/>
             </w:pPr>
             <w:r>
@@ -46364,10 +50422,10 @@
       </w:tr>
     </w:tbl>
     <w:sectPr>
-      <w:headerReference w:type="default" r:id="rId21"/>
-      <w:footerReference w:type="default" r:id="rId22"/>
+      <w:headerReference w:type="default" r:id="rId23"/>
+      <w:footerReference w:type="default" r:id="rId24"/>
       <w:pgSz w:w="15840" w:h="12240" w:orient="landscape"/>
-      <w:pgMar w:top="1080" w:right="1080" w:bottom="1080" w:left="1080" w:header="708" w:footer="708" w:gutter="0"/>
+      <w:pgMar w:top="1080" w:right="1440" w:bottom="1080" w:left="1440" w:header="708" w:footer="708" w:gutter="0"/>
       <w:pgNumType/>
       <w:docGrid w:linePitch="360"/>
     </w:sectPr>
@@ -46613,6 +50671,34 @@
 </file>
 
 <file path=word/footer8.xml><?xml version="1.0" encoding="utf-8"?>
+<w:ftr xmlns:wpc="http://schemas.microsoft.com/office/word/2010/wordprocessingCanvas" xmlns:mc="http://schemas.openxmlformats.org/markup-compatibility/2006" xmlns:o="urn:schemas-microsoft-com:office:office" xmlns:r="http://schemas.openxmlformats.org/officeDocument/2006/relationships" xmlns:m="http://schemas.openxmlformats.org/officeDocument/2006/math" xmlns:v="urn:schemas-microsoft-com:vml" xmlns:wp14="http://schemas.microsoft.com/office/word/2010/wordprocessingDrawing" xmlns:wp="http://schemas.openxmlformats.org/drawingml/2006/wordprocessingDrawing" xmlns:w10="urn:schemas-microsoft-com:office:word" xmlns:w="http://schemas.openxmlformats.org/wordprocessingml/2006/main" xmlns:w14="http://schemas.microsoft.com/office/word/2010/wordml" xmlns:w15="http://schemas.microsoft.com/office/word/2012/wordml" xmlns:wpg="http://schemas.microsoft.com/office/word/2010/wordprocessingGroup" xmlns:wpi="http://schemas.microsoft.com/office/word/2010/wordprocessingInk" xmlns:wne="http://schemas.microsoft.com/office/word/2006/wordml" xmlns:wps="http://schemas.microsoft.com/office/word/2010/wordprocessingShape">
+  <w:p>
+    <w:pPr>
+      <w:jc w:val="right"/>
+    </w:pPr>
+    <w:r>
+      <w:rPr>
+        <w:rFonts w:ascii="Arial" w:cs="Arial" w:eastAsia="Arial" w:hAnsi="Arial"/>
+        <w:color w:val="44505F"/>
+        <w:sz w:val="16"/>
+        <w:szCs w:val="16"/>
+      </w:rPr>
+      <w:t xml:space="preserve">Page </w:t>
+      <w:fldChar w:fldCharType="begin"/>
+      <w:instrText xml:space="preserve">PAGE</w:instrText>
+      <w:fldChar w:fldCharType="separate"/>
+      <w:fldChar w:fldCharType="end"/>
+      <w:t xml:space="preserve"> of </w:t>
+      <w:fldChar w:fldCharType="begin"/>
+      <w:instrText xml:space="preserve">NUMPAGES</w:instrText>
+      <w:fldChar w:fldCharType="separate"/>
+      <w:fldChar w:fldCharType="end"/>
+    </w:r>
+  </w:p>
+</w:ftr>
+</file>
+
+<file path=word/footer9.xml><?xml version="1.0" encoding="utf-8"?>
 <w:ftr xmlns:wpc="http://schemas.microsoft.com/office/word/2010/wordprocessingCanvas" xmlns:mc="http://schemas.openxmlformats.org/markup-compatibility/2006" xmlns:o="urn:schemas-microsoft-com:office:office" xmlns:r="http://schemas.openxmlformats.org/officeDocument/2006/relationships" xmlns:m="http://schemas.openxmlformats.org/officeDocument/2006/math" xmlns:v="urn:schemas-microsoft-com:vml" xmlns:wp14="http://schemas.microsoft.com/office/word/2010/wordprocessingDrawing" xmlns:wp="http://schemas.openxmlformats.org/drawingml/2006/wordprocessingDrawing" xmlns:w10="urn:schemas-microsoft-com:office:word" xmlns:w="http://schemas.openxmlformats.org/wordprocessingml/2006/main" xmlns:w14="http://schemas.microsoft.com/office/word/2010/wordml" xmlns:w15="http://schemas.microsoft.com/office/word/2012/wordml" xmlns:wpg="http://schemas.microsoft.com/office/word/2010/wordprocessingGroup" xmlns:wpi="http://schemas.microsoft.com/office/word/2010/wordprocessingInk" xmlns:wne="http://schemas.microsoft.com/office/word/2006/wordml" xmlns:wps="http://schemas.microsoft.com/office/word/2010/wordprocessingShape">
   <w:p>
     <w:pPr>
@@ -46888,6 +50974,36 @@
 </file>
 
 <file path=word/header8.xml><?xml version="1.0" encoding="utf-8"?>
+<w:hdr xmlns:wpc="http://schemas.microsoft.com/office/word/2010/wordprocessingCanvas" xmlns:mc="http://schemas.openxmlformats.org/markup-compatibility/2006" xmlns:o="urn:schemas-microsoft-com:office:office" xmlns:r="http://schemas.openxmlformats.org/officeDocument/2006/relationships" xmlns:m="http://schemas.openxmlformats.org/officeDocument/2006/math" xmlns:v="urn:schemas-microsoft-com:vml" xmlns:wp14="http://schemas.microsoft.com/office/word/2010/wordprocessingDrawing" xmlns:wp="http://schemas.openxmlformats.org/drawingml/2006/wordprocessingDrawing" xmlns:w10="urn:schemas-microsoft-com:office:word" xmlns:w="http://schemas.openxmlformats.org/wordprocessingml/2006/main" xmlns:w14="http://schemas.microsoft.com/office/word/2010/wordml" xmlns:w15="http://schemas.microsoft.com/office/word/2012/wordml" xmlns:wpg="http://schemas.microsoft.com/office/word/2010/wordprocessingGroup" xmlns:wpi="http://schemas.microsoft.com/office/word/2010/wordprocessingInk" xmlns:wne="http://schemas.microsoft.com/office/word/2006/wordml" xmlns:wps="http://schemas.microsoft.com/office/word/2010/wordprocessingShape" xmlns:cx="http://schemas.microsoft.com/office/drawing/2014/chartex" xmlns:cx1="http://schemas.microsoft.com/office/drawing/2015/9/8/chartex" xmlns:cx2="http://schemas.microsoft.com/office/drawing/2015/10/21/chartex" xmlns:cx3="http://schemas.microsoft.com/office/drawing/2016/5/9/chartex" xmlns:cx4="http://schemas.microsoft.com/office/drawing/2016/5/10/chartex" xmlns:cx5="http://schemas.microsoft.com/office/drawing/2016/5/11/chartex" xmlns:cx6="http://schemas.microsoft.com/office/drawing/2016/5/12/chartex" xmlns:cx7="http://schemas.microsoft.com/office/drawing/2016/5/13/chartex" xmlns:cx8="http://schemas.microsoft.com/office/drawing/2016/5/14/chartex" xmlns:w16cid="http://schemas.microsoft.com/office/word/2016/wordml/cid" xmlns:w16se="http://schemas.microsoft.com/office/word/2015/wordml/symex">
+  <w:p>
+    <w:pPr>
+      <w:pBdr>
+        <w:bottom w:val="single" w:color="C9D3DE" w:sz="4" w:space="4"/>
+      </w:pBdr>
+    </w:pPr>
+    <w:r>
+      <w:rPr>
+        <w:rFonts w:ascii="Arial" w:cs="Arial" w:eastAsia="Arial" w:hAnsi="Arial"/>
+        <w:color w:val="44505F"/>
+        <w:sz w:val="16"/>
+        <w:szCs w:val="16"/>
+      </w:rPr>
+      <w:t xml:space="preserve">Flight Test Configuration Readiness Checklists</w:t>
+    </w:r>
+    <w:r>
+      <w:rPr>
+        <w:rFonts w:ascii="Arial" w:cs="Arial" w:eastAsia="Arial" w:hAnsi="Arial"/>
+        <w:color w:val="8A97A8"/>
+        <w:sz w:val="16"/>
+        <w:szCs w:val="16"/>
+      </w:rPr>
+      <w:t xml:space="preserve">    Draft for review</w:t>
+    </w:r>
+  </w:p>
+</w:hdr>
+</file>
+
+<file path=word/header9.xml><?xml version="1.0" encoding="utf-8"?>
 <w:hdr xmlns:wpc="http://schemas.microsoft.com/office/word/2010/wordprocessingCanvas" xmlns:mc="http://schemas.openxmlformats.org/markup-compatibility/2006" xmlns:o="urn:schemas-microsoft-com:office:office" xmlns:r="http://schemas.openxmlformats.org/officeDocument/2006/relationships" xmlns:m="http://schemas.openxmlformats.org/officeDocument/2006/math" xmlns:v="urn:schemas-microsoft-com:vml" xmlns:wp14="http://schemas.microsoft.com/office/word/2010/wordprocessingDrawing" xmlns:wp="http://schemas.openxmlformats.org/drawingml/2006/wordprocessingDrawing" xmlns:w10="urn:schemas-microsoft-com:office:word" xmlns:w="http://schemas.openxmlformats.org/wordprocessingml/2006/main" xmlns:w14="http://schemas.microsoft.com/office/word/2010/wordml" xmlns:w15="http://schemas.microsoft.com/office/word/2012/wordml" xmlns:wpg="http://schemas.microsoft.com/office/word/2010/wordprocessingGroup" xmlns:wpi="http://schemas.microsoft.com/office/word/2010/wordprocessingInk" xmlns:wne="http://schemas.microsoft.com/office/word/2006/wordml" xmlns:wps="http://schemas.microsoft.com/office/word/2010/wordprocessingShape" xmlns:cx="http://schemas.microsoft.com/office/drawing/2014/chartex" xmlns:cx1="http://schemas.microsoft.com/office/drawing/2015/9/8/chartex" xmlns:cx2="http://schemas.microsoft.com/office/drawing/2015/10/21/chartex" xmlns:cx3="http://schemas.microsoft.com/office/drawing/2016/5/9/chartex" xmlns:cx4="http://schemas.microsoft.com/office/drawing/2016/5/10/chartex" xmlns:cx5="http://schemas.microsoft.com/office/drawing/2016/5/11/chartex" xmlns:cx6="http://schemas.microsoft.com/office/drawing/2016/5/12/chartex" xmlns:cx7="http://schemas.microsoft.com/office/drawing/2016/5/13/chartex" xmlns:cx8="http://schemas.microsoft.com/office/drawing/2016/5/14/chartex" xmlns:w16cid="http://schemas.microsoft.com/office/word/2016/wordml/cid" xmlns:w16se="http://schemas.microsoft.com/office/word/2015/wordml/symex">
   <w:p>
     <w:pPr>

--- a/Flight_Test_Configuration_Readiness_Checklists.docx
+++ b/Flight_Test_Configuration_Readiness_Checklists.docx
@@ -2239,7 +2239,7 @@
           <w:sz w:val="20"/>
           <w:szCs w:val="20"/>
         </w:rPr>
-        <w:t xml:space="preserve">The checklists derive from the company CI identification process, the configuration baselines guidance, EIA-649-1A, GEIA-HB-649A, and MIL-HDBK-61B. They add no requirements. Where the contract or the process differs, the contract and the process govern.</w:t>
+        <w:t xml:space="preserve">The checklists cite EIA-649-1A clauses in the Basis column. Where MIL-HDBK-61B or GEIA-HB-649A adds detail, the Basis column cites it too. The checklists add no requirements. Where the contract differs, the contract governs.</w:t>
       </w:r>
     </w:p>
     <w:p>
@@ -6083,12 +6083,11 @@
       </w:tblPr>
       <w:tblGrid>
         <w:gridCol w:w="920"/>
-        <w:gridCol w:w="3400"/>
-        <w:gridCol w:w="2400"/>
-        <w:gridCol w:w="1480"/>
-        <w:gridCol w:w="1700"/>
-        <w:gridCol w:w="1940"/>
-        <w:gridCol w:w="1120"/>
+        <w:gridCol w:w="3900"/>
+        <w:gridCol w:w="2700"/>
+        <w:gridCol w:w="2000"/>
+        <w:gridCol w:w="2240"/>
+        <w:gridCol w:w="1200"/>
       </w:tblGrid>
       <w:tr>
         <w:trPr>
@@ -6131,7 +6130,7 @@
         </w:tc>
         <w:tc>
           <w:tcPr>
-            <w:tcW w:type="dxa" w:w="3400"/>
+            <w:tcW w:type="dxa" w:w="3900"/>
             <w:tcBorders>
               <w:top w:val="single" w:color="8A97A8" w:sz="4"/>
               <w:left w:val="single" w:color="8A97A8" w:sz="4"/>
@@ -6166,7 +6165,7 @@
         </w:tc>
         <w:tc>
           <w:tcPr>
-            <w:tcW w:type="dxa" w:w="2400"/>
+            <w:tcW w:type="dxa" w:w="2700"/>
             <w:tcBorders>
               <w:top w:val="single" w:color="8A97A8" w:sz="4"/>
               <w:left w:val="single" w:color="8A97A8" w:sz="4"/>
@@ -6201,7 +6200,7 @@
         </w:tc>
         <w:tc>
           <w:tcPr>
-            <w:tcW w:type="dxa" w:w="1480"/>
+            <w:tcW w:type="dxa" w:w="2000"/>
             <w:tcBorders>
               <w:top w:val="single" w:color="8A97A8" w:sz="4"/>
               <w:left w:val="single" w:color="8A97A8" w:sz="4"/>
@@ -6230,13 +6229,13 @@
                 <w:sz w:val="17"/>
                 <w:szCs w:val="17"/>
               </w:rPr>
-              <w:t xml:space="preserve">Owner</w:t>
-            </w:r>
-          </w:p>
-        </w:tc>
-        <w:tc>
-          <w:tcPr>
-            <w:tcW w:type="dxa" w:w="1700"/>
+              <w:t xml:space="preserve">Basis</w:t>
+            </w:r>
+          </w:p>
+        </w:tc>
+        <w:tc>
+          <w:tcPr>
+            <w:tcW w:type="dxa" w:w="2240"/>
             <w:tcBorders>
               <w:top w:val="single" w:color="8A97A8" w:sz="4"/>
               <w:left w:val="single" w:color="8A97A8" w:sz="4"/>
@@ -6265,48 +6264,13 @@
                 <w:sz w:val="17"/>
                 <w:szCs w:val="17"/>
               </w:rPr>
-              <w:t xml:space="preserve">Basis</w:t>
-            </w:r>
-          </w:p>
-        </w:tc>
-        <w:tc>
-          <w:tcPr>
-            <w:tcW w:type="dxa" w:w="1940"/>
-            <w:tcBorders>
-              <w:top w:val="single" w:color="8A97A8" w:sz="4"/>
-              <w:left w:val="single" w:color="8A97A8" w:sz="4"/>
-              <w:bottom w:val="single" w:color="8A97A8" w:sz="4"/>
-              <w:right w:val="single" w:color="8A97A8" w:sz="4"/>
-            </w:tcBorders>
-            <w:shd w:fill="1F3A5F" w:color="auto" w:val="clear"/>
-            <w:tcMar>
-              <w:top w:type="dxa" w:w="60"/>
-              <w:left w:type="dxa" w:w="90"/>
-              <w:bottom w:type="dxa" w:w="60"/>
-              <w:right w:type="dxa" w:w="90"/>
-            </w:tcMar>
-            <w:vAlign w:val="top"/>
-          </w:tcPr>
-          <w:p>
-            <w:pPr>
-              <w:spacing w:after="0" w:line="252"/>
-            </w:pPr>
-            <w:r>
-              <w:rPr>
-                <w:rFonts w:ascii="Arial" w:cs="Arial" w:eastAsia="Arial" w:hAnsi="Arial"/>
-                <w:b/>
-                <w:bCs/>
-                <w:color w:val="FFFFFF"/>
-                <w:sz w:val="17"/>
-                <w:szCs w:val="17"/>
-              </w:rPr>
               <w:t xml:space="preserve">Document, revision, location</w:t>
             </w:r>
           </w:p>
         </w:tc>
         <w:tc>
           <w:tcPr>
-            <w:tcW w:type="dxa" w:w="1120"/>
+            <w:tcW w:type="dxa" w:w="1200"/>
             <w:tcBorders>
               <w:top w:val="single" w:color="8A97A8" w:sz="4"/>
               <w:left w:val="single" w:color="8A97A8" w:sz="4"/>
@@ -6347,7 +6311,7 @@
         <w:tc>
           <w:tcPr>
             <w:tcW w:type="dxa" w:w="12960"/>
-            <w:gridSpan w:val="7"/>
+            <w:gridSpan w:val="6"/>
             <w:tcBorders>
               <w:top w:val="single" w:color="8A97A8" w:sz="4"/>
               <w:left w:val="single" w:color="8A97A8" w:sz="4"/>
@@ -6426,7 +6390,7 @@
         </w:tc>
         <w:tc>
           <w:tcPr>
-            <w:tcW w:type="dxa" w:w="3400"/>
+            <w:tcW w:type="dxa" w:w="3900"/>
             <w:tcBorders>
               <w:top w:val="single" w:color="8A97A8" w:sz="4"/>
               <w:left w:val="single" w:color="8A97A8" w:sz="4"/>
@@ -6457,7 +6421,7 @@
         </w:tc>
         <w:tc>
           <w:tcPr>
-            <w:tcW w:type="dxa" w:w="2400"/>
+            <w:tcW w:type="dxa" w:w="2700"/>
             <w:tcBorders>
               <w:top w:val="single" w:color="8A97A8" w:sz="4"/>
               <w:left w:val="single" w:color="8A97A8" w:sz="4"/>
@@ -6488,38 +6452,7 @@
         </w:tc>
         <w:tc>
           <w:tcPr>
-            <w:tcW w:type="dxa" w:w="1480"/>
-            <w:tcBorders>
-              <w:top w:val="single" w:color="8A97A8" w:sz="4"/>
-              <w:left w:val="single" w:color="8A97A8" w:sz="4"/>
-              <w:bottom w:val="single" w:color="8A97A8" w:sz="4"/>
-              <w:right w:val="single" w:color="8A97A8" w:sz="4"/>
-            </w:tcBorders>
-            <w:tcMar>
-              <w:top w:type="dxa" w:w="60"/>
-              <w:left w:type="dxa" w:w="90"/>
-              <w:bottom w:type="dxa" w:w="60"/>
-              <w:right w:type="dxa" w:w="90"/>
-            </w:tcMar>
-            <w:vAlign w:val="top"/>
-          </w:tcPr>
-          <w:p>
-            <w:pPr>
-              <w:spacing w:after="0" w:line="252"/>
-            </w:pPr>
-            <w:r>
-              <w:rPr>
-                <w:rFonts w:ascii="Arial" w:cs="Arial" w:eastAsia="Arial" w:hAnsi="Arial"/>
-                <w:sz w:val="17"/>
-                <w:szCs w:val="17"/>
-              </w:rPr>
-              <w:t xml:space="preserve">Program Management</w:t>
-            </w:r>
-          </w:p>
-        </w:tc>
-        <w:tc>
-          <w:tcPr>
-            <w:tcW w:type="dxa" w:w="1700"/>
+            <w:tcW w:type="dxa" w:w="2000"/>
             <w:tcBorders>
               <w:top w:val="single" w:color="8A97A8" w:sz="4"/>
               <w:left w:val="single" w:color="8A97A8" w:sz="4"/>
@@ -6551,7 +6484,7 @@
         </w:tc>
         <w:tc>
           <w:tcPr>
-            <w:tcW w:type="dxa" w:w="1940"/>
+            <w:tcW w:type="dxa" w:w="2240"/>
             <w:tcBorders>
               <w:top w:val="single" w:color="8A97A8" w:sz="4"/>
               <w:left w:val="single" w:color="8A97A8" w:sz="4"/>
@@ -6582,7 +6515,7 @@
         </w:tc>
         <w:tc>
           <w:tcPr>
-            <w:tcW w:type="dxa" w:w="1120"/>
+            <w:tcW w:type="dxa" w:w="1200"/>
             <w:tcBorders>
               <w:top w:val="single" w:color="8A97A8" w:sz="4"/>
               <w:left w:val="single" w:color="8A97A8" w:sz="4"/>
@@ -6658,7 +6591,7 @@
         </w:tc>
         <w:tc>
           <w:tcPr>
-            <w:tcW w:type="dxa" w:w="3400"/>
+            <w:tcW w:type="dxa" w:w="3900"/>
             <w:tcBorders>
               <w:top w:val="single" w:color="8A97A8" w:sz="4"/>
               <w:left w:val="single" w:color="8A97A8" w:sz="4"/>
@@ -6689,7 +6622,7 @@
         </w:tc>
         <w:tc>
           <w:tcPr>
-            <w:tcW w:type="dxa" w:w="2400"/>
+            <w:tcW w:type="dxa" w:w="2700"/>
             <w:tcBorders>
               <w:top w:val="single" w:color="8A97A8" w:sz="4"/>
               <w:left w:val="single" w:color="8A97A8" w:sz="4"/>
@@ -6720,38 +6653,7 @@
         </w:tc>
         <w:tc>
           <w:tcPr>
-            <w:tcW w:type="dxa" w:w="1480"/>
-            <w:tcBorders>
-              <w:top w:val="single" w:color="8A97A8" w:sz="4"/>
-              <w:left w:val="single" w:color="8A97A8" w:sz="4"/>
-              <w:bottom w:val="single" w:color="8A97A8" w:sz="4"/>
-              <w:right w:val="single" w:color="8A97A8" w:sz="4"/>
-            </w:tcBorders>
-            <w:tcMar>
-              <w:top w:type="dxa" w:w="60"/>
-              <w:left w:type="dxa" w:w="90"/>
-              <w:bottom w:type="dxa" w:w="60"/>
-              <w:right w:type="dxa" w:w="90"/>
-            </w:tcMar>
-            <w:vAlign w:val="top"/>
-          </w:tcPr>
-          <w:p>
-            <w:pPr>
-              <w:spacing w:after="0" w:line="252"/>
-            </w:pPr>
-            <w:r>
-              <w:rPr>
-                <w:rFonts w:ascii="Arial" w:cs="Arial" w:eastAsia="Arial" w:hAnsi="Arial"/>
-                <w:sz w:val="17"/>
-                <w:szCs w:val="17"/>
-              </w:rPr>
-              <w:t xml:space="preserve">Systems Engineering</w:t>
-            </w:r>
-          </w:p>
-        </w:tc>
-        <w:tc>
-          <w:tcPr>
-            <w:tcW w:type="dxa" w:w="1700"/>
+            <w:tcW w:type="dxa" w:w="2000"/>
             <w:tcBorders>
               <w:top w:val="single" w:color="8A97A8" w:sz="4"/>
               <w:left w:val="single" w:color="8A97A8" w:sz="4"/>
@@ -6783,7 +6685,7 @@
         </w:tc>
         <w:tc>
           <w:tcPr>
-            <w:tcW w:type="dxa" w:w="1940"/>
+            <w:tcW w:type="dxa" w:w="2240"/>
             <w:tcBorders>
               <w:top w:val="single" w:color="8A97A8" w:sz="4"/>
               <w:left w:val="single" w:color="8A97A8" w:sz="4"/>
@@ -6814,7 +6716,7 @@
         </w:tc>
         <w:tc>
           <w:tcPr>
-            <w:tcW w:type="dxa" w:w="1120"/>
+            <w:tcW w:type="dxa" w:w="1200"/>
             <w:tcBorders>
               <w:top w:val="single" w:color="8A97A8" w:sz="4"/>
               <w:left w:val="single" w:color="8A97A8" w:sz="4"/>
@@ -6890,7 +6792,7 @@
         </w:tc>
         <w:tc>
           <w:tcPr>
-            <w:tcW w:type="dxa" w:w="3400"/>
+            <w:tcW w:type="dxa" w:w="3900"/>
             <w:tcBorders>
               <w:top w:val="single" w:color="8A97A8" w:sz="4"/>
               <w:left w:val="single" w:color="8A97A8" w:sz="4"/>
@@ -6921,7 +6823,7 @@
         </w:tc>
         <w:tc>
           <w:tcPr>
-            <w:tcW w:type="dxa" w:w="2400"/>
+            <w:tcW w:type="dxa" w:w="2700"/>
             <w:tcBorders>
               <w:top w:val="single" w:color="8A97A8" w:sz="4"/>
               <w:left w:val="single" w:color="8A97A8" w:sz="4"/>
@@ -6952,38 +6854,7 @@
         </w:tc>
         <w:tc>
           <w:tcPr>
-            <w:tcW w:type="dxa" w:w="1480"/>
-            <w:tcBorders>
-              <w:top w:val="single" w:color="8A97A8" w:sz="4"/>
-              <w:left w:val="single" w:color="8A97A8" w:sz="4"/>
-              <w:bottom w:val="single" w:color="8A97A8" w:sz="4"/>
-              <w:right w:val="single" w:color="8A97A8" w:sz="4"/>
-            </w:tcBorders>
-            <w:tcMar>
-              <w:top w:type="dxa" w:w="60"/>
-              <w:left w:type="dxa" w:w="90"/>
-              <w:bottom w:type="dxa" w:w="60"/>
-              <w:right w:type="dxa" w:w="90"/>
-            </w:tcMar>
-            <w:vAlign w:val="top"/>
-          </w:tcPr>
-          <w:p>
-            <w:pPr>
-              <w:spacing w:after="0" w:line="252"/>
-            </w:pPr>
-            <w:r>
-              <w:rPr>
-                <w:rFonts w:ascii="Arial" w:cs="Arial" w:eastAsia="Arial" w:hAnsi="Arial"/>
-                <w:sz w:val="17"/>
-                <w:szCs w:val="17"/>
-              </w:rPr>
-              <w:t xml:space="preserve">Systems Engineering</w:t>
-            </w:r>
-          </w:p>
-        </w:tc>
-        <w:tc>
-          <w:tcPr>
-            <w:tcW w:type="dxa" w:w="1700"/>
+            <w:tcW w:type="dxa" w:w="2000"/>
             <w:tcBorders>
               <w:top w:val="single" w:color="8A97A8" w:sz="4"/>
               <w:left w:val="single" w:color="8A97A8" w:sz="4"/>
@@ -7015,7 +6886,7 @@
         </w:tc>
         <w:tc>
           <w:tcPr>
-            <w:tcW w:type="dxa" w:w="1940"/>
+            <w:tcW w:type="dxa" w:w="2240"/>
             <w:tcBorders>
               <w:top w:val="single" w:color="8A97A8" w:sz="4"/>
               <w:left w:val="single" w:color="8A97A8" w:sz="4"/>
@@ -7046,7 +6917,7 @@
         </w:tc>
         <w:tc>
           <w:tcPr>
-            <w:tcW w:type="dxa" w:w="1120"/>
+            <w:tcW w:type="dxa" w:w="1200"/>
             <w:tcBorders>
               <w:top w:val="single" w:color="8A97A8" w:sz="4"/>
               <w:left w:val="single" w:color="8A97A8" w:sz="4"/>
@@ -7122,7 +6993,7 @@
         </w:tc>
         <w:tc>
           <w:tcPr>
-            <w:tcW w:type="dxa" w:w="3400"/>
+            <w:tcW w:type="dxa" w:w="3900"/>
             <w:tcBorders>
               <w:top w:val="single" w:color="8A97A8" w:sz="4"/>
               <w:left w:val="single" w:color="8A97A8" w:sz="4"/>
@@ -7153,7 +7024,7 @@
         </w:tc>
         <w:tc>
           <w:tcPr>
-            <w:tcW w:type="dxa" w:w="2400"/>
+            <w:tcW w:type="dxa" w:w="2700"/>
             <w:tcBorders>
               <w:top w:val="single" w:color="8A97A8" w:sz="4"/>
               <w:left w:val="single" w:color="8A97A8" w:sz="4"/>
@@ -7184,38 +7055,7 @@
         </w:tc>
         <w:tc>
           <w:tcPr>
-            <w:tcW w:type="dxa" w:w="1480"/>
-            <w:tcBorders>
-              <w:top w:val="single" w:color="8A97A8" w:sz="4"/>
-              <w:left w:val="single" w:color="8A97A8" w:sz="4"/>
-              <w:bottom w:val="single" w:color="8A97A8" w:sz="4"/>
-              <w:right w:val="single" w:color="8A97A8" w:sz="4"/>
-            </w:tcBorders>
-            <w:tcMar>
-              <w:top w:type="dxa" w:w="60"/>
-              <w:left w:type="dxa" w:w="90"/>
-              <w:bottom w:type="dxa" w:w="60"/>
-              <w:right w:type="dxa" w:w="90"/>
-            </w:tcMar>
-            <w:vAlign w:val="top"/>
-          </w:tcPr>
-          <w:p>
-            <w:pPr>
-              <w:spacing w:after="0" w:line="252"/>
-            </w:pPr>
-            <w:r>
-              <w:rPr>
-                <w:rFonts w:ascii="Arial" w:cs="Arial" w:eastAsia="Arial" w:hAnsi="Arial"/>
-                <w:sz w:val="17"/>
-                <w:szCs w:val="17"/>
-              </w:rPr>
-              <w:t xml:space="preserve">CM</w:t>
-            </w:r>
-          </w:p>
-        </w:tc>
-        <w:tc>
-          <w:tcPr>
-            <w:tcW w:type="dxa" w:w="1700"/>
+            <w:tcW w:type="dxa" w:w="2000"/>
             <w:tcBorders>
               <w:top w:val="single" w:color="8A97A8" w:sz="4"/>
               <w:left w:val="single" w:color="8A97A8" w:sz="4"/>
@@ -7241,13 +7081,13 @@
                 <w:sz w:val="17"/>
                 <w:szCs w:val="17"/>
               </w:rPr>
-              <w:t xml:space="preserve">EIA-649-1A 3.2.5; company CI identification process</w:t>
-            </w:r>
-          </w:p>
-        </w:tc>
-        <w:tc>
-          <w:tcPr>
-            <w:tcW w:type="dxa" w:w="1940"/>
+              <w:t xml:space="preserve">EIA-649-1A 3.2.5</w:t>
+            </w:r>
+          </w:p>
+        </w:tc>
+        <w:tc>
+          <w:tcPr>
+            <w:tcW w:type="dxa" w:w="2240"/>
             <w:tcBorders>
               <w:top w:val="single" w:color="8A97A8" w:sz="4"/>
               <w:left w:val="single" w:color="8A97A8" w:sz="4"/>
@@ -7278,7 +7118,7 @@
         </w:tc>
         <w:tc>
           <w:tcPr>
-            <w:tcW w:type="dxa" w:w="1120"/>
+            <w:tcW w:type="dxa" w:w="1200"/>
             <w:tcBorders>
               <w:top w:val="single" w:color="8A97A8" w:sz="4"/>
               <w:left w:val="single" w:color="8A97A8" w:sz="4"/>
@@ -7354,7 +7194,7 @@
         </w:tc>
         <w:tc>
           <w:tcPr>
-            <w:tcW w:type="dxa" w:w="3400"/>
+            <w:tcW w:type="dxa" w:w="3900"/>
             <w:tcBorders>
               <w:top w:val="single" w:color="8A97A8" w:sz="4"/>
               <w:left w:val="single" w:color="8A97A8" w:sz="4"/>
@@ -7385,7 +7225,7 @@
         </w:tc>
         <w:tc>
           <w:tcPr>
-            <w:tcW w:type="dxa" w:w="2400"/>
+            <w:tcW w:type="dxa" w:w="2700"/>
             <w:tcBorders>
               <w:top w:val="single" w:color="8A97A8" w:sz="4"/>
               <w:left w:val="single" w:color="8A97A8" w:sz="4"/>
@@ -7416,38 +7256,7 @@
         </w:tc>
         <w:tc>
           <w:tcPr>
-            <w:tcW w:type="dxa" w:w="1480"/>
-            <w:tcBorders>
-              <w:top w:val="single" w:color="8A97A8" w:sz="4"/>
-              <w:left w:val="single" w:color="8A97A8" w:sz="4"/>
-              <w:bottom w:val="single" w:color="8A97A8" w:sz="4"/>
-              <w:right w:val="single" w:color="8A97A8" w:sz="4"/>
-            </w:tcBorders>
-            <w:tcMar>
-              <w:top w:type="dxa" w:w="60"/>
-              <w:left w:type="dxa" w:w="90"/>
-              <w:bottom w:type="dxa" w:w="60"/>
-              <w:right w:type="dxa" w:w="90"/>
-            </w:tcMar>
-            <w:vAlign w:val="top"/>
-          </w:tcPr>
-          <w:p>
-            <w:pPr>
-              <w:spacing w:after="0" w:line="252"/>
-            </w:pPr>
-            <w:r>
-              <w:rPr>
-                <w:rFonts w:ascii="Arial" w:cs="Arial" w:eastAsia="Arial" w:hAnsi="Arial"/>
-                <w:sz w:val="17"/>
-                <w:szCs w:val="17"/>
-              </w:rPr>
-              <w:t xml:space="preserve">System Safety</w:t>
-            </w:r>
-          </w:p>
-        </w:tc>
-        <w:tc>
-          <w:tcPr>
-            <w:tcW w:type="dxa" w:w="1700"/>
+            <w:tcW w:type="dxa" w:w="2000"/>
             <w:tcBorders>
               <w:top w:val="single" w:color="8A97A8" w:sz="4"/>
               <w:left w:val="single" w:color="8A97A8" w:sz="4"/>
@@ -7479,7 +7288,7 @@
         </w:tc>
         <w:tc>
           <w:tcPr>
-            <w:tcW w:type="dxa" w:w="1940"/>
+            <w:tcW w:type="dxa" w:w="2240"/>
             <w:tcBorders>
               <w:top w:val="single" w:color="8A97A8" w:sz="4"/>
               <w:left w:val="single" w:color="8A97A8" w:sz="4"/>
@@ -7510,7 +7319,7 @@
         </w:tc>
         <w:tc>
           <w:tcPr>
-            <w:tcW w:type="dxa" w:w="1120"/>
+            <w:tcW w:type="dxa" w:w="1200"/>
             <w:tcBorders>
               <w:top w:val="single" w:color="8A97A8" w:sz="4"/>
               <w:left w:val="single" w:color="8A97A8" w:sz="4"/>
@@ -7586,7 +7395,7 @@
         </w:tc>
         <w:tc>
           <w:tcPr>
-            <w:tcW w:type="dxa" w:w="3400"/>
+            <w:tcW w:type="dxa" w:w="3900"/>
             <w:tcBorders>
               <w:top w:val="single" w:color="8A97A8" w:sz="4"/>
               <w:left w:val="single" w:color="8A97A8" w:sz="4"/>
@@ -7617,7 +7426,7 @@
         </w:tc>
         <w:tc>
           <w:tcPr>
-            <w:tcW w:type="dxa" w:w="2400"/>
+            <w:tcW w:type="dxa" w:w="2700"/>
             <w:tcBorders>
               <w:top w:val="single" w:color="8A97A8" w:sz="4"/>
               <w:left w:val="single" w:color="8A97A8" w:sz="4"/>
@@ -7648,38 +7457,7 @@
         </w:tc>
         <w:tc>
           <w:tcPr>
-            <w:tcW w:type="dxa" w:w="1480"/>
-            <w:tcBorders>
-              <w:top w:val="single" w:color="8A97A8" w:sz="4"/>
-              <w:left w:val="single" w:color="8A97A8" w:sz="4"/>
-              <w:bottom w:val="single" w:color="8A97A8" w:sz="4"/>
-              <w:right w:val="single" w:color="8A97A8" w:sz="4"/>
-            </w:tcBorders>
-            <w:tcMar>
-              <w:top w:type="dxa" w:w="60"/>
-              <w:left w:type="dxa" w:w="90"/>
-              <w:bottom w:type="dxa" w:w="60"/>
-              <w:right w:type="dxa" w:w="90"/>
-            </w:tcMar>
-            <w:vAlign w:val="top"/>
-          </w:tcPr>
-          <w:p>
-            <w:pPr>
-              <w:spacing w:after="0" w:line="252"/>
-            </w:pPr>
-            <w:r>
-              <w:rPr>
-                <w:rFonts w:ascii="Arial" w:cs="Arial" w:eastAsia="Arial" w:hAnsi="Arial"/>
-                <w:sz w:val="17"/>
-                <w:szCs w:val="17"/>
-              </w:rPr>
-              <w:t xml:space="preserve">Test and Verification</w:t>
-            </w:r>
-          </w:p>
-        </w:tc>
-        <w:tc>
-          <w:tcPr>
-            <w:tcW w:type="dxa" w:w="1700"/>
+            <w:tcW w:type="dxa" w:w="2000"/>
             <w:tcBorders>
               <w:top w:val="single" w:color="8A97A8" w:sz="4"/>
               <w:left w:val="single" w:color="8A97A8" w:sz="4"/>
@@ -7711,7 +7489,7 @@
         </w:tc>
         <w:tc>
           <w:tcPr>
-            <w:tcW w:type="dxa" w:w="1940"/>
+            <w:tcW w:type="dxa" w:w="2240"/>
             <w:tcBorders>
               <w:top w:val="single" w:color="8A97A8" w:sz="4"/>
               <w:left w:val="single" w:color="8A97A8" w:sz="4"/>
@@ -7742,7 +7520,7 @@
         </w:tc>
         <w:tc>
           <w:tcPr>
-            <w:tcW w:type="dxa" w:w="1120"/>
+            <w:tcW w:type="dxa" w:w="1200"/>
             <w:tcBorders>
               <w:top w:val="single" w:color="8A97A8" w:sz="4"/>
               <w:left w:val="single" w:color="8A97A8" w:sz="4"/>
@@ -7818,7 +7596,7 @@
         </w:tc>
         <w:tc>
           <w:tcPr>
-            <w:tcW w:type="dxa" w:w="3400"/>
+            <w:tcW w:type="dxa" w:w="3900"/>
             <w:tcBorders>
               <w:top w:val="single" w:color="8A97A8" w:sz="4"/>
               <w:left w:val="single" w:color="8A97A8" w:sz="4"/>
@@ -7849,7 +7627,7 @@
         </w:tc>
         <w:tc>
           <w:tcPr>
-            <w:tcW w:type="dxa" w:w="2400"/>
+            <w:tcW w:type="dxa" w:w="2700"/>
             <w:tcBorders>
               <w:top w:val="single" w:color="8A97A8" w:sz="4"/>
               <w:left w:val="single" w:color="8A97A8" w:sz="4"/>
@@ -7880,38 +7658,7 @@
         </w:tc>
         <w:tc>
           <w:tcPr>
-            <w:tcW w:type="dxa" w:w="1480"/>
-            <w:tcBorders>
-              <w:top w:val="single" w:color="8A97A8" w:sz="4"/>
-              <w:left w:val="single" w:color="8A97A8" w:sz="4"/>
-              <w:bottom w:val="single" w:color="8A97A8" w:sz="4"/>
-              <w:right w:val="single" w:color="8A97A8" w:sz="4"/>
-            </w:tcBorders>
-            <w:tcMar>
-              <w:top w:type="dxa" w:w="60"/>
-              <w:left w:type="dxa" w:w="90"/>
-              <w:bottom w:type="dxa" w:w="60"/>
-              <w:right w:type="dxa" w:w="90"/>
-            </w:tcMar>
-            <w:vAlign w:val="top"/>
-          </w:tcPr>
-          <w:p>
-            <w:pPr>
-              <w:spacing w:after="0" w:line="252"/>
-            </w:pPr>
-            <w:r>
-              <w:rPr>
-                <w:rFonts w:ascii="Arial" w:cs="Arial" w:eastAsia="Arial" w:hAnsi="Arial"/>
-                <w:sz w:val="17"/>
-                <w:szCs w:val="17"/>
-              </w:rPr>
-              <w:t xml:space="preserve">Design Engineering, CM</w:t>
-            </w:r>
-          </w:p>
-        </w:tc>
-        <w:tc>
-          <w:tcPr>
-            <w:tcW w:type="dxa" w:w="1700"/>
+            <w:tcW w:type="dxa" w:w="2000"/>
             <w:tcBorders>
               <w:top w:val="single" w:color="8A97A8" w:sz="4"/>
               <w:left w:val="single" w:color="8A97A8" w:sz="4"/>
@@ -7943,7 +7690,7 @@
         </w:tc>
         <w:tc>
           <w:tcPr>
-            <w:tcW w:type="dxa" w:w="1940"/>
+            <w:tcW w:type="dxa" w:w="2240"/>
             <w:tcBorders>
               <w:top w:val="single" w:color="8A97A8" w:sz="4"/>
               <w:left w:val="single" w:color="8A97A8" w:sz="4"/>
@@ -7974,7 +7721,7 @@
         </w:tc>
         <w:tc>
           <w:tcPr>
-            <w:tcW w:type="dxa" w:w="1120"/>
+            <w:tcW w:type="dxa" w:w="1200"/>
             <w:tcBorders>
               <w:top w:val="single" w:color="8A97A8" w:sz="4"/>
               <w:left w:val="single" w:color="8A97A8" w:sz="4"/>
@@ -8050,7 +7797,7 @@
         </w:tc>
         <w:tc>
           <w:tcPr>
-            <w:tcW w:type="dxa" w:w="3400"/>
+            <w:tcW w:type="dxa" w:w="3900"/>
             <w:tcBorders>
               <w:top w:val="single" w:color="8A97A8" w:sz="4"/>
               <w:left w:val="single" w:color="8A97A8" w:sz="4"/>
@@ -8081,7 +7828,7 @@
         </w:tc>
         <w:tc>
           <w:tcPr>
-            <w:tcW w:type="dxa" w:w="2400"/>
+            <w:tcW w:type="dxa" w:w="2700"/>
             <w:tcBorders>
               <w:top w:val="single" w:color="8A97A8" w:sz="4"/>
               <w:left w:val="single" w:color="8A97A8" w:sz="4"/>
@@ -8112,38 +7859,7 @@
         </w:tc>
         <w:tc>
           <w:tcPr>
-            <w:tcW w:type="dxa" w:w="1480"/>
-            <w:tcBorders>
-              <w:top w:val="single" w:color="8A97A8" w:sz="4"/>
-              <w:left w:val="single" w:color="8A97A8" w:sz="4"/>
-              <w:bottom w:val="single" w:color="8A97A8" w:sz="4"/>
-              <w:right w:val="single" w:color="8A97A8" w:sz="4"/>
-            </w:tcBorders>
-            <w:tcMar>
-              <w:top w:type="dxa" w:w="60"/>
-              <w:left w:type="dxa" w:w="90"/>
-              <w:bottom w:type="dxa" w:w="60"/>
-              <w:right w:type="dxa" w:w="90"/>
-            </w:tcMar>
-            <w:vAlign w:val="top"/>
-          </w:tcPr>
-          <w:p>
-            <w:pPr>
-              <w:spacing w:after="0" w:line="252"/>
-            </w:pPr>
-            <w:r>
-              <w:rPr>
-                <w:rFonts w:ascii="Arial" w:cs="Arial" w:eastAsia="Arial" w:hAnsi="Arial"/>
-                <w:sz w:val="17"/>
-                <w:szCs w:val="17"/>
-              </w:rPr>
-              <w:t xml:space="preserve">Test and Verification, CM</w:t>
-            </w:r>
-          </w:p>
-        </w:tc>
-        <w:tc>
-          <w:tcPr>
-            <w:tcW w:type="dxa" w:w="1700"/>
+            <w:tcW w:type="dxa" w:w="2000"/>
             <w:tcBorders>
               <w:top w:val="single" w:color="8A97A8" w:sz="4"/>
               <w:left w:val="single" w:color="8A97A8" w:sz="4"/>
@@ -8169,13 +7885,13 @@
                 <w:sz w:val="17"/>
                 <w:szCs w:val="17"/>
               </w:rPr>
-              <w:t xml:space="preserve">Company CI identification process</w:t>
-            </w:r>
-          </w:p>
-        </w:tc>
-        <w:tc>
-          <w:tcPr>
-            <w:tcW w:type="dxa" w:w="1940"/>
+              <w:t xml:space="preserve">EIA-649-1A 3.2.1</w:t>
+            </w:r>
+          </w:p>
+        </w:tc>
+        <w:tc>
+          <w:tcPr>
+            <w:tcW w:type="dxa" w:w="2240"/>
             <w:tcBorders>
               <w:top w:val="single" w:color="8A97A8" w:sz="4"/>
               <w:left w:val="single" w:color="8A97A8" w:sz="4"/>
@@ -8206,7 +7922,7 @@
         </w:tc>
         <w:tc>
           <w:tcPr>
-            <w:tcW w:type="dxa" w:w="1120"/>
+            <w:tcW w:type="dxa" w:w="1200"/>
             <w:tcBorders>
               <w:top w:val="single" w:color="8A97A8" w:sz="4"/>
               <w:left w:val="single" w:color="8A97A8" w:sz="4"/>
@@ -8243,7 +7959,7 @@
         <w:tc>
           <w:tcPr>
             <w:tcW w:type="dxa" w:w="12960"/>
-            <w:gridSpan w:val="7"/>
+            <w:gridSpan w:val="6"/>
             <w:tcBorders>
               <w:top w:val="single" w:color="8A97A8" w:sz="4"/>
               <w:left w:val="single" w:color="8A97A8" w:sz="4"/>
@@ -8322,7 +8038,7 @@
         </w:tc>
         <w:tc>
           <w:tcPr>
-            <w:tcW w:type="dxa" w:w="3400"/>
+            <w:tcW w:type="dxa" w:w="3900"/>
             <w:tcBorders>
               <w:top w:val="single" w:color="8A97A8" w:sz="4"/>
               <w:left w:val="single" w:color="8A97A8" w:sz="4"/>
@@ -8353,7 +8069,7 @@
         </w:tc>
         <w:tc>
           <w:tcPr>
-            <w:tcW w:type="dxa" w:w="2400"/>
+            <w:tcW w:type="dxa" w:w="2700"/>
             <w:tcBorders>
               <w:top w:val="single" w:color="8A97A8" w:sz="4"/>
               <w:left w:val="single" w:color="8A97A8" w:sz="4"/>
@@ -8384,38 +8100,7 @@
         </w:tc>
         <w:tc>
           <w:tcPr>
-            <w:tcW w:type="dxa" w:w="1480"/>
-            <w:tcBorders>
-              <w:top w:val="single" w:color="8A97A8" w:sz="4"/>
-              <w:left w:val="single" w:color="8A97A8" w:sz="4"/>
-              <w:bottom w:val="single" w:color="8A97A8" w:sz="4"/>
-              <w:right w:val="single" w:color="8A97A8" w:sz="4"/>
-            </w:tcBorders>
-            <w:tcMar>
-              <w:top w:type="dxa" w:w="60"/>
-              <w:left w:type="dxa" w:w="90"/>
-              <w:bottom w:type="dxa" w:w="60"/>
-              <w:right w:type="dxa" w:w="90"/>
-            </w:tcMar>
-            <w:vAlign w:val="top"/>
-          </w:tcPr>
-          <w:p>
-            <w:pPr>
-              <w:spacing w:after="0" w:line="252"/>
-            </w:pPr>
-            <w:r>
-              <w:rPr>
-                <w:rFonts w:ascii="Arial" w:cs="Arial" w:eastAsia="Arial" w:hAnsi="Arial"/>
-                <w:sz w:val="17"/>
-                <w:szCs w:val="17"/>
-              </w:rPr>
-              <w:t xml:space="preserve">CM</w:t>
-            </w:r>
-          </w:p>
-        </w:tc>
-        <w:tc>
-          <w:tcPr>
-            <w:tcW w:type="dxa" w:w="1700"/>
+            <w:tcW w:type="dxa" w:w="2000"/>
             <w:tcBorders>
               <w:top w:val="single" w:color="8A97A8" w:sz="4"/>
               <w:left w:val="single" w:color="8A97A8" w:sz="4"/>
@@ -8441,13 +8126,13 @@
                 <w:sz w:val="17"/>
                 <w:szCs w:val="17"/>
               </w:rPr>
-              <w:t xml:space="preserve">This checklist set</w:t>
-            </w:r>
-          </w:p>
-        </w:tc>
-        <w:tc>
-          <w:tcPr>
-            <w:tcW w:type="dxa" w:w="1940"/>
+              <w:t xml:space="preserve">EIA-649-1A 3.4.1</w:t>
+            </w:r>
+          </w:p>
+        </w:tc>
+        <w:tc>
+          <w:tcPr>
+            <w:tcW w:type="dxa" w:w="2240"/>
             <w:tcBorders>
               <w:top w:val="single" w:color="8A97A8" w:sz="4"/>
               <w:left w:val="single" w:color="8A97A8" w:sz="4"/>
@@ -8478,7 +8163,7 @@
         </w:tc>
         <w:tc>
           <w:tcPr>
-            <w:tcW w:type="dxa" w:w="1120"/>
+            <w:tcW w:type="dxa" w:w="1200"/>
             <w:tcBorders>
               <w:top w:val="single" w:color="8A97A8" w:sz="4"/>
               <w:left w:val="single" w:color="8A97A8" w:sz="4"/>
@@ -8554,7 +8239,7 @@
         </w:tc>
         <w:tc>
           <w:tcPr>
-            <w:tcW w:type="dxa" w:w="3400"/>
+            <w:tcW w:type="dxa" w:w="3900"/>
             <w:tcBorders>
               <w:top w:val="single" w:color="8A97A8" w:sz="4"/>
               <w:left w:val="single" w:color="8A97A8" w:sz="4"/>
@@ -8585,7 +8270,7 @@
         </w:tc>
         <w:tc>
           <w:tcPr>
-            <w:tcW w:type="dxa" w:w="2400"/>
+            <w:tcW w:type="dxa" w:w="2700"/>
             <w:tcBorders>
               <w:top w:val="single" w:color="8A97A8" w:sz="4"/>
               <w:left w:val="single" w:color="8A97A8" w:sz="4"/>
@@ -8616,38 +8301,7 @@
         </w:tc>
         <w:tc>
           <w:tcPr>
-            <w:tcW w:type="dxa" w:w="1480"/>
-            <w:tcBorders>
-              <w:top w:val="single" w:color="8A97A8" w:sz="4"/>
-              <w:left w:val="single" w:color="8A97A8" w:sz="4"/>
-              <w:bottom w:val="single" w:color="8A97A8" w:sz="4"/>
-              <w:right w:val="single" w:color="8A97A8" w:sz="4"/>
-            </w:tcBorders>
-            <w:tcMar>
-              <w:top w:type="dxa" w:w="60"/>
-              <w:left w:type="dxa" w:w="90"/>
-              <w:bottom w:type="dxa" w:w="60"/>
-              <w:right w:type="dxa" w:w="90"/>
-            </w:tcMar>
-            <w:vAlign w:val="top"/>
-          </w:tcPr>
-          <w:p>
-            <w:pPr>
-              <w:spacing w:after="0" w:line="252"/>
-            </w:pPr>
-            <w:r>
-              <w:rPr>
-                <w:rFonts w:ascii="Arial" w:cs="Arial" w:eastAsia="Arial" w:hAnsi="Arial"/>
-                <w:sz w:val="17"/>
-                <w:szCs w:val="17"/>
-              </w:rPr>
-              <w:t xml:space="preserve">Test and Verification, System Safety</w:t>
-            </w:r>
-          </w:p>
-        </w:tc>
-        <w:tc>
-          <w:tcPr>
-            <w:tcW w:type="dxa" w:w="1700"/>
+            <w:tcW w:type="dxa" w:w="2000"/>
             <w:tcBorders>
               <w:top w:val="single" w:color="8A97A8" w:sz="4"/>
               <w:left w:val="single" w:color="8A97A8" w:sz="4"/>
@@ -8679,7 +8333,7 @@
         </w:tc>
         <w:tc>
           <w:tcPr>
-            <w:tcW w:type="dxa" w:w="1940"/>
+            <w:tcW w:type="dxa" w:w="2240"/>
             <w:tcBorders>
               <w:top w:val="single" w:color="8A97A8" w:sz="4"/>
               <w:left w:val="single" w:color="8A97A8" w:sz="4"/>
@@ -8710,7 +8364,7 @@
         </w:tc>
         <w:tc>
           <w:tcPr>
-            <w:tcW w:type="dxa" w:w="1120"/>
+            <w:tcW w:type="dxa" w:w="1200"/>
             <w:tcBorders>
               <w:top w:val="single" w:color="8A97A8" w:sz="4"/>
               <w:left w:val="single" w:color="8A97A8" w:sz="4"/>
@@ -8786,7 +8440,7 @@
         </w:tc>
         <w:tc>
           <w:tcPr>
-            <w:tcW w:type="dxa" w:w="3400"/>
+            <w:tcW w:type="dxa" w:w="3900"/>
             <w:tcBorders>
               <w:top w:val="single" w:color="8A97A8" w:sz="4"/>
               <w:left w:val="single" w:color="8A97A8" w:sz="4"/>
@@ -8817,7 +8471,7 @@
         </w:tc>
         <w:tc>
           <w:tcPr>
-            <w:tcW w:type="dxa" w:w="2400"/>
+            <w:tcW w:type="dxa" w:w="2700"/>
             <w:tcBorders>
               <w:top w:val="single" w:color="8A97A8" w:sz="4"/>
               <w:left w:val="single" w:color="8A97A8" w:sz="4"/>
@@ -8848,38 +8502,7 @@
         </w:tc>
         <w:tc>
           <w:tcPr>
-            <w:tcW w:type="dxa" w:w="1480"/>
-            <w:tcBorders>
-              <w:top w:val="single" w:color="8A97A8" w:sz="4"/>
-              <w:left w:val="single" w:color="8A97A8" w:sz="4"/>
-              <w:bottom w:val="single" w:color="8A97A8" w:sz="4"/>
-              <w:right w:val="single" w:color="8A97A8" w:sz="4"/>
-            </w:tcBorders>
-            <w:tcMar>
-              <w:top w:type="dxa" w:w="60"/>
-              <w:left w:type="dxa" w:w="90"/>
-              <w:bottom w:type="dxa" w:w="60"/>
-              <w:right w:type="dxa" w:w="90"/>
-            </w:tcMar>
-            <w:vAlign w:val="top"/>
-          </w:tcPr>
-          <w:p>
-            <w:pPr>
-              <w:spacing w:after="0" w:line="252"/>
-            </w:pPr>
-            <w:r>
-              <w:rPr>
-                <w:rFonts w:ascii="Arial" w:cs="Arial" w:eastAsia="Arial" w:hAnsi="Arial"/>
-                <w:sz w:val="17"/>
-                <w:szCs w:val="17"/>
-              </w:rPr>
-              <w:t xml:space="preserve">Test and Verification</w:t>
-            </w:r>
-          </w:p>
-        </w:tc>
-        <w:tc>
-          <w:tcPr>
-            <w:tcW w:type="dxa" w:w="1700"/>
+            <w:tcW w:type="dxa" w:w="2000"/>
             <w:tcBorders>
               <w:top w:val="single" w:color="8A97A8" w:sz="4"/>
               <w:left w:val="single" w:color="8A97A8" w:sz="4"/>
@@ -8911,7 +8534,7 @@
         </w:tc>
         <w:tc>
           <w:tcPr>
-            <w:tcW w:type="dxa" w:w="1940"/>
+            <w:tcW w:type="dxa" w:w="2240"/>
             <w:tcBorders>
               <w:top w:val="single" w:color="8A97A8" w:sz="4"/>
               <w:left w:val="single" w:color="8A97A8" w:sz="4"/>
@@ -8942,7 +8565,7 @@
         </w:tc>
         <w:tc>
           <w:tcPr>
-            <w:tcW w:type="dxa" w:w="1120"/>
+            <w:tcW w:type="dxa" w:w="1200"/>
             <w:tcBorders>
               <w:top w:val="single" w:color="8A97A8" w:sz="4"/>
               <w:left w:val="single" w:color="8A97A8" w:sz="4"/>
@@ -9018,7 +8641,7 @@
         </w:tc>
         <w:tc>
           <w:tcPr>
-            <w:tcW w:type="dxa" w:w="3400"/>
+            <w:tcW w:type="dxa" w:w="3900"/>
             <w:tcBorders>
               <w:top w:val="single" w:color="8A97A8" w:sz="4"/>
               <w:left w:val="single" w:color="8A97A8" w:sz="4"/>
@@ -9049,7 +8672,7 @@
         </w:tc>
         <w:tc>
           <w:tcPr>
-            <w:tcW w:type="dxa" w:w="2400"/>
+            <w:tcW w:type="dxa" w:w="2700"/>
             <w:tcBorders>
               <w:top w:val="single" w:color="8A97A8" w:sz="4"/>
               <w:left w:val="single" w:color="8A97A8" w:sz="4"/>
@@ -9080,38 +8703,7 @@
         </w:tc>
         <w:tc>
           <w:tcPr>
-            <w:tcW w:type="dxa" w:w="1480"/>
-            <w:tcBorders>
-              <w:top w:val="single" w:color="8A97A8" w:sz="4"/>
-              <w:left w:val="single" w:color="8A97A8" w:sz="4"/>
-              <w:bottom w:val="single" w:color="8A97A8" w:sz="4"/>
-              <w:right w:val="single" w:color="8A97A8" w:sz="4"/>
-            </w:tcBorders>
-            <w:tcMar>
-              <w:top w:type="dxa" w:w="60"/>
-              <w:left w:type="dxa" w:w="90"/>
-              <w:bottom w:type="dxa" w:w="60"/>
-              <w:right w:type="dxa" w:w="90"/>
-            </w:tcMar>
-            <w:vAlign w:val="top"/>
-          </w:tcPr>
-          <w:p>
-            <w:pPr>
-              <w:spacing w:after="0" w:line="252"/>
-            </w:pPr>
-            <w:r>
-              <w:rPr>
-                <w:rFonts w:ascii="Arial" w:cs="Arial" w:eastAsia="Arial" w:hAnsi="Arial"/>
-                <w:sz w:val="17"/>
-                <w:szCs w:val="17"/>
-              </w:rPr>
-              <w:t xml:space="preserve">Program Management</w:t>
-            </w:r>
-          </w:p>
-        </w:tc>
-        <w:tc>
-          <w:tcPr>
-            <w:tcW w:type="dxa" w:w="1700"/>
+            <w:tcW w:type="dxa" w:w="2000"/>
             <w:tcBorders>
               <w:top w:val="single" w:color="8A97A8" w:sz="4"/>
               <w:left w:val="single" w:color="8A97A8" w:sz="4"/>
@@ -9143,7 +8735,7 @@
         </w:tc>
         <w:tc>
           <w:tcPr>
-            <w:tcW w:type="dxa" w:w="1940"/>
+            <w:tcW w:type="dxa" w:w="2240"/>
             <w:tcBorders>
               <w:top w:val="single" w:color="8A97A8" w:sz="4"/>
               <w:left w:val="single" w:color="8A97A8" w:sz="4"/>
@@ -9174,7 +8766,7 @@
         </w:tc>
         <w:tc>
           <w:tcPr>
-            <w:tcW w:type="dxa" w:w="1120"/>
+            <w:tcW w:type="dxa" w:w="1200"/>
             <w:tcBorders>
               <w:top w:val="single" w:color="8A97A8" w:sz="4"/>
               <w:left w:val="single" w:color="8A97A8" w:sz="4"/>
@@ -9211,7 +8803,7 @@
         <w:tc>
           <w:tcPr>
             <w:tcW w:type="dxa" w:w="12960"/>
-            <w:gridSpan w:val="7"/>
+            <w:gridSpan w:val="6"/>
             <w:tcBorders>
               <w:top w:val="single" w:color="8A97A8" w:sz="4"/>
               <w:left w:val="single" w:color="8A97A8" w:sz="4"/>
@@ -9290,7 +8882,7 @@
         </w:tc>
         <w:tc>
           <w:tcPr>
-            <w:tcW w:type="dxa" w:w="3400"/>
+            <w:tcW w:type="dxa" w:w="3900"/>
             <w:tcBorders>
               <w:top w:val="single" w:color="8A97A8" w:sz="4"/>
               <w:left w:val="single" w:color="8A97A8" w:sz="4"/>
@@ -9321,7 +8913,7 @@
         </w:tc>
         <w:tc>
           <w:tcPr>
-            <w:tcW w:type="dxa" w:w="2400"/>
+            <w:tcW w:type="dxa" w:w="2700"/>
             <w:tcBorders>
               <w:top w:val="single" w:color="8A97A8" w:sz="4"/>
               <w:left w:val="single" w:color="8A97A8" w:sz="4"/>
@@ -9352,38 +8944,7 @@
         </w:tc>
         <w:tc>
           <w:tcPr>
-            <w:tcW w:type="dxa" w:w="1480"/>
-            <w:tcBorders>
-              <w:top w:val="single" w:color="8A97A8" w:sz="4"/>
-              <w:left w:val="single" w:color="8A97A8" w:sz="4"/>
-              <w:bottom w:val="single" w:color="8A97A8" w:sz="4"/>
-              <w:right w:val="single" w:color="8A97A8" w:sz="4"/>
-            </w:tcBorders>
-            <w:tcMar>
-              <w:top w:type="dxa" w:w="60"/>
-              <w:left w:type="dxa" w:w="90"/>
-              <w:bottom w:type="dxa" w:w="60"/>
-              <w:right w:type="dxa" w:w="90"/>
-            </w:tcMar>
-            <w:vAlign w:val="top"/>
-          </w:tcPr>
-          <w:p>
-            <w:pPr>
-              <w:spacing w:after="0" w:line="252"/>
-            </w:pPr>
-            <w:r>
-              <w:rPr>
-                <w:rFonts w:ascii="Arial" w:cs="Arial" w:eastAsia="Arial" w:hAnsi="Arial"/>
-                <w:sz w:val="17"/>
-                <w:szCs w:val="17"/>
-              </w:rPr>
-              <w:t xml:space="preserve">CM</w:t>
-            </w:r>
-          </w:p>
-        </w:tc>
-        <w:tc>
-          <w:tcPr>
-            <w:tcW w:type="dxa" w:w="1700"/>
+            <w:tcW w:type="dxa" w:w="2000"/>
             <w:tcBorders>
               <w:top w:val="single" w:color="8A97A8" w:sz="4"/>
               <w:left w:val="single" w:color="8A97A8" w:sz="4"/>
@@ -9415,7 +8976,7 @@
         </w:tc>
         <w:tc>
           <w:tcPr>
-            <w:tcW w:type="dxa" w:w="1940"/>
+            <w:tcW w:type="dxa" w:w="2240"/>
             <w:tcBorders>
               <w:top w:val="single" w:color="8A97A8" w:sz="4"/>
               <w:left w:val="single" w:color="8A97A8" w:sz="4"/>
@@ -9446,7 +9007,7 @@
         </w:tc>
         <w:tc>
           <w:tcPr>
-            <w:tcW w:type="dxa" w:w="1120"/>
+            <w:tcW w:type="dxa" w:w="1200"/>
             <w:tcBorders>
               <w:top w:val="single" w:color="8A97A8" w:sz="4"/>
               <w:left w:val="single" w:color="8A97A8" w:sz="4"/>
@@ -9522,7 +9083,7 @@
         </w:tc>
         <w:tc>
           <w:tcPr>
-            <w:tcW w:type="dxa" w:w="3400"/>
+            <w:tcW w:type="dxa" w:w="3900"/>
             <w:tcBorders>
               <w:top w:val="single" w:color="8A97A8" w:sz="4"/>
               <w:left w:val="single" w:color="8A97A8" w:sz="4"/>
@@ -9553,7 +9114,7 @@
         </w:tc>
         <w:tc>
           <w:tcPr>
-            <w:tcW w:type="dxa" w:w="2400"/>
+            <w:tcW w:type="dxa" w:w="2700"/>
             <w:tcBorders>
               <w:top w:val="single" w:color="8A97A8" w:sz="4"/>
               <w:left w:val="single" w:color="8A97A8" w:sz="4"/>
@@ -9584,38 +9145,7 @@
         </w:tc>
         <w:tc>
           <w:tcPr>
-            <w:tcW w:type="dxa" w:w="1480"/>
-            <w:tcBorders>
-              <w:top w:val="single" w:color="8A97A8" w:sz="4"/>
-              <w:left w:val="single" w:color="8A97A8" w:sz="4"/>
-              <w:bottom w:val="single" w:color="8A97A8" w:sz="4"/>
-              <w:right w:val="single" w:color="8A97A8" w:sz="4"/>
-            </w:tcBorders>
-            <w:tcMar>
-              <w:top w:type="dxa" w:w="60"/>
-              <w:left w:type="dxa" w:w="90"/>
-              <w:bottom w:type="dxa" w:w="60"/>
-              <w:right w:type="dxa" w:w="90"/>
-            </w:tcMar>
-            <w:vAlign w:val="top"/>
-          </w:tcPr>
-          <w:p>
-            <w:pPr>
-              <w:spacing w:after="0" w:line="252"/>
-            </w:pPr>
-            <w:r>
-              <w:rPr>
-                <w:rFonts w:ascii="Arial" w:cs="Arial" w:eastAsia="Arial" w:hAnsi="Arial"/>
-                <w:sz w:val="17"/>
-                <w:szCs w:val="17"/>
-              </w:rPr>
-              <w:t xml:space="preserve">Quality, CM</w:t>
-            </w:r>
-          </w:p>
-        </w:tc>
-        <w:tc>
-          <w:tcPr>
-            <w:tcW w:type="dxa" w:w="1700"/>
+            <w:tcW w:type="dxa" w:w="2000"/>
             <w:tcBorders>
               <w:top w:val="single" w:color="8A97A8" w:sz="4"/>
               <w:left w:val="single" w:color="8A97A8" w:sz="4"/>
@@ -9647,7 +9177,7 @@
         </w:tc>
         <w:tc>
           <w:tcPr>
-            <w:tcW w:type="dxa" w:w="1940"/>
+            <w:tcW w:type="dxa" w:w="2240"/>
             <w:tcBorders>
               <w:top w:val="single" w:color="8A97A8" w:sz="4"/>
               <w:left w:val="single" w:color="8A97A8" w:sz="4"/>
@@ -9678,7 +9208,7 @@
         </w:tc>
         <w:tc>
           <w:tcPr>
-            <w:tcW w:type="dxa" w:w="1120"/>
+            <w:tcW w:type="dxa" w:w="1200"/>
             <w:tcBorders>
               <w:top w:val="single" w:color="8A97A8" w:sz="4"/>
               <w:left w:val="single" w:color="8A97A8" w:sz="4"/>
@@ -9754,7 +9284,7 @@
         </w:tc>
         <w:tc>
           <w:tcPr>
-            <w:tcW w:type="dxa" w:w="3400"/>
+            <w:tcW w:type="dxa" w:w="3900"/>
             <w:tcBorders>
               <w:top w:val="single" w:color="8A97A8" w:sz="4"/>
               <w:left w:val="single" w:color="8A97A8" w:sz="4"/>
@@ -9785,7 +9315,7 @@
         </w:tc>
         <w:tc>
           <w:tcPr>
-            <w:tcW w:type="dxa" w:w="2400"/>
+            <w:tcW w:type="dxa" w:w="2700"/>
             <w:tcBorders>
               <w:top w:val="single" w:color="8A97A8" w:sz="4"/>
               <w:left w:val="single" w:color="8A97A8" w:sz="4"/>
@@ -9816,38 +9346,7 @@
         </w:tc>
         <w:tc>
           <w:tcPr>
-            <w:tcW w:type="dxa" w:w="1480"/>
-            <w:tcBorders>
-              <w:top w:val="single" w:color="8A97A8" w:sz="4"/>
-              <w:left w:val="single" w:color="8A97A8" w:sz="4"/>
-              <w:bottom w:val="single" w:color="8A97A8" w:sz="4"/>
-              <w:right w:val="single" w:color="8A97A8" w:sz="4"/>
-            </w:tcBorders>
-            <w:tcMar>
-              <w:top w:type="dxa" w:w="60"/>
-              <w:left w:type="dxa" w:w="90"/>
-              <w:bottom w:type="dxa" w:w="60"/>
-              <w:right w:type="dxa" w:w="90"/>
-            </w:tcMar>
-            <w:vAlign w:val="top"/>
-          </w:tcPr>
-          <w:p>
-            <w:pPr>
-              <w:spacing w:after="0" w:line="252"/>
-            </w:pPr>
-            <w:r>
-              <w:rPr>
-                <w:rFonts w:ascii="Arial" w:cs="Arial" w:eastAsia="Arial" w:hAnsi="Arial"/>
-                <w:sz w:val="17"/>
-                <w:szCs w:val="17"/>
-              </w:rPr>
-              <w:t xml:space="preserve">CM</w:t>
-            </w:r>
-          </w:p>
-        </w:tc>
-        <w:tc>
-          <w:tcPr>
-            <w:tcW w:type="dxa" w:w="1700"/>
+            <w:tcW w:type="dxa" w:w="2000"/>
             <w:tcBorders>
               <w:top w:val="single" w:color="8A97A8" w:sz="4"/>
               <w:left w:val="single" w:color="8A97A8" w:sz="4"/>
@@ -9879,7 +9378,7 @@
         </w:tc>
         <w:tc>
           <w:tcPr>
-            <w:tcW w:type="dxa" w:w="1940"/>
+            <w:tcW w:type="dxa" w:w="2240"/>
             <w:tcBorders>
               <w:top w:val="single" w:color="8A97A8" w:sz="4"/>
               <w:left w:val="single" w:color="8A97A8" w:sz="4"/>
@@ -9910,7 +9409,7 @@
         </w:tc>
         <w:tc>
           <w:tcPr>
-            <w:tcW w:type="dxa" w:w="1120"/>
+            <w:tcW w:type="dxa" w:w="1200"/>
             <w:tcBorders>
               <w:top w:val="single" w:color="8A97A8" w:sz="4"/>
               <w:left w:val="single" w:color="8A97A8" w:sz="4"/>
@@ -9986,7 +9485,7 @@
         </w:tc>
         <w:tc>
           <w:tcPr>
-            <w:tcW w:type="dxa" w:w="3400"/>
+            <w:tcW w:type="dxa" w:w="3900"/>
             <w:tcBorders>
               <w:top w:val="single" w:color="8A97A8" w:sz="4"/>
               <w:left w:val="single" w:color="8A97A8" w:sz="4"/>
@@ -10017,7 +9516,7 @@
         </w:tc>
         <w:tc>
           <w:tcPr>
-            <w:tcW w:type="dxa" w:w="2400"/>
+            <w:tcW w:type="dxa" w:w="2700"/>
             <w:tcBorders>
               <w:top w:val="single" w:color="8A97A8" w:sz="4"/>
               <w:left w:val="single" w:color="8A97A8" w:sz="4"/>
@@ -10048,38 +9547,7 @@
         </w:tc>
         <w:tc>
           <w:tcPr>
-            <w:tcW w:type="dxa" w:w="1480"/>
-            <w:tcBorders>
-              <w:top w:val="single" w:color="8A97A8" w:sz="4"/>
-              <w:left w:val="single" w:color="8A97A8" w:sz="4"/>
-              <w:bottom w:val="single" w:color="8A97A8" w:sz="4"/>
-              <w:right w:val="single" w:color="8A97A8" w:sz="4"/>
-            </w:tcBorders>
-            <w:tcMar>
-              <w:top w:type="dxa" w:w="60"/>
-              <w:left w:type="dxa" w:w="90"/>
-              <w:bottom w:type="dxa" w:w="60"/>
-              <w:right w:type="dxa" w:w="90"/>
-            </w:tcMar>
-            <w:vAlign w:val="top"/>
-          </w:tcPr>
-          <w:p>
-            <w:pPr>
-              <w:spacing w:after="0" w:line="252"/>
-            </w:pPr>
-            <w:r>
-              <w:rPr>
-                <w:rFonts w:ascii="Arial" w:cs="Arial" w:eastAsia="Arial" w:hAnsi="Arial"/>
-                <w:sz w:val="17"/>
-                <w:szCs w:val="17"/>
-              </w:rPr>
-              <w:t xml:space="preserve">CM</w:t>
-            </w:r>
-          </w:p>
-        </w:tc>
-        <w:tc>
-          <w:tcPr>
-            <w:tcW w:type="dxa" w:w="1700"/>
+            <w:tcW w:type="dxa" w:w="2000"/>
             <w:tcBorders>
               <w:top w:val="single" w:color="8A97A8" w:sz="4"/>
               <w:left w:val="single" w:color="8A97A8" w:sz="4"/>
@@ -10111,7 +9579,7 @@
         </w:tc>
         <w:tc>
           <w:tcPr>
-            <w:tcW w:type="dxa" w:w="1940"/>
+            <w:tcW w:type="dxa" w:w="2240"/>
             <w:tcBorders>
               <w:top w:val="single" w:color="8A97A8" w:sz="4"/>
               <w:left w:val="single" w:color="8A97A8" w:sz="4"/>
@@ -10142,7 +9610,7 @@
         </w:tc>
         <w:tc>
           <w:tcPr>
-            <w:tcW w:type="dxa" w:w="1120"/>
+            <w:tcW w:type="dxa" w:w="1200"/>
             <w:tcBorders>
               <w:top w:val="single" w:color="8A97A8" w:sz="4"/>
               <w:left w:val="single" w:color="8A97A8" w:sz="4"/>
@@ -10218,7 +9686,7 @@
         </w:tc>
         <w:tc>
           <w:tcPr>
-            <w:tcW w:type="dxa" w:w="3400"/>
+            <w:tcW w:type="dxa" w:w="3900"/>
             <w:tcBorders>
               <w:top w:val="single" w:color="8A97A8" w:sz="4"/>
               <w:left w:val="single" w:color="8A97A8" w:sz="4"/>
@@ -10249,7 +9717,7 @@
         </w:tc>
         <w:tc>
           <w:tcPr>
-            <w:tcW w:type="dxa" w:w="2400"/>
+            <w:tcW w:type="dxa" w:w="2700"/>
             <w:tcBorders>
               <w:top w:val="single" w:color="8A97A8" w:sz="4"/>
               <w:left w:val="single" w:color="8A97A8" w:sz="4"/>
@@ -10280,38 +9748,7 @@
         </w:tc>
         <w:tc>
           <w:tcPr>
-            <w:tcW w:type="dxa" w:w="1480"/>
-            <w:tcBorders>
-              <w:top w:val="single" w:color="8A97A8" w:sz="4"/>
-              <w:left w:val="single" w:color="8A97A8" w:sz="4"/>
-              <w:bottom w:val="single" w:color="8A97A8" w:sz="4"/>
-              <w:right w:val="single" w:color="8A97A8" w:sz="4"/>
-            </w:tcBorders>
-            <w:tcMar>
-              <w:top w:type="dxa" w:w="60"/>
-              <w:left w:type="dxa" w:w="90"/>
-              <w:bottom w:type="dxa" w:w="60"/>
-              <w:right w:type="dxa" w:w="90"/>
-            </w:tcMar>
-            <w:vAlign w:val="top"/>
-          </w:tcPr>
-          <w:p>
-            <w:pPr>
-              <w:spacing w:after="0" w:line="252"/>
-            </w:pPr>
-            <w:r>
-              <w:rPr>
-                <w:rFonts w:ascii="Arial" w:cs="Arial" w:eastAsia="Arial" w:hAnsi="Arial"/>
-                <w:sz w:val="17"/>
-                <w:szCs w:val="17"/>
-              </w:rPr>
-              <w:t xml:space="preserve">Quality</w:t>
-            </w:r>
-          </w:p>
-        </w:tc>
-        <w:tc>
-          <w:tcPr>
-            <w:tcW w:type="dxa" w:w="1700"/>
+            <w:tcW w:type="dxa" w:w="2000"/>
             <w:tcBorders>
               <w:top w:val="single" w:color="8A97A8" w:sz="4"/>
               <w:left w:val="single" w:color="8A97A8" w:sz="4"/>
@@ -10337,13 +9774,13 @@
                 <w:sz w:val="17"/>
                 <w:szCs w:val="17"/>
               </w:rPr>
-              <w:t xml:space="preserve">Company nonconformance and variance process</w:t>
-            </w:r>
-          </w:p>
-        </w:tc>
-        <w:tc>
-          <w:tcPr>
-            <w:tcW w:type="dxa" w:w="1940"/>
+              <w:t xml:space="preserve">EIA-649-1A 3.3.2</w:t>
+            </w:r>
+          </w:p>
+        </w:tc>
+        <w:tc>
+          <w:tcPr>
+            <w:tcW w:type="dxa" w:w="2240"/>
             <w:tcBorders>
               <w:top w:val="single" w:color="8A97A8" w:sz="4"/>
               <w:left w:val="single" w:color="8A97A8" w:sz="4"/>
@@ -10374,7 +9811,7 @@
         </w:tc>
         <w:tc>
           <w:tcPr>
-            <w:tcW w:type="dxa" w:w="1120"/>
+            <w:tcW w:type="dxa" w:w="1200"/>
             <w:tcBorders>
               <w:top w:val="single" w:color="8A97A8" w:sz="4"/>
               <w:left w:val="single" w:color="8A97A8" w:sz="4"/>
@@ -10411,7 +9848,7 @@
         <w:tc>
           <w:tcPr>
             <w:tcW w:type="dxa" w:w="12960"/>
-            <w:gridSpan w:val="7"/>
+            <w:gridSpan w:val="6"/>
             <w:tcBorders>
               <w:top w:val="single" w:color="8A97A8" w:sz="4"/>
               <w:left w:val="single" w:color="8A97A8" w:sz="4"/>
@@ -10490,7 +9927,7 @@
         </w:tc>
         <w:tc>
           <w:tcPr>
-            <w:tcW w:type="dxa" w:w="3400"/>
+            <w:tcW w:type="dxa" w:w="3900"/>
             <w:tcBorders>
               <w:top w:val="single" w:color="8A97A8" w:sz="4"/>
               <w:left w:val="single" w:color="8A97A8" w:sz="4"/>
@@ -10521,7 +9958,7 @@
         </w:tc>
         <w:tc>
           <w:tcPr>
-            <w:tcW w:type="dxa" w:w="2400"/>
+            <w:tcW w:type="dxa" w:w="2700"/>
             <w:tcBorders>
               <w:top w:val="single" w:color="8A97A8" w:sz="4"/>
               <w:left w:val="single" w:color="8A97A8" w:sz="4"/>
@@ -10552,38 +9989,7 @@
         </w:tc>
         <w:tc>
           <w:tcPr>
-            <w:tcW w:type="dxa" w:w="1480"/>
-            <w:tcBorders>
-              <w:top w:val="single" w:color="8A97A8" w:sz="4"/>
-              <w:left w:val="single" w:color="8A97A8" w:sz="4"/>
-              <w:bottom w:val="single" w:color="8A97A8" w:sz="4"/>
-              <w:right w:val="single" w:color="8A97A8" w:sz="4"/>
-            </w:tcBorders>
-            <w:tcMar>
-              <w:top w:type="dxa" w:w="60"/>
-              <w:left w:type="dxa" w:w="90"/>
-              <w:bottom w:type="dxa" w:w="60"/>
-              <w:right w:type="dxa" w:w="90"/>
-            </w:tcMar>
-            <w:vAlign w:val="top"/>
-          </w:tcPr>
-          <w:p>
-            <w:pPr>
-              <w:spacing w:after="0" w:line="252"/>
-            </w:pPr>
-            <w:r>
-              <w:rPr>
-                <w:rFonts w:ascii="Arial" w:cs="Arial" w:eastAsia="Arial" w:hAnsi="Arial"/>
-                <w:sz w:val="17"/>
-                <w:szCs w:val="17"/>
-              </w:rPr>
-              <w:t xml:space="preserve">CM</w:t>
-            </w:r>
-          </w:p>
-        </w:tc>
-        <w:tc>
-          <w:tcPr>
-            <w:tcW w:type="dxa" w:w="1700"/>
+            <w:tcW w:type="dxa" w:w="2000"/>
             <w:tcBorders>
               <w:top w:val="single" w:color="8A97A8" w:sz="4"/>
               <w:left w:val="single" w:color="8A97A8" w:sz="4"/>
@@ -10609,13 +10015,13 @@
                 <w:sz w:val="17"/>
                 <w:szCs w:val="17"/>
               </w:rPr>
-              <w:t xml:space="preserve">Company CI identification process</w:t>
-            </w:r>
-          </w:p>
-        </w:tc>
-        <w:tc>
-          <w:tcPr>
-            <w:tcW w:type="dxa" w:w="1940"/>
+              <w:t xml:space="preserve">EIA-649-1A 3.2.1; 3.2.4</w:t>
+            </w:r>
+          </w:p>
+        </w:tc>
+        <w:tc>
+          <w:tcPr>
+            <w:tcW w:type="dxa" w:w="2240"/>
             <w:tcBorders>
               <w:top w:val="single" w:color="8A97A8" w:sz="4"/>
               <w:left w:val="single" w:color="8A97A8" w:sz="4"/>
@@ -10646,7 +10052,7 @@
         </w:tc>
         <w:tc>
           <w:tcPr>
-            <w:tcW w:type="dxa" w:w="1120"/>
+            <w:tcW w:type="dxa" w:w="1200"/>
             <w:tcBorders>
               <w:top w:val="single" w:color="8A97A8" w:sz="4"/>
               <w:left w:val="single" w:color="8A97A8" w:sz="4"/>
@@ -10722,7 +10128,7 @@
         </w:tc>
         <w:tc>
           <w:tcPr>
-            <w:tcW w:type="dxa" w:w="3400"/>
+            <w:tcW w:type="dxa" w:w="3900"/>
             <w:tcBorders>
               <w:top w:val="single" w:color="8A97A8" w:sz="4"/>
               <w:left w:val="single" w:color="8A97A8" w:sz="4"/>
@@ -10753,7 +10159,7 @@
         </w:tc>
         <w:tc>
           <w:tcPr>
-            <w:tcW w:type="dxa" w:w="2400"/>
+            <w:tcW w:type="dxa" w:w="2700"/>
             <w:tcBorders>
               <w:top w:val="single" w:color="8A97A8" w:sz="4"/>
               <w:left w:val="single" w:color="8A97A8" w:sz="4"/>
@@ -10784,38 +10190,7 @@
         </w:tc>
         <w:tc>
           <w:tcPr>
-            <w:tcW w:type="dxa" w:w="1480"/>
-            <w:tcBorders>
-              <w:top w:val="single" w:color="8A97A8" w:sz="4"/>
-              <w:left w:val="single" w:color="8A97A8" w:sz="4"/>
-              <w:bottom w:val="single" w:color="8A97A8" w:sz="4"/>
-              <w:right w:val="single" w:color="8A97A8" w:sz="4"/>
-            </w:tcBorders>
-            <w:tcMar>
-              <w:top w:type="dxa" w:w="60"/>
-              <w:left w:type="dxa" w:w="90"/>
-              <w:bottom w:type="dxa" w:w="60"/>
-              <w:right w:type="dxa" w:w="90"/>
-            </w:tcMar>
-            <w:vAlign w:val="top"/>
-          </w:tcPr>
-          <w:p>
-            <w:pPr>
-              <w:spacing w:after="0" w:line="252"/>
-            </w:pPr>
-            <w:r>
-              <w:rPr>
-                <w:rFonts w:ascii="Arial" w:cs="Arial" w:eastAsia="Arial" w:hAnsi="Arial"/>
-                <w:sz w:val="17"/>
-                <w:szCs w:val="17"/>
-              </w:rPr>
-              <w:t xml:space="preserve">CM</w:t>
-            </w:r>
-          </w:p>
-        </w:tc>
-        <w:tc>
-          <w:tcPr>
-            <w:tcW w:type="dxa" w:w="1700"/>
+            <w:tcW w:type="dxa" w:w="2000"/>
             <w:tcBorders>
               <w:top w:val="single" w:color="8A97A8" w:sz="4"/>
               <w:left w:val="single" w:color="8A97A8" w:sz="4"/>
@@ -10847,7 +10222,7 @@
         </w:tc>
         <w:tc>
           <w:tcPr>
-            <w:tcW w:type="dxa" w:w="1940"/>
+            <w:tcW w:type="dxa" w:w="2240"/>
             <w:tcBorders>
               <w:top w:val="single" w:color="8A97A8" w:sz="4"/>
               <w:left w:val="single" w:color="8A97A8" w:sz="4"/>
@@ -10878,7 +10253,7 @@
         </w:tc>
         <w:tc>
           <w:tcPr>
-            <w:tcW w:type="dxa" w:w="1120"/>
+            <w:tcW w:type="dxa" w:w="1200"/>
             <w:tcBorders>
               <w:top w:val="single" w:color="8A97A8" w:sz="4"/>
               <w:left w:val="single" w:color="8A97A8" w:sz="4"/>
@@ -13272,12 +12647,11 @@
       </w:tblPr>
       <w:tblGrid>
         <w:gridCol w:w="920"/>
-        <w:gridCol w:w="3400"/>
-        <w:gridCol w:w="2400"/>
-        <w:gridCol w:w="1480"/>
-        <w:gridCol w:w="1700"/>
-        <w:gridCol w:w="1940"/>
-        <w:gridCol w:w="1120"/>
+        <w:gridCol w:w="3900"/>
+        <w:gridCol w:w="2700"/>
+        <w:gridCol w:w="2000"/>
+        <w:gridCol w:w="2240"/>
+        <w:gridCol w:w="1200"/>
       </w:tblGrid>
       <w:tr>
         <w:trPr>
@@ -13320,7 +12694,7 @@
         </w:tc>
         <w:tc>
           <w:tcPr>
-            <w:tcW w:type="dxa" w:w="3400"/>
+            <w:tcW w:type="dxa" w:w="3900"/>
             <w:tcBorders>
               <w:top w:val="single" w:color="8A97A8" w:sz="4"/>
               <w:left w:val="single" w:color="8A97A8" w:sz="4"/>
@@ -13355,7 +12729,7 @@
         </w:tc>
         <w:tc>
           <w:tcPr>
-            <w:tcW w:type="dxa" w:w="2400"/>
+            <w:tcW w:type="dxa" w:w="2700"/>
             <w:tcBorders>
               <w:top w:val="single" w:color="8A97A8" w:sz="4"/>
               <w:left w:val="single" w:color="8A97A8" w:sz="4"/>
@@ -13390,7 +12764,7 @@
         </w:tc>
         <w:tc>
           <w:tcPr>
-            <w:tcW w:type="dxa" w:w="1480"/>
+            <w:tcW w:type="dxa" w:w="2000"/>
             <w:tcBorders>
               <w:top w:val="single" w:color="8A97A8" w:sz="4"/>
               <w:left w:val="single" w:color="8A97A8" w:sz="4"/>
@@ -13419,13 +12793,13 @@
                 <w:sz w:val="17"/>
                 <w:szCs w:val="17"/>
               </w:rPr>
-              <w:t xml:space="preserve">Owner</w:t>
-            </w:r>
-          </w:p>
-        </w:tc>
-        <w:tc>
-          <w:tcPr>
-            <w:tcW w:type="dxa" w:w="1700"/>
+              <w:t xml:space="preserve">Basis</w:t>
+            </w:r>
+          </w:p>
+        </w:tc>
+        <w:tc>
+          <w:tcPr>
+            <w:tcW w:type="dxa" w:w="2240"/>
             <w:tcBorders>
               <w:top w:val="single" w:color="8A97A8" w:sz="4"/>
               <w:left w:val="single" w:color="8A97A8" w:sz="4"/>
@@ -13454,48 +12828,13 @@
                 <w:sz w:val="17"/>
                 <w:szCs w:val="17"/>
               </w:rPr>
-              <w:t xml:space="preserve">Basis</w:t>
-            </w:r>
-          </w:p>
-        </w:tc>
-        <w:tc>
-          <w:tcPr>
-            <w:tcW w:type="dxa" w:w="1940"/>
-            <w:tcBorders>
-              <w:top w:val="single" w:color="8A97A8" w:sz="4"/>
-              <w:left w:val="single" w:color="8A97A8" w:sz="4"/>
-              <w:bottom w:val="single" w:color="8A97A8" w:sz="4"/>
-              <w:right w:val="single" w:color="8A97A8" w:sz="4"/>
-            </w:tcBorders>
-            <w:shd w:fill="1F3A5F" w:color="auto" w:val="clear"/>
-            <w:tcMar>
-              <w:top w:type="dxa" w:w="60"/>
-              <w:left w:type="dxa" w:w="90"/>
-              <w:bottom w:type="dxa" w:w="60"/>
-              <w:right w:type="dxa" w:w="90"/>
-            </w:tcMar>
-            <w:vAlign w:val="top"/>
-          </w:tcPr>
-          <w:p>
-            <w:pPr>
-              <w:spacing w:after="0" w:line="252"/>
-            </w:pPr>
-            <w:r>
-              <w:rPr>
-                <w:rFonts w:ascii="Arial" w:cs="Arial" w:eastAsia="Arial" w:hAnsi="Arial"/>
-                <w:b/>
-                <w:bCs/>
-                <w:color w:val="FFFFFF"/>
-                <w:sz w:val="17"/>
-                <w:szCs w:val="17"/>
-              </w:rPr>
               <w:t xml:space="preserve">Document, revision, location</w:t>
             </w:r>
           </w:p>
         </w:tc>
         <w:tc>
           <w:tcPr>
-            <w:tcW w:type="dxa" w:w="1120"/>
+            <w:tcW w:type="dxa" w:w="1200"/>
             <w:tcBorders>
               <w:top w:val="single" w:color="8A97A8" w:sz="4"/>
               <w:left w:val="single" w:color="8A97A8" w:sz="4"/>
@@ -13536,7 +12875,7 @@
         <w:tc>
           <w:tcPr>
             <w:tcW w:type="dxa" w:w="12960"/>
-            <w:gridSpan w:val="7"/>
+            <w:gridSpan w:val="6"/>
             <w:tcBorders>
               <w:top w:val="single" w:color="8A97A8" w:sz="4"/>
               <w:left w:val="single" w:color="8A97A8" w:sz="4"/>
@@ -13615,7 +12954,7 @@
         </w:tc>
         <w:tc>
           <w:tcPr>
-            <w:tcW w:type="dxa" w:w="3400"/>
+            <w:tcW w:type="dxa" w:w="3900"/>
             <w:tcBorders>
               <w:top w:val="single" w:color="8A97A8" w:sz="4"/>
               <w:left w:val="single" w:color="8A97A8" w:sz="4"/>
@@ -13646,7 +12985,7 @@
         </w:tc>
         <w:tc>
           <w:tcPr>
-            <w:tcW w:type="dxa" w:w="2400"/>
+            <w:tcW w:type="dxa" w:w="2700"/>
             <w:tcBorders>
               <w:top w:val="single" w:color="8A97A8" w:sz="4"/>
               <w:left w:val="single" w:color="8A97A8" w:sz="4"/>
@@ -13677,38 +13016,7 @@
         </w:tc>
         <w:tc>
           <w:tcPr>
-            <w:tcW w:type="dxa" w:w="1480"/>
-            <w:tcBorders>
-              <w:top w:val="single" w:color="8A97A8" w:sz="4"/>
-              <w:left w:val="single" w:color="8A97A8" w:sz="4"/>
-              <w:bottom w:val="single" w:color="8A97A8" w:sz="4"/>
-              <w:right w:val="single" w:color="8A97A8" w:sz="4"/>
-            </w:tcBorders>
-            <w:tcMar>
-              <w:top w:type="dxa" w:w="60"/>
-              <w:left w:type="dxa" w:w="90"/>
-              <w:bottom w:type="dxa" w:w="60"/>
-              <w:right w:type="dxa" w:w="90"/>
-            </w:tcMar>
-            <w:vAlign w:val="top"/>
-          </w:tcPr>
-          <w:p>
-            <w:pPr>
-              <w:spacing w:after="0" w:line="252"/>
-            </w:pPr>
-            <w:r>
-              <w:rPr>
-                <w:rFonts w:ascii="Arial" w:cs="Arial" w:eastAsia="Arial" w:hAnsi="Arial"/>
-                <w:sz w:val="17"/>
-                <w:szCs w:val="17"/>
-              </w:rPr>
-              <w:t xml:space="preserve">Systems Engineering</w:t>
-            </w:r>
-          </w:p>
-        </w:tc>
-        <w:tc>
-          <w:tcPr>
-            <w:tcW w:type="dxa" w:w="1700"/>
+            <w:tcW w:type="dxa" w:w="2000"/>
             <w:tcBorders>
               <w:top w:val="single" w:color="8A97A8" w:sz="4"/>
               <w:left w:val="single" w:color="8A97A8" w:sz="4"/>
@@ -13740,7 +13048,7 @@
         </w:tc>
         <w:tc>
           <w:tcPr>
-            <w:tcW w:type="dxa" w:w="1940"/>
+            <w:tcW w:type="dxa" w:w="2240"/>
             <w:tcBorders>
               <w:top w:val="single" w:color="8A97A8" w:sz="4"/>
               <w:left w:val="single" w:color="8A97A8" w:sz="4"/>
@@ -13771,7 +13079,7 @@
         </w:tc>
         <w:tc>
           <w:tcPr>
-            <w:tcW w:type="dxa" w:w="1120"/>
+            <w:tcW w:type="dxa" w:w="1200"/>
             <w:tcBorders>
               <w:top w:val="single" w:color="8A97A8" w:sz="4"/>
               <w:left w:val="single" w:color="8A97A8" w:sz="4"/>
@@ -13847,7 +13155,7 @@
         </w:tc>
         <w:tc>
           <w:tcPr>
-            <w:tcW w:type="dxa" w:w="3400"/>
+            <w:tcW w:type="dxa" w:w="3900"/>
             <w:tcBorders>
               <w:top w:val="single" w:color="8A97A8" w:sz="4"/>
               <w:left w:val="single" w:color="8A97A8" w:sz="4"/>
@@ -13878,7 +13186,7 @@
         </w:tc>
         <w:tc>
           <w:tcPr>
-            <w:tcW w:type="dxa" w:w="2400"/>
+            <w:tcW w:type="dxa" w:w="2700"/>
             <w:tcBorders>
               <w:top w:val="single" w:color="8A97A8" w:sz="4"/>
               <w:left w:val="single" w:color="8A97A8" w:sz="4"/>
@@ -13909,38 +13217,7 @@
         </w:tc>
         <w:tc>
           <w:tcPr>
-            <w:tcW w:type="dxa" w:w="1480"/>
-            <w:tcBorders>
-              <w:top w:val="single" w:color="8A97A8" w:sz="4"/>
-              <w:left w:val="single" w:color="8A97A8" w:sz="4"/>
-              <w:bottom w:val="single" w:color="8A97A8" w:sz="4"/>
-              <w:right w:val="single" w:color="8A97A8" w:sz="4"/>
-            </w:tcBorders>
-            <w:tcMar>
-              <w:top w:type="dxa" w:w="60"/>
-              <w:left w:type="dxa" w:w="90"/>
-              <w:bottom w:type="dxa" w:w="60"/>
-              <w:right w:type="dxa" w:w="90"/>
-            </w:tcMar>
-            <w:vAlign w:val="top"/>
-          </w:tcPr>
-          <w:p>
-            <w:pPr>
-              <w:spacing w:after="0" w:line="252"/>
-            </w:pPr>
-            <w:r>
-              <w:rPr>
-                <w:rFonts w:ascii="Arial" w:cs="Arial" w:eastAsia="Arial" w:hAnsi="Arial"/>
-                <w:sz w:val="17"/>
-                <w:szCs w:val="17"/>
-              </w:rPr>
-              <w:t xml:space="preserve">Systems Engineering</w:t>
-            </w:r>
-          </w:p>
-        </w:tc>
-        <w:tc>
-          <w:tcPr>
-            <w:tcW w:type="dxa" w:w="1700"/>
+            <w:tcW w:type="dxa" w:w="2000"/>
             <w:tcBorders>
               <w:top w:val="single" w:color="8A97A8" w:sz="4"/>
               <w:left w:val="single" w:color="8A97A8" w:sz="4"/>
@@ -13972,7 +13249,7 @@
         </w:tc>
         <w:tc>
           <w:tcPr>
-            <w:tcW w:type="dxa" w:w="1940"/>
+            <w:tcW w:type="dxa" w:w="2240"/>
             <w:tcBorders>
               <w:top w:val="single" w:color="8A97A8" w:sz="4"/>
               <w:left w:val="single" w:color="8A97A8" w:sz="4"/>
@@ -14003,7 +13280,7 @@
         </w:tc>
         <w:tc>
           <w:tcPr>
-            <w:tcW w:type="dxa" w:w="1120"/>
+            <w:tcW w:type="dxa" w:w="1200"/>
             <w:tcBorders>
               <w:top w:val="single" w:color="8A97A8" w:sz="4"/>
               <w:left w:val="single" w:color="8A97A8" w:sz="4"/>
@@ -14079,7 +13356,7 @@
         </w:tc>
         <w:tc>
           <w:tcPr>
-            <w:tcW w:type="dxa" w:w="3400"/>
+            <w:tcW w:type="dxa" w:w="3900"/>
             <w:tcBorders>
               <w:top w:val="single" w:color="8A97A8" w:sz="4"/>
               <w:left w:val="single" w:color="8A97A8" w:sz="4"/>
@@ -14110,7 +13387,7 @@
         </w:tc>
         <w:tc>
           <w:tcPr>
-            <w:tcW w:type="dxa" w:w="2400"/>
+            <w:tcW w:type="dxa" w:w="2700"/>
             <w:tcBorders>
               <w:top w:val="single" w:color="8A97A8" w:sz="4"/>
               <w:left w:val="single" w:color="8A97A8" w:sz="4"/>
@@ -14141,38 +13418,7 @@
         </w:tc>
         <w:tc>
           <w:tcPr>
-            <w:tcW w:type="dxa" w:w="1480"/>
-            <w:tcBorders>
-              <w:top w:val="single" w:color="8A97A8" w:sz="4"/>
-              <w:left w:val="single" w:color="8A97A8" w:sz="4"/>
-              <w:bottom w:val="single" w:color="8A97A8" w:sz="4"/>
-              <w:right w:val="single" w:color="8A97A8" w:sz="4"/>
-            </w:tcBorders>
-            <w:tcMar>
-              <w:top w:type="dxa" w:w="60"/>
-              <w:left w:type="dxa" w:w="90"/>
-              <w:bottom w:type="dxa" w:w="60"/>
-              <w:right w:type="dxa" w:w="90"/>
-            </w:tcMar>
-            <w:vAlign w:val="top"/>
-          </w:tcPr>
-          <w:p>
-            <w:pPr>
-              <w:spacing w:after="0" w:line="252"/>
-            </w:pPr>
-            <w:r>
-              <w:rPr>
-                <w:rFonts w:ascii="Arial" w:cs="Arial" w:eastAsia="Arial" w:hAnsi="Arial"/>
-                <w:sz w:val="17"/>
-                <w:szCs w:val="17"/>
-              </w:rPr>
-              <w:t xml:space="preserve">CM</w:t>
-            </w:r>
-          </w:p>
-        </w:tc>
-        <w:tc>
-          <w:tcPr>
-            <w:tcW w:type="dxa" w:w="1700"/>
+            <w:tcW w:type="dxa" w:w="2000"/>
             <w:tcBorders>
               <w:top w:val="single" w:color="8A97A8" w:sz="4"/>
               <w:left w:val="single" w:color="8A97A8" w:sz="4"/>
@@ -14198,13 +13444,13 @@
                 <w:sz w:val="17"/>
                 <w:szCs w:val="17"/>
               </w:rPr>
-              <w:t xml:space="preserve">Company CI identification process</w:t>
-            </w:r>
-          </w:p>
-        </w:tc>
-        <w:tc>
-          <w:tcPr>
-            <w:tcW w:type="dxa" w:w="1940"/>
+              <w:t xml:space="preserve">EIA-649-1A 3.2.5</w:t>
+            </w:r>
+          </w:p>
+        </w:tc>
+        <w:tc>
+          <w:tcPr>
+            <w:tcW w:type="dxa" w:w="2240"/>
             <w:tcBorders>
               <w:top w:val="single" w:color="8A97A8" w:sz="4"/>
               <w:left w:val="single" w:color="8A97A8" w:sz="4"/>
@@ -14235,7 +13481,7 @@
         </w:tc>
         <w:tc>
           <w:tcPr>
-            <w:tcW w:type="dxa" w:w="1120"/>
+            <w:tcW w:type="dxa" w:w="1200"/>
             <w:tcBorders>
               <w:top w:val="single" w:color="8A97A8" w:sz="4"/>
               <w:left w:val="single" w:color="8A97A8" w:sz="4"/>
@@ -14311,7 +13557,7 @@
         </w:tc>
         <w:tc>
           <w:tcPr>
-            <w:tcW w:type="dxa" w:w="3400"/>
+            <w:tcW w:type="dxa" w:w="3900"/>
             <w:tcBorders>
               <w:top w:val="single" w:color="8A97A8" w:sz="4"/>
               <w:left w:val="single" w:color="8A97A8" w:sz="4"/>
@@ -14342,7 +13588,7 @@
         </w:tc>
         <w:tc>
           <w:tcPr>
-            <w:tcW w:type="dxa" w:w="2400"/>
+            <w:tcW w:type="dxa" w:w="2700"/>
             <w:tcBorders>
               <w:top w:val="single" w:color="8A97A8" w:sz="4"/>
               <w:left w:val="single" w:color="8A97A8" w:sz="4"/>
@@ -14373,38 +13619,7 @@
         </w:tc>
         <w:tc>
           <w:tcPr>
-            <w:tcW w:type="dxa" w:w="1480"/>
-            <w:tcBorders>
-              <w:top w:val="single" w:color="8A97A8" w:sz="4"/>
-              <w:left w:val="single" w:color="8A97A8" w:sz="4"/>
-              <w:bottom w:val="single" w:color="8A97A8" w:sz="4"/>
-              <w:right w:val="single" w:color="8A97A8" w:sz="4"/>
-            </w:tcBorders>
-            <w:tcMar>
-              <w:top w:type="dxa" w:w="60"/>
-              <w:left w:type="dxa" w:w="90"/>
-              <w:bottom w:type="dxa" w:w="60"/>
-              <w:right w:type="dxa" w:w="90"/>
-            </w:tcMar>
-            <w:vAlign w:val="top"/>
-          </w:tcPr>
-          <w:p>
-            <w:pPr>
-              <w:spacing w:after="0" w:line="252"/>
-            </w:pPr>
-            <w:r>
-              <w:rPr>
-                <w:rFonts w:ascii="Arial" w:cs="Arial" w:eastAsia="Arial" w:hAnsi="Arial"/>
-                <w:sz w:val="17"/>
-                <w:szCs w:val="17"/>
-              </w:rPr>
-              <w:t xml:space="preserve">System Safety, RM&amp;SH</w:t>
-            </w:r>
-          </w:p>
-        </w:tc>
-        <w:tc>
-          <w:tcPr>
-            <w:tcW w:type="dxa" w:w="1700"/>
+            <w:tcW w:type="dxa" w:w="2000"/>
             <w:tcBorders>
               <w:top w:val="single" w:color="8A97A8" w:sz="4"/>
               <w:left w:val="single" w:color="8A97A8" w:sz="4"/>
@@ -14436,7 +13651,7 @@
         </w:tc>
         <w:tc>
           <w:tcPr>
-            <w:tcW w:type="dxa" w:w="1940"/>
+            <w:tcW w:type="dxa" w:w="2240"/>
             <w:tcBorders>
               <w:top w:val="single" w:color="8A97A8" w:sz="4"/>
               <w:left w:val="single" w:color="8A97A8" w:sz="4"/>
@@ -14467,7 +13682,7 @@
         </w:tc>
         <w:tc>
           <w:tcPr>
-            <w:tcW w:type="dxa" w:w="1120"/>
+            <w:tcW w:type="dxa" w:w="1200"/>
             <w:tcBorders>
               <w:top w:val="single" w:color="8A97A8" w:sz="4"/>
               <w:left w:val="single" w:color="8A97A8" w:sz="4"/>
@@ -14543,7 +13758,7 @@
         </w:tc>
         <w:tc>
           <w:tcPr>
-            <w:tcW w:type="dxa" w:w="3400"/>
+            <w:tcW w:type="dxa" w:w="3900"/>
             <w:tcBorders>
               <w:top w:val="single" w:color="8A97A8" w:sz="4"/>
               <w:left w:val="single" w:color="8A97A8" w:sz="4"/>
@@ -14574,7 +13789,7 @@
         </w:tc>
         <w:tc>
           <w:tcPr>
-            <w:tcW w:type="dxa" w:w="2400"/>
+            <w:tcW w:type="dxa" w:w="2700"/>
             <w:tcBorders>
               <w:top w:val="single" w:color="8A97A8" w:sz="4"/>
               <w:left w:val="single" w:color="8A97A8" w:sz="4"/>
@@ -14605,38 +13820,7 @@
         </w:tc>
         <w:tc>
           <w:tcPr>
-            <w:tcW w:type="dxa" w:w="1480"/>
-            <w:tcBorders>
-              <w:top w:val="single" w:color="8A97A8" w:sz="4"/>
-              <w:left w:val="single" w:color="8A97A8" w:sz="4"/>
-              <w:bottom w:val="single" w:color="8A97A8" w:sz="4"/>
-              <w:right w:val="single" w:color="8A97A8" w:sz="4"/>
-            </w:tcBorders>
-            <w:tcMar>
-              <w:top w:type="dxa" w:w="60"/>
-              <w:left w:type="dxa" w:w="90"/>
-              <w:bottom w:type="dxa" w:w="60"/>
-              <w:right w:type="dxa" w:w="90"/>
-            </w:tcMar>
-            <w:vAlign w:val="top"/>
-          </w:tcPr>
-          <w:p>
-            <w:pPr>
-              <w:spacing w:after="0" w:line="252"/>
-            </w:pPr>
-            <w:r>
-              <w:rPr>
-                <w:rFonts w:ascii="Arial" w:cs="Arial" w:eastAsia="Arial" w:hAnsi="Arial"/>
-                <w:sz w:val="17"/>
-                <w:szCs w:val="17"/>
-              </w:rPr>
-              <w:t xml:space="preserve">Test and Verification</w:t>
-            </w:r>
-          </w:p>
-        </w:tc>
-        <w:tc>
-          <w:tcPr>
-            <w:tcW w:type="dxa" w:w="1700"/>
+            <w:tcW w:type="dxa" w:w="2000"/>
             <w:tcBorders>
               <w:top w:val="single" w:color="8A97A8" w:sz="4"/>
               <w:left w:val="single" w:color="8A97A8" w:sz="4"/>
@@ -14668,7 +13852,7 @@
         </w:tc>
         <w:tc>
           <w:tcPr>
-            <w:tcW w:type="dxa" w:w="1940"/>
+            <w:tcW w:type="dxa" w:w="2240"/>
             <w:tcBorders>
               <w:top w:val="single" w:color="8A97A8" w:sz="4"/>
               <w:left w:val="single" w:color="8A97A8" w:sz="4"/>
@@ -14699,7 +13883,7 @@
         </w:tc>
         <w:tc>
           <w:tcPr>
-            <w:tcW w:type="dxa" w:w="1120"/>
+            <w:tcW w:type="dxa" w:w="1200"/>
             <w:tcBorders>
               <w:top w:val="single" w:color="8A97A8" w:sz="4"/>
               <w:left w:val="single" w:color="8A97A8" w:sz="4"/>
@@ -14775,7 +13959,7 @@
         </w:tc>
         <w:tc>
           <w:tcPr>
-            <w:tcW w:type="dxa" w:w="3400"/>
+            <w:tcW w:type="dxa" w:w="3900"/>
             <w:tcBorders>
               <w:top w:val="single" w:color="8A97A8" w:sz="4"/>
               <w:left w:val="single" w:color="8A97A8" w:sz="4"/>
@@ -14806,7 +13990,7 @@
         </w:tc>
         <w:tc>
           <w:tcPr>
-            <w:tcW w:type="dxa" w:w="2400"/>
+            <w:tcW w:type="dxa" w:w="2700"/>
             <w:tcBorders>
               <w:top w:val="single" w:color="8A97A8" w:sz="4"/>
               <w:left w:val="single" w:color="8A97A8" w:sz="4"/>
@@ -14837,38 +14021,7 @@
         </w:tc>
         <w:tc>
           <w:tcPr>
-            <w:tcW w:type="dxa" w:w="1480"/>
-            <w:tcBorders>
-              <w:top w:val="single" w:color="8A97A8" w:sz="4"/>
-              <w:left w:val="single" w:color="8A97A8" w:sz="4"/>
-              <w:bottom w:val="single" w:color="8A97A8" w:sz="4"/>
-              <w:right w:val="single" w:color="8A97A8" w:sz="4"/>
-            </w:tcBorders>
-            <w:tcMar>
-              <w:top w:type="dxa" w:w="60"/>
-              <w:left w:type="dxa" w:w="90"/>
-              <w:bottom w:type="dxa" w:w="60"/>
-              <w:right w:type="dxa" w:w="90"/>
-            </w:tcMar>
-            <w:vAlign w:val="top"/>
-          </w:tcPr>
-          <w:p>
-            <w:pPr>
-              <w:spacing w:after="0" w:line="252"/>
-            </w:pPr>
-            <w:r>
-              <w:rPr>
-                <w:rFonts w:ascii="Arial" w:cs="Arial" w:eastAsia="Arial" w:hAnsi="Arial"/>
-                <w:sz w:val="17"/>
-                <w:szCs w:val="17"/>
-              </w:rPr>
-              <w:t xml:space="preserve">Design Engineering</w:t>
-            </w:r>
-          </w:p>
-        </w:tc>
-        <w:tc>
-          <w:tcPr>
-            <w:tcW w:type="dxa" w:w="1700"/>
+            <w:tcW w:type="dxa" w:w="2000"/>
             <w:tcBorders>
               <w:top w:val="single" w:color="8A97A8" w:sz="4"/>
               <w:left w:val="single" w:color="8A97A8" w:sz="4"/>
@@ -14900,7 +14053,7 @@
         </w:tc>
         <w:tc>
           <w:tcPr>
-            <w:tcW w:type="dxa" w:w="1940"/>
+            <w:tcW w:type="dxa" w:w="2240"/>
             <w:tcBorders>
               <w:top w:val="single" w:color="8A97A8" w:sz="4"/>
               <w:left w:val="single" w:color="8A97A8" w:sz="4"/>
@@ -14931,7 +14084,7 @@
         </w:tc>
         <w:tc>
           <w:tcPr>
-            <w:tcW w:type="dxa" w:w="1120"/>
+            <w:tcW w:type="dxa" w:w="1200"/>
             <w:tcBorders>
               <w:top w:val="single" w:color="8A97A8" w:sz="4"/>
               <w:left w:val="single" w:color="8A97A8" w:sz="4"/>
@@ -14968,7 +14121,7 @@
         <w:tc>
           <w:tcPr>
             <w:tcW w:type="dxa" w:w="12960"/>
-            <w:gridSpan w:val="7"/>
+            <w:gridSpan w:val="6"/>
             <w:tcBorders>
               <w:top w:val="single" w:color="8A97A8" w:sz="4"/>
               <w:left w:val="single" w:color="8A97A8" w:sz="4"/>
@@ -15047,7 +14200,7 @@
         </w:tc>
         <w:tc>
           <w:tcPr>
-            <w:tcW w:type="dxa" w:w="3400"/>
+            <w:tcW w:type="dxa" w:w="3900"/>
             <w:tcBorders>
               <w:top w:val="single" w:color="8A97A8" w:sz="4"/>
               <w:left w:val="single" w:color="8A97A8" w:sz="4"/>
@@ -15078,7 +14231,7 @@
         </w:tc>
         <w:tc>
           <w:tcPr>
-            <w:tcW w:type="dxa" w:w="2400"/>
+            <w:tcW w:type="dxa" w:w="2700"/>
             <w:tcBorders>
               <w:top w:val="single" w:color="8A97A8" w:sz="4"/>
               <w:left w:val="single" w:color="8A97A8" w:sz="4"/>
@@ -15109,38 +14262,7 @@
         </w:tc>
         <w:tc>
           <w:tcPr>
-            <w:tcW w:type="dxa" w:w="1480"/>
-            <w:tcBorders>
-              <w:top w:val="single" w:color="8A97A8" w:sz="4"/>
-              <w:left w:val="single" w:color="8A97A8" w:sz="4"/>
-              <w:bottom w:val="single" w:color="8A97A8" w:sz="4"/>
-              <w:right w:val="single" w:color="8A97A8" w:sz="4"/>
-            </w:tcBorders>
-            <w:tcMar>
-              <w:top w:type="dxa" w:w="60"/>
-              <w:left w:type="dxa" w:w="90"/>
-              <w:bottom w:type="dxa" w:w="60"/>
-              <w:right w:type="dxa" w:w="90"/>
-            </w:tcMar>
-            <w:vAlign w:val="top"/>
-          </w:tcPr>
-          <w:p>
-            <w:pPr>
-              <w:spacing w:after="0" w:line="252"/>
-            </w:pPr>
-            <w:r>
-              <w:rPr>
-                <w:rFonts w:ascii="Arial" w:cs="Arial" w:eastAsia="Arial" w:hAnsi="Arial"/>
-                <w:sz w:val="17"/>
-                <w:szCs w:val="17"/>
-              </w:rPr>
-              <w:t xml:space="preserve">Test and Verification</w:t>
-            </w:r>
-          </w:p>
-        </w:tc>
-        <w:tc>
-          <w:tcPr>
-            <w:tcW w:type="dxa" w:w="1700"/>
+            <w:tcW w:type="dxa" w:w="2000"/>
             <w:tcBorders>
               <w:top w:val="single" w:color="8A97A8" w:sz="4"/>
               <w:left w:val="single" w:color="8A97A8" w:sz="4"/>
@@ -15172,7 +14294,7 @@
         </w:tc>
         <w:tc>
           <w:tcPr>
-            <w:tcW w:type="dxa" w:w="1940"/>
+            <w:tcW w:type="dxa" w:w="2240"/>
             <w:tcBorders>
               <w:top w:val="single" w:color="8A97A8" w:sz="4"/>
               <w:left w:val="single" w:color="8A97A8" w:sz="4"/>
@@ -15203,7 +14325,7 @@
         </w:tc>
         <w:tc>
           <w:tcPr>
-            <w:tcW w:type="dxa" w:w="1120"/>
+            <w:tcW w:type="dxa" w:w="1200"/>
             <w:tcBorders>
               <w:top w:val="single" w:color="8A97A8" w:sz="4"/>
               <w:left w:val="single" w:color="8A97A8" w:sz="4"/>
@@ -15279,7 +14401,7 @@
         </w:tc>
         <w:tc>
           <w:tcPr>
-            <w:tcW w:type="dxa" w:w="3400"/>
+            <w:tcW w:type="dxa" w:w="3900"/>
             <w:tcBorders>
               <w:top w:val="single" w:color="8A97A8" w:sz="4"/>
               <w:left w:val="single" w:color="8A97A8" w:sz="4"/>
@@ -15310,7 +14432,7 @@
         </w:tc>
         <w:tc>
           <w:tcPr>
-            <w:tcW w:type="dxa" w:w="2400"/>
+            <w:tcW w:type="dxa" w:w="2700"/>
             <w:tcBorders>
               <w:top w:val="single" w:color="8A97A8" w:sz="4"/>
               <w:left w:val="single" w:color="8A97A8" w:sz="4"/>
@@ -15341,38 +14463,7 @@
         </w:tc>
         <w:tc>
           <w:tcPr>
-            <w:tcW w:type="dxa" w:w="1480"/>
-            <w:tcBorders>
-              <w:top w:val="single" w:color="8A97A8" w:sz="4"/>
-              <w:left w:val="single" w:color="8A97A8" w:sz="4"/>
-              <w:bottom w:val="single" w:color="8A97A8" w:sz="4"/>
-              <w:right w:val="single" w:color="8A97A8" w:sz="4"/>
-            </w:tcBorders>
-            <w:tcMar>
-              <w:top w:type="dxa" w:w="60"/>
-              <w:left w:type="dxa" w:w="90"/>
-              <w:bottom w:type="dxa" w:w="60"/>
-              <w:right w:type="dxa" w:w="90"/>
-            </w:tcMar>
-            <w:vAlign w:val="top"/>
-          </w:tcPr>
-          <w:p>
-            <w:pPr>
-              <w:spacing w:after="0" w:line="252"/>
-            </w:pPr>
-            <w:r>
-              <w:rPr>
-                <w:rFonts w:ascii="Arial" w:cs="Arial" w:eastAsia="Arial" w:hAnsi="Arial"/>
-                <w:sz w:val="17"/>
-                <w:szCs w:val="17"/>
-              </w:rPr>
-              <w:t xml:space="preserve">Test and Verification</w:t>
-            </w:r>
-          </w:p>
-        </w:tc>
-        <w:tc>
-          <w:tcPr>
-            <w:tcW w:type="dxa" w:w="1700"/>
+            <w:tcW w:type="dxa" w:w="2000"/>
             <w:tcBorders>
               <w:top w:val="single" w:color="8A97A8" w:sz="4"/>
               <w:left w:val="single" w:color="8A97A8" w:sz="4"/>
@@ -15398,13 +14489,13 @@
                 <w:sz w:val="17"/>
                 <w:szCs w:val="17"/>
               </w:rPr>
-              <w:t xml:space="preserve">Company usage; EIA-649-1A 3.3.1.2 (2) w</w:t>
-            </w:r>
-          </w:p>
-        </w:tc>
-        <w:tc>
-          <w:tcPr>
-            <w:tcW w:type="dxa" w:w="1940"/>
+              <w:t xml:space="preserve">EIA-649-1A 3.2.3.2.1 (1) b; 3.3.1.2 (2) w</w:t>
+            </w:r>
+          </w:p>
+        </w:tc>
+        <w:tc>
+          <w:tcPr>
+            <w:tcW w:type="dxa" w:w="2240"/>
             <w:tcBorders>
               <w:top w:val="single" w:color="8A97A8" w:sz="4"/>
               <w:left w:val="single" w:color="8A97A8" w:sz="4"/>
@@ -15435,7 +14526,7 @@
         </w:tc>
         <w:tc>
           <w:tcPr>
-            <w:tcW w:type="dxa" w:w="1120"/>
+            <w:tcW w:type="dxa" w:w="1200"/>
             <w:tcBorders>
               <w:top w:val="single" w:color="8A97A8" w:sz="4"/>
               <w:left w:val="single" w:color="8A97A8" w:sz="4"/>
@@ -15511,7 +14602,7 @@
         </w:tc>
         <w:tc>
           <w:tcPr>
-            <w:tcW w:type="dxa" w:w="3400"/>
+            <w:tcW w:type="dxa" w:w="3900"/>
             <w:tcBorders>
               <w:top w:val="single" w:color="8A97A8" w:sz="4"/>
               <w:left w:val="single" w:color="8A97A8" w:sz="4"/>
@@ -15542,7 +14633,7 @@
         </w:tc>
         <w:tc>
           <w:tcPr>
-            <w:tcW w:type="dxa" w:w="2400"/>
+            <w:tcW w:type="dxa" w:w="2700"/>
             <w:tcBorders>
               <w:top w:val="single" w:color="8A97A8" w:sz="4"/>
               <w:left w:val="single" w:color="8A97A8" w:sz="4"/>
@@ -15573,38 +14664,7 @@
         </w:tc>
         <w:tc>
           <w:tcPr>
-            <w:tcW w:type="dxa" w:w="1480"/>
-            <w:tcBorders>
-              <w:top w:val="single" w:color="8A97A8" w:sz="4"/>
-              <w:left w:val="single" w:color="8A97A8" w:sz="4"/>
-              <w:bottom w:val="single" w:color="8A97A8" w:sz="4"/>
-              <w:right w:val="single" w:color="8A97A8" w:sz="4"/>
-            </w:tcBorders>
-            <w:tcMar>
-              <w:top w:type="dxa" w:w="60"/>
-              <w:left w:type="dxa" w:w="90"/>
-              <w:bottom w:type="dxa" w:w="60"/>
-              <w:right w:type="dxa" w:w="90"/>
-            </w:tcMar>
-            <w:vAlign w:val="top"/>
-          </w:tcPr>
-          <w:p>
-            <w:pPr>
-              <w:spacing w:after="0" w:line="252"/>
-            </w:pPr>
-            <w:r>
-              <w:rPr>
-                <w:rFonts w:ascii="Arial" w:cs="Arial" w:eastAsia="Arial" w:hAnsi="Arial"/>
-                <w:sz w:val="17"/>
-                <w:szCs w:val="17"/>
-              </w:rPr>
-              <w:t xml:space="preserve">Test and Verification, Systems Engineering</w:t>
-            </w:r>
-          </w:p>
-        </w:tc>
-        <w:tc>
-          <w:tcPr>
-            <w:tcW w:type="dxa" w:w="1700"/>
+            <w:tcW w:type="dxa" w:w="2000"/>
             <w:tcBorders>
               <w:top w:val="single" w:color="8A97A8" w:sz="4"/>
               <w:left w:val="single" w:color="8A97A8" w:sz="4"/>
@@ -15636,7 +14696,7 @@
         </w:tc>
         <w:tc>
           <w:tcPr>
-            <w:tcW w:type="dxa" w:w="1940"/>
+            <w:tcW w:type="dxa" w:w="2240"/>
             <w:tcBorders>
               <w:top w:val="single" w:color="8A97A8" w:sz="4"/>
               <w:left w:val="single" w:color="8A97A8" w:sz="4"/>
@@ -15667,7 +14727,7 @@
         </w:tc>
         <w:tc>
           <w:tcPr>
-            <w:tcW w:type="dxa" w:w="1120"/>
+            <w:tcW w:type="dxa" w:w="1200"/>
             <w:tcBorders>
               <w:top w:val="single" w:color="8A97A8" w:sz="4"/>
               <w:left w:val="single" w:color="8A97A8" w:sz="4"/>
@@ -15743,7 +14803,7 @@
         </w:tc>
         <w:tc>
           <w:tcPr>
-            <w:tcW w:type="dxa" w:w="3400"/>
+            <w:tcW w:type="dxa" w:w="3900"/>
             <w:tcBorders>
               <w:top w:val="single" w:color="8A97A8" w:sz="4"/>
               <w:left w:val="single" w:color="8A97A8" w:sz="4"/>
@@ -15774,7 +14834,7 @@
         </w:tc>
         <w:tc>
           <w:tcPr>
-            <w:tcW w:type="dxa" w:w="2400"/>
+            <w:tcW w:type="dxa" w:w="2700"/>
             <w:tcBorders>
               <w:top w:val="single" w:color="8A97A8" w:sz="4"/>
               <w:left w:val="single" w:color="8A97A8" w:sz="4"/>
@@ -15805,38 +14865,7 @@
         </w:tc>
         <w:tc>
           <w:tcPr>
-            <w:tcW w:type="dxa" w:w="1480"/>
-            <w:tcBorders>
-              <w:top w:val="single" w:color="8A97A8" w:sz="4"/>
-              <w:left w:val="single" w:color="8A97A8" w:sz="4"/>
-              <w:bottom w:val="single" w:color="8A97A8" w:sz="4"/>
-              <w:right w:val="single" w:color="8A97A8" w:sz="4"/>
-            </w:tcBorders>
-            <w:tcMar>
-              <w:top w:type="dxa" w:w="60"/>
-              <w:left w:type="dxa" w:w="90"/>
-              <w:bottom w:type="dxa" w:w="60"/>
-              <w:right w:type="dxa" w:w="90"/>
-            </w:tcMar>
-            <w:vAlign w:val="top"/>
-          </w:tcPr>
-          <w:p>
-            <w:pPr>
-              <w:spacing w:after="0" w:line="252"/>
-            </w:pPr>
-            <w:r>
-              <w:rPr>
-                <w:rFonts w:ascii="Arial" w:cs="Arial" w:eastAsia="Arial" w:hAnsi="Arial"/>
-                <w:sz w:val="17"/>
-                <w:szCs w:val="17"/>
-              </w:rPr>
-              <w:t xml:space="preserve">CM</w:t>
-            </w:r>
-          </w:p>
-        </w:tc>
-        <w:tc>
-          <w:tcPr>
-            <w:tcW w:type="dxa" w:w="1700"/>
+            <w:tcW w:type="dxa" w:w="2000"/>
             <w:tcBorders>
               <w:top w:val="single" w:color="8A97A8" w:sz="4"/>
               <w:left w:val="single" w:color="8A97A8" w:sz="4"/>
@@ -15862,13 +14891,13 @@
                 <w:sz w:val="17"/>
                 <w:szCs w:val="17"/>
               </w:rPr>
-              <w:t xml:space="preserve">This checklist set</w:t>
-            </w:r>
-          </w:p>
-        </w:tc>
-        <w:tc>
-          <w:tcPr>
-            <w:tcW w:type="dxa" w:w="1940"/>
+              <w:t xml:space="preserve">EIA-649-1A 3.4.1</w:t>
+            </w:r>
+          </w:p>
+        </w:tc>
+        <w:tc>
+          <w:tcPr>
+            <w:tcW w:type="dxa" w:w="2240"/>
             <w:tcBorders>
               <w:top w:val="single" w:color="8A97A8" w:sz="4"/>
               <w:left w:val="single" w:color="8A97A8" w:sz="4"/>
@@ -15899,7 +14928,7 @@
         </w:tc>
         <w:tc>
           <w:tcPr>
-            <w:tcW w:type="dxa" w:w="1120"/>
+            <w:tcW w:type="dxa" w:w="1200"/>
             <w:tcBorders>
               <w:top w:val="single" w:color="8A97A8" w:sz="4"/>
               <w:left w:val="single" w:color="8A97A8" w:sz="4"/>
@@ -15936,7 +14965,7 @@
         <w:tc>
           <w:tcPr>
             <w:tcW w:type="dxa" w:w="12960"/>
-            <w:gridSpan w:val="7"/>
+            <w:gridSpan w:val="6"/>
             <w:tcBorders>
               <w:top w:val="single" w:color="8A97A8" w:sz="4"/>
               <w:left w:val="single" w:color="8A97A8" w:sz="4"/>
@@ -16015,7 +15044,7 @@
         </w:tc>
         <w:tc>
           <w:tcPr>
-            <w:tcW w:type="dxa" w:w="3400"/>
+            <w:tcW w:type="dxa" w:w="3900"/>
             <w:tcBorders>
               <w:top w:val="single" w:color="8A97A8" w:sz="4"/>
               <w:left w:val="single" w:color="8A97A8" w:sz="4"/>
@@ -16046,7 +15075,7 @@
         </w:tc>
         <w:tc>
           <w:tcPr>
-            <w:tcW w:type="dxa" w:w="2400"/>
+            <w:tcW w:type="dxa" w:w="2700"/>
             <w:tcBorders>
               <w:top w:val="single" w:color="8A97A8" w:sz="4"/>
               <w:left w:val="single" w:color="8A97A8" w:sz="4"/>
@@ -16077,38 +15106,7 @@
         </w:tc>
         <w:tc>
           <w:tcPr>
-            <w:tcW w:type="dxa" w:w="1480"/>
-            <w:tcBorders>
-              <w:top w:val="single" w:color="8A97A8" w:sz="4"/>
-              <w:left w:val="single" w:color="8A97A8" w:sz="4"/>
-              <w:bottom w:val="single" w:color="8A97A8" w:sz="4"/>
-              <w:right w:val="single" w:color="8A97A8" w:sz="4"/>
-            </w:tcBorders>
-            <w:tcMar>
-              <w:top w:type="dxa" w:w="60"/>
-              <w:left w:type="dxa" w:w="90"/>
-              <w:bottom w:type="dxa" w:w="60"/>
-              <w:right w:type="dxa" w:w="90"/>
-            </w:tcMar>
-            <w:vAlign w:val="top"/>
-          </w:tcPr>
-          <w:p>
-            <w:pPr>
-              <w:spacing w:after="0" w:line="252"/>
-            </w:pPr>
-            <w:r>
-              <w:rPr>
-                <w:rFonts w:ascii="Arial" w:cs="Arial" w:eastAsia="Arial" w:hAnsi="Arial"/>
-                <w:sz w:val="17"/>
-                <w:szCs w:val="17"/>
-              </w:rPr>
-              <w:t xml:space="preserve">CM</w:t>
-            </w:r>
-          </w:p>
-        </w:tc>
-        <w:tc>
-          <w:tcPr>
-            <w:tcW w:type="dxa" w:w="1700"/>
+            <w:tcW w:type="dxa" w:w="2000"/>
             <w:tcBorders>
               <w:top w:val="single" w:color="8A97A8" w:sz="4"/>
               <w:left w:val="single" w:color="8A97A8" w:sz="4"/>
@@ -16140,7 +15138,7 @@
         </w:tc>
         <w:tc>
           <w:tcPr>
-            <w:tcW w:type="dxa" w:w="1940"/>
+            <w:tcW w:type="dxa" w:w="2240"/>
             <w:tcBorders>
               <w:top w:val="single" w:color="8A97A8" w:sz="4"/>
               <w:left w:val="single" w:color="8A97A8" w:sz="4"/>
@@ -16171,7 +15169,7 @@
         </w:tc>
         <w:tc>
           <w:tcPr>
-            <w:tcW w:type="dxa" w:w="1120"/>
+            <w:tcW w:type="dxa" w:w="1200"/>
             <w:tcBorders>
               <w:top w:val="single" w:color="8A97A8" w:sz="4"/>
               <w:left w:val="single" w:color="8A97A8" w:sz="4"/>
@@ -16247,7 +15245,7 @@
         </w:tc>
         <w:tc>
           <w:tcPr>
-            <w:tcW w:type="dxa" w:w="3400"/>
+            <w:tcW w:type="dxa" w:w="3900"/>
             <w:tcBorders>
               <w:top w:val="single" w:color="8A97A8" w:sz="4"/>
               <w:left w:val="single" w:color="8A97A8" w:sz="4"/>
@@ -16278,7 +15276,7 @@
         </w:tc>
         <w:tc>
           <w:tcPr>
-            <w:tcW w:type="dxa" w:w="2400"/>
+            <w:tcW w:type="dxa" w:w="2700"/>
             <w:tcBorders>
               <w:top w:val="single" w:color="8A97A8" w:sz="4"/>
               <w:left w:val="single" w:color="8A97A8" w:sz="4"/>
@@ -16309,38 +15307,7 @@
         </w:tc>
         <w:tc>
           <w:tcPr>
-            <w:tcW w:type="dxa" w:w="1480"/>
-            <w:tcBorders>
-              <w:top w:val="single" w:color="8A97A8" w:sz="4"/>
-              <w:left w:val="single" w:color="8A97A8" w:sz="4"/>
-              <w:bottom w:val="single" w:color="8A97A8" w:sz="4"/>
-              <w:right w:val="single" w:color="8A97A8" w:sz="4"/>
-            </w:tcBorders>
-            <w:tcMar>
-              <w:top w:type="dxa" w:w="60"/>
-              <w:left w:type="dxa" w:w="90"/>
-              <w:bottom w:type="dxa" w:w="60"/>
-              <w:right w:type="dxa" w:w="90"/>
-            </w:tcMar>
-            <w:vAlign w:val="top"/>
-          </w:tcPr>
-          <w:p>
-            <w:pPr>
-              <w:spacing w:after="0" w:line="252"/>
-            </w:pPr>
-            <w:r>
-              <w:rPr>
-                <w:rFonts w:ascii="Arial" w:cs="Arial" w:eastAsia="Arial" w:hAnsi="Arial"/>
-                <w:sz w:val="17"/>
-                <w:szCs w:val="17"/>
-              </w:rPr>
-              <w:t xml:space="preserve">Quality, Test and Verification</w:t>
-            </w:r>
-          </w:p>
-        </w:tc>
-        <w:tc>
-          <w:tcPr>
-            <w:tcW w:type="dxa" w:w="1700"/>
+            <w:tcW w:type="dxa" w:w="2000"/>
             <w:tcBorders>
               <w:top w:val="single" w:color="8A97A8" w:sz="4"/>
               <w:left w:val="single" w:color="8A97A8" w:sz="4"/>
@@ -16372,7 +15339,7 @@
         </w:tc>
         <w:tc>
           <w:tcPr>
-            <w:tcW w:type="dxa" w:w="1940"/>
+            <w:tcW w:type="dxa" w:w="2240"/>
             <w:tcBorders>
               <w:top w:val="single" w:color="8A97A8" w:sz="4"/>
               <w:left w:val="single" w:color="8A97A8" w:sz="4"/>
@@ -16403,7 +15370,7 @@
         </w:tc>
         <w:tc>
           <w:tcPr>
-            <w:tcW w:type="dxa" w:w="1120"/>
+            <w:tcW w:type="dxa" w:w="1200"/>
             <w:tcBorders>
               <w:top w:val="single" w:color="8A97A8" w:sz="4"/>
               <w:left w:val="single" w:color="8A97A8" w:sz="4"/>
@@ -16479,7 +15446,7 @@
         </w:tc>
         <w:tc>
           <w:tcPr>
-            <w:tcW w:type="dxa" w:w="3400"/>
+            <w:tcW w:type="dxa" w:w="3900"/>
             <w:tcBorders>
               <w:top w:val="single" w:color="8A97A8" w:sz="4"/>
               <w:left w:val="single" w:color="8A97A8" w:sz="4"/>
@@ -16510,7 +15477,7 @@
         </w:tc>
         <w:tc>
           <w:tcPr>
-            <w:tcW w:type="dxa" w:w="2400"/>
+            <w:tcW w:type="dxa" w:w="2700"/>
             <w:tcBorders>
               <w:top w:val="single" w:color="8A97A8" w:sz="4"/>
               <w:left w:val="single" w:color="8A97A8" w:sz="4"/>
@@ -16541,38 +15508,7 @@
         </w:tc>
         <w:tc>
           <w:tcPr>
-            <w:tcW w:type="dxa" w:w="1480"/>
-            <w:tcBorders>
-              <w:top w:val="single" w:color="8A97A8" w:sz="4"/>
-              <w:left w:val="single" w:color="8A97A8" w:sz="4"/>
-              <w:bottom w:val="single" w:color="8A97A8" w:sz="4"/>
-              <w:right w:val="single" w:color="8A97A8" w:sz="4"/>
-            </w:tcBorders>
-            <w:tcMar>
-              <w:top w:type="dxa" w:w="60"/>
-              <w:left w:type="dxa" w:w="90"/>
-              <w:bottom w:type="dxa" w:w="60"/>
-              <w:right w:type="dxa" w:w="90"/>
-            </w:tcMar>
-            <w:vAlign w:val="top"/>
-          </w:tcPr>
-          <w:p>
-            <w:pPr>
-              <w:spacing w:after="0" w:line="252"/>
-            </w:pPr>
-            <w:r>
-              <w:rPr>
-                <w:rFonts w:ascii="Arial" w:cs="Arial" w:eastAsia="Arial" w:hAnsi="Arial"/>
-                <w:sz w:val="17"/>
-                <w:szCs w:val="17"/>
-              </w:rPr>
-              <w:t xml:space="preserve">CM</w:t>
-            </w:r>
-          </w:p>
-        </w:tc>
-        <w:tc>
-          <w:tcPr>
-            <w:tcW w:type="dxa" w:w="1700"/>
+            <w:tcW w:type="dxa" w:w="2000"/>
             <w:tcBorders>
               <w:top w:val="single" w:color="8A97A8" w:sz="4"/>
               <w:left w:val="single" w:color="8A97A8" w:sz="4"/>
@@ -16604,7 +15540,7 @@
         </w:tc>
         <w:tc>
           <w:tcPr>
-            <w:tcW w:type="dxa" w:w="1940"/>
+            <w:tcW w:type="dxa" w:w="2240"/>
             <w:tcBorders>
               <w:top w:val="single" w:color="8A97A8" w:sz="4"/>
               <w:left w:val="single" w:color="8A97A8" w:sz="4"/>
@@ -16635,7 +15571,7 @@
         </w:tc>
         <w:tc>
           <w:tcPr>
-            <w:tcW w:type="dxa" w:w="1120"/>
+            <w:tcW w:type="dxa" w:w="1200"/>
             <w:tcBorders>
               <w:top w:val="single" w:color="8A97A8" w:sz="4"/>
               <w:left w:val="single" w:color="8A97A8" w:sz="4"/>
@@ -16711,7 +15647,7 @@
         </w:tc>
         <w:tc>
           <w:tcPr>
-            <w:tcW w:type="dxa" w:w="3400"/>
+            <w:tcW w:type="dxa" w:w="3900"/>
             <w:tcBorders>
               <w:top w:val="single" w:color="8A97A8" w:sz="4"/>
               <w:left w:val="single" w:color="8A97A8" w:sz="4"/>
@@ -16742,7 +15678,7 @@
         </w:tc>
         <w:tc>
           <w:tcPr>
-            <w:tcW w:type="dxa" w:w="2400"/>
+            <w:tcW w:type="dxa" w:w="2700"/>
             <w:tcBorders>
               <w:top w:val="single" w:color="8A97A8" w:sz="4"/>
               <w:left w:val="single" w:color="8A97A8" w:sz="4"/>
@@ -16773,38 +15709,7 @@
         </w:tc>
         <w:tc>
           <w:tcPr>
-            <w:tcW w:type="dxa" w:w="1480"/>
-            <w:tcBorders>
-              <w:top w:val="single" w:color="8A97A8" w:sz="4"/>
-              <w:left w:val="single" w:color="8A97A8" w:sz="4"/>
-              <w:bottom w:val="single" w:color="8A97A8" w:sz="4"/>
-              <w:right w:val="single" w:color="8A97A8" w:sz="4"/>
-            </w:tcBorders>
-            <w:tcMar>
-              <w:top w:type="dxa" w:w="60"/>
-              <w:left w:type="dxa" w:w="90"/>
-              <w:bottom w:type="dxa" w:w="60"/>
-              <w:right w:type="dxa" w:w="90"/>
-            </w:tcMar>
-            <w:vAlign w:val="top"/>
-          </w:tcPr>
-          <w:p>
-            <w:pPr>
-              <w:spacing w:after="0" w:line="252"/>
-            </w:pPr>
-            <w:r>
-              <w:rPr>
-                <w:rFonts w:ascii="Arial" w:cs="Arial" w:eastAsia="Arial" w:hAnsi="Arial"/>
-                <w:sz w:val="17"/>
-                <w:szCs w:val="17"/>
-              </w:rPr>
-              <w:t xml:space="preserve">CM</w:t>
-            </w:r>
-          </w:p>
-        </w:tc>
-        <w:tc>
-          <w:tcPr>
-            <w:tcW w:type="dxa" w:w="1700"/>
+            <w:tcW w:type="dxa" w:w="2000"/>
             <w:tcBorders>
               <w:top w:val="single" w:color="8A97A8" w:sz="4"/>
               <w:left w:val="single" w:color="8A97A8" w:sz="4"/>
@@ -16836,7 +15741,7 @@
         </w:tc>
         <w:tc>
           <w:tcPr>
-            <w:tcW w:type="dxa" w:w="1940"/>
+            <w:tcW w:type="dxa" w:w="2240"/>
             <w:tcBorders>
               <w:top w:val="single" w:color="8A97A8" w:sz="4"/>
               <w:left w:val="single" w:color="8A97A8" w:sz="4"/>
@@ -16867,7 +15772,7 @@
         </w:tc>
         <w:tc>
           <w:tcPr>
-            <w:tcW w:type="dxa" w:w="1120"/>
+            <w:tcW w:type="dxa" w:w="1200"/>
             <w:tcBorders>
               <w:top w:val="single" w:color="8A97A8" w:sz="4"/>
               <w:left w:val="single" w:color="8A97A8" w:sz="4"/>
@@ -16943,7 +15848,7 @@
         </w:tc>
         <w:tc>
           <w:tcPr>
-            <w:tcW w:type="dxa" w:w="3400"/>
+            <w:tcW w:type="dxa" w:w="3900"/>
             <w:tcBorders>
               <w:top w:val="single" w:color="8A97A8" w:sz="4"/>
               <w:left w:val="single" w:color="8A97A8" w:sz="4"/>
@@ -16974,7 +15879,7 @@
         </w:tc>
         <w:tc>
           <w:tcPr>
-            <w:tcW w:type="dxa" w:w="2400"/>
+            <w:tcW w:type="dxa" w:w="2700"/>
             <w:tcBorders>
               <w:top w:val="single" w:color="8A97A8" w:sz="4"/>
               <w:left w:val="single" w:color="8A97A8" w:sz="4"/>
@@ -17005,38 +15910,7 @@
         </w:tc>
         <w:tc>
           <w:tcPr>
-            <w:tcW w:type="dxa" w:w="1480"/>
-            <w:tcBorders>
-              <w:top w:val="single" w:color="8A97A8" w:sz="4"/>
-              <w:left w:val="single" w:color="8A97A8" w:sz="4"/>
-              <w:bottom w:val="single" w:color="8A97A8" w:sz="4"/>
-              <w:right w:val="single" w:color="8A97A8" w:sz="4"/>
-            </w:tcBorders>
-            <w:tcMar>
-              <w:top w:type="dxa" w:w="60"/>
-              <w:left w:type="dxa" w:w="90"/>
-              <w:bottom w:type="dxa" w:w="60"/>
-              <w:right w:type="dxa" w:w="90"/>
-            </w:tcMar>
-            <w:vAlign w:val="top"/>
-          </w:tcPr>
-          <w:p>
-            <w:pPr>
-              <w:spacing w:after="0" w:line="252"/>
-            </w:pPr>
-            <w:r>
-              <w:rPr>
-                <w:rFonts w:ascii="Arial" w:cs="Arial" w:eastAsia="Arial" w:hAnsi="Arial"/>
-                <w:sz w:val="17"/>
-                <w:szCs w:val="17"/>
-              </w:rPr>
-              <w:t xml:space="preserve">Quality</w:t>
-            </w:r>
-          </w:p>
-        </w:tc>
-        <w:tc>
-          <w:tcPr>
-            <w:tcW w:type="dxa" w:w="1700"/>
+            <w:tcW w:type="dxa" w:w="2000"/>
             <w:tcBorders>
               <w:top w:val="single" w:color="8A97A8" w:sz="4"/>
               <w:left w:val="single" w:color="8A97A8" w:sz="4"/>
@@ -17062,13 +15936,13 @@
                 <w:sz w:val="17"/>
                 <w:szCs w:val="17"/>
               </w:rPr>
-              <w:t xml:space="preserve">Company nonconformance and variance process</w:t>
-            </w:r>
-          </w:p>
-        </w:tc>
-        <w:tc>
-          <w:tcPr>
-            <w:tcW w:type="dxa" w:w="1940"/>
+              <w:t xml:space="preserve">EIA-649-1A 3.3.2</w:t>
+            </w:r>
+          </w:p>
+        </w:tc>
+        <w:tc>
+          <w:tcPr>
+            <w:tcW w:type="dxa" w:w="2240"/>
             <w:tcBorders>
               <w:top w:val="single" w:color="8A97A8" w:sz="4"/>
               <w:left w:val="single" w:color="8A97A8" w:sz="4"/>
@@ -17099,7 +15973,7 @@
         </w:tc>
         <w:tc>
           <w:tcPr>
-            <w:tcW w:type="dxa" w:w="1120"/>
+            <w:tcW w:type="dxa" w:w="1200"/>
             <w:tcBorders>
               <w:top w:val="single" w:color="8A97A8" w:sz="4"/>
               <w:left w:val="single" w:color="8A97A8" w:sz="4"/>
@@ -17136,7 +16010,7 @@
         <w:tc>
           <w:tcPr>
             <w:tcW w:type="dxa" w:w="12960"/>
-            <w:gridSpan w:val="7"/>
+            <w:gridSpan w:val="6"/>
             <w:tcBorders>
               <w:top w:val="single" w:color="8A97A8" w:sz="4"/>
               <w:left w:val="single" w:color="8A97A8" w:sz="4"/>
@@ -17215,7 +16089,7 @@
         </w:tc>
         <w:tc>
           <w:tcPr>
-            <w:tcW w:type="dxa" w:w="3400"/>
+            <w:tcW w:type="dxa" w:w="3900"/>
             <w:tcBorders>
               <w:top w:val="single" w:color="8A97A8" w:sz="4"/>
               <w:left w:val="single" w:color="8A97A8" w:sz="4"/>
@@ -17246,7 +16120,7 @@
         </w:tc>
         <w:tc>
           <w:tcPr>
-            <w:tcW w:type="dxa" w:w="2400"/>
+            <w:tcW w:type="dxa" w:w="2700"/>
             <w:tcBorders>
               <w:top w:val="single" w:color="8A97A8" w:sz="4"/>
               <w:left w:val="single" w:color="8A97A8" w:sz="4"/>
@@ -17277,38 +16151,7 @@
         </w:tc>
         <w:tc>
           <w:tcPr>
-            <w:tcW w:type="dxa" w:w="1480"/>
-            <w:tcBorders>
-              <w:top w:val="single" w:color="8A97A8" w:sz="4"/>
-              <w:left w:val="single" w:color="8A97A8" w:sz="4"/>
-              <w:bottom w:val="single" w:color="8A97A8" w:sz="4"/>
-              <w:right w:val="single" w:color="8A97A8" w:sz="4"/>
-            </w:tcBorders>
-            <w:tcMar>
-              <w:top w:type="dxa" w:w="60"/>
-              <w:left w:type="dxa" w:w="90"/>
-              <w:bottom w:type="dxa" w:w="60"/>
-              <w:right w:type="dxa" w:w="90"/>
-            </w:tcMar>
-            <w:vAlign w:val="top"/>
-          </w:tcPr>
-          <w:p>
-            <w:pPr>
-              <w:spacing w:after="0" w:line="252"/>
-            </w:pPr>
-            <w:r>
-              <w:rPr>
-                <w:rFonts w:ascii="Arial" w:cs="Arial" w:eastAsia="Arial" w:hAnsi="Arial"/>
-                <w:sz w:val="17"/>
-                <w:szCs w:val="17"/>
-              </w:rPr>
-              <w:t xml:space="preserve">CM</w:t>
-            </w:r>
-          </w:p>
-        </w:tc>
-        <w:tc>
-          <w:tcPr>
-            <w:tcW w:type="dxa" w:w="1700"/>
+            <w:tcW w:type="dxa" w:w="2000"/>
             <w:tcBorders>
               <w:top w:val="single" w:color="8A97A8" w:sz="4"/>
               <w:left w:val="single" w:color="8A97A8" w:sz="4"/>
@@ -17334,13 +16177,13 @@
                 <w:sz w:val="17"/>
                 <w:szCs w:val="17"/>
               </w:rPr>
-              <w:t xml:space="preserve">Company CI identification process</w:t>
-            </w:r>
-          </w:p>
-        </w:tc>
-        <w:tc>
-          <w:tcPr>
-            <w:tcW w:type="dxa" w:w="1940"/>
+              <w:t xml:space="preserve">EIA-649-1A 3.2.1; 3.2.4</w:t>
+            </w:r>
+          </w:p>
+        </w:tc>
+        <w:tc>
+          <w:tcPr>
+            <w:tcW w:type="dxa" w:w="2240"/>
             <w:tcBorders>
               <w:top w:val="single" w:color="8A97A8" w:sz="4"/>
               <w:left w:val="single" w:color="8A97A8" w:sz="4"/>
@@ -17371,7 +16214,7 @@
         </w:tc>
         <w:tc>
           <w:tcPr>
-            <w:tcW w:type="dxa" w:w="1120"/>
+            <w:tcW w:type="dxa" w:w="1200"/>
             <w:tcBorders>
               <w:top w:val="single" w:color="8A97A8" w:sz="4"/>
               <w:left w:val="single" w:color="8A97A8" w:sz="4"/>
@@ -19765,12 +18608,11 @@
       </w:tblPr>
       <w:tblGrid>
         <w:gridCol w:w="920"/>
-        <w:gridCol w:w="3400"/>
-        <w:gridCol w:w="2400"/>
-        <w:gridCol w:w="1480"/>
-        <w:gridCol w:w="1700"/>
-        <w:gridCol w:w="1940"/>
-        <w:gridCol w:w="1120"/>
+        <w:gridCol w:w="3900"/>
+        <w:gridCol w:w="2700"/>
+        <w:gridCol w:w="2000"/>
+        <w:gridCol w:w="2240"/>
+        <w:gridCol w:w="1200"/>
       </w:tblGrid>
       <w:tr>
         <w:trPr>
@@ -19813,7 +18655,7 @@
         </w:tc>
         <w:tc>
           <w:tcPr>
-            <w:tcW w:type="dxa" w:w="3400"/>
+            <w:tcW w:type="dxa" w:w="3900"/>
             <w:tcBorders>
               <w:top w:val="single" w:color="8A97A8" w:sz="4"/>
               <w:left w:val="single" w:color="8A97A8" w:sz="4"/>
@@ -19848,7 +18690,7 @@
         </w:tc>
         <w:tc>
           <w:tcPr>
-            <w:tcW w:type="dxa" w:w="2400"/>
+            <w:tcW w:type="dxa" w:w="2700"/>
             <w:tcBorders>
               <w:top w:val="single" w:color="8A97A8" w:sz="4"/>
               <w:left w:val="single" w:color="8A97A8" w:sz="4"/>
@@ -19883,7 +18725,7 @@
         </w:tc>
         <w:tc>
           <w:tcPr>
-            <w:tcW w:type="dxa" w:w="1480"/>
+            <w:tcW w:type="dxa" w:w="2000"/>
             <w:tcBorders>
               <w:top w:val="single" w:color="8A97A8" w:sz="4"/>
               <w:left w:val="single" w:color="8A97A8" w:sz="4"/>
@@ -19912,13 +18754,13 @@
                 <w:sz w:val="17"/>
                 <w:szCs w:val="17"/>
               </w:rPr>
-              <w:t xml:space="preserve">Owner</w:t>
-            </w:r>
-          </w:p>
-        </w:tc>
-        <w:tc>
-          <w:tcPr>
-            <w:tcW w:type="dxa" w:w="1700"/>
+              <w:t xml:space="preserve">Basis</w:t>
+            </w:r>
+          </w:p>
+        </w:tc>
+        <w:tc>
+          <w:tcPr>
+            <w:tcW w:type="dxa" w:w="2240"/>
             <w:tcBorders>
               <w:top w:val="single" w:color="8A97A8" w:sz="4"/>
               <w:left w:val="single" w:color="8A97A8" w:sz="4"/>
@@ -19947,48 +18789,13 @@
                 <w:sz w:val="17"/>
                 <w:szCs w:val="17"/>
               </w:rPr>
-              <w:t xml:space="preserve">Basis</w:t>
-            </w:r>
-          </w:p>
-        </w:tc>
-        <w:tc>
-          <w:tcPr>
-            <w:tcW w:type="dxa" w:w="1940"/>
-            <w:tcBorders>
-              <w:top w:val="single" w:color="8A97A8" w:sz="4"/>
-              <w:left w:val="single" w:color="8A97A8" w:sz="4"/>
-              <w:bottom w:val="single" w:color="8A97A8" w:sz="4"/>
-              <w:right w:val="single" w:color="8A97A8" w:sz="4"/>
-            </w:tcBorders>
-            <w:shd w:fill="1F3A5F" w:color="auto" w:val="clear"/>
-            <w:tcMar>
-              <w:top w:type="dxa" w:w="60"/>
-              <w:left w:type="dxa" w:w="90"/>
-              <w:bottom w:type="dxa" w:w="60"/>
-              <w:right w:type="dxa" w:w="90"/>
-            </w:tcMar>
-            <w:vAlign w:val="top"/>
-          </w:tcPr>
-          <w:p>
-            <w:pPr>
-              <w:spacing w:after="0" w:line="252"/>
-            </w:pPr>
-            <w:r>
-              <w:rPr>
-                <w:rFonts w:ascii="Arial" w:cs="Arial" w:eastAsia="Arial" w:hAnsi="Arial"/>
-                <w:b/>
-                <w:bCs/>
-                <w:color w:val="FFFFFF"/>
-                <w:sz w:val="17"/>
-                <w:szCs w:val="17"/>
-              </w:rPr>
               <w:t xml:space="preserve">Document, revision, location</w:t>
             </w:r>
           </w:p>
         </w:tc>
         <w:tc>
           <w:tcPr>
-            <w:tcW w:type="dxa" w:w="1120"/>
+            <w:tcW w:type="dxa" w:w="1200"/>
             <w:tcBorders>
               <w:top w:val="single" w:color="8A97A8" w:sz="4"/>
               <w:left w:val="single" w:color="8A97A8" w:sz="4"/>
@@ -20029,7 +18836,7 @@
         <w:tc>
           <w:tcPr>
             <w:tcW w:type="dxa" w:w="12960"/>
-            <w:gridSpan w:val="7"/>
+            <w:gridSpan w:val="6"/>
             <w:tcBorders>
               <w:top w:val="single" w:color="8A97A8" w:sz="4"/>
               <w:left w:val="single" w:color="8A97A8" w:sz="4"/>
@@ -20108,7 +18915,7 @@
         </w:tc>
         <w:tc>
           <w:tcPr>
-            <w:tcW w:type="dxa" w:w="3400"/>
+            <w:tcW w:type="dxa" w:w="3900"/>
             <w:tcBorders>
               <w:top w:val="single" w:color="8A97A8" w:sz="4"/>
               <w:left w:val="single" w:color="8A97A8" w:sz="4"/>
@@ -20139,7 +18946,7 @@
         </w:tc>
         <w:tc>
           <w:tcPr>
-            <w:tcW w:type="dxa" w:w="2400"/>
+            <w:tcW w:type="dxa" w:w="2700"/>
             <w:tcBorders>
               <w:top w:val="single" w:color="8A97A8" w:sz="4"/>
               <w:left w:val="single" w:color="8A97A8" w:sz="4"/>
@@ -20170,38 +18977,7 @@
         </w:tc>
         <w:tc>
           <w:tcPr>
-            <w:tcW w:type="dxa" w:w="1480"/>
-            <w:tcBorders>
-              <w:top w:val="single" w:color="8A97A8" w:sz="4"/>
-              <w:left w:val="single" w:color="8A97A8" w:sz="4"/>
-              <w:bottom w:val="single" w:color="8A97A8" w:sz="4"/>
-              <w:right w:val="single" w:color="8A97A8" w:sz="4"/>
-            </w:tcBorders>
-            <w:tcMar>
-              <w:top w:type="dxa" w:w="60"/>
-              <w:left w:type="dxa" w:w="90"/>
-              <w:bottom w:type="dxa" w:w="60"/>
-              <w:right w:type="dxa" w:w="90"/>
-            </w:tcMar>
-            <w:vAlign w:val="top"/>
-          </w:tcPr>
-          <w:p>
-            <w:pPr>
-              <w:spacing w:after="0" w:line="252"/>
-            </w:pPr>
-            <w:r>
-              <w:rPr>
-                <w:rFonts w:ascii="Arial" w:cs="Arial" w:eastAsia="Arial" w:hAnsi="Arial"/>
-                <w:sz w:val="17"/>
-                <w:szCs w:val="17"/>
-              </w:rPr>
-              <w:t xml:space="preserve">Systems Engineering</w:t>
-            </w:r>
-          </w:p>
-        </w:tc>
-        <w:tc>
-          <w:tcPr>
-            <w:tcW w:type="dxa" w:w="1700"/>
+            <w:tcW w:type="dxa" w:w="2000"/>
             <w:tcBorders>
               <w:top w:val="single" w:color="8A97A8" w:sz="4"/>
               <w:left w:val="single" w:color="8A97A8" w:sz="4"/>
@@ -20233,7 +19009,7 @@
         </w:tc>
         <w:tc>
           <w:tcPr>
-            <w:tcW w:type="dxa" w:w="1940"/>
+            <w:tcW w:type="dxa" w:w="2240"/>
             <w:tcBorders>
               <w:top w:val="single" w:color="8A97A8" w:sz="4"/>
               <w:left w:val="single" w:color="8A97A8" w:sz="4"/>
@@ -20264,7 +19040,7 @@
         </w:tc>
         <w:tc>
           <w:tcPr>
-            <w:tcW w:type="dxa" w:w="1120"/>
+            <w:tcW w:type="dxa" w:w="1200"/>
             <w:tcBorders>
               <w:top w:val="single" w:color="8A97A8" w:sz="4"/>
               <w:left w:val="single" w:color="8A97A8" w:sz="4"/>
@@ -20340,7 +19116,7 @@
         </w:tc>
         <w:tc>
           <w:tcPr>
-            <w:tcW w:type="dxa" w:w="3400"/>
+            <w:tcW w:type="dxa" w:w="3900"/>
             <w:tcBorders>
               <w:top w:val="single" w:color="8A97A8" w:sz="4"/>
               <w:left w:val="single" w:color="8A97A8" w:sz="4"/>
@@ -20371,7 +19147,7 @@
         </w:tc>
         <w:tc>
           <w:tcPr>
-            <w:tcW w:type="dxa" w:w="2400"/>
+            <w:tcW w:type="dxa" w:w="2700"/>
             <w:tcBorders>
               <w:top w:val="single" w:color="8A97A8" w:sz="4"/>
               <w:left w:val="single" w:color="8A97A8" w:sz="4"/>
@@ -20402,38 +19178,7 @@
         </w:tc>
         <w:tc>
           <w:tcPr>
-            <w:tcW w:type="dxa" w:w="1480"/>
-            <w:tcBorders>
-              <w:top w:val="single" w:color="8A97A8" w:sz="4"/>
-              <w:left w:val="single" w:color="8A97A8" w:sz="4"/>
-              <w:bottom w:val="single" w:color="8A97A8" w:sz="4"/>
-              <w:right w:val="single" w:color="8A97A8" w:sz="4"/>
-            </w:tcBorders>
-            <w:tcMar>
-              <w:top w:type="dxa" w:w="60"/>
-              <w:left w:type="dxa" w:w="90"/>
-              <w:bottom w:type="dxa" w:w="60"/>
-              <w:right w:type="dxa" w:w="90"/>
-            </w:tcMar>
-            <w:vAlign w:val="top"/>
-          </w:tcPr>
-          <w:p>
-            <w:pPr>
-              <w:spacing w:after="0" w:line="252"/>
-            </w:pPr>
-            <w:r>
-              <w:rPr>
-                <w:rFonts w:ascii="Arial" w:cs="Arial" w:eastAsia="Arial" w:hAnsi="Arial"/>
-                <w:sz w:val="17"/>
-                <w:szCs w:val="17"/>
-              </w:rPr>
-              <w:t xml:space="preserve">Systems Engineering</w:t>
-            </w:r>
-          </w:p>
-        </w:tc>
-        <w:tc>
-          <w:tcPr>
-            <w:tcW w:type="dxa" w:w="1700"/>
+            <w:tcW w:type="dxa" w:w="2000"/>
             <w:tcBorders>
               <w:top w:val="single" w:color="8A97A8" w:sz="4"/>
               <w:left w:val="single" w:color="8A97A8" w:sz="4"/>
@@ -20465,7 +19210,7 @@
         </w:tc>
         <w:tc>
           <w:tcPr>
-            <w:tcW w:type="dxa" w:w="1940"/>
+            <w:tcW w:type="dxa" w:w="2240"/>
             <w:tcBorders>
               <w:top w:val="single" w:color="8A97A8" w:sz="4"/>
               <w:left w:val="single" w:color="8A97A8" w:sz="4"/>
@@ -20496,7 +19241,7 @@
         </w:tc>
         <w:tc>
           <w:tcPr>
-            <w:tcW w:type="dxa" w:w="1120"/>
+            <w:tcW w:type="dxa" w:w="1200"/>
             <w:tcBorders>
               <w:top w:val="single" w:color="8A97A8" w:sz="4"/>
               <w:left w:val="single" w:color="8A97A8" w:sz="4"/>
@@ -20572,7 +19317,7 @@
         </w:tc>
         <w:tc>
           <w:tcPr>
-            <w:tcW w:type="dxa" w:w="3400"/>
+            <w:tcW w:type="dxa" w:w="3900"/>
             <w:tcBorders>
               <w:top w:val="single" w:color="8A97A8" w:sz="4"/>
               <w:left w:val="single" w:color="8A97A8" w:sz="4"/>
@@ -20603,7 +19348,7 @@
         </w:tc>
         <w:tc>
           <w:tcPr>
-            <w:tcW w:type="dxa" w:w="2400"/>
+            <w:tcW w:type="dxa" w:w="2700"/>
             <w:tcBorders>
               <w:top w:val="single" w:color="8A97A8" w:sz="4"/>
               <w:left w:val="single" w:color="8A97A8" w:sz="4"/>
@@ -20634,38 +19379,7 @@
         </w:tc>
         <w:tc>
           <w:tcPr>
-            <w:tcW w:type="dxa" w:w="1480"/>
-            <w:tcBorders>
-              <w:top w:val="single" w:color="8A97A8" w:sz="4"/>
-              <w:left w:val="single" w:color="8A97A8" w:sz="4"/>
-              <w:bottom w:val="single" w:color="8A97A8" w:sz="4"/>
-              <w:right w:val="single" w:color="8A97A8" w:sz="4"/>
-            </w:tcBorders>
-            <w:tcMar>
-              <w:top w:type="dxa" w:w="60"/>
-              <w:left w:type="dxa" w:w="90"/>
-              <w:bottom w:type="dxa" w:w="60"/>
-              <w:right w:type="dxa" w:w="90"/>
-            </w:tcMar>
-            <w:vAlign w:val="top"/>
-          </w:tcPr>
-          <w:p>
-            <w:pPr>
-              <w:spacing w:after="0" w:line="252"/>
-            </w:pPr>
-            <w:r>
-              <w:rPr>
-                <w:rFonts w:ascii="Arial" w:cs="Arial" w:eastAsia="Arial" w:hAnsi="Arial"/>
-                <w:sz w:val="17"/>
-                <w:szCs w:val="17"/>
-              </w:rPr>
-              <w:t xml:space="preserve">CM</w:t>
-            </w:r>
-          </w:p>
-        </w:tc>
-        <w:tc>
-          <w:tcPr>
-            <w:tcW w:type="dxa" w:w="1700"/>
+            <w:tcW w:type="dxa" w:w="2000"/>
             <w:tcBorders>
               <w:top w:val="single" w:color="8A97A8" w:sz="4"/>
               <w:left w:val="single" w:color="8A97A8" w:sz="4"/>
@@ -20691,13 +19405,13 @@
                 <w:sz w:val="17"/>
                 <w:szCs w:val="17"/>
               </w:rPr>
-              <w:t xml:space="preserve">Company CI identification process</w:t>
-            </w:r>
-          </w:p>
-        </w:tc>
-        <w:tc>
-          <w:tcPr>
-            <w:tcW w:type="dxa" w:w="1940"/>
+              <w:t xml:space="preserve">EIA-649-1A 3.2.5</w:t>
+            </w:r>
+          </w:p>
+        </w:tc>
+        <w:tc>
+          <w:tcPr>
+            <w:tcW w:type="dxa" w:w="2240"/>
             <w:tcBorders>
               <w:top w:val="single" w:color="8A97A8" w:sz="4"/>
               <w:left w:val="single" w:color="8A97A8" w:sz="4"/>
@@ -20728,7 +19442,7 @@
         </w:tc>
         <w:tc>
           <w:tcPr>
-            <w:tcW w:type="dxa" w:w="1120"/>
+            <w:tcW w:type="dxa" w:w="1200"/>
             <w:tcBorders>
               <w:top w:val="single" w:color="8A97A8" w:sz="4"/>
               <w:left w:val="single" w:color="8A97A8" w:sz="4"/>
@@ -20804,7 +19518,7 @@
         </w:tc>
         <w:tc>
           <w:tcPr>
-            <w:tcW w:type="dxa" w:w="3400"/>
+            <w:tcW w:type="dxa" w:w="3900"/>
             <w:tcBorders>
               <w:top w:val="single" w:color="8A97A8" w:sz="4"/>
               <w:left w:val="single" w:color="8A97A8" w:sz="4"/>
@@ -20835,7 +19549,7 @@
         </w:tc>
         <w:tc>
           <w:tcPr>
-            <w:tcW w:type="dxa" w:w="2400"/>
+            <w:tcW w:type="dxa" w:w="2700"/>
             <w:tcBorders>
               <w:top w:val="single" w:color="8A97A8" w:sz="4"/>
               <w:left w:val="single" w:color="8A97A8" w:sz="4"/>
@@ -20866,38 +19580,7 @@
         </w:tc>
         <w:tc>
           <w:tcPr>
-            <w:tcW w:type="dxa" w:w="1480"/>
-            <w:tcBorders>
-              <w:top w:val="single" w:color="8A97A8" w:sz="4"/>
-              <w:left w:val="single" w:color="8A97A8" w:sz="4"/>
-              <w:bottom w:val="single" w:color="8A97A8" w:sz="4"/>
-              <w:right w:val="single" w:color="8A97A8" w:sz="4"/>
-            </w:tcBorders>
-            <w:tcMar>
-              <w:top w:type="dxa" w:w="60"/>
-              <w:left w:type="dxa" w:w="90"/>
-              <w:bottom w:type="dxa" w:w="60"/>
-              <w:right w:type="dxa" w:w="90"/>
-            </w:tcMar>
-            <w:vAlign w:val="top"/>
-          </w:tcPr>
-          <w:p>
-            <w:pPr>
-              <w:spacing w:after="0" w:line="252"/>
-            </w:pPr>
-            <w:r>
-              <w:rPr>
-                <w:rFonts w:ascii="Arial" w:cs="Arial" w:eastAsia="Arial" w:hAnsi="Arial"/>
-                <w:sz w:val="17"/>
-                <w:szCs w:val="17"/>
-              </w:rPr>
-              <w:t xml:space="preserve">System Safety, RM&amp;SH</w:t>
-            </w:r>
-          </w:p>
-        </w:tc>
-        <w:tc>
-          <w:tcPr>
-            <w:tcW w:type="dxa" w:w="1700"/>
+            <w:tcW w:type="dxa" w:w="2000"/>
             <w:tcBorders>
               <w:top w:val="single" w:color="8A97A8" w:sz="4"/>
               <w:left w:val="single" w:color="8A97A8" w:sz="4"/>
@@ -20929,7 +19612,7 @@
         </w:tc>
         <w:tc>
           <w:tcPr>
-            <w:tcW w:type="dxa" w:w="1940"/>
+            <w:tcW w:type="dxa" w:w="2240"/>
             <w:tcBorders>
               <w:top w:val="single" w:color="8A97A8" w:sz="4"/>
               <w:left w:val="single" w:color="8A97A8" w:sz="4"/>
@@ -20960,7 +19643,7 @@
         </w:tc>
         <w:tc>
           <w:tcPr>
-            <w:tcW w:type="dxa" w:w="1120"/>
+            <w:tcW w:type="dxa" w:w="1200"/>
             <w:tcBorders>
               <w:top w:val="single" w:color="8A97A8" w:sz="4"/>
               <w:left w:val="single" w:color="8A97A8" w:sz="4"/>
@@ -21036,7 +19719,7 @@
         </w:tc>
         <w:tc>
           <w:tcPr>
-            <w:tcW w:type="dxa" w:w="3400"/>
+            <w:tcW w:type="dxa" w:w="3900"/>
             <w:tcBorders>
               <w:top w:val="single" w:color="8A97A8" w:sz="4"/>
               <w:left w:val="single" w:color="8A97A8" w:sz="4"/>
@@ -21067,7 +19750,7 @@
         </w:tc>
         <w:tc>
           <w:tcPr>
-            <w:tcW w:type="dxa" w:w="2400"/>
+            <w:tcW w:type="dxa" w:w="2700"/>
             <w:tcBorders>
               <w:top w:val="single" w:color="8A97A8" w:sz="4"/>
               <w:left w:val="single" w:color="8A97A8" w:sz="4"/>
@@ -21098,38 +19781,7 @@
         </w:tc>
         <w:tc>
           <w:tcPr>
-            <w:tcW w:type="dxa" w:w="1480"/>
-            <w:tcBorders>
-              <w:top w:val="single" w:color="8A97A8" w:sz="4"/>
-              <w:left w:val="single" w:color="8A97A8" w:sz="4"/>
-              <w:bottom w:val="single" w:color="8A97A8" w:sz="4"/>
-              <w:right w:val="single" w:color="8A97A8" w:sz="4"/>
-            </w:tcBorders>
-            <w:tcMar>
-              <w:top w:type="dxa" w:w="60"/>
-              <w:left w:type="dxa" w:w="90"/>
-              <w:bottom w:type="dxa" w:w="60"/>
-              <w:right w:type="dxa" w:w="90"/>
-            </w:tcMar>
-            <w:vAlign w:val="top"/>
-          </w:tcPr>
-          <w:p>
-            <w:pPr>
-              <w:spacing w:after="0" w:line="252"/>
-            </w:pPr>
-            <w:r>
-              <w:rPr>
-                <w:rFonts w:ascii="Arial" w:cs="Arial" w:eastAsia="Arial" w:hAnsi="Arial"/>
-                <w:sz w:val="17"/>
-                <w:szCs w:val="17"/>
-              </w:rPr>
-              <w:t xml:space="preserve">Test and Verification</w:t>
-            </w:r>
-          </w:p>
-        </w:tc>
-        <w:tc>
-          <w:tcPr>
-            <w:tcW w:type="dxa" w:w="1700"/>
+            <w:tcW w:type="dxa" w:w="2000"/>
             <w:tcBorders>
               <w:top w:val="single" w:color="8A97A8" w:sz="4"/>
               <w:left w:val="single" w:color="8A97A8" w:sz="4"/>
@@ -21161,7 +19813,7 @@
         </w:tc>
         <w:tc>
           <w:tcPr>
-            <w:tcW w:type="dxa" w:w="1940"/>
+            <w:tcW w:type="dxa" w:w="2240"/>
             <w:tcBorders>
               <w:top w:val="single" w:color="8A97A8" w:sz="4"/>
               <w:left w:val="single" w:color="8A97A8" w:sz="4"/>
@@ -21192,7 +19844,7 @@
         </w:tc>
         <w:tc>
           <w:tcPr>
-            <w:tcW w:type="dxa" w:w="1120"/>
+            <w:tcW w:type="dxa" w:w="1200"/>
             <w:tcBorders>
               <w:top w:val="single" w:color="8A97A8" w:sz="4"/>
               <w:left w:val="single" w:color="8A97A8" w:sz="4"/>
@@ -21268,7 +19920,7 @@
         </w:tc>
         <w:tc>
           <w:tcPr>
-            <w:tcW w:type="dxa" w:w="3400"/>
+            <w:tcW w:type="dxa" w:w="3900"/>
             <w:tcBorders>
               <w:top w:val="single" w:color="8A97A8" w:sz="4"/>
               <w:left w:val="single" w:color="8A97A8" w:sz="4"/>
@@ -21299,7 +19951,7 @@
         </w:tc>
         <w:tc>
           <w:tcPr>
-            <w:tcW w:type="dxa" w:w="2400"/>
+            <w:tcW w:type="dxa" w:w="2700"/>
             <w:tcBorders>
               <w:top w:val="single" w:color="8A97A8" w:sz="4"/>
               <w:left w:val="single" w:color="8A97A8" w:sz="4"/>
@@ -21330,38 +19982,7 @@
         </w:tc>
         <w:tc>
           <w:tcPr>
-            <w:tcW w:type="dxa" w:w="1480"/>
-            <w:tcBorders>
-              <w:top w:val="single" w:color="8A97A8" w:sz="4"/>
-              <w:left w:val="single" w:color="8A97A8" w:sz="4"/>
-              <w:bottom w:val="single" w:color="8A97A8" w:sz="4"/>
-              <w:right w:val="single" w:color="8A97A8" w:sz="4"/>
-            </w:tcBorders>
-            <w:tcMar>
-              <w:top w:type="dxa" w:w="60"/>
-              <w:left w:type="dxa" w:w="90"/>
-              <w:bottom w:type="dxa" w:w="60"/>
-              <w:right w:type="dxa" w:w="90"/>
-            </w:tcMar>
-            <w:vAlign w:val="top"/>
-          </w:tcPr>
-          <w:p>
-            <w:pPr>
-              <w:spacing w:after="0" w:line="252"/>
-            </w:pPr>
-            <w:r>
-              <w:rPr>
-                <w:rFonts w:ascii="Arial" w:cs="Arial" w:eastAsia="Arial" w:hAnsi="Arial"/>
-                <w:sz w:val="17"/>
-                <w:szCs w:val="17"/>
-              </w:rPr>
-              <w:t xml:space="preserve">Design Engineering</w:t>
-            </w:r>
-          </w:p>
-        </w:tc>
-        <w:tc>
-          <w:tcPr>
-            <w:tcW w:type="dxa" w:w="1700"/>
+            <w:tcW w:type="dxa" w:w="2000"/>
             <w:tcBorders>
               <w:top w:val="single" w:color="8A97A8" w:sz="4"/>
               <w:left w:val="single" w:color="8A97A8" w:sz="4"/>
@@ -21393,7 +20014,7 @@
         </w:tc>
         <w:tc>
           <w:tcPr>
-            <w:tcW w:type="dxa" w:w="1940"/>
+            <w:tcW w:type="dxa" w:w="2240"/>
             <w:tcBorders>
               <w:top w:val="single" w:color="8A97A8" w:sz="4"/>
               <w:left w:val="single" w:color="8A97A8" w:sz="4"/>
@@ -21424,7 +20045,7 @@
         </w:tc>
         <w:tc>
           <w:tcPr>
-            <w:tcW w:type="dxa" w:w="1120"/>
+            <w:tcW w:type="dxa" w:w="1200"/>
             <w:tcBorders>
               <w:top w:val="single" w:color="8A97A8" w:sz="4"/>
               <w:left w:val="single" w:color="8A97A8" w:sz="4"/>
@@ -21500,7 +20121,7 @@
         </w:tc>
         <w:tc>
           <w:tcPr>
-            <w:tcW w:type="dxa" w:w="3400"/>
+            <w:tcW w:type="dxa" w:w="3900"/>
             <w:tcBorders>
               <w:top w:val="single" w:color="8A97A8" w:sz="4"/>
               <w:left w:val="single" w:color="8A97A8" w:sz="4"/>
@@ -21531,7 +20152,7 @@
         </w:tc>
         <w:tc>
           <w:tcPr>
-            <w:tcW w:type="dxa" w:w="2400"/>
+            <w:tcW w:type="dxa" w:w="2700"/>
             <w:tcBorders>
               <w:top w:val="single" w:color="8A97A8" w:sz="4"/>
               <w:left w:val="single" w:color="8A97A8" w:sz="4"/>
@@ -21562,38 +20183,7 @@
         </w:tc>
         <w:tc>
           <w:tcPr>
-            <w:tcW w:type="dxa" w:w="1480"/>
-            <w:tcBorders>
-              <w:top w:val="single" w:color="8A97A8" w:sz="4"/>
-              <w:left w:val="single" w:color="8A97A8" w:sz="4"/>
-              <w:bottom w:val="single" w:color="8A97A8" w:sz="4"/>
-              <w:right w:val="single" w:color="8A97A8" w:sz="4"/>
-            </w:tcBorders>
-            <w:tcMar>
-              <w:top w:type="dxa" w:w="60"/>
-              <w:left w:type="dxa" w:w="90"/>
-              <w:bottom w:type="dxa" w:w="60"/>
-              <w:right w:type="dxa" w:w="90"/>
-            </w:tcMar>
-            <w:vAlign w:val="top"/>
-          </w:tcPr>
-          <w:p>
-            <w:pPr>
-              <w:spacing w:after="0" w:line="252"/>
-            </w:pPr>
-            <w:r>
-              <w:rPr>
-                <w:rFonts w:ascii="Arial" w:cs="Arial" w:eastAsia="Arial" w:hAnsi="Arial"/>
-                <w:sz w:val="17"/>
-                <w:szCs w:val="17"/>
-              </w:rPr>
-              <w:t xml:space="preserve">Test and Verification, Quality</w:t>
-            </w:r>
-          </w:p>
-        </w:tc>
-        <w:tc>
-          <w:tcPr>
-            <w:tcW w:type="dxa" w:w="1700"/>
+            <w:tcW w:type="dxa" w:w="2000"/>
             <w:tcBorders>
               <w:top w:val="single" w:color="8A97A8" w:sz="4"/>
               <w:left w:val="single" w:color="8A97A8" w:sz="4"/>
@@ -21625,7 +20215,7 @@
         </w:tc>
         <w:tc>
           <w:tcPr>
-            <w:tcW w:type="dxa" w:w="1940"/>
+            <w:tcW w:type="dxa" w:w="2240"/>
             <w:tcBorders>
               <w:top w:val="single" w:color="8A97A8" w:sz="4"/>
               <w:left w:val="single" w:color="8A97A8" w:sz="4"/>
@@ -21656,7 +20246,7 @@
         </w:tc>
         <w:tc>
           <w:tcPr>
-            <w:tcW w:type="dxa" w:w="1120"/>
+            <w:tcW w:type="dxa" w:w="1200"/>
             <w:tcBorders>
               <w:top w:val="single" w:color="8A97A8" w:sz="4"/>
               <w:left w:val="single" w:color="8A97A8" w:sz="4"/>
@@ -21732,7 +20322,7 @@
         </w:tc>
         <w:tc>
           <w:tcPr>
-            <w:tcW w:type="dxa" w:w="3400"/>
+            <w:tcW w:type="dxa" w:w="3900"/>
             <w:tcBorders>
               <w:top w:val="single" w:color="8A97A8" w:sz="4"/>
               <w:left w:val="single" w:color="8A97A8" w:sz="4"/>
@@ -21763,7 +20353,7 @@
         </w:tc>
         <w:tc>
           <w:tcPr>
-            <w:tcW w:type="dxa" w:w="2400"/>
+            <w:tcW w:type="dxa" w:w="2700"/>
             <w:tcBorders>
               <w:top w:val="single" w:color="8A97A8" w:sz="4"/>
               <w:left w:val="single" w:color="8A97A8" w:sz="4"/>
@@ -21794,38 +20384,7 @@
         </w:tc>
         <w:tc>
           <w:tcPr>
-            <w:tcW w:type="dxa" w:w="1480"/>
-            <w:tcBorders>
-              <w:top w:val="single" w:color="8A97A8" w:sz="4"/>
-              <w:left w:val="single" w:color="8A97A8" w:sz="4"/>
-              <w:bottom w:val="single" w:color="8A97A8" w:sz="4"/>
-              <w:right w:val="single" w:color="8A97A8" w:sz="4"/>
-            </w:tcBorders>
-            <w:tcMar>
-              <w:top w:type="dxa" w:w="60"/>
-              <w:left w:type="dxa" w:w="90"/>
-              <w:bottom w:type="dxa" w:w="60"/>
-              <w:right w:type="dxa" w:w="90"/>
-            </w:tcMar>
-            <w:vAlign w:val="top"/>
-          </w:tcPr>
-          <w:p>
-            <w:pPr>
-              <w:spacing w:after="0" w:line="252"/>
-            </w:pPr>
-            <w:r>
-              <w:rPr>
-                <w:rFonts w:ascii="Arial" w:cs="Arial" w:eastAsia="Arial" w:hAnsi="Arial"/>
-                <w:sz w:val="17"/>
-                <w:szCs w:val="17"/>
-              </w:rPr>
-              <w:t xml:space="preserve">Design Engineering, Manufacturing Engineering</w:t>
-            </w:r>
-          </w:p>
-        </w:tc>
-        <w:tc>
-          <w:tcPr>
-            <w:tcW w:type="dxa" w:w="1700"/>
+            <w:tcW w:type="dxa" w:w="2000"/>
             <w:tcBorders>
               <w:top w:val="single" w:color="8A97A8" w:sz="4"/>
               <w:left w:val="single" w:color="8A97A8" w:sz="4"/>
@@ -21857,7 +20416,7 @@
         </w:tc>
         <w:tc>
           <w:tcPr>
-            <w:tcW w:type="dxa" w:w="1940"/>
+            <w:tcW w:type="dxa" w:w="2240"/>
             <w:tcBorders>
               <w:top w:val="single" w:color="8A97A8" w:sz="4"/>
               <w:left w:val="single" w:color="8A97A8" w:sz="4"/>
@@ -21888,7 +20447,7 @@
         </w:tc>
         <w:tc>
           <w:tcPr>
-            <w:tcW w:type="dxa" w:w="1120"/>
+            <w:tcW w:type="dxa" w:w="1200"/>
             <w:tcBorders>
               <w:top w:val="single" w:color="8A97A8" w:sz="4"/>
               <w:left w:val="single" w:color="8A97A8" w:sz="4"/>
@@ -21925,7 +20484,7 @@
         <w:tc>
           <w:tcPr>
             <w:tcW w:type="dxa" w:w="12960"/>
-            <w:gridSpan w:val="7"/>
+            <w:gridSpan w:val="6"/>
             <w:tcBorders>
               <w:top w:val="single" w:color="8A97A8" w:sz="4"/>
               <w:left w:val="single" w:color="8A97A8" w:sz="4"/>
@@ -22004,7 +20563,7 @@
         </w:tc>
         <w:tc>
           <w:tcPr>
-            <w:tcW w:type="dxa" w:w="3400"/>
+            <w:tcW w:type="dxa" w:w="3900"/>
             <w:tcBorders>
               <w:top w:val="single" w:color="8A97A8" w:sz="4"/>
               <w:left w:val="single" w:color="8A97A8" w:sz="4"/>
@@ -22035,7 +20594,7 @@
         </w:tc>
         <w:tc>
           <w:tcPr>
-            <w:tcW w:type="dxa" w:w="2400"/>
+            <w:tcW w:type="dxa" w:w="2700"/>
             <w:tcBorders>
               <w:top w:val="single" w:color="8A97A8" w:sz="4"/>
               <w:left w:val="single" w:color="8A97A8" w:sz="4"/>
@@ -22066,38 +20625,7 @@
         </w:tc>
         <w:tc>
           <w:tcPr>
-            <w:tcW w:type="dxa" w:w="1480"/>
-            <w:tcBorders>
-              <w:top w:val="single" w:color="8A97A8" w:sz="4"/>
-              <w:left w:val="single" w:color="8A97A8" w:sz="4"/>
-              <w:bottom w:val="single" w:color="8A97A8" w:sz="4"/>
-              <w:right w:val="single" w:color="8A97A8" w:sz="4"/>
-            </w:tcBorders>
-            <w:tcMar>
-              <w:top w:type="dxa" w:w="60"/>
-              <w:left w:type="dxa" w:w="90"/>
-              <w:bottom w:type="dxa" w:w="60"/>
-              <w:right w:type="dxa" w:w="90"/>
-            </w:tcMar>
-            <w:vAlign w:val="top"/>
-          </w:tcPr>
-          <w:p>
-            <w:pPr>
-              <w:spacing w:after="0" w:line="252"/>
-            </w:pPr>
-            <w:r>
-              <w:rPr>
-                <w:rFonts w:ascii="Arial" w:cs="Arial" w:eastAsia="Arial" w:hAnsi="Arial"/>
-                <w:sz w:val="17"/>
-                <w:szCs w:val="17"/>
-              </w:rPr>
-              <w:t xml:space="preserve">Test and Verification</w:t>
-            </w:r>
-          </w:p>
-        </w:tc>
-        <w:tc>
-          <w:tcPr>
-            <w:tcW w:type="dxa" w:w="1700"/>
+            <w:tcW w:type="dxa" w:w="2000"/>
             <w:tcBorders>
               <w:top w:val="single" w:color="8A97A8" w:sz="4"/>
               <w:left w:val="single" w:color="8A97A8" w:sz="4"/>
@@ -22129,7 +20657,7 @@
         </w:tc>
         <w:tc>
           <w:tcPr>
-            <w:tcW w:type="dxa" w:w="1940"/>
+            <w:tcW w:type="dxa" w:w="2240"/>
             <w:tcBorders>
               <w:top w:val="single" w:color="8A97A8" w:sz="4"/>
               <w:left w:val="single" w:color="8A97A8" w:sz="4"/>
@@ -22160,7 +20688,7 @@
         </w:tc>
         <w:tc>
           <w:tcPr>
-            <w:tcW w:type="dxa" w:w="1120"/>
+            <w:tcW w:type="dxa" w:w="1200"/>
             <w:tcBorders>
               <w:top w:val="single" w:color="8A97A8" w:sz="4"/>
               <w:left w:val="single" w:color="8A97A8" w:sz="4"/>
@@ -22236,7 +20764,7 @@
         </w:tc>
         <w:tc>
           <w:tcPr>
-            <w:tcW w:type="dxa" w:w="3400"/>
+            <w:tcW w:type="dxa" w:w="3900"/>
             <w:tcBorders>
               <w:top w:val="single" w:color="8A97A8" w:sz="4"/>
               <w:left w:val="single" w:color="8A97A8" w:sz="4"/>
@@ -22267,7 +20795,7 @@
         </w:tc>
         <w:tc>
           <w:tcPr>
-            <w:tcW w:type="dxa" w:w="2400"/>
+            <w:tcW w:type="dxa" w:w="2700"/>
             <w:tcBorders>
               <w:top w:val="single" w:color="8A97A8" w:sz="4"/>
               <w:left w:val="single" w:color="8A97A8" w:sz="4"/>
@@ -22298,38 +20826,7 @@
         </w:tc>
         <w:tc>
           <w:tcPr>
-            <w:tcW w:type="dxa" w:w="1480"/>
-            <w:tcBorders>
-              <w:top w:val="single" w:color="8A97A8" w:sz="4"/>
-              <w:left w:val="single" w:color="8A97A8" w:sz="4"/>
-              <w:bottom w:val="single" w:color="8A97A8" w:sz="4"/>
-              <w:right w:val="single" w:color="8A97A8" w:sz="4"/>
-            </w:tcBorders>
-            <w:tcMar>
-              <w:top w:type="dxa" w:w="60"/>
-              <w:left w:type="dxa" w:w="90"/>
-              <w:bottom w:type="dxa" w:w="60"/>
-              <w:right w:type="dxa" w:w="90"/>
-            </w:tcMar>
-            <w:vAlign w:val="top"/>
-          </w:tcPr>
-          <w:p>
-            <w:pPr>
-              <w:spacing w:after="0" w:line="252"/>
-            </w:pPr>
-            <w:r>
-              <w:rPr>
-                <w:rFonts w:ascii="Arial" w:cs="Arial" w:eastAsia="Arial" w:hAnsi="Arial"/>
-                <w:sz w:val="17"/>
-                <w:szCs w:val="17"/>
-              </w:rPr>
-              <w:t xml:space="preserve">Test and Verification</w:t>
-            </w:r>
-          </w:p>
-        </w:tc>
-        <w:tc>
-          <w:tcPr>
-            <w:tcW w:type="dxa" w:w="1700"/>
+            <w:tcW w:type="dxa" w:w="2000"/>
             <w:tcBorders>
               <w:top w:val="single" w:color="8A97A8" w:sz="4"/>
               <w:left w:val="single" w:color="8A97A8" w:sz="4"/>
@@ -22355,13 +20852,13 @@
                 <w:sz w:val="17"/>
                 <w:szCs w:val="17"/>
               </w:rPr>
-              <w:t xml:space="preserve">Company usage; EIA-649-1A 3.3.1.2 (2) w</w:t>
-            </w:r>
-          </w:p>
-        </w:tc>
-        <w:tc>
-          <w:tcPr>
-            <w:tcW w:type="dxa" w:w="1940"/>
+              <w:t xml:space="preserve">EIA-649-1A 3.2.3.2.1 (1) b; 3.3.1.2 (2) w</w:t>
+            </w:r>
+          </w:p>
+        </w:tc>
+        <w:tc>
+          <w:tcPr>
+            <w:tcW w:type="dxa" w:w="2240"/>
             <w:tcBorders>
               <w:top w:val="single" w:color="8A97A8" w:sz="4"/>
               <w:left w:val="single" w:color="8A97A8" w:sz="4"/>
@@ -22392,7 +20889,7 @@
         </w:tc>
         <w:tc>
           <w:tcPr>
-            <w:tcW w:type="dxa" w:w="1120"/>
+            <w:tcW w:type="dxa" w:w="1200"/>
             <w:tcBorders>
               <w:top w:val="single" w:color="8A97A8" w:sz="4"/>
               <w:left w:val="single" w:color="8A97A8" w:sz="4"/>
@@ -22468,7 +20965,7 @@
         </w:tc>
         <w:tc>
           <w:tcPr>
-            <w:tcW w:type="dxa" w:w="3400"/>
+            <w:tcW w:type="dxa" w:w="3900"/>
             <w:tcBorders>
               <w:top w:val="single" w:color="8A97A8" w:sz="4"/>
               <w:left w:val="single" w:color="8A97A8" w:sz="4"/>
@@ -22499,7 +20996,7 @@
         </w:tc>
         <w:tc>
           <w:tcPr>
-            <w:tcW w:type="dxa" w:w="2400"/>
+            <w:tcW w:type="dxa" w:w="2700"/>
             <w:tcBorders>
               <w:top w:val="single" w:color="8A97A8" w:sz="4"/>
               <w:left w:val="single" w:color="8A97A8" w:sz="4"/>
@@ -22530,38 +21027,7 @@
         </w:tc>
         <w:tc>
           <w:tcPr>
-            <w:tcW w:type="dxa" w:w="1480"/>
-            <w:tcBorders>
-              <w:top w:val="single" w:color="8A97A8" w:sz="4"/>
-              <w:left w:val="single" w:color="8A97A8" w:sz="4"/>
-              <w:bottom w:val="single" w:color="8A97A8" w:sz="4"/>
-              <w:right w:val="single" w:color="8A97A8" w:sz="4"/>
-            </w:tcBorders>
-            <w:tcMar>
-              <w:top w:type="dxa" w:w="60"/>
-              <w:left w:type="dxa" w:w="90"/>
-              <w:bottom w:type="dxa" w:w="60"/>
-              <w:right w:type="dxa" w:w="90"/>
-            </w:tcMar>
-            <w:vAlign w:val="top"/>
-          </w:tcPr>
-          <w:p>
-            <w:pPr>
-              <w:spacing w:after="0" w:line="252"/>
-            </w:pPr>
-            <w:r>
-              <w:rPr>
-                <w:rFonts w:ascii="Arial" w:cs="Arial" w:eastAsia="Arial" w:hAnsi="Arial"/>
-                <w:sz w:val="17"/>
-                <w:szCs w:val="17"/>
-              </w:rPr>
-              <w:t xml:space="preserve">Test and Verification, Design Engineering</w:t>
-            </w:r>
-          </w:p>
-        </w:tc>
-        <w:tc>
-          <w:tcPr>
-            <w:tcW w:type="dxa" w:w="1700"/>
+            <w:tcW w:type="dxa" w:w="2000"/>
             <w:tcBorders>
               <w:top w:val="single" w:color="8A97A8" w:sz="4"/>
               <w:left w:val="single" w:color="8A97A8" w:sz="4"/>
@@ -22593,7 +21059,7 @@
         </w:tc>
         <w:tc>
           <w:tcPr>
-            <w:tcW w:type="dxa" w:w="1940"/>
+            <w:tcW w:type="dxa" w:w="2240"/>
             <w:tcBorders>
               <w:top w:val="single" w:color="8A97A8" w:sz="4"/>
               <w:left w:val="single" w:color="8A97A8" w:sz="4"/>
@@ -22624,7 +21090,7 @@
         </w:tc>
         <w:tc>
           <w:tcPr>
-            <w:tcW w:type="dxa" w:w="1120"/>
+            <w:tcW w:type="dxa" w:w="1200"/>
             <w:tcBorders>
               <w:top w:val="single" w:color="8A97A8" w:sz="4"/>
               <w:left w:val="single" w:color="8A97A8" w:sz="4"/>
@@ -22661,7 +21127,7 @@
         <w:tc>
           <w:tcPr>
             <w:tcW w:type="dxa" w:w="12960"/>
-            <w:gridSpan w:val="7"/>
+            <w:gridSpan w:val="6"/>
             <w:tcBorders>
               <w:top w:val="single" w:color="8A97A8" w:sz="4"/>
               <w:left w:val="single" w:color="8A97A8" w:sz="4"/>
@@ -22740,7 +21206,7 @@
         </w:tc>
         <w:tc>
           <w:tcPr>
-            <w:tcW w:type="dxa" w:w="3400"/>
+            <w:tcW w:type="dxa" w:w="3900"/>
             <w:tcBorders>
               <w:top w:val="single" w:color="8A97A8" w:sz="4"/>
               <w:left w:val="single" w:color="8A97A8" w:sz="4"/>
@@ -22771,7 +21237,7 @@
         </w:tc>
         <w:tc>
           <w:tcPr>
-            <w:tcW w:type="dxa" w:w="2400"/>
+            <w:tcW w:type="dxa" w:w="2700"/>
             <w:tcBorders>
               <w:top w:val="single" w:color="8A97A8" w:sz="4"/>
               <w:left w:val="single" w:color="8A97A8" w:sz="4"/>
@@ -22802,38 +21268,7 @@
         </w:tc>
         <w:tc>
           <w:tcPr>
-            <w:tcW w:type="dxa" w:w="1480"/>
-            <w:tcBorders>
-              <w:top w:val="single" w:color="8A97A8" w:sz="4"/>
-              <w:left w:val="single" w:color="8A97A8" w:sz="4"/>
-              <w:bottom w:val="single" w:color="8A97A8" w:sz="4"/>
-              <w:right w:val="single" w:color="8A97A8" w:sz="4"/>
-            </w:tcBorders>
-            <w:tcMar>
-              <w:top w:type="dxa" w:w="60"/>
-              <w:left w:type="dxa" w:w="90"/>
-              <w:bottom w:type="dxa" w:w="60"/>
-              <w:right w:type="dxa" w:w="90"/>
-            </w:tcMar>
-            <w:vAlign w:val="top"/>
-          </w:tcPr>
-          <w:p>
-            <w:pPr>
-              <w:spacing w:after="0" w:line="252"/>
-            </w:pPr>
-            <w:r>
-              <w:rPr>
-                <w:rFonts w:ascii="Arial" w:cs="Arial" w:eastAsia="Arial" w:hAnsi="Arial"/>
-                <w:sz w:val="17"/>
-                <w:szCs w:val="17"/>
-              </w:rPr>
-              <w:t xml:space="preserve">Manufacturing Engineering, Quality</w:t>
-            </w:r>
-          </w:p>
-        </w:tc>
-        <w:tc>
-          <w:tcPr>
-            <w:tcW w:type="dxa" w:w="1700"/>
+            <w:tcW w:type="dxa" w:w="2000"/>
             <w:tcBorders>
               <w:top w:val="single" w:color="8A97A8" w:sz="4"/>
               <w:left w:val="single" w:color="8A97A8" w:sz="4"/>
@@ -22865,7 +21300,7 @@
         </w:tc>
         <w:tc>
           <w:tcPr>
-            <w:tcW w:type="dxa" w:w="1940"/>
+            <w:tcW w:type="dxa" w:w="2240"/>
             <w:tcBorders>
               <w:top w:val="single" w:color="8A97A8" w:sz="4"/>
               <w:left w:val="single" w:color="8A97A8" w:sz="4"/>
@@ -22896,7 +21331,7 @@
         </w:tc>
         <w:tc>
           <w:tcPr>
-            <w:tcW w:type="dxa" w:w="1120"/>
+            <w:tcW w:type="dxa" w:w="1200"/>
             <w:tcBorders>
               <w:top w:val="single" w:color="8A97A8" w:sz="4"/>
               <w:left w:val="single" w:color="8A97A8" w:sz="4"/>
@@ -22972,7 +21407,7 @@
         </w:tc>
         <w:tc>
           <w:tcPr>
-            <w:tcW w:type="dxa" w:w="3400"/>
+            <w:tcW w:type="dxa" w:w="3900"/>
             <w:tcBorders>
               <w:top w:val="single" w:color="8A97A8" w:sz="4"/>
               <w:left w:val="single" w:color="8A97A8" w:sz="4"/>
@@ -23003,7 +21438,7 @@
         </w:tc>
         <w:tc>
           <w:tcPr>
-            <w:tcW w:type="dxa" w:w="2400"/>
+            <w:tcW w:type="dxa" w:w="2700"/>
             <w:tcBorders>
               <w:top w:val="single" w:color="8A97A8" w:sz="4"/>
               <w:left w:val="single" w:color="8A97A8" w:sz="4"/>
@@ -23034,38 +21469,7 @@
         </w:tc>
         <w:tc>
           <w:tcPr>
-            <w:tcW w:type="dxa" w:w="1480"/>
-            <w:tcBorders>
-              <w:top w:val="single" w:color="8A97A8" w:sz="4"/>
-              <w:left w:val="single" w:color="8A97A8" w:sz="4"/>
-              <w:bottom w:val="single" w:color="8A97A8" w:sz="4"/>
-              <w:right w:val="single" w:color="8A97A8" w:sz="4"/>
-            </w:tcBorders>
-            <w:tcMar>
-              <w:top w:type="dxa" w:w="60"/>
-              <w:left w:type="dxa" w:w="90"/>
-              <w:bottom w:type="dxa" w:w="60"/>
-              <w:right w:type="dxa" w:w="90"/>
-            </w:tcMar>
-            <w:vAlign w:val="top"/>
-          </w:tcPr>
-          <w:p>
-            <w:pPr>
-              <w:spacing w:after="0" w:line="252"/>
-            </w:pPr>
-            <w:r>
-              <w:rPr>
-                <w:rFonts w:ascii="Arial" w:cs="Arial" w:eastAsia="Arial" w:hAnsi="Arial"/>
-                <w:sz w:val="17"/>
-                <w:szCs w:val="17"/>
-              </w:rPr>
-              <w:t xml:space="preserve">Quality</w:t>
-            </w:r>
-          </w:p>
-        </w:tc>
-        <w:tc>
-          <w:tcPr>
-            <w:tcW w:type="dxa" w:w="1700"/>
+            <w:tcW w:type="dxa" w:w="2000"/>
             <w:tcBorders>
               <w:top w:val="single" w:color="8A97A8" w:sz="4"/>
               <w:left w:val="single" w:color="8A97A8" w:sz="4"/>
@@ -23097,7 +21501,7 @@
         </w:tc>
         <w:tc>
           <w:tcPr>
-            <w:tcW w:type="dxa" w:w="1940"/>
+            <w:tcW w:type="dxa" w:w="2240"/>
             <w:tcBorders>
               <w:top w:val="single" w:color="8A97A8" w:sz="4"/>
               <w:left w:val="single" w:color="8A97A8" w:sz="4"/>
@@ -23128,7 +21532,7 @@
         </w:tc>
         <w:tc>
           <w:tcPr>
-            <w:tcW w:type="dxa" w:w="1120"/>
+            <w:tcW w:type="dxa" w:w="1200"/>
             <w:tcBorders>
               <w:top w:val="single" w:color="8A97A8" w:sz="4"/>
               <w:left w:val="single" w:color="8A97A8" w:sz="4"/>
@@ -23204,7 +21608,7 @@
         </w:tc>
         <w:tc>
           <w:tcPr>
-            <w:tcW w:type="dxa" w:w="3400"/>
+            <w:tcW w:type="dxa" w:w="3900"/>
             <w:tcBorders>
               <w:top w:val="single" w:color="8A97A8" w:sz="4"/>
               <w:left w:val="single" w:color="8A97A8" w:sz="4"/>
@@ -23235,7 +21639,7 @@
         </w:tc>
         <w:tc>
           <w:tcPr>
-            <w:tcW w:type="dxa" w:w="2400"/>
+            <w:tcW w:type="dxa" w:w="2700"/>
             <w:tcBorders>
               <w:top w:val="single" w:color="8A97A8" w:sz="4"/>
               <w:left w:val="single" w:color="8A97A8" w:sz="4"/>
@@ -23266,38 +21670,7 @@
         </w:tc>
         <w:tc>
           <w:tcPr>
-            <w:tcW w:type="dxa" w:w="1480"/>
-            <w:tcBorders>
-              <w:top w:val="single" w:color="8A97A8" w:sz="4"/>
-              <w:left w:val="single" w:color="8A97A8" w:sz="4"/>
-              <w:bottom w:val="single" w:color="8A97A8" w:sz="4"/>
-              <w:right w:val="single" w:color="8A97A8" w:sz="4"/>
-            </w:tcBorders>
-            <w:tcMar>
-              <w:top w:type="dxa" w:w="60"/>
-              <w:left w:type="dxa" w:w="90"/>
-              <w:bottom w:type="dxa" w:w="60"/>
-              <w:right w:type="dxa" w:w="90"/>
-            </w:tcMar>
-            <w:vAlign w:val="top"/>
-          </w:tcPr>
-          <w:p>
-            <w:pPr>
-              <w:spacing w:after="0" w:line="252"/>
-            </w:pPr>
-            <w:r>
-              <w:rPr>
-                <w:rFonts w:ascii="Arial" w:cs="Arial" w:eastAsia="Arial" w:hAnsi="Arial"/>
-                <w:sz w:val="17"/>
-                <w:szCs w:val="17"/>
-              </w:rPr>
-              <w:t xml:space="preserve">Quality, CM</w:t>
-            </w:r>
-          </w:p>
-        </w:tc>
-        <w:tc>
-          <w:tcPr>
-            <w:tcW w:type="dxa" w:w="1700"/>
+            <w:tcW w:type="dxa" w:w="2000"/>
             <w:tcBorders>
               <w:top w:val="single" w:color="8A97A8" w:sz="4"/>
               <w:left w:val="single" w:color="8A97A8" w:sz="4"/>
@@ -23329,7 +21702,7 @@
         </w:tc>
         <w:tc>
           <w:tcPr>
-            <w:tcW w:type="dxa" w:w="1940"/>
+            <w:tcW w:type="dxa" w:w="2240"/>
             <w:tcBorders>
               <w:top w:val="single" w:color="8A97A8" w:sz="4"/>
               <w:left w:val="single" w:color="8A97A8" w:sz="4"/>
@@ -23360,7 +21733,7 @@
         </w:tc>
         <w:tc>
           <w:tcPr>
-            <w:tcW w:type="dxa" w:w="1120"/>
+            <w:tcW w:type="dxa" w:w="1200"/>
             <w:tcBorders>
               <w:top w:val="single" w:color="8A97A8" w:sz="4"/>
               <w:left w:val="single" w:color="8A97A8" w:sz="4"/>
@@ -23436,7 +21809,7 @@
         </w:tc>
         <w:tc>
           <w:tcPr>
-            <w:tcW w:type="dxa" w:w="3400"/>
+            <w:tcW w:type="dxa" w:w="3900"/>
             <w:tcBorders>
               <w:top w:val="single" w:color="8A97A8" w:sz="4"/>
               <w:left w:val="single" w:color="8A97A8" w:sz="4"/>
@@ -23467,7 +21840,7 @@
         </w:tc>
         <w:tc>
           <w:tcPr>
-            <w:tcW w:type="dxa" w:w="2400"/>
+            <w:tcW w:type="dxa" w:w="2700"/>
             <w:tcBorders>
               <w:top w:val="single" w:color="8A97A8" w:sz="4"/>
               <w:left w:val="single" w:color="8A97A8" w:sz="4"/>
@@ -23498,38 +21871,7 @@
         </w:tc>
         <w:tc>
           <w:tcPr>
-            <w:tcW w:type="dxa" w:w="1480"/>
-            <w:tcBorders>
-              <w:top w:val="single" w:color="8A97A8" w:sz="4"/>
-              <w:left w:val="single" w:color="8A97A8" w:sz="4"/>
-              <w:bottom w:val="single" w:color="8A97A8" w:sz="4"/>
-              <w:right w:val="single" w:color="8A97A8" w:sz="4"/>
-            </w:tcBorders>
-            <w:tcMar>
-              <w:top w:type="dxa" w:w="60"/>
-              <w:left w:type="dxa" w:w="90"/>
-              <w:bottom w:type="dxa" w:w="60"/>
-              <w:right w:type="dxa" w:w="90"/>
-            </w:tcMar>
-            <w:vAlign w:val="top"/>
-          </w:tcPr>
-          <w:p>
-            <w:pPr>
-              <w:spacing w:after="0" w:line="252"/>
-            </w:pPr>
-            <w:r>
-              <w:rPr>
-                <w:rFonts w:ascii="Arial" w:cs="Arial" w:eastAsia="Arial" w:hAnsi="Arial"/>
-                <w:sz w:val="17"/>
-                <w:szCs w:val="17"/>
-              </w:rPr>
-              <w:t xml:space="preserve">CM</w:t>
-            </w:r>
-          </w:p>
-        </w:tc>
-        <w:tc>
-          <w:tcPr>
-            <w:tcW w:type="dxa" w:w="1700"/>
+            <w:tcW w:type="dxa" w:w="2000"/>
             <w:tcBorders>
               <w:top w:val="single" w:color="8A97A8" w:sz="4"/>
               <w:left w:val="single" w:color="8A97A8" w:sz="4"/>
@@ -23561,7 +21903,7 @@
         </w:tc>
         <w:tc>
           <w:tcPr>
-            <w:tcW w:type="dxa" w:w="1940"/>
+            <w:tcW w:type="dxa" w:w="2240"/>
             <w:tcBorders>
               <w:top w:val="single" w:color="8A97A8" w:sz="4"/>
               <w:left w:val="single" w:color="8A97A8" w:sz="4"/>
@@ -23592,7 +21934,7 @@
         </w:tc>
         <w:tc>
           <w:tcPr>
-            <w:tcW w:type="dxa" w:w="1120"/>
+            <w:tcW w:type="dxa" w:w="1200"/>
             <w:tcBorders>
               <w:top w:val="single" w:color="8A97A8" w:sz="4"/>
               <w:left w:val="single" w:color="8A97A8" w:sz="4"/>
@@ -23668,7 +22010,7 @@
         </w:tc>
         <w:tc>
           <w:tcPr>
-            <w:tcW w:type="dxa" w:w="3400"/>
+            <w:tcW w:type="dxa" w:w="3900"/>
             <w:tcBorders>
               <w:top w:val="single" w:color="8A97A8" w:sz="4"/>
               <w:left w:val="single" w:color="8A97A8" w:sz="4"/>
@@ -23699,7 +22041,7 @@
         </w:tc>
         <w:tc>
           <w:tcPr>
-            <w:tcW w:type="dxa" w:w="2400"/>
+            <w:tcW w:type="dxa" w:w="2700"/>
             <w:tcBorders>
               <w:top w:val="single" w:color="8A97A8" w:sz="4"/>
               <w:left w:val="single" w:color="8A97A8" w:sz="4"/>
@@ -23730,38 +22072,7 @@
         </w:tc>
         <w:tc>
           <w:tcPr>
-            <w:tcW w:type="dxa" w:w="1480"/>
-            <w:tcBorders>
-              <w:top w:val="single" w:color="8A97A8" w:sz="4"/>
-              <w:left w:val="single" w:color="8A97A8" w:sz="4"/>
-              <w:bottom w:val="single" w:color="8A97A8" w:sz="4"/>
-              <w:right w:val="single" w:color="8A97A8" w:sz="4"/>
-            </w:tcBorders>
-            <w:tcMar>
-              <w:top w:type="dxa" w:w="60"/>
-              <w:left w:type="dxa" w:w="90"/>
-              <w:bottom w:type="dxa" w:w="60"/>
-              <w:right w:type="dxa" w:w="90"/>
-            </w:tcMar>
-            <w:vAlign w:val="top"/>
-          </w:tcPr>
-          <w:p>
-            <w:pPr>
-              <w:spacing w:after="0" w:line="252"/>
-            </w:pPr>
-            <w:r>
-              <w:rPr>
-                <w:rFonts w:ascii="Arial" w:cs="Arial" w:eastAsia="Arial" w:hAnsi="Arial"/>
-                <w:sz w:val="17"/>
-                <w:szCs w:val="17"/>
-              </w:rPr>
-              <w:t xml:space="preserve">Quality</w:t>
-            </w:r>
-          </w:p>
-        </w:tc>
-        <w:tc>
-          <w:tcPr>
-            <w:tcW w:type="dxa" w:w="1700"/>
+            <w:tcW w:type="dxa" w:w="2000"/>
             <w:tcBorders>
               <w:top w:val="single" w:color="8A97A8" w:sz="4"/>
               <w:left w:val="single" w:color="8A97A8" w:sz="4"/>
@@ -23787,13 +22098,13 @@
                 <w:sz w:val="17"/>
                 <w:szCs w:val="17"/>
               </w:rPr>
-              <w:t xml:space="preserve">Company nonconformance and variance process</w:t>
-            </w:r>
-          </w:p>
-        </w:tc>
-        <w:tc>
-          <w:tcPr>
-            <w:tcW w:type="dxa" w:w="1940"/>
+              <w:t xml:space="preserve">EIA-649-1A 3.3.2</w:t>
+            </w:r>
+          </w:p>
+        </w:tc>
+        <w:tc>
+          <w:tcPr>
+            <w:tcW w:type="dxa" w:w="2240"/>
             <w:tcBorders>
               <w:top w:val="single" w:color="8A97A8" w:sz="4"/>
               <w:left w:val="single" w:color="8A97A8" w:sz="4"/>
@@ -23824,7 +22135,7 @@
         </w:tc>
         <w:tc>
           <w:tcPr>
-            <w:tcW w:type="dxa" w:w="1120"/>
+            <w:tcW w:type="dxa" w:w="1200"/>
             <w:tcBorders>
               <w:top w:val="single" w:color="8A97A8" w:sz="4"/>
               <w:left w:val="single" w:color="8A97A8" w:sz="4"/>
@@ -23900,7 +22211,7 @@
         </w:tc>
         <w:tc>
           <w:tcPr>
-            <w:tcW w:type="dxa" w:w="3400"/>
+            <w:tcW w:type="dxa" w:w="3900"/>
             <w:tcBorders>
               <w:top w:val="single" w:color="8A97A8" w:sz="4"/>
               <w:left w:val="single" w:color="8A97A8" w:sz="4"/>
@@ -23931,7 +22242,7 @@
         </w:tc>
         <w:tc>
           <w:tcPr>
-            <w:tcW w:type="dxa" w:w="2400"/>
+            <w:tcW w:type="dxa" w:w="2700"/>
             <w:tcBorders>
               <w:top w:val="single" w:color="8A97A8" w:sz="4"/>
               <w:left w:val="single" w:color="8A97A8" w:sz="4"/>
@@ -23962,38 +22273,7 @@
         </w:tc>
         <w:tc>
           <w:tcPr>
-            <w:tcW w:type="dxa" w:w="1480"/>
-            <w:tcBorders>
-              <w:top w:val="single" w:color="8A97A8" w:sz="4"/>
-              <w:left w:val="single" w:color="8A97A8" w:sz="4"/>
-              <w:bottom w:val="single" w:color="8A97A8" w:sz="4"/>
-              <w:right w:val="single" w:color="8A97A8" w:sz="4"/>
-            </w:tcBorders>
-            <w:tcMar>
-              <w:top w:type="dxa" w:w="60"/>
-              <w:left w:type="dxa" w:w="90"/>
-              <w:bottom w:type="dxa" w:w="60"/>
-              <w:right w:type="dxa" w:w="90"/>
-            </w:tcMar>
-            <w:vAlign w:val="top"/>
-          </w:tcPr>
-          <w:p>
-            <w:pPr>
-              <w:spacing w:after="0" w:line="252"/>
-            </w:pPr>
-            <w:r>
-              <w:rPr>
-                <w:rFonts w:ascii="Arial" w:cs="Arial" w:eastAsia="Arial" w:hAnsi="Arial"/>
-                <w:sz w:val="17"/>
-                <w:szCs w:val="17"/>
-              </w:rPr>
-              <w:t xml:space="preserve">CM</w:t>
-            </w:r>
-          </w:p>
-        </w:tc>
-        <w:tc>
-          <w:tcPr>
-            <w:tcW w:type="dxa" w:w="1700"/>
+            <w:tcW w:type="dxa" w:w="2000"/>
             <w:tcBorders>
               <w:top w:val="single" w:color="8A97A8" w:sz="4"/>
               <w:left w:val="single" w:color="8A97A8" w:sz="4"/>
@@ -24025,7 +22305,7 @@
         </w:tc>
         <w:tc>
           <w:tcPr>
-            <w:tcW w:type="dxa" w:w="1940"/>
+            <w:tcW w:type="dxa" w:w="2240"/>
             <w:tcBorders>
               <w:top w:val="single" w:color="8A97A8" w:sz="4"/>
               <w:left w:val="single" w:color="8A97A8" w:sz="4"/>
@@ -24056,7 +22336,7 @@
         </w:tc>
         <w:tc>
           <w:tcPr>
-            <w:tcW w:type="dxa" w:w="1120"/>
+            <w:tcW w:type="dxa" w:w="1200"/>
             <w:tcBorders>
               <w:top w:val="single" w:color="8A97A8" w:sz="4"/>
               <w:left w:val="single" w:color="8A97A8" w:sz="4"/>
@@ -24132,7 +22412,7 @@
         </w:tc>
         <w:tc>
           <w:tcPr>
-            <w:tcW w:type="dxa" w:w="3400"/>
+            <w:tcW w:type="dxa" w:w="3900"/>
             <w:tcBorders>
               <w:top w:val="single" w:color="8A97A8" w:sz="4"/>
               <w:left w:val="single" w:color="8A97A8" w:sz="4"/>
@@ -24163,7 +22443,7 @@
         </w:tc>
         <w:tc>
           <w:tcPr>
-            <w:tcW w:type="dxa" w:w="2400"/>
+            <w:tcW w:type="dxa" w:w="2700"/>
             <w:tcBorders>
               <w:top w:val="single" w:color="8A97A8" w:sz="4"/>
               <w:left w:val="single" w:color="8A97A8" w:sz="4"/>
@@ -24194,38 +22474,7 @@
         </w:tc>
         <w:tc>
           <w:tcPr>
-            <w:tcW w:type="dxa" w:w="1480"/>
-            <w:tcBorders>
-              <w:top w:val="single" w:color="8A97A8" w:sz="4"/>
-              <w:left w:val="single" w:color="8A97A8" w:sz="4"/>
-              <w:bottom w:val="single" w:color="8A97A8" w:sz="4"/>
-              <w:right w:val="single" w:color="8A97A8" w:sz="4"/>
-            </w:tcBorders>
-            <w:tcMar>
-              <w:top w:type="dxa" w:w="60"/>
-              <w:left w:type="dxa" w:w="90"/>
-              <w:bottom w:type="dxa" w:w="60"/>
-              <w:right w:type="dxa" w:w="90"/>
-            </w:tcMar>
-            <w:vAlign w:val="top"/>
-          </w:tcPr>
-          <w:p>
-            <w:pPr>
-              <w:spacing w:after="0" w:line="252"/>
-            </w:pPr>
-            <w:r>
-              <w:rPr>
-                <w:rFonts w:ascii="Arial" w:cs="Arial" w:eastAsia="Arial" w:hAnsi="Arial"/>
-                <w:sz w:val="17"/>
-                <w:szCs w:val="17"/>
-              </w:rPr>
-              <w:t xml:space="preserve">CM</w:t>
-            </w:r>
-          </w:p>
-        </w:tc>
-        <w:tc>
-          <w:tcPr>
-            <w:tcW w:type="dxa" w:w="1700"/>
+            <w:tcW w:type="dxa" w:w="2000"/>
             <w:tcBorders>
               <w:top w:val="single" w:color="8A97A8" w:sz="4"/>
               <w:left w:val="single" w:color="8A97A8" w:sz="4"/>
@@ -24257,7 +22506,7 @@
         </w:tc>
         <w:tc>
           <w:tcPr>
-            <w:tcW w:type="dxa" w:w="1940"/>
+            <w:tcW w:type="dxa" w:w="2240"/>
             <w:tcBorders>
               <w:top w:val="single" w:color="8A97A8" w:sz="4"/>
               <w:left w:val="single" w:color="8A97A8" w:sz="4"/>
@@ -24288,7 +22537,7 @@
         </w:tc>
         <w:tc>
           <w:tcPr>
-            <w:tcW w:type="dxa" w:w="1120"/>
+            <w:tcW w:type="dxa" w:w="1200"/>
             <w:tcBorders>
               <w:top w:val="single" w:color="8A97A8" w:sz="4"/>
               <w:left w:val="single" w:color="8A97A8" w:sz="4"/>
@@ -24325,7 +22574,7 @@
         <w:tc>
           <w:tcPr>
             <w:tcW w:type="dxa" w:w="12960"/>
-            <w:gridSpan w:val="7"/>
+            <w:gridSpan w:val="6"/>
             <w:tcBorders>
               <w:top w:val="single" w:color="8A97A8" w:sz="4"/>
               <w:left w:val="single" w:color="8A97A8" w:sz="4"/>
@@ -24404,7 +22653,7 @@
         </w:tc>
         <w:tc>
           <w:tcPr>
-            <w:tcW w:type="dxa" w:w="3400"/>
+            <w:tcW w:type="dxa" w:w="3900"/>
             <w:tcBorders>
               <w:top w:val="single" w:color="8A97A8" w:sz="4"/>
               <w:left w:val="single" w:color="8A97A8" w:sz="4"/>
@@ -24435,7 +22684,7 @@
         </w:tc>
         <w:tc>
           <w:tcPr>
-            <w:tcW w:type="dxa" w:w="2400"/>
+            <w:tcW w:type="dxa" w:w="2700"/>
             <w:tcBorders>
               <w:top w:val="single" w:color="8A97A8" w:sz="4"/>
               <w:left w:val="single" w:color="8A97A8" w:sz="4"/>
@@ -24466,38 +22715,7 @@
         </w:tc>
         <w:tc>
           <w:tcPr>
-            <w:tcW w:type="dxa" w:w="1480"/>
-            <w:tcBorders>
-              <w:top w:val="single" w:color="8A97A8" w:sz="4"/>
-              <w:left w:val="single" w:color="8A97A8" w:sz="4"/>
-              <w:bottom w:val="single" w:color="8A97A8" w:sz="4"/>
-              <w:right w:val="single" w:color="8A97A8" w:sz="4"/>
-            </w:tcBorders>
-            <w:tcMar>
-              <w:top w:type="dxa" w:w="60"/>
-              <w:left w:type="dxa" w:w="90"/>
-              <w:bottom w:type="dxa" w:w="60"/>
-              <w:right w:type="dxa" w:w="90"/>
-            </w:tcMar>
-            <w:vAlign w:val="top"/>
-          </w:tcPr>
-          <w:p>
-            <w:pPr>
-              <w:spacing w:after="0" w:line="252"/>
-            </w:pPr>
-            <w:r>
-              <w:rPr>
-                <w:rFonts w:ascii="Arial" w:cs="Arial" w:eastAsia="Arial" w:hAnsi="Arial"/>
-                <w:sz w:val="17"/>
-                <w:szCs w:val="17"/>
-              </w:rPr>
-              <w:t xml:space="preserve">CM</w:t>
-            </w:r>
-          </w:p>
-        </w:tc>
-        <w:tc>
-          <w:tcPr>
-            <w:tcW w:type="dxa" w:w="1700"/>
+            <w:tcW w:type="dxa" w:w="2000"/>
             <w:tcBorders>
               <w:top w:val="single" w:color="8A97A8" w:sz="4"/>
               <w:left w:val="single" w:color="8A97A8" w:sz="4"/>
@@ -24523,13 +22741,13 @@
                 <w:sz w:val="17"/>
                 <w:szCs w:val="17"/>
               </w:rPr>
-              <w:t xml:space="preserve">Company CI identification process</w:t>
-            </w:r>
-          </w:p>
-        </w:tc>
-        <w:tc>
-          <w:tcPr>
-            <w:tcW w:type="dxa" w:w="1940"/>
+              <w:t xml:space="preserve">EIA-649-1A 3.2.1; 3.2.4</w:t>
+            </w:r>
+          </w:p>
+        </w:tc>
+        <w:tc>
+          <w:tcPr>
+            <w:tcW w:type="dxa" w:w="2240"/>
             <w:tcBorders>
               <w:top w:val="single" w:color="8A97A8" w:sz="4"/>
               <w:left w:val="single" w:color="8A97A8" w:sz="4"/>
@@ -24560,7 +22778,7 @@
         </w:tc>
         <w:tc>
           <w:tcPr>
-            <w:tcW w:type="dxa" w:w="1120"/>
+            <w:tcW w:type="dxa" w:w="1200"/>
             <w:tcBorders>
               <w:top w:val="single" w:color="8A97A8" w:sz="4"/>
               <w:left w:val="single" w:color="8A97A8" w:sz="4"/>
@@ -26954,12 +25172,11 @@
       </w:tblPr>
       <w:tblGrid>
         <w:gridCol w:w="920"/>
-        <w:gridCol w:w="3400"/>
-        <w:gridCol w:w="2400"/>
-        <w:gridCol w:w="1480"/>
-        <w:gridCol w:w="1700"/>
-        <w:gridCol w:w="1940"/>
-        <w:gridCol w:w="1120"/>
+        <w:gridCol w:w="3900"/>
+        <w:gridCol w:w="2700"/>
+        <w:gridCol w:w="2000"/>
+        <w:gridCol w:w="2240"/>
+        <w:gridCol w:w="1200"/>
       </w:tblGrid>
       <w:tr>
         <w:trPr>
@@ -27002,7 +25219,7 @@
         </w:tc>
         <w:tc>
           <w:tcPr>
-            <w:tcW w:type="dxa" w:w="3400"/>
+            <w:tcW w:type="dxa" w:w="3900"/>
             <w:tcBorders>
               <w:top w:val="single" w:color="8A97A8" w:sz="4"/>
               <w:left w:val="single" w:color="8A97A8" w:sz="4"/>
@@ -27037,7 +25254,7 @@
         </w:tc>
         <w:tc>
           <w:tcPr>
-            <w:tcW w:type="dxa" w:w="2400"/>
+            <w:tcW w:type="dxa" w:w="2700"/>
             <w:tcBorders>
               <w:top w:val="single" w:color="8A97A8" w:sz="4"/>
               <w:left w:val="single" w:color="8A97A8" w:sz="4"/>
@@ -27072,7 +25289,7 @@
         </w:tc>
         <w:tc>
           <w:tcPr>
-            <w:tcW w:type="dxa" w:w="1480"/>
+            <w:tcW w:type="dxa" w:w="2000"/>
             <w:tcBorders>
               <w:top w:val="single" w:color="8A97A8" w:sz="4"/>
               <w:left w:val="single" w:color="8A97A8" w:sz="4"/>
@@ -27101,13 +25318,13 @@
                 <w:sz w:val="17"/>
                 <w:szCs w:val="17"/>
               </w:rPr>
-              <w:t xml:space="preserve">Owner</w:t>
-            </w:r>
-          </w:p>
-        </w:tc>
-        <w:tc>
-          <w:tcPr>
-            <w:tcW w:type="dxa" w:w="1700"/>
+              <w:t xml:space="preserve">Basis</w:t>
+            </w:r>
+          </w:p>
+        </w:tc>
+        <w:tc>
+          <w:tcPr>
+            <w:tcW w:type="dxa" w:w="2240"/>
             <w:tcBorders>
               <w:top w:val="single" w:color="8A97A8" w:sz="4"/>
               <w:left w:val="single" w:color="8A97A8" w:sz="4"/>
@@ -27136,48 +25353,13 @@
                 <w:sz w:val="17"/>
                 <w:szCs w:val="17"/>
               </w:rPr>
-              <w:t xml:space="preserve">Basis</w:t>
-            </w:r>
-          </w:p>
-        </w:tc>
-        <w:tc>
-          <w:tcPr>
-            <w:tcW w:type="dxa" w:w="1940"/>
-            <w:tcBorders>
-              <w:top w:val="single" w:color="8A97A8" w:sz="4"/>
-              <w:left w:val="single" w:color="8A97A8" w:sz="4"/>
-              <w:bottom w:val="single" w:color="8A97A8" w:sz="4"/>
-              <w:right w:val="single" w:color="8A97A8" w:sz="4"/>
-            </w:tcBorders>
-            <w:shd w:fill="1F3A5F" w:color="auto" w:val="clear"/>
-            <w:tcMar>
-              <w:top w:type="dxa" w:w="60"/>
-              <w:left w:type="dxa" w:w="90"/>
-              <w:bottom w:type="dxa" w:w="60"/>
-              <w:right w:type="dxa" w:w="90"/>
-            </w:tcMar>
-            <w:vAlign w:val="top"/>
-          </w:tcPr>
-          <w:p>
-            <w:pPr>
-              <w:spacing w:after="0" w:line="252"/>
-            </w:pPr>
-            <w:r>
-              <w:rPr>
-                <w:rFonts w:ascii="Arial" w:cs="Arial" w:eastAsia="Arial" w:hAnsi="Arial"/>
-                <w:b/>
-                <w:bCs/>
-                <w:color w:val="FFFFFF"/>
-                <w:sz w:val="17"/>
-                <w:szCs w:val="17"/>
-              </w:rPr>
               <w:t xml:space="preserve">Document, revision, location</w:t>
             </w:r>
           </w:p>
         </w:tc>
         <w:tc>
           <w:tcPr>
-            <w:tcW w:type="dxa" w:w="1120"/>
+            <w:tcW w:type="dxa" w:w="1200"/>
             <w:tcBorders>
               <w:top w:val="single" w:color="8A97A8" w:sz="4"/>
               <w:left w:val="single" w:color="8A97A8" w:sz="4"/>
@@ -27218,7 +25400,7 @@
         <w:tc>
           <w:tcPr>
             <w:tcW w:type="dxa" w:w="12960"/>
-            <w:gridSpan w:val="7"/>
+            <w:gridSpan w:val="6"/>
             <w:tcBorders>
               <w:top w:val="single" w:color="8A97A8" w:sz="4"/>
               <w:left w:val="single" w:color="8A97A8" w:sz="4"/>
@@ -27297,7 +25479,7 @@
         </w:tc>
         <w:tc>
           <w:tcPr>
-            <w:tcW w:type="dxa" w:w="3400"/>
+            <w:tcW w:type="dxa" w:w="3900"/>
             <w:tcBorders>
               <w:top w:val="single" w:color="8A97A8" w:sz="4"/>
               <w:left w:val="single" w:color="8A97A8" w:sz="4"/>
@@ -27328,7 +25510,7 @@
         </w:tc>
         <w:tc>
           <w:tcPr>
-            <w:tcW w:type="dxa" w:w="2400"/>
+            <w:tcW w:type="dxa" w:w="2700"/>
             <w:tcBorders>
               <w:top w:val="single" w:color="8A97A8" w:sz="4"/>
               <w:left w:val="single" w:color="8A97A8" w:sz="4"/>
@@ -27359,38 +25541,7 @@
         </w:tc>
         <w:tc>
           <w:tcPr>
-            <w:tcW w:type="dxa" w:w="1480"/>
-            <w:tcBorders>
-              <w:top w:val="single" w:color="8A97A8" w:sz="4"/>
-              <w:left w:val="single" w:color="8A97A8" w:sz="4"/>
-              <w:bottom w:val="single" w:color="8A97A8" w:sz="4"/>
-              <w:right w:val="single" w:color="8A97A8" w:sz="4"/>
-            </w:tcBorders>
-            <w:tcMar>
-              <w:top w:type="dxa" w:w="60"/>
-              <w:left w:type="dxa" w:w="90"/>
-              <w:bottom w:type="dxa" w:w="60"/>
-              <w:right w:type="dxa" w:w="90"/>
-            </w:tcMar>
-            <w:vAlign w:val="top"/>
-          </w:tcPr>
-          <w:p>
-            <w:pPr>
-              <w:spacing w:after="0" w:line="252"/>
-            </w:pPr>
-            <w:r>
-              <w:rPr>
-                <w:rFonts w:ascii="Arial" w:cs="Arial" w:eastAsia="Arial" w:hAnsi="Arial"/>
-                <w:sz w:val="17"/>
-                <w:szCs w:val="17"/>
-              </w:rPr>
-              <w:t xml:space="preserve">Systems Engineering</w:t>
-            </w:r>
-          </w:p>
-        </w:tc>
-        <w:tc>
-          <w:tcPr>
-            <w:tcW w:type="dxa" w:w="1700"/>
+            <w:tcW w:type="dxa" w:w="2000"/>
             <w:tcBorders>
               <w:top w:val="single" w:color="8A97A8" w:sz="4"/>
               <w:left w:val="single" w:color="8A97A8" w:sz="4"/>
@@ -27422,7 +25573,7 @@
         </w:tc>
         <w:tc>
           <w:tcPr>
-            <w:tcW w:type="dxa" w:w="1940"/>
+            <w:tcW w:type="dxa" w:w="2240"/>
             <w:tcBorders>
               <w:top w:val="single" w:color="8A97A8" w:sz="4"/>
               <w:left w:val="single" w:color="8A97A8" w:sz="4"/>
@@ -27453,7 +25604,7 @@
         </w:tc>
         <w:tc>
           <w:tcPr>
-            <w:tcW w:type="dxa" w:w="1120"/>
+            <w:tcW w:type="dxa" w:w="1200"/>
             <w:tcBorders>
               <w:top w:val="single" w:color="8A97A8" w:sz="4"/>
               <w:left w:val="single" w:color="8A97A8" w:sz="4"/>
@@ -27529,7 +25680,7 @@
         </w:tc>
         <w:tc>
           <w:tcPr>
-            <w:tcW w:type="dxa" w:w="3400"/>
+            <w:tcW w:type="dxa" w:w="3900"/>
             <w:tcBorders>
               <w:top w:val="single" w:color="8A97A8" w:sz="4"/>
               <w:left w:val="single" w:color="8A97A8" w:sz="4"/>
@@ -27560,7 +25711,7 @@
         </w:tc>
         <w:tc>
           <w:tcPr>
-            <w:tcW w:type="dxa" w:w="2400"/>
+            <w:tcW w:type="dxa" w:w="2700"/>
             <w:tcBorders>
               <w:top w:val="single" w:color="8A97A8" w:sz="4"/>
               <w:left w:val="single" w:color="8A97A8" w:sz="4"/>
@@ -27591,38 +25742,7 @@
         </w:tc>
         <w:tc>
           <w:tcPr>
-            <w:tcW w:type="dxa" w:w="1480"/>
-            <w:tcBorders>
-              <w:top w:val="single" w:color="8A97A8" w:sz="4"/>
-              <w:left w:val="single" w:color="8A97A8" w:sz="4"/>
-              <w:bottom w:val="single" w:color="8A97A8" w:sz="4"/>
-              <w:right w:val="single" w:color="8A97A8" w:sz="4"/>
-            </w:tcBorders>
-            <w:tcMar>
-              <w:top w:type="dxa" w:w="60"/>
-              <w:left w:type="dxa" w:w="90"/>
-              <w:bottom w:type="dxa" w:w="60"/>
-              <w:right w:type="dxa" w:w="90"/>
-            </w:tcMar>
-            <w:vAlign w:val="top"/>
-          </w:tcPr>
-          <w:p>
-            <w:pPr>
-              <w:spacing w:after="0" w:line="252"/>
-            </w:pPr>
-            <w:r>
-              <w:rPr>
-                <w:rFonts w:ascii="Arial" w:cs="Arial" w:eastAsia="Arial" w:hAnsi="Arial"/>
-                <w:sz w:val="17"/>
-                <w:szCs w:val="17"/>
-              </w:rPr>
-              <w:t xml:space="preserve">Systems Engineering</w:t>
-            </w:r>
-          </w:p>
-        </w:tc>
-        <w:tc>
-          <w:tcPr>
-            <w:tcW w:type="dxa" w:w="1700"/>
+            <w:tcW w:type="dxa" w:w="2000"/>
             <w:tcBorders>
               <w:top w:val="single" w:color="8A97A8" w:sz="4"/>
               <w:left w:val="single" w:color="8A97A8" w:sz="4"/>
@@ -27654,7 +25774,7 @@
         </w:tc>
         <w:tc>
           <w:tcPr>
-            <w:tcW w:type="dxa" w:w="1940"/>
+            <w:tcW w:type="dxa" w:w="2240"/>
             <w:tcBorders>
               <w:top w:val="single" w:color="8A97A8" w:sz="4"/>
               <w:left w:val="single" w:color="8A97A8" w:sz="4"/>
@@ -27685,7 +25805,7 @@
         </w:tc>
         <w:tc>
           <w:tcPr>
-            <w:tcW w:type="dxa" w:w="1120"/>
+            <w:tcW w:type="dxa" w:w="1200"/>
             <w:tcBorders>
               <w:top w:val="single" w:color="8A97A8" w:sz="4"/>
               <w:left w:val="single" w:color="8A97A8" w:sz="4"/>
@@ -27761,7 +25881,7 @@
         </w:tc>
         <w:tc>
           <w:tcPr>
-            <w:tcW w:type="dxa" w:w="3400"/>
+            <w:tcW w:type="dxa" w:w="3900"/>
             <w:tcBorders>
               <w:top w:val="single" w:color="8A97A8" w:sz="4"/>
               <w:left w:val="single" w:color="8A97A8" w:sz="4"/>
@@ -27792,7 +25912,7 @@
         </w:tc>
         <w:tc>
           <w:tcPr>
-            <w:tcW w:type="dxa" w:w="2400"/>
+            <w:tcW w:type="dxa" w:w="2700"/>
             <w:tcBorders>
               <w:top w:val="single" w:color="8A97A8" w:sz="4"/>
               <w:left w:val="single" w:color="8A97A8" w:sz="4"/>
@@ -27823,38 +25943,7 @@
         </w:tc>
         <w:tc>
           <w:tcPr>
-            <w:tcW w:type="dxa" w:w="1480"/>
-            <w:tcBorders>
-              <w:top w:val="single" w:color="8A97A8" w:sz="4"/>
-              <w:left w:val="single" w:color="8A97A8" w:sz="4"/>
-              <w:bottom w:val="single" w:color="8A97A8" w:sz="4"/>
-              <w:right w:val="single" w:color="8A97A8" w:sz="4"/>
-            </w:tcBorders>
-            <w:tcMar>
-              <w:top w:type="dxa" w:w="60"/>
-              <w:left w:type="dxa" w:w="90"/>
-              <w:bottom w:type="dxa" w:w="60"/>
-              <w:right w:type="dxa" w:w="90"/>
-            </w:tcMar>
-            <w:vAlign w:val="top"/>
-          </w:tcPr>
-          <w:p>
-            <w:pPr>
-              <w:spacing w:after="0" w:line="252"/>
-            </w:pPr>
-            <w:r>
-              <w:rPr>
-                <w:rFonts w:ascii="Arial" w:cs="Arial" w:eastAsia="Arial" w:hAnsi="Arial"/>
-                <w:sz w:val="17"/>
-                <w:szCs w:val="17"/>
-              </w:rPr>
-              <w:t xml:space="preserve">CM</w:t>
-            </w:r>
-          </w:p>
-        </w:tc>
-        <w:tc>
-          <w:tcPr>
-            <w:tcW w:type="dxa" w:w="1700"/>
+            <w:tcW w:type="dxa" w:w="2000"/>
             <w:tcBorders>
               <w:top w:val="single" w:color="8A97A8" w:sz="4"/>
               <w:left w:val="single" w:color="8A97A8" w:sz="4"/>
@@ -27880,13 +25969,13 @@
                 <w:sz w:val="17"/>
                 <w:szCs w:val="17"/>
               </w:rPr>
-              <w:t xml:space="preserve">Company CI identification process</w:t>
-            </w:r>
-          </w:p>
-        </w:tc>
-        <w:tc>
-          <w:tcPr>
-            <w:tcW w:type="dxa" w:w="1940"/>
+              <w:t xml:space="preserve">EIA-649-1A 3.2.5</w:t>
+            </w:r>
+          </w:p>
+        </w:tc>
+        <w:tc>
+          <w:tcPr>
+            <w:tcW w:type="dxa" w:w="2240"/>
             <w:tcBorders>
               <w:top w:val="single" w:color="8A97A8" w:sz="4"/>
               <w:left w:val="single" w:color="8A97A8" w:sz="4"/>
@@ -27917,7 +26006,7 @@
         </w:tc>
         <w:tc>
           <w:tcPr>
-            <w:tcW w:type="dxa" w:w="1120"/>
+            <w:tcW w:type="dxa" w:w="1200"/>
             <w:tcBorders>
               <w:top w:val="single" w:color="8A97A8" w:sz="4"/>
               <w:left w:val="single" w:color="8A97A8" w:sz="4"/>
@@ -27993,7 +26082,7 @@
         </w:tc>
         <w:tc>
           <w:tcPr>
-            <w:tcW w:type="dxa" w:w="3400"/>
+            <w:tcW w:type="dxa" w:w="3900"/>
             <w:tcBorders>
               <w:top w:val="single" w:color="8A97A8" w:sz="4"/>
               <w:left w:val="single" w:color="8A97A8" w:sz="4"/>
@@ -28024,7 +26113,7 @@
         </w:tc>
         <w:tc>
           <w:tcPr>
-            <w:tcW w:type="dxa" w:w="2400"/>
+            <w:tcW w:type="dxa" w:w="2700"/>
             <w:tcBorders>
               <w:top w:val="single" w:color="8A97A8" w:sz="4"/>
               <w:left w:val="single" w:color="8A97A8" w:sz="4"/>
@@ -28055,38 +26144,7 @@
         </w:tc>
         <w:tc>
           <w:tcPr>
-            <w:tcW w:type="dxa" w:w="1480"/>
-            <w:tcBorders>
-              <w:top w:val="single" w:color="8A97A8" w:sz="4"/>
-              <w:left w:val="single" w:color="8A97A8" w:sz="4"/>
-              <w:bottom w:val="single" w:color="8A97A8" w:sz="4"/>
-              <w:right w:val="single" w:color="8A97A8" w:sz="4"/>
-            </w:tcBorders>
-            <w:tcMar>
-              <w:top w:type="dxa" w:w="60"/>
-              <w:left w:type="dxa" w:w="90"/>
-              <w:bottom w:type="dxa" w:w="60"/>
-              <w:right w:type="dxa" w:w="90"/>
-            </w:tcMar>
-            <w:vAlign w:val="top"/>
-          </w:tcPr>
-          <w:p>
-            <w:pPr>
-              <w:spacing w:after="0" w:line="252"/>
-            </w:pPr>
-            <w:r>
-              <w:rPr>
-                <w:rFonts w:ascii="Arial" w:cs="Arial" w:eastAsia="Arial" w:hAnsi="Arial"/>
-                <w:sz w:val="17"/>
-                <w:szCs w:val="17"/>
-              </w:rPr>
-              <w:t xml:space="preserve">System Safety</w:t>
-            </w:r>
-          </w:p>
-        </w:tc>
-        <w:tc>
-          <w:tcPr>
-            <w:tcW w:type="dxa" w:w="1700"/>
+            <w:tcW w:type="dxa" w:w="2000"/>
             <w:tcBorders>
               <w:top w:val="single" w:color="8A97A8" w:sz="4"/>
               <w:left w:val="single" w:color="8A97A8" w:sz="4"/>
@@ -28118,7 +26176,7 @@
         </w:tc>
         <w:tc>
           <w:tcPr>
-            <w:tcW w:type="dxa" w:w="1940"/>
+            <w:tcW w:type="dxa" w:w="2240"/>
             <w:tcBorders>
               <w:top w:val="single" w:color="8A97A8" w:sz="4"/>
               <w:left w:val="single" w:color="8A97A8" w:sz="4"/>
@@ -28149,7 +26207,7 @@
         </w:tc>
         <w:tc>
           <w:tcPr>
-            <w:tcW w:type="dxa" w:w="1120"/>
+            <w:tcW w:type="dxa" w:w="1200"/>
             <w:tcBorders>
               <w:top w:val="single" w:color="8A97A8" w:sz="4"/>
               <w:left w:val="single" w:color="8A97A8" w:sz="4"/>
@@ -28225,7 +26283,7 @@
         </w:tc>
         <w:tc>
           <w:tcPr>
-            <w:tcW w:type="dxa" w:w="3400"/>
+            <w:tcW w:type="dxa" w:w="3900"/>
             <w:tcBorders>
               <w:top w:val="single" w:color="8A97A8" w:sz="4"/>
               <w:left w:val="single" w:color="8A97A8" w:sz="4"/>
@@ -28256,7 +26314,7 @@
         </w:tc>
         <w:tc>
           <w:tcPr>
-            <w:tcW w:type="dxa" w:w="2400"/>
+            <w:tcW w:type="dxa" w:w="2700"/>
             <w:tcBorders>
               <w:top w:val="single" w:color="8A97A8" w:sz="4"/>
               <w:left w:val="single" w:color="8A97A8" w:sz="4"/>
@@ -28287,38 +26345,7 @@
         </w:tc>
         <w:tc>
           <w:tcPr>
-            <w:tcW w:type="dxa" w:w="1480"/>
-            <w:tcBorders>
-              <w:top w:val="single" w:color="8A97A8" w:sz="4"/>
-              <w:left w:val="single" w:color="8A97A8" w:sz="4"/>
-              <w:bottom w:val="single" w:color="8A97A8" w:sz="4"/>
-              <w:right w:val="single" w:color="8A97A8" w:sz="4"/>
-            </w:tcBorders>
-            <w:tcMar>
-              <w:top w:type="dxa" w:w="60"/>
-              <w:left w:type="dxa" w:w="90"/>
-              <w:bottom w:type="dxa" w:w="60"/>
-              <w:right w:type="dxa" w:w="90"/>
-            </w:tcMar>
-            <w:vAlign w:val="top"/>
-          </w:tcPr>
-          <w:p>
-            <w:pPr>
-              <w:spacing w:after="0" w:line="252"/>
-            </w:pPr>
-            <w:r>
-              <w:rPr>
-                <w:rFonts w:ascii="Arial" w:cs="Arial" w:eastAsia="Arial" w:hAnsi="Arial"/>
-                <w:sz w:val="17"/>
-                <w:szCs w:val="17"/>
-              </w:rPr>
-              <w:t xml:space="preserve">Test and Verification</w:t>
-            </w:r>
-          </w:p>
-        </w:tc>
-        <w:tc>
-          <w:tcPr>
-            <w:tcW w:type="dxa" w:w="1700"/>
+            <w:tcW w:type="dxa" w:w="2000"/>
             <w:tcBorders>
               <w:top w:val="single" w:color="8A97A8" w:sz="4"/>
               <w:left w:val="single" w:color="8A97A8" w:sz="4"/>
@@ -28350,7 +26377,7 @@
         </w:tc>
         <w:tc>
           <w:tcPr>
-            <w:tcW w:type="dxa" w:w="1940"/>
+            <w:tcW w:type="dxa" w:w="2240"/>
             <w:tcBorders>
               <w:top w:val="single" w:color="8A97A8" w:sz="4"/>
               <w:left w:val="single" w:color="8A97A8" w:sz="4"/>
@@ -28381,7 +26408,7 @@
         </w:tc>
         <w:tc>
           <w:tcPr>
-            <w:tcW w:type="dxa" w:w="1120"/>
+            <w:tcW w:type="dxa" w:w="1200"/>
             <w:tcBorders>
               <w:top w:val="single" w:color="8A97A8" w:sz="4"/>
               <w:left w:val="single" w:color="8A97A8" w:sz="4"/>
@@ -28457,7 +26484,7 @@
         </w:tc>
         <w:tc>
           <w:tcPr>
-            <w:tcW w:type="dxa" w:w="3400"/>
+            <w:tcW w:type="dxa" w:w="3900"/>
             <w:tcBorders>
               <w:top w:val="single" w:color="8A97A8" w:sz="4"/>
               <w:left w:val="single" w:color="8A97A8" w:sz="4"/>
@@ -28488,7 +26515,7 @@
         </w:tc>
         <w:tc>
           <w:tcPr>
-            <w:tcW w:type="dxa" w:w="2400"/>
+            <w:tcW w:type="dxa" w:w="2700"/>
             <w:tcBorders>
               <w:top w:val="single" w:color="8A97A8" w:sz="4"/>
               <w:left w:val="single" w:color="8A97A8" w:sz="4"/>
@@ -28519,38 +26546,7 @@
         </w:tc>
         <w:tc>
           <w:tcPr>
-            <w:tcW w:type="dxa" w:w="1480"/>
-            <w:tcBorders>
-              <w:top w:val="single" w:color="8A97A8" w:sz="4"/>
-              <w:left w:val="single" w:color="8A97A8" w:sz="4"/>
-              <w:bottom w:val="single" w:color="8A97A8" w:sz="4"/>
-              <w:right w:val="single" w:color="8A97A8" w:sz="4"/>
-            </w:tcBorders>
-            <w:tcMar>
-              <w:top w:type="dxa" w:w="60"/>
-              <w:left w:type="dxa" w:w="90"/>
-              <w:bottom w:type="dxa" w:w="60"/>
-              <w:right w:type="dxa" w:w="90"/>
-            </w:tcMar>
-            <w:vAlign w:val="top"/>
-          </w:tcPr>
-          <w:p>
-            <w:pPr>
-              <w:spacing w:after="0" w:line="252"/>
-            </w:pPr>
-            <w:r>
-              <w:rPr>
-                <w:rFonts w:ascii="Arial" w:cs="Arial" w:eastAsia="Arial" w:hAnsi="Arial"/>
-                <w:sz w:val="17"/>
-                <w:szCs w:val="17"/>
-              </w:rPr>
-              <w:t xml:space="preserve">Design Engineering, CM</w:t>
-            </w:r>
-          </w:p>
-        </w:tc>
-        <w:tc>
-          <w:tcPr>
-            <w:tcW w:type="dxa" w:w="1700"/>
+            <w:tcW w:type="dxa" w:w="2000"/>
             <w:tcBorders>
               <w:top w:val="single" w:color="8A97A8" w:sz="4"/>
               <w:left w:val="single" w:color="8A97A8" w:sz="4"/>
@@ -28582,7 +26578,7 @@
         </w:tc>
         <w:tc>
           <w:tcPr>
-            <w:tcW w:type="dxa" w:w="1940"/>
+            <w:tcW w:type="dxa" w:w="2240"/>
             <w:tcBorders>
               <w:top w:val="single" w:color="8A97A8" w:sz="4"/>
               <w:left w:val="single" w:color="8A97A8" w:sz="4"/>
@@ -28613,7 +26609,7 @@
         </w:tc>
         <w:tc>
           <w:tcPr>
-            <w:tcW w:type="dxa" w:w="1120"/>
+            <w:tcW w:type="dxa" w:w="1200"/>
             <w:tcBorders>
               <w:top w:val="single" w:color="8A97A8" w:sz="4"/>
               <w:left w:val="single" w:color="8A97A8" w:sz="4"/>
@@ -28689,7 +26685,7 @@
         </w:tc>
         <w:tc>
           <w:tcPr>
-            <w:tcW w:type="dxa" w:w="3400"/>
+            <w:tcW w:type="dxa" w:w="3900"/>
             <w:tcBorders>
               <w:top w:val="single" w:color="8A97A8" w:sz="4"/>
               <w:left w:val="single" w:color="8A97A8" w:sz="4"/>
@@ -28720,7 +26716,7 @@
         </w:tc>
         <w:tc>
           <w:tcPr>
-            <w:tcW w:type="dxa" w:w="2400"/>
+            <w:tcW w:type="dxa" w:w="2700"/>
             <w:tcBorders>
               <w:top w:val="single" w:color="8A97A8" w:sz="4"/>
               <w:left w:val="single" w:color="8A97A8" w:sz="4"/>
@@ -28751,38 +26747,7 @@
         </w:tc>
         <w:tc>
           <w:tcPr>
-            <w:tcW w:type="dxa" w:w="1480"/>
-            <w:tcBorders>
-              <w:top w:val="single" w:color="8A97A8" w:sz="4"/>
-              <w:left w:val="single" w:color="8A97A8" w:sz="4"/>
-              <w:bottom w:val="single" w:color="8A97A8" w:sz="4"/>
-              <w:right w:val="single" w:color="8A97A8" w:sz="4"/>
-            </w:tcBorders>
-            <w:tcMar>
-              <w:top w:type="dxa" w:w="60"/>
-              <w:left w:type="dxa" w:w="90"/>
-              <w:bottom w:type="dxa" w:w="60"/>
-              <w:right w:type="dxa" w:w="90"/>
-            </w:tcMar>
-            <w:vAlign w:val="top"/>
-          </w:tcPr>
-          <w:p>
-            <w:pPr>
-              <w:spacing w:after="0" w:line="252"/>
-            </w:pPr>
-            <w:r>
-              <w:rPr>
-                <w:rFonts w:ascii="Arial" w:cs="Arial" w:eastAsia="Arial" w:hAnsi="Arial"/>
-                <w:sz w:val="17"/>
-                <w:szCs w:val="17"/>
-              </w:rPr>
-              <w:t xml:space="preserve">Design Engineering</w:t>
-            </w:r>
-          </w:p>
-        </w:tc>
-        <w:tc>
-          <w:tcPr>
-            <w:tcW w:type="dxa" w:w="1700"/>
+            <w:tcW w:type="dxa" w:w="2000"/>
             <w:tcBorders>
               <w:top w:val="single" w:color="8A97A8" w:sz="4"/>
               <w:left w:val="single" w:color="8A97A8" w:sz="4"/>
@@ -28814,7 +26779,7 @@
         </w:tc>
         <w:tc>
           <w:tcPr>
-            <w:tcW w:type="dxa" w:w="1940"/>
+            <w:tcW w:type="dxa" w:w="2240"/>
             <w:tcBorders>
               <w:top w:val="single" w:color="8A97A8" w:sz="4"/>
               <w:left w:val="single" w:color="8A97A8" w:sz="4"/>
@@ -28845,7 +26810,7 @@
         </w:tc>
         <w:tc>
           <w:tcPr>
-            <w:tcW w:type="dxa" w:w="1120"/>
+            <w:tcW w:type="dxa" w:w="1200"/>
             <w:tcBorders>
               <w:top w:val="single" w:color="8A97A8" w:sz="4"/>
               <w:left w:val="single" w:color="8A97A8" w:sz="4"/>
@@ -28882,7 +26847,7 @@
         <w:tc>
           <w:tcPr>
             <w:tcW w:type="dxa" w:w="12960"/>
-            <w:gridSpan w:val="7"/>
+            <w:gridSpan w:val="6"/>
             <w:tcBorders>
               <w:top w:val="single" w:color="8A97A8" w:sz="4"/>
               <w:left w:val="single" w:color="8A97A8" w:sz="4"/>
@@ -28961,7 +26926,7 @@
         </w:tc>
         <w:tc>
           <w:tcPr>
-            <w:tcW w:type="dxa" w:w="3400"/>
+            <w:tcW w:type="dxa" w:w="3900"/>
             <w:tcBorders>
               <w:top w:val="single" w:color="8A97A8" w:sz="4"/>
               <w:left w:val="single" w:color="8A97A8" w:sz="4"/>
@@ -28992,7 +26957,7 @@
         </w:tc>
         <w:tc>
           <w:tcPr>
-            <w:tcW w:type="dxa" w:w="2400"/>
+            <w:tcW w:type="dxa" w:w="2700"/>
             <w:tcBorders>
               <w:top w:val="single" w:color="8A97A8" w:sz="4"/>
               <w:left w:val="single" w:color="8A97A8" w:sz="4"/>
@@ -29023,38 +26988,7 @@
         </w:tc>
         <w:tc>
           <w:tcPr>
-            <w:tcW w:type="dxa" w:w="1480"/>
-            <w:tcBorders>
-              <w:top w:val="single" w:color="8A97A8" w:sz="4"/>
-              <w:left w:val="single" w:color="8A97A8" w:sz="4"/>
-              <w:bottom w:val="single" w:color="8A97A8" w:sz="4"/>
-              <w:right w:val="single" w:color="8A97A8" w:sz="4"/>
-            </w:tcBorders>
-            <w:tcMar>
-              <w:top w:type="dxa" w:w="60"/>
-              <w:left w:type="dxa" w:w="90"/>
-              <w:bottom w:type="dxa" w:w="60"/>
-              <w:right w:type="dxa" w:w="90"/>
-            </w:tcMar>
-            <w:vAlign w:val="top"/>
-          </w:tcPr>
-          <w:p>
-            <w:pPr>
-              <w:spacing w:after="0" w:line="252"/>
-            </w:pPr>
-            <w:r>
-              <w:rPr>
-                <w:rFonts w:ascii="Arial" w:cs="Arial" w:eastAsia="Arial" w:hAnsi="Arial"/>
-                <w:sz w:val="17"/>
-                <w:szCs w:val="17"/>
-              </w:rPr>
-              <w:t xml:space="preserve">Test and Verification</w:t>
-            </w:r>
-          </w:p>
-        </w:tc>
-        <w:tc>
-          <w:tcPr>
-            <w:tcW w:type="dxa" w:w="1700"/>
+            <w:tcW w:type="dxa" w:w="2000"/>
             <w:tcBorders>
               <w:top w:val="single" w:color="8A97A8" w:sz="4"/>
               <w:left w:val="single" w:color="8A97A8" w:sz="4"/>
@@ -29086,7 +27020,7 @@
         </w:tc>
         <w:tc>
           <w:tcPr>
-            <w:tcW w:type="dxa" w:w="1940"/>
+            <w:tcW w:type="dxa" w:w="2240"/>
             <w:tcBorders>
               <w:top w:val="single" w:color="8A97A8" w:sz="4"/>
               <w:left w:val="single" w:color="8A97A8" w:sz="4"/>
@@ -29117,7 +27051,7 @@
         </w:tc>
         <w:tc>
           <w:tcPr>
-            <w:tcW w:type="dxa" w:w="1120"/>
+            <w:tcW w:type="dxa" w:w="1200"/>
             <w:tcBorders>
               <w:top w:val="single" w:color="8A97A8" w:sz="4"/>
               <w:left w:val="single" w:color="8A97A8" w:sz="4"/>
@@ -29193,7 +27127,7 @@
         </w:tc>
         <w:tc>
           <w:tcPr>
-            <w:tcW w:type="dxa" w:w="3400"/>
+            <w:tcW w:type="dxa" w:w="3900"/>
             <w:tcBorders>
               <w:top w:val="single" w:color="8A97A8" w:sz="4"/>
               <w:left w:val="single" w:color="8A97A8" w:sz="4"/>
@@ -29224,7 +27158,7 @@
         </w:tc>
         <w:tc>
           <w:tcPr>
-            <w:tcW w:type="dxa" w:w="2400"/>
+            <w:tcW w:type="dxa" w:w="2700"/>
             <w:tcBorders>
               <w:top w:val="single" w:color="8A97A8" w:sz="4"/>
               <w:left w:val="single" w:color="8A97A8" w:sz="4"/>
@@ -29255,38 +27189,7 @@
         </w:tc>
         <w:tc>
           <w:tcPr>
-            <w:tcW w:type="dxa" w:w="1480"/>
-            <w:tcBorders>
-              <w:top w:val="single" w:color="8A97A8" w:sz="4"/>
-              <w:left w:val="single" w:color="8A97A8" w:sz="4"/>
-              <w:bottom w:val="single" w:color="8A97A8" w:sz="4"/>
-              <w:right w:val="single" w:color="8A97A8" w:sz="4"/>
-            </w:tcBorders>
-            <w:tcMar>
-              <w:top w:type="dxa" w:w="60"/>
-              <w:left w:type="dxa" w:w="90"/>
-              <w:bottom w:type="dxa" w:w="60"/>
-              <w:right w:type="dxa" w:w="90"/>
-            </w:tcMar>
-            <w:vAlign w:val="top"/>
-          </w:tcPr>
-          <w:p>
-            <w:pPr>
-              <w:spacing w:after="0" w:line="252"/>
-            </w:pPr>
-            <w:r>
-              <w:rPr>
-                <w:rFonts w:ascii="Arial" w:cs="Arial" w:eastAsia="Arial" w:hAnsi="Arial"/>
-                <w:sz w:val="17"/>
-                <w:szCs w:val="17"/>
-              </w:rPr>
-              <w:t xml:space="preserve">Test and Verification</w:t>
-            </w:r>
-          </w:p>
-        </w:tc>
-        <w:tc>
-          <w:tcPr>
-            <w:tcW w:type="dxa" w:w="1700"/>
+            <w:tcW w:type="dxa" w:w="2000"/>
             <w:tcBorders>
               <w:top w:val="single" w:color="8A97A8" w:sz="4"/>
               <w:left w:val="single" w:color="8A97A8" w:sz="4"/>
@@ -29318,7 +27221,7 @@
         </w:tc>
         <w:tc>
           <w:tcPr>
-            <w:tcW w:type="dxa" w:w="1940"/>
+            <w:tcW w:type="dxa" w:w="2240"/>
             <w:tcBorders>
               <w:top w:val="single" w:color="8A97A8" w:sz="4"/>
               <w:left w:val="single" w:color="8A97A8" w:sz="4"/>
@@ -29349,7 +27252,7 @@
         </w:tc>
         <w:tc>
           <w:tcPr>
-            <w:tcW w:type="dxa" w:w="1120"/>
+            <w:tcW w:type="dxa" w:w="1200"/>
             <w:tcBorders>
               <w:top w:val="single" w:color="8A97A8" w:sz="4"/>
               <w:left w:val="single" w:color="8A97A8" w:sz="4"/>
@@ -29425,7 +27328,7 @@
         </w:tc>
         <w:tc>
           <w:tcPr>
-            <w:tcW w:type="dxa" w:w="3400"/>
+            <w:tcW w:type="dxa" w:w="3900"/>
             <w:tcBorders>
               <w:top w:val="single" w:color="8A97A8" w:sz="4"/>
               <w:left w:val="single" w:color="8A97A8" w:sz="4"/>
@@ -29456,7 +27359,7 @@
         </w:tc>
         <w:tc>
           <w:tcPr>
-            <w:tcW w:type="dxa" w:w="2400"/>
+            <w:tcW w:type="dxa" w:w="2700"/>
             <w:tcBorders>
               <w:top w:val="single" w:color="8A97A8" w:sz="4"/>
               <w:left w:val="single" w:color="8A97A8" w:sz="4"/>
@@ -29487,38 +27390,7 @@
         </w:tc>
         <w:tc>
           <w:tcPr>
-            <w:tcW w:type="dxa" w:w="1480"/>
-            <w:tcBorders>
-              <w:top w:val="single" w:color="8A97A8" w:sz="4"/>
-              <w:left w:val="single" w:color="8A97A8" w:sz="4"/>
-              <w:bottom w:val="single" w:color="8A97A8" w:sz="4"/>
-              <w:right w:val="single" w:color="8A97A8" w:sz="4"/>
-            </w:tcBorders>
-            <w:tcMar>
-              <w:top w:type="dxa" w:w="60"/>
-              <w:left w:type="dxa" w:w="90"/>
-              <w:bottom w:type="dxa" w:w="60"/>
-              <w:right w:type="dxa" w:w="90"/>
-            </w:tcMar>
-            <w:vAlign w:val="top"/>
-          </w:tcPr>
-          <w:p>
-            <w:pPr>
-              <w:spacing w:after="0" w:line="252"/>
-            </w:pPr>
-            <w:r>
-              <w:rPr>
-                <w:rFonts w:ascii="Arial" w:cs="Arial" w:eastAsia="Arial" w:hAnsi="Arial"/>
-                <w:sz w:val="17"/>
-                <w:szCs w:val="17"/>
-              </w:rPr>
-              <w:t xml:space="preserve">Test and Verification</w:t>
-            </w:r>
-          </w:p>
-        </w:tc>
-        <w:tc>
-          <w:tcPr>
-            <w:tcW w:type="dxa" w:w="1700"/>
+            <w:tcW w:type="dxa" w:w="2000"/>
             <w:tcBorders>
               <w:top w:val="single" w:color="8A97A8" w:sz="4"/>
               <w:left w:val="single" w:color="8A97A8" w:sz="4"/>
@@ -29544,13 +27416,13 @@
                 <w:sz w:val="17"/>
                 <w:szCs w:val="17"/>
               </w:rPr>
-              <w:t xml:space="preserve">Company usage; EIA-649-1A 3.3.1.2 (2) w</w:t>
-            </w:r>
-          </w:p>
-        </w:tc>
-        <w:tc>
-          <w:tcPr>
-            <w:tcW w:type="dxa" w:w="1940"/>
+              <w:t xml:space="preserve">EIA-649-1A 3.2.3.2.1 (1) b; 3.3.1.2 (2) w</w:t>
+            </w:r>
+          </w:p>
+        </w:tc>
+        <w:tc>
+          <w:tcPr>
+            <w:tcW w:type="dxa" w:w="2240"/>
             <w:tcBorders>
               <w:top w:val="single" w:color="8A97A8" w:sz="4"/>
               <w:left w:val="single" w:color="8A97A8" w:sz="4"/>
@@ -29581,7 +27453,7 @@
         </w:tc>
         <w:tc>
           <w:tcPr>
-            <w:tcW w:type="dxa" w:w="1120"/>
+            <w:tcW w:type="dxa" w:w="1200"/>
             <w:tcBorders>
               <w:top w:val="single" w:color="8A97A8" w:sz="4"/>
               <w:left w:val="single" w:color="8A97A8" w:sz="4"/>
@@ -29657,7 +27529,7 @@
         </w:tc>
         <w:tc>
           <w:tcPr>
-            <w:tcW w:type="dxa" w:w="3400"/>
+            <w:tcW w:type="dxa" w:w="3900"/>
             <w:tcBorders>
               <w:top w:val="single" w:color="8A97A8" w:sz="4"/>
               <w:left w:val="single" w:color="8A97A8" w:sz="4"/>
@@ -29688,7 +27560,7 @@
         </w:tc>
         <w:tc>
           <w:tcPr>
-            <w:tcW w:type="dxa" w:w="2400"/>
+            <w:tcW w:type="dxa" w:w="2700"/>
             <w:tcBorders>
               <w:top w:val="single" w:color="8A97A8" w:sz="4"/>
               <w:left w:val="single" w:color="8A97A8" w:sz="4"/>
@@ -29719,38 +27591,7 @@
         </w:tc>
         <w:tc>
           <w:tcPr>
-            <w:tcW w:type="dxa" w:w="1480"/>
-            <w:tcBorders>
-              <w:top w:val="single" w:color="8A97A8" w:sz="4"/>
-              <w:left w:val="single" w:color="8A97A8" w:sz="4"/>
-              <w:bottom w:val="single" w:color="8A97A8" w:sz="4"/>
-              <w:right w:val="single" w:color="8A97A8" w:sz="4"/>
-            </w:tcBorders>
-            <w:tcMar>
-              <w:top w:type="dxa" w:w="60"/>
-              <w:left w:type="dxa" w:w="90"/>
-              <w:bottom w:type="dxa" w:w="60"/>
-              <w:right w:type="dxa" w:w="90"/>
-            </w:tcMar>
-            <w:vAlign w:val="top"/>
-          </w:tcPr>
-          <w:p>
-            <w:pPr>
-              <w:spacing w:after="0" w:line="252"/>
-            </w:pPr>
-            <w:r>
-              <w:rPr>
-                <w:rFonts w:ascii="Arial" w:cs="Arial" w:eastAsia="Arial" w:hAnsi="Arial"/>
-                <w:sz w:val="17"/>
-                <w:szCs w:val="17"/>
-              </w:rPr>
-              <w:t xml:space="preserve">Test and Verification, Design Engineering</w:t>
-            </w:r>
-          </w:p>
-        </w:tc>
-        <w:tc>
-          <w:tcPr>
-            <w:tcW w:type="dxa" w:w="1700"/>
+            <w:tcW w:type="dxa" w:w="2000"/>
             <w:tcBorders>
               <w:top w:val="single" w:color="8A97A8" w:sz="4"/>
               <w:left w:val="single" w:color="8A97A8" w:sz="4"/>
@@ -29782,7 +27623,7 @@
         </w:tc>
         <w:tc>
           <w:tcPr>
-            <w:tcW w:type="dxa" w:w="1940"/>
+            <w:tcW w:type="dxa" w:w="2240"/>
             <w:tcBorders>
               <w:top w:val="single" w:color="8A97A8" w:sz="4"/>
               <w:left w:val="single" w:color="8A97A8" w:sz="4"/>
@@ -29813,7 +27654,7 @@
         </w:tc>
         <w:tc>
           <w:tcPr>
-            <w:tcW w:type="dxa" w:w="1120"/>
+            <w:tcW w:type="dxa" w:w="1200"/>
             <w:tcBorders>
               <w:top w:val="single" w:color="8A97A8" w:sz="4"/>
               <w:left w:val="single" w:color="8A97A8" w:sz="4"/>
@@ -29889,7 +27730,7 @@
         </w:tc>
         <w:tc>
           <w:tcPr>
-            <w:tcW w:type="dxa" w:w="3400"/>
+            <w:tcW w:type="dxa" w:w="3900"/>
             <w:tcBorders>
               <w:top w:val="single" w:color="8A97A8" w:sz="4"/>
               <w:left w:val="single" w:color="8A97A8" w:sz="4"/>
@@ -29920,7 +27761,7 @@
         </w:tc>
         <w:tc>
           <w:tcPr>
-            <w:tcW w:type="dxa" w:w="2400"/>
+            <w:tcW w:type="dxa" w:w="2700"/>
             <w:tcBorders>
               <w:top w:val="single" w:color="8A97A8" w:sz="4"/>
               <w:left w:val="single" w:color="8A97A8" w:sz="4"/>
@@ -29951,38 +27792,7 @@
         </w:tc>
         <w:tc>
           <w:tcPr>
-            <w:tcW w:type="dxa" w:w="1480"/>
-            <w:tcBorders>
-              <w:top w:val="single" w:color="8A97A8" w:sz="4"/>
-              <w:left w:val="single" w:color="8A97A8" w:sz="4"/>
-              <w:bottom w:val="single" w:color="8A97A8" w:sz="4"/>
-              <w:right w:val="single" w:color="8A97A8" w:sz="4"/>
-            </w:tcBorders>
-            <w:tcMar>
-              <w:top w:type="dxa" w:w="60"/>
-              <w:left w:type="dxa" w:w="90"/>
-              <w:bottom w:type="dxa" w:w="60"/>
-              <w:right w:type="dxa" w:w="90"/>
-            </w:tcMar>
-            <w:vAlign w:val="top"/>
-          </w:tcPr>
-          <w:p>
-            <w:pPr>
-              <w:spacing w:after="0" w:line="252"/>
-            </w:pPr>
-            <w:r>
-              <w:rPr>
-                <w:rFonts w:ascii="Arial" w:cs="Arial" w:eastAsia="Arial" w:hAnsi="Arial"/>
-                <w:sz w:val="17"/>
-                <w:szCs w:val="17"/>
-              </w:rPr>
-              <w:t xml:space="preserve">CM</w:t>
-            </w:r>
-          </w:p>
-        </w:tc>
-        <w:tc>
-          <w:tcPr>
-            <w:tcW w:type="dxa" w:w="1700"/>
+            <w:tcW w:type="dxa" w:w="2000"/>
             <w:tcBorders>
               <w:top w:val="single" w:color="8A97A8" w:sz="4"/>
               <w:left w:val="single" w:color="8A97A8" w:sz="4"/>
@@ -30014,7 +27824,7 @@
         </w:tc>
         <w:tc>
           <w:tcPr>
-            <w:tcW w:type="dxa" w:w="1940"/>
+            <w:tcW w:type="dxa" w:w="2240"/>
             <w:tcBorders>
               <w:top w:val="single" w:color="8A97A8" w:sz="4"/>
               <w:left w:val="single" w:color="8A97A8" w:sz="4"/>
@@ -30045,7 +27855,7 @@
         </w:tc>
         <w:tc>
           <w:tcPr>
-            <w:tcW w:type="dxa" w:w="1120"/>
+            <w:tcW w:type="dxa" w:w="1200"/>
             <w:tcBorders>
               <w:top w:val="single" w:color="8A97A8" w:sz="4"/>
               <w:left w:val="single" w:color="8A97A8" w:sz="4"/>
@@ -30082,7 +27892,7 @@
         <w:tc>
           <w:tcPr>
             <w:tcW w:type="dxa" w:w="12960"/>
-            <w:gridSpan w:val="7"/>
+            <w:gridSpan w:val="6"/>
             <w:tcBorders>
               <w:top w:val="single" w:color="8A97A8" w:sz="4"/>
               <w:left w:val="single" w:color="8A97A8" w:sz="4"/>
@@ -30161,7 +27971,7 @@
         </w:tc>
         <w:tc>
           <w:tcPr>
-            <w:tcW w:type="dxa" w:w="3400"/>
+            <w:tcW w:type="dxa" w:w="3900"/>
             <w:tcBorders>
               <w:top w:val="single" w:color="8A97A8" w:sz="4"/>
               <w:left w:val="single" w:color="8A97A8" w:sz="4"/>
@@ -30192,7 +28002,7 @@
         </w:tc>
         <w:tc>
           <w:tcPr>
-            <w:tcW w:type="dxa" w:w="2400"/>
+            <w:tcW w:type="dxa" w:w="2700"/>
             <w:tcBorders>
               <w:top w:val="single" w:color="8A97A8" w:sz="4"/>
               <w:left w:val="single" w:color="8A97A8" w:sz="4"/>
@@ -30223,38 +28033,7 @@
         </w:tc>
         <w:tc>
           <w:tcPr>
-            <w:tcW w:type="dxa" w:w="1480"/>
-            <w:tcBorders>
-              <w:top w:val="single" w:color="8A97A8" w:sz="4"/>
-              <w:left w:val="single" w:color="8A97A8" w:sz="4"/>
-              <w:bottom w:val="single" w:color="8A97A8" w:sz="4"/>
-              <w:right w:val="single" w:color="8A97A8" w:sz="4"/>
-            </w:tcBorders>
-            <w:tcMar>
-              <w:top w:type="dxa" w:w="60"/>
-              <w:left w:type="dxa" w:w="90"/>
-              <w:bottom w:type="dxa" w:w="60"/>
-              <w:right w:type="dxa" w:w="90"/>
-            </w:tcMar>
-            <w:vAlign w:val="top"/>
-          </w:tcPr>
-          <w:p>
-            <w:pPr>
-              <w:spacing w:after="0" w:line="252"/>
-            </w:pPr>
-            <w:r>
-              <w:rPr>
-                <w:rFonts w:ascii="Arial" w:cs="Arial" w:eastAsia="Arial" w:hAnsi="Arial"/>
-                <w:sz w:val="17"/>
-                <w:szCs w:val="17"/>
-              </w:rPr>
-              <w:t xml:space="preserve">CM, Test and Verification</w:t>
-            </w:r>
-          </w:p>
-        </w:tc>
-        <w:tc>
-          <w:tcPr>
-            <w:tcW w:type="dxa" w:w="1700"/>
+            <w:tcW w:type="dxa" w:w="2000"/>
             <w:tcBorders>
               <w:top w:val="single" w:color="8A97A8" w:sz="4"/>
               <w:left w:val="single" w:color="8A97A8" w:sz="4"/>
@@ -30286,7 +28065,7 @@
         </w:tc>
         <w:tc>
           <w:tcPr>
-            <w:tcW w:type="dxa" w:w="1940"/>
+            <w:tcW w:type="dxa" w:w="2240"/>
             <w:tcBorders>
               <w:top w:val="single" w:color="8A97A8" w:sz="4"/>
               <w:left w:val="single" w:color="8A97A8" w:sz="4"/>
@@ -30317,7 +28096,7 @@
         </w:tc>
         <w:tc>
           <w:tcPr>
-            <w:tcW w:type="dxa" w:w="1120"/>
+            <w:tcW w:type="dxa" w:w="1200"/>
             <w:tcBorders>
               <w:top w:val="single" w:color="8A97A8" w:sz="4"/>
               <w:left w:val="single" w:color="8A97A8" w:sz="4"/>
@@ -30393,7 +28172,7 @@
         </w:tc>
         <w:tc>
           <w:tcPr>
-            <w:tcW w:type="dxa" w:w="3400"/>
+            <w:tcW w:type="dxa" w:w="3900"/>
             <w:tcBorders>
               <w:top w:val="single" w:color="8A97A8" w:sz="4"/>
               <w:left w:val="single" w:color="8A97A8" w:sz="4"/>
@@ -30424,7 +28203,7 @@
         </w:tc>
         <w:tc>
           <w:tcPr>
-            <w:tcW w:type="dxa" w:w="2400"/>
+            <w:tcW w:type="dxa" w:w="2700"/>
             <w:tcBorders>
               <w:top w:val="single" w:color="8A97A8" w:sz="4"/>
               <w:left w:val="single" w:color="8A97A8" w:sz="4"/>
@@ -30455,38 +28234,7 @@
         </w:tc>
         <w:tc>
           <w:tcPr>
-            <w:tcW w:type="dxa" w:w="1480"/>
-            <w:tcBorders>
-              <w:top w:val="single" w:color="8A97A8" w:sz="4"/>
-              <w:left w:val="single" w:color="8A97A8" w:sz="4"/>
-              <w:bottom w:val="single" w:color="8A97A8" w:sz="4"/>
-              <w:right w:val="single" w:color="8A97A8" w:sz="4"/>
-            </w:tcBorders>
-            <w:tcMar>
-              <w:top w:type="dxa" w:w="60"/>
-              <w:left w:type="dxa" w:w="90"/>
-              <w:bottom w:type="dxa" w:w="60"/>
-              <w:right w:type="dxa" w:w="90"/>
-            </w:tcMar>
-            <w:vAlign w:val="top"/>
-          </w:tcPr>
-          <w:p>
-            <w:pPr>
-              <w:spacing w:after="0" w:line="252"/>
-            </w:pPr>
-            <w:r>
-              <w:rPr>
-                <w:rFonts w:ascii="Arial" w:cs="Arial" w:eastAsia="Arial" w:hAnsi="Arial"/>
-                <w:sz w:val="17"/>
-                <w:szCs w:val="17"/>
-              </w:rPr>
-              <w:t xml:space="preserve">Quality, Test and Verification</w:t>
-            </w:r>
-          </w:p>
-        </w:tc>
-        <w:tc>
-          <w:tcPr>
-            <w:tcW w:type="dxa" w:w="1700"/>
+            <w:tcW w:type="dxa" w:w="2000"/>
             <w:tcBorders>
               <w:top w:val="single" w:color="8A97A8" w:sz="4"/>
               <w:left w:val="single" w:color="8A97A8" w:sz="4"/>
@@ -30518,7 +28266,7 @@
         </w:tc>
         <w:tc>
           <w:tcPr>
-            <w:tcW w:type="dxa" w:w="1940"/>
+            <w:tcW w:type="dxa" w:w="2240"/>
             <w:tcBorders>
               <w:top w:val="single" w:color="8A97A8" w:sz="4"/>
               <w:left w:val="single" w:color="8A97A8" w:sz="4"/>
@@ -30549,7 +28297,7 @@
         </w:tc>
         <w:tc>
           <w:tcPr>
-            <w:tcW w:type="dxa" w:w="1120"/>
+            <w:tcW w:type="dxa" w:w="1200"/>
             <w:tcBorders>
               <w:top w:val="single" w:color="8A97A8" w:sz="4"/>
               <w:left w:val="single" w:color="8A97A8" w:sz="4"/>
@@ -30625,7 +28373,7 @@
         </w:tc>
         <w:tc>
           <w:tcPr>
-            <w:tcW w:type="dxa" w:w="3400"/>
+            <w:tcW w:type="dxa" w:w="3900"/>
             <w:tcBorders>
               <w:top w:val="single" w:color="8A97A8" w:sz="4"/>
               <w:left w:val="single" w:color="8A97A8" w:sz="4"/>
@@ -30656,7 +28404,7 @@
         </w:tc>
         <w:tc>
           <w:tcPr>
-            <w:tcW w:type="dxa" w:w="2400"/>
+            <w:tcW w:type="dxa" w:w="2700"/>
             <w:tcBorders>
               <w:top w:val="single" w:color="8A97A8" w:sz="4"/>
               <w:left w:val="single" w:color="8A97A8" w:sz="4"/>
@@ -30687,38 +28435,7 @@
         </w:tc>
         <w:tc>
           <w:tcPr>
-            <w:tcW w:type="dxa" w:w="1480"/>
-            <w:tcBorders>
-              <w:top w:val="single" w:color="8A97A8" w:sz="4"/>
-              <w:left w:val="single" w:color="8A97A8" w:sz="4"/>
-              <w:bottom w:val="single" w:color="8A97A8" w:sz="4"/>
-              <w:right w:val="single" w:color="8A97A8" w:sz="4"/>
-            </w:tcBorders>
-            <w:tcMar>
-              <w:top w:type="dxa" w:w="60"/>
-              <w:left w:type="dxa" w:w="90"/>
-              <w:bottom w:type="dxa" w:w="60"/>
-              <w:right w:type="dxa" w:w="90"/>
-            </w:tcMar>
-            <w:vAlign w:val="top"/>
-          </w:tcPr>
-          <w:p>
-            <w:pPr>
-              <w:spacing w:after="0" w:line="252"/>
-            </w:pPr>
-            <w:r>
-              <w:rPr>
-                <w:rFonts w:ascii="Arial" w:cs="Arial" w:eastAsia="Arial" w:hAnsi="Arial"/>
-                <w:sz w:val="17"/>
-                <w:szCs w:val="17"/>
-              </w:rPr>
-              <w:t xml:space="preserve">CM</w:t>
-            </w:r>
-          </w:p>
-        </w:tc>
-        <w:tc>
-          <w:tcPr>
-            <w:tcW w:type="dxa" w:w="1700"/>
+            <w:tcW w:type="dxa" w:w="2000"/>
             <w:tcBorders>
               <w:top w:val="single" w:color="8A97A8" w:sz="4"/>
               <w:left w:val="single" w:color="8A97A8" w:sz="4"/>
@@ -30750,7 +28467,7 @@
         </w:tc>
         <w:tc>
           <w:tcPr>
-            <w:tcW w:type="dxa" w:w="1940"/>
+            <w:tcW w:type="dxa" w:w="2240"/>
             <w:tcBorders>
               <w:top w:val="single" w:color="8A97A8" w:sz="4"/>
               <w:left w:val="single" w:color="8A97A8" w:sz="4"/>
@@ -30781,7 +28498,7 @@
         </w:tc>
         <w:tc>
           <w:tcPr>
-            <w:tcW w:type="dxa" w:w="1120"/>
+            <w:tcW w:type="dxa" w:w="1200"/>
             <w:tcBorders>
               <w:top w:val="single" w:color="8A97A8" w:sz="4"/>
               <w:left w:val="single" w:color="8A97A8" w:sz="4"/>
@@ -30857,7 +28574,7 @@
         </w:tc>
         <w:tc>
           <w:tcPr>
-            <w:tcW w:type="dxa" w:w="3400"/>
+            <w:tcW w:type="dxa" w:w="3900"/>
             <w:tcBorders>
               <w:top w:val="single" w:color="8A97A8" w:sz="4"/>
               <w:left w:val="single" w:color="8A97A8" w:sz="4"/>
@@ -30888,7 +28605,7 @@
         </w:tc>
         <w:tc>
           <w:tcPr>
-            <w:tcW w:type="dxa" w:w="2400"/>
+            <w:tcW w:type="dxa" w:w="2700"/>
             <w:tcBorders>
               <w:top w:val="single" w:color="8A97A8" w:sz="4"/>
               <w:left w:val="single" w:color="8A97A8" w:sz="4"/>
@@ -30919,38 +28636,7 @@
         </w:tc>
         <w:tc>
           <w:tcPr>
-            <w:tcW w:type="dxa" w:w="1480"/>
-            <w:tcBorders>
-              <w:top w:val="single" w:color="8A97A8" w:sz="4"/>
-              <w:left w:val="single" w:color="8A97A8" w:sz="4"/>
-              <w:bottom w:val="single" w:color="8A97A8" w:sz="4"/>
-              <w:right w:val="single" w:color="8A97A8" w:sz="4"/>
-            </w:tcBorders>
-            <w:tcMar>
-              <w:top w:type="dxa" w:w="60"/>
-              <w:left w:type="dxa" w:w="90"/>
-              <w:bottom w:type="dxa" w:w="60"/>
-              <w:right w:type="dxa" w:w="90"/>
-            </w:tcMar>
-            <w:vAlign w:val="top"/>
-          </w:tcPr>
-          <w:p>
-            <w:pPr>
-              <w:spacing w:after="0" w:line="252"/>
-            </w:pPr>
-            <w:r>
-              <w:rPr>
-                <w:rFonts w:ascii="Arial" w:cs="Arial" w:eastAsia="Arial" w:hAnsi="Arial"/>
-                <w:sz w:val="17"/>
-                <w:szCs w:val="17"/>
-              </w:rPr>
-              <w:t xml:space="preserve">CM</w:t>
-            </w:r>
-          </w:p>
-        </w:tc>
-        <w:tc>
-          <w:tcPr>
-            <w:tcW w:type="dxa" w:w="1700"/>
+            <w:tcW w:type="dxa" w:w="2000"/>
             <w:tcBorders>
               <w:top w:val="single" w:color="8A97A8" w:sz="4"/>
               <w:left w:val="single" w:color="8A97A8" w:sz="4"/>
@@ -30982,7 +28668,7 @@
         </w:tc>
         <w:tc>
           <w:tcPr>
-            <w:tcW w:type="dxa" w:w="1940"/>
+            <w:tcW w:type="dxa" w:w="2240"/>
             <w:tcBorders>
               <w:top w:val="single" w:color="8A97A8" w:sz="4"/>
               <w:left w:val="single" w:color="8A97A8" w:sz="4"/>
@@ -31013,7 +28699,7 @@
         </w:tc>
         <w:tc>
           <w:tcPr>
-            <w:tcW w:type="dxa" w:w="1120"/>
+            <w:tcW w:type="dxa" w:w="1200"/>
             <w:tcBorders>
               <w:top w:val="single" w:color="8A97A8" w:sz="4"/>
               <w:left w:val="single" w:color="8A97A8" w:sz="4"/>
@@ -31050,7 +28736,7 @@
         <w:tc>
           <w:tcPr>
             <w:tcW w:type="dxa" w:w="12960"/>
-            <w:gridSpan w:val="7"/>
+            <w:gridSpan w:val="6"/>
             <w:tcBorders>
               <w:top w:val="single" w:color="8A97A8" w:sz="4"/>
               <w:left w:val="single" w:color="8A97A8" w:sz="4"/>
@@ -31129,7 +28815,7 @@
         </w:tc>
         <w:tc>
           <w:tcPr>
-            <w:tcW w:type="dxa" w:w="3400"/>
+            <w:tcW w:type="dxa" w:w="3900"/>
             <w:tcBorders>
               <w:top w:val="single" w:color="8A97A8" w:sz="4"/>
               <w:left w:val="single" w:color="8A97A8" w:sz="4"/>
@@ -31160,7 +28846,7 @@
         </w:tc>
         <w:tc>
           <w:tcPr>
-            <w:tcW w:type="dxa" w:w="2400"/>
+            <w:tcW w:type="dxa" w:w="2700"/>
             <w:tcBorders>
               <w:top w:val="single" w:color="8A97A8" w:sz="4"/>
               <w:left w:val="single" w:color="8A97A8" w:sz="4"/>
@@ -31191,38 +28877,7 @@
         </w:tc>
         <w:tc>
           <w:tcPr>
-            <w:tcW w:type="dxa" w:w="1480"/>
-            <w:tcBorders>
-              <w:top w:val="single" w:color="8A97A8" w:sz="4"/>
-              <w:left w:val="single" w:color="8A97A8" w:sz="4"/>
-              <w:bottom w:val="single" w:color="8A97A8" w:sz="4"/>
-              <w:right w:val="single" w:color="8A97A8" w:sz="4"/>
-            </w:tcBorders>
-            <w:tcMar>
-              <w:top w:type="dxa" w:w="60"/>
-              <w:left w:type="dxa" w:w="90"/>
-              <w:bottom w:type="dxa" w:w="60"/>
-              <w:right w:type="dxa" w:w="90"/>
-            </w:tcMar>
-            <w:vAlign w:val="top"/>
-          </w:tcPr>
-          <w:p>
-            <w:pPr>
-              <w:spacing w:after="0" w:line="252"/>
-            </w:pPr>
-            <w:r>
-              <w:rPr>
-                <w:rFonts w:ascii="Arial" w:cs="Arial" w:eastAsia="Arial" w:hAnsi="Arial"/>
-                <w:sz w:val="17"/>
-                <w:szCs w:val="17"/>
-              </w:rPr>
-              <w:t xml:space="preserve">CM</w:t>
-            </w:r>
-          </w:p>
-        </w:tc>
-        <w:tc>
-          <w:tcPr>
-            <w:tcW w:type="dxa" w:w="1700"/>
+            <w:tcW w:type="dxa" w:w="2000"/>
             <w:tcBorders>
               <w:top w:val="single" w:color="8A97A8" w:sz="4"/>
               <w:left w:val="single" w:color="8A97A8" w:sz="4"/>
@@ -31248,13 +28903,13 @@
                 <w:sz w:val="17"/>
                 <w:szCs w:val="17"/>
               </w:rPr>
-              <w:t xml:space="preserve">Company CI identification process</w:t>
-            </w:r>
-          </w:p>
-        </w:tc>
-        <w:tc>
-          <w:tcPr>
-            <w:tcW w:type="dxa" w:w="1940"/>
+              <w:t xml:space="preserve">EIA-649-1A 3.2.1; 3.2.4</w:t>
+            </w:r>
+          </w:p>
+        </w:tc>
+        <w:tc>
+          <w:tcPr>
+            <w:tcW w:type="dxa" w:w="2240"/>
             <w:tcBorders>
               <w:top w:val="single" w:color="8A97A8" w:sz="4"/>
               <w:left w:val="single" w:color="8A97A8" w:sz="4"/>
@@ -31285,7 +28940,7 @@
         </w:tc>
         <w:tc>
           <w:tcPr>
-            <w:tcW w:type="dxa" w:w="1120"/>
+            <w:tcW w:type="dxa" w:w="1200"/>
             <w:tcBorders>
               <w:top w:val="single" w:color="8A97A8" w:sz="4"/>
               <w:left w:val="single" w:color="8A97A8" w:sz="4"/>
@@ -33679,12 +31334,11 @@
       </w:tblPr>
       <w:tblGrid>
         <w:gridCol w:w="920"/>
-        <w:gridCol w:w="3400"/>
-        <w:gridCol w:w="2400"/>
-        <w:gridCol w:w="1480"/>
-        <w:gridCol w:w="1700"/>
-        <w:gridCol w:w="1940"/>
-        <w:gridCol w:w="1120"/>
+        <w:gridCol w:w="3900"/>
+        <w:gridCol w:w="2700"/>
+        <w:gridCol w:w="2000"/>
+        <w:gridCol w:w="2240"/>
+        <w:gridCol w:w="1200"/>
       </w:tblGrid>
       <w:tr>
         <w:trPr>
@@ -33727,7 +31381,7 @@
         </w:tc>
         <w:tc>
           <w:tcPr>
-            <w:tcW w:type="dxa" w:w="3400"/>
+            <w:tcW w:type="dxa" w:w="3900"/>
             <w:tcBorders>
               <w:top w:val="single" w:color="8A97A8" w:sz="4"/>
               <w:left w:val="single" w:color="8A97A8" w:sz="4"/>
@@ -33762,7 +31416,7 @@
         </w:tc>
         <w:tc>
           <w:tcPr>
-            <w:tcW w:type="dxa" w:w="2400"/>
+            <w:tcW w:type="dxa" w:w="2700"/>
             <w:tcBorders>
               <w:top w:val="single" w:color="8A97A8" w:sz="4"/>
               <w:left w:val="single" w:color="8A97A8" w:sz="4"/>
@@ -33797,7 +31451,7 @@
         </w:tc>
         <w:tc>
           <w:tcPr>
-            <w:tcW w:type="dxa" w:w="1480"/>
+            <w:tcW w:type="dxa" w:w="2000"/>
             <w:tcBorders>
               <w:top w:val="single" w:color="8A97A8" w:sz="4"/>
               <w:left w:val="single" w:color="8A97A8" w:sz="4"/>
@@ -33826,13 +31480,13 @@
                 <w:sz w:val="17"/>
                 <w:szCs w:val="17"/>
               </w:rPr>
-              <w:t xml:space="preserve">Owner</w:t>
-            </w:r>
-          </w:p>
-        </w:tc>
-        <w:tc>
-          <w:tcPr>
-            <w:tcW w:type="dxa" w:w="1700"/>
+              <w:t xml:space="preserve">Basis</w:t>
+            </w:r>
+          </w:p>
+        </w:tc>
+        <w:tc>
+          <w:tcPr>
+            <w:tcW w:type="dxa" w:w="2240"/>
             <w:tcBorders>
               <w:top w:val="single" w:color="8A97A8" w:sz="4"/>
               <w:left w:val="single" w:color="8A97A8" w:sz="4"/>
@@ -33861,48 +31515,13 @@
                 <w:sz w:val="17"/>
                 <w:szCs w:val="17"/>
               </w:rPr>
-              <w:t xml:space="preserve">Basis</w:t>
-            </w:r>
-          </w:p>
-        </w:tc>
-        <w:tc>
-          <w:tcPr>
-            <w:tcW w:type="dxa" w:w="1940"/>
-            <w:tcBorders>
-              <w:top w:val="single" w:color="8A97A8" w:sz="4"/>
-              <w:left w:val="single" w:color="8A97A8" w:sz="4"/>
-              <w:bottom w:val="single" w:color="8A97A8" w:sz="4"/>
-              <w:right w:val="single" w:color="8A97A8" w:sz="4"/>
-            </w:tcBorders>
-            <w:shd w:fill="1F3A5F" w:color="auto" w:val="clear"/>
-            <w:tcMar>
-              <w:top w:type="dxa" w:w="60"/>
-              <w:left w:type="dxa" w:w="90"/>
-              <w:bottom w:type="dxa" w:w="60"/>
-              <w:right w:type="dxa" w:w="90"/>
-            </w:tcMar>
-            <w:vAlign w:val="top"/>
-          </w:tcPr>
-          <w:p>
-            <w:pPr>
-              <w:spacing w:after="0" w:line="252"/>
-            </w:pPr>
-            <w:r>
-              <w:rPr>
-                <w:rFonts w:ascii="Arial" w:cs="Arial" w:eastAsia="Arial" w:hAnsi="Arial"/>
-                <w:b/>
-                <w:bCs/>
-                <w:color w:val="FFFFFF"/>
-                <w:sz w:val="17"/>
-                <w:szCs w:val="17"/>
-              </w:rPr>
               <w:t xml:space="preserve">Document, revision, location</w:t>
             </w:r>
           </w:p>
         </w:tc>
         <w:tc>
           <w:tcPr>
-            <w:tcW w:type="dxa" w:w="1120"/>
+            <w:tcW w:type="dxa" w:w="1200"/>
             <w:tcBorders>
               <w:top w:val="single" w:color="8A97A8" w:sz="4"/>
               <w:left w:val="single" w:color="8A97A8" w:sz="4"/>
@@ -33943,7 +31562,7 @@
         <w:tc>
           <w:tcPr>
             <w:tcW w:type="dxa" w:w="12960"/>
-            <w:gridSpan w:val="7"/>
+            <w:gridSpan w:val="6"/>
             <w:tcBorders>
               <w:top w:val="single" w:color="8A97A8" w:sz="4"/>
               <w:left w:val="single" w:color="8A97A8" w:sz="4"/>
@@ -34022,7 +31641,7 @@
         </w:tc>
         <w:tc>
           <w:tcPr>
-            <w:tcW w:type="dxa" w:w="3400"/>
+            <w:tcW w:type="dxa" w:w="3900"/>
             <w:tcBorders>
               <w:top w:val="single" w:color="8A97A8" w:sz="4"/>
               <w:left w:val="single" w:color="8A97A8" w:sz="4"/>
@@ -34053,7 +31672,7 @@
         </w:tc>
         <w:tc>
           <w:tcPr>
-            <w:tcW w:type="dxa" w:w="2400"/>
+            <w:tcW w:type="dxa" w:w="2700"/>
             <w:tcBorders>
               <w:top w:val="single" w:color="8A97A8" w:sz="4"/>
               <w:left w:val="single" w:color="8A97A8" w:sz="4"/>
@@ -34084,38 +31703,7 @@
         </w:tc>
         <w:tc>
           <w:tcPr>
-            <w:tcW w:type="dxa" w:w="1480"/>
-            <w:tcBorders>
-              <w:top w:val="single" w:color="8A97A8" w:sz="4"/>
-              <w:left w:val="single" w:color="8A97A8" w:sz="4"/>
-              <w:bottom w:val="single" w:color="8A97A8" w:sz="4"/>
-              <w:right w:val="single" w:color="8A97A8" w:sz="4"/>
-            </w:tcBorders>
-            <w:tcMar>
-              <w:top w:type="dxa" w:w="60"/>
-              <w:left w:type="dxa" w:w="90"/>
-              <w:bottom w:type="dxa" w:w="60"/>
-              <w:right w:type="dxa" w:w="90"/>
-            </w:tcMar>
-            <w:vAlign w:val="top"/>
-          </w:tcPr>
-          <w:p>
-            <w:pPr>
-              <w:spacing w:after="0" w:line="252"/>
-            </w:pPr>
-            <w:r>
-              <w:rPr>
-                <w:rFonts w:ascii="Arial" w:cs="Arial" w:eastAsia="Arial" w:hAnsi="Arial"/>
-                <w:sz w:val="17"/>
-                <w:szCs w:val="17"/>
-              </w:rPr>
-              <w:t xml:space="preserve">Systems Engineering</w:t>
-            </w:r>
-          </w:p>
-        </w:tc>
-        <w:tc>
-          <w:tcPr>
-            <w:tcW w:type="dxa" w:w="1700"/>
+            <w:tcW w:type="dxa" w:w="2000"/>
             <w:tcBorders>
               <w:top w:val="single" w:color="8A97A8" w:sz="4"/>
               <w:left w:val="single" w:color="8A97A8" w:sz="4"/>
@@ -34147,7 +31735,7 @@
         </w:tc>
         <w:tc>
           <w:tcPr>
-            <w:tcW w:type="dxa" w:w="1940"/>
+            <w:tcW w:type="dxa" w:w="2240"/>
             <w:tcBorders>
               <w:top w:val="single" w:color="8A97A8" w:sz="4"/>
               <w:left w:val="single" w:color="8A97A8" w:sz="4"/>
@@ -34178,7 +31766,7 @@
         </w:tc>
         <w:tc>
           <w:tcPr>
-            <w:tcW w:type="dxa" w:w="1120"/>
+            <w:tcW w:type="dxa" w:w="1200"/>
             <w:tcBorders>
               <w:top w:val="single" w:color="8A97A8" w:sz="4"/>
               <w:left w:val="single" w:color="8A97A8" w:sz="4"/>
@@ -34254,7 +31842,7 @@
         </w:tc>
         <w:tc>
           <w:tcPr>
-            <w:tcW w:type="dxa" w:w="3400"/>
+            <w:tcW w:type="dxa" w:w="3900"/>
             <w:tcBorders>
               <w:top w:val="single" w:color="8A97A8" w:sz="4"/>
               <w:left w:val="single" w:color="8A97A8" w:sz="4"/>
@@ -34285,7 +31873,7 @@
         </w:tc>
         <w:tc>
           <w:tcPr>
-            <w:tcW w:type="dxa" w:w="2400"/>
+            <w:tcW w:type="dxa" w:w="2700"/>
             <w:tcBorders>
               <w:top w:val="single" w:color="8A97A8" w:sz="4"/>
               <w:left w:val="single" w:color="8A97A8" w:sz="4"/>
@@ -34316,38 +31904,7 @@
         </w:tc>
         <w:tc>
           <w:tcPr>
-            <w:tcW w:type="dxa" w:w="1480"/>
-            <w:tcBorders>
-              <w:top w:val="single" w:color="8A97A8" w:sz="4"/>
-              <w:left w:val="single" w:color="8A97A8" w:sz="4"/>
-              <w:bottom w:val="single" w:color="8A97A8" w:sz="4"/>
-              <w:right w:val="single" w:color="8A97A8" w:sz="4"/>
-            </w:tcBorders>
-            <w:tcMar>
-              <w:top w:type="dxa" w:w="60"/>
-              <w:left w:type="dxa" w:w="90"/>
-              <w:bottom w:type="dxa" w:w="60"/>
-              <w:right w:type="dxa" w:w="90"/>
-            </w:tcMar>
-            <w:vAlign w:val="top"/>
-          </w:tcPr>
-          <w:p>
-            <w:pPr>
-              <w:spacing w:after="0" w:line="252"/>
-            </w:pPr>
-            <w:r>
-              <w:rPr>
-                <w:rFonts w:ascii="Arial" w:cs="Arial" w:eastAsia="Arial" w:hAnsi="Arial"/>
-                <w:sz w:val="17"/>
-                <w:szCs w:val="17"/>
-              </w:rPr>
-              <w:t xml:space="preserve">Systems Engineering</w:t>
-            </w:r>
-          </w:p>
-        </w:tc>
-        <w:tc>
-          <w:tcPr>
-            <w:tcW w:type="dxa" w:w="1700"/>
+            <w:tcW w:type="dxa" w:w="2000"/>
             <w:tcBorders>
               <w:top w:val="single" w:color="8A97A8" w:sz="4"/>
               <w:left w:val="single" w:color="8A97A8" w:sz="4"/>
@@ -34379,7 +31936,7 @@
         </w:tc>
         <w:tc>
           <w:tcPr>
-            <w:tcW w:type="dxa" w:w="1940"/>
+            <w:tcW w:type="dxa" w:w="2240"/>
             <w:tcBorders>
               <w:top w:val="single" w:color="8A97A8" w:sz="4"/>
               <w:left w:val="single" w:color="8A97A8" w:sz="4"/>
@@ -34410,7 +31967,7 @@
         </w:tc>
         <w:tc>
           <w:tcPr>
-            <w:tcW w:type="dxa" w:w="1120"/>
+            <w:tcW w:type="dxa" w:w="1200"/>
             <w:tcBorders>
               <w:top w:val="single" w:color="8A97A8" w:sz="4"/>
               <w:left w:val="single" w:color="8A97A8" w:sz="4"/>
@@ -34486,7 +32043,7 @@
         </w:tc>
         <w:tc>
           <w:tcPr>
-            <w:tcW w:type="dxa" w:w="3400"/>
+            <w:tcW w:type="dxa" w:w="3900"/>
             <w:tcBorders>
               <w:top w:val="single" w:color="8A97A8" w:sz="4"/>
               <w:left w:val="single" w:color="8A97A8" w:sz="4"/>
@@ -34517,7 +32074,7 @@
         </w:tc>
         <w:tc>
           <w:tcPr>
-            <w:tcW w:type="dxa" w:w="2400"/>
+            <w:tcW w:type="dxa" w:w="2700"/>
             <w:tcBorders>
               <w:top w:val="single" w:color="8A97A8" w:sz="4"/>
               <w:left w:val="single" w:color="8A97A8" w:sz="4"/>
@@ -34548,38 +32105,7 @@
         </w:tc>
         <w:tc>
           <w:tcPr>
-            <w:tcW w:type="dxa" w:w="1480"/>
-            <w:tcBorders>
-              <w:top w:val="single" w:color="8A97A8" w:sz="4"/>
-              <w:left w:val="single" w:color="8A97A8" w:sz="4"/>
-              <w:bottom w:val="single" w:color="8A97A8" w:sz="4"/>
-              <w:right w:val="single" w:color="8A97A8" w:sz="4"/>
-            </w:tcBorders>
-            <w:tcMar>
-              <w:top w:type="dxa" w:w="60"/>
-              <w:left w:type="dxa" w:w="90"/>
-              <w:bottom w:type="dxa" w:w="60"/>
-              <w:right w:type="dxa" w:w="90"/>
-            </w:tcMar>
-            <w:vAlign w:val="top"/>
-          </w:tcPr>
-          <w:p>
-            <w:pPr>
-              <w:spacing w:after="0" w:line="252"/>
-            </w:pPr>
-            <w:r>
-              <w:rPr>
-                <w:rFonts w:ascii="Arial" w:cs="Arial" w:eastAsia="Arial" w:hAnsi="Arial"/>
-                <w:sz w:val="17"/>
-                <w:szCs w:val="17"/>
-              </w:rPr>
-              <w:t xml:space="preserve">CM</w:t>
-            </w:r>
-          </w:p>
-        </w:tc>
-        <w:tc>
-          <w:tcPr>
-            <w:tcW w:type="dxa" w:w="1700"/>
+            <w:tcW w:type="dxa" w:w="2000"/>
             <w:tcBorders>
               <w:top w:val="single" w:color="8A97A8" w:sz="4"/>
               <w:left w:val="single" w:color="8A97A8" w:sz="4"/>
@@ -34605,13 +32131,13 @@
                 <w:sz w:val="17"/>
                 <w:szCs w:val="17"/>
               </w:rPr>
-              <w:t xml:space="preserve">Company CI identification process</w:t>
-            </w:r>
-          </w:p>
-        </w:tc>
-        <w:tc>
-          <w:tcPr>
-            <w:tcW w:type="dxa" w:w="1940"/>
+              <w:t xml:space="preserve">EIA-649-1A 3.2.5</w:t>
+            </w:r>
+          </w:p>
+        </w:tc>
+        <w:tc>
+          <w:tcPr>
+            <w:tcW w:type="dxa" w:w="2240"/>
             <w:tcBorders>
               <w:top w:val="single" w:color="8A97A8" w:sz="4"/>
               <w:left w:val="single" w:color="8A97A8" w:sz="4"/>
@@ -34642,7 +32168,7 @@
         </w:tc>
         <w:tc>
           <w:tcPr>
-            <w:tcW w:type="dxa" w:w="1120"/>
+            <w:tcW w:type="dxa" w:w="1200"/>
             <w:tcBorders>
               <w:top w:val="single" w:color="8A97A8" w:sz="4"/>
               <w:left w:val="single" w:color="8A97A8" w:sz="4"/>
@@ -34718,7 +32244,7 @@
         </w:tc>
         <w:tc>
           <w:tcPr>
-            <w:tcW w:type="dxa" w:w="3400"/>
+            <w:tcW w:type="dxa" w:w="3900"/>
             <w:tcBorders>
               <w:top w:val="single" w:color="8A97A8" w:sz="4"/>
               <w:left w:val="single" w:color="8A97A8" w:sz="4"/>
@@ -34749,7 +32275,7 @@
         </w:tc>
         <w:tc>
           <w:tcPr>
-            <w:tcW w:type="dxa" w:w="2400"/>
+            <w:tcW w:type="dxa" w:w="2700"/>
             <w:tcBorders>
               <w:top w:val="single" w:color="8A97A8" w:sz="4"/>
               <w:left w:val="single" w:color="8A97A8" w:sz="4"/>
@@ -34780,38 +32306,7 @@
         </w:tc>
         <w:tc>
           <w:tcPr>
-            <w:tcW w:type="dxa" w:w="1480"/>
-            <w:tcBorders>
-              <w:top w:val="single" w:color="8A97A8" w:sz="4"/>
-              <w:left w:val="single" w:color="8A97A8" w:sz="4"/>
-              <w:bottom w:val="single" w:color="8A97A8" w:sz="4"/>
-              <w:right w:val="single" w:color="8A97A8" w:sz="4"/>
-            </w:tcBorders>
-            <w:tcMar>
-              <w:top w:type="dxa" w:w="60"/>
-              <w:left w:type="dxa" w:w="90"/>
-              <w:bottom w:type="dxa" w:w="60"/>
-              <w:right w:type="dxa" w:w="90"/>
-            </w:tcMar>
-            <w:vAlign w:val="top"/>
-          </w:tcPr>
-          <w:p>
-            <w:pPr>
-              <w:spacing w:after="0" w:line="252"/>
-            </w:pPr>
-            <w:r>
-              <w:rPr>
-                <w:rFonts w:ascii="Arial" w:cs="Arial" w:eastAsia="Arial" w:hAnsi="Arial"/>
-                <w:sz w:val="17"/>
-                <w:szCs w:val="17"/>
-              </w:rPr>
-              <w:t xml:space="preserve">System Safety, RM&amp;SH</w:t>
-            </w:r>
-          </w:p>
-        </w:tc>
-        <w:tc>
-          <w:tcPr>
-            <w:tcW w:type="dxa" w:w="1700"/>
+            <w:tcW w:type="dxa" w:w="2000"/>
             <w:tcBorders>
               <w:top w:val="single" w:color="8A97A8" w:sz="4"/>
               <w:left w:val="single" w:color="8A97A8" w:sz="4"/>
@@ -34843,7 +32338,7 @@
         </w:tc>
         <w:tc>
           <w:tcPr>
-            <w:tcW w:type="dxa" w:w="1940"/>
+            <w:tcW w:type="dxa" w:w="2240"/>
             <w:tcBorders>
               <w:top w:val="single" w:color="8A97A8" w:sz="4"/>
               <w:left w:val="single" w:color="8A97A8" w:sz="4"/>
@@ -34874,7 +32369,7 @@
         </w:tc>
         <w:tc>
           <w:tcPr>
-            <w:tcW w:type="dxa" w:w="1120"/>
+            <w:tcW w:type="dxa" w:w="1200"/>
             <w:tcBorders>
               <w:top w:val="single" w:color="8A97A8" w:sz="4"/>
               <w:left w:val="single" w:color="8A97A8" w:sz="4"/>
@@ -34950,7 +32445,7 @@
         </w:tc>
         <w:tc>
           <w:tcPr>
-            <w:tcW w:type="dxa" w:w="3400"/>
+            <w:tcW w:type="dxa" w:w="3900"/>
             <w:tcBorders>
               <w:top w:val="single" w:color="8A97A8" w:sz="4"/>
               <w:left w:val="single" w:color="8A97A8" w:sz="4"/>
@@ -34981,7 +32476,7 @@
         </w:tc>
         <w:tc>
           <w:tcPr>
-            <w:tcW w:type="dxa" w:w="2400"/>
+            <w:tcW w:type="dxa" w:w="2700"/>
             <w:tcBorders>
               <w:top w:val="single" w:color="8A97A8" w:sz="4"/>
               <w:left w:val="single" w:color="8A97A8" w:sz="4"/>
@@ -35012,38 +32507,7 @@
         </w:tc>
         <w:tc>
           <w:tcPr>
-            <w:tcW w:type="dxa" w:w="1480"/>
-            <w:tcBorders>
-              <w:top w:val="single" w:color="8A97A8" w:sz="4"/>
-              <w:left w:val="single" w:color="8A97A8" w:sz="4"/>
-              <w:bottom w:val="single" w:color="8A97A8" w:sz="4"/>
-              <w:right w:val="single" w:color="8A97A8" w:sz="4"/>
-            </w:tcBorders>
-            <w:tcMar>
-              <w:top w:type="dxa" w:w="60"/>
-              <w:left w:type="dxa" w:w="90"/>
-              <w:bottom w:type="dxa" w:w="60"/>
-              <w:right w:type="dxa" w:w="90"/>
-            </w:tcMar>
-            <w:vAlign w:val="top"/>
-          </w:tcPr>
-          <w:p>
-            <w:pPr>
-              <w:spacing w:after="0" w:line="252"/>
-            </w:pPr>
-            <w:r>
-              <w:rPr>
-                <w:rFonts w:ascii="Arial" w:cs="Arial" w:eastAsia="Arial" w:hAnsi="Arial"/>
-                <w:sz w:val="17"/>
-                <w:szCs w:val="17"/>
-              </w:rPr>
-              <w:t xml:space="preserve">Design Engineering, Supplier Requirements Engineering</w:t>
-            </w:r>
-          </w:p>
-        </w:tc>
-        <w:tc>
-          <w:tcPr>
-            <w:tcW w:type="dxa" w:w="1700"/>
+            <w:tcW w:type="dxa" w:w="2000"/>
             <w:tcBorders>
               <w:top w:val="single" w:color="8A97A8" w:sz="4"/>
               <w:left w:val="single" w:color="8A97A8" w:sz="4"/>
@@ -35075,7 +32539,7 @@
         </w:tc>
         <w:tc>
           <w:tcPr>
-            <w:tcW w:type="dxa" w:w="1940"/>
+            <w:tcW w:type="dxa" w:w="2240"/>
             <w:tcBorders>
               <w:top w:val="single" w:color="8A97A8" w:sz="4"/>
               <w:left w:val="single" w:color="8A97A8" w:sz="4"/>
@@ -35106,7 +32570,7 @@
         </w:tc>
         <w:tc>
           <w:tcPr>
-            <w:tcW w:type="dxa" w:w="1120"/>
+            <w:tcW w:type="dxa" w:w="1200"/>
             <w:tcBorders>
               <w:top w:val="single" w:color="8A97A8" w:sz="4"/>
               <w:left w:val="single" w:color="8A97A8" w:sz="4"/>
@@ -35182,7 +32646,7 @@
         </w:tc>
         <w:tc>
           <w:tcPr>
-            <w:tcW w:type="dxa" w:w="3400"/>
+            <w:tcW w:type="dxa" w:w="3900"/>
             <w:tcBorders>
               <w:top w:val="single" w:color="8A97A8" w:sz="4"/>
               <w:left w:val="single" w:color="8A97A8" w:sz="4"/>
@@ -35213,7 +32677,7 @@
         </w:tc>
         <w:tc>
           <w:tcPr>
-            <w:tcW w:type="dxa" w:w="2400"/>
+            <w:tcW w:type="dxa" w:w="2700"/>
             <w:tcBorders>
               <w:top w:val="single" w:color="8A97A8" w:sz="4"/>
               <w:left w:val="single" w:color="8A97A8" w:sz="4"/>
@@ -35244,38 +32708,7 @@
         </w:tc>
         <w:tc>
           <w:tcPr>
-            <w:tcW w:type="dxa" w:w="1480"/>
-            <w:tcBorders>
-              <w:top w:val="single" w:color="8A97A8" w:sz="4"/>
-              <w:left w:val="single" w:color="8A97A8" w:sz="4"/>
-              <w:bottom w:val="single" w:color="8A97A8" w:sz="4"/>
-              <w:right w:val="single" w:color="8A97A8" w:sz="4"/>
-            </w:tcBorders>
-            <w:tcMar>
-              <w:top w:type="dxa" w:w="60"/>
-              <w:left w:type="dxa" w:w="90"/>
-              <w:bottom w:type="dxa" w:w="60"/>
-              <w:right w:type="dxa" w:w="90"/>
-            </w:tcMar>
-            <w:vAlign w:val="top"/>
-          </w:tcPr>
-          <w:p>
-            <w:pPr>
-              <w:spacing w:after="0" w:line="252"/>
-            </w:pPr>
-            <w:r>
-              <w:rPr>
-                <w:rFonts w:ascii="Arial" w:cs="Arial" w:eastAsia="Arial" w:hAnsi="Arial"/>
-                <w:sz w:val="17"/>
-                <w:szCs w:val="17"/>
-              </w:rPr>
-              <w:t xml:space="preserve">Supplier Requirements Engineering</w:t>
-            </w:r>
-          </w:p>
-        </w:tc>
-        <w:tc>
-          <w:tcPr>
-            <w:tcW w:type="dxa" w:w="1700"/>
+            <w:tcW w:type="dxa" w:w="2000"/>
             <w:tcBorders>
               <w:top w:val="single" w:color="8A97A8" w:sz="4"/>
               <w:left w:val="single" w:color="8A97A8" w:sz="4"/>
@@ -35301,13 +32734,13 @@
                 <w:sz w:val="17"/>
                 <w:szCs w:val="17"/>
               </w:rPr>
-              <w:t xml:space="preserve">Company CI identification process</w:t>
-            </w:r>
-          </w:p>
-        </w:tc>
-        <w:tc>
-          <w:tcPr>
-            <w:tcW w:type="dxa" w:w="1940"/>
+              <w:t xml:space="preserve">EIA-649-1A 2.3 (SCD); 3.3.1.2 (2) g</w:t>
+            </w:r>
+          </w:p>
+        </w:tc>
+        <w:tc>
+          <w:tcPr>
+            <w:tcW w:type="dxa" w:w="2240"/>
             <w:tcBorders>
               <w:top w:val="single" w:color="8A97A8" w:sz="4"/>
               <w:left w:val="single" w:color="8A97A8" w:sz="4"/>
@@ -35338,7 +32771,7 @@
         </w:tc>
         <w:tc>
           <w:tcPr>
-            <w:tcW w:type="dxa" w:w="1120"/>
+            <w:tcW w:type="dxa" w:w="1200"/>
             <w:tcBorders>
               <w:top w:val="single" w:color="8A97A8" w:sz="4"/>
               <w:left w:val="single" w:color="8A97A8" w:sz="4"/>
@@ -35375,7 +32808,7 @@
         <w:tc>
           <w:tcPr>
             <w:tcW w:type="dxa" w:w="12960"/>
-            <w:gridSpan w:val="7"/>
+            <w:gridSpan w:val="6"/>
             <w:tcBorders>
               <w:top w:val="single" w:color="8A97A8" w:sz="4"/>
               <w:left w:val="single" w:color="8A97A8" w:sz="4"/>
@@ -35454,7 +32887,7 @@
         </w:tc>
         <w:tc>
           <w:tcPr>
-            <w:tcW w:type="dxa" w:w="3400"/>
+            <w:tcW w:type="dxa" w:w="3900"/>
             <w:tcBorders>
               <w:top w:val="single" w:color="8A97A8" w:sz="4"/>
               <w:left w:val="single" w:color="8A97A8" w:sz="4"/>
@@ -35485,7 +32918,7 @@
         </w:tc>
         <w:tc>
           <w:tcPr>
-            <w:tcW w:type="dxa" w:w="2400"/>
+            <w:tcW w:type="dxa" w:w="2700"/>
             <w:tcBorders>
               <w:top w:val="single" w:color="8A97A8" w:sz="4"/>
               <w:left w:val="single" w:color="8A97A8" w:sz="4"/>
@@ -35516,38 +32949,7 @@
         </w:tc>
         <w:tc>
           <w:tcPr>
-            <w:tcW w:type="dxa" w:w="1480"/>
-            <w:tcBorders>
-              <w:top w:val="single" w:color="8A97A8" w:sz="4"/>
-              <w:left w:val="single" w:color="8A97A8" w:sz="4"/>
-              <w:bottom w:val="single" w:color="8A97A8" w:sz="4"/>
-              <w:right w:val="single" w:color="8A97A8" w:sz="4"/>
-            </w:tcBorders>
-            <w:tcMar>
-              <w:top w:type="dxa" w:w="60"/>
-              <w:left w:type="dxa" w:w="90"/>
-              <w:bottom w:type="dxa" w:w="60"/>
-              <w:right w:type="dxa" w:w="90"/>
-            </w:tcMar>
-            <w:vAlign w:val="top"/>
-          </w:tcPr>
-          <w:p>
-            <w:pPr>
-              <w:spacing w:after="0" w:line="252"/>
-            </w:pPr>
-            <w:r>
-              <w:rPr>
-                <w:rFonts w:ascii="Arial" w:cs="Arial" w:eastAsia="Arial" w:hAnsi="Arial"/>
-                <w:sz w:val="17"/>
-                <w:szCs w:val="17"/>
-              </w:rPr>
-              <w:t xml:space="preserve">CM, Supplier Requirements Engineering</w:t>
-            </w:r>
-          </w:p>
-        </w:tc>
-        <w:tc>
-          <w:tcPr>
-            <w:tcW w:type="dxa" w:w="1700"/>
+            <w:tcW w:type="dxa" w:w="2000"/>
             <w:tcBorders>
               <w:top w:val="single" w:color="8A97A8" w:sz="4"/>
               <w:left w:val="single" w:color="8A97A8" w:sz="4"/>
@@ -35573,13 +32975,13 @@
                 <w:sz w:val="17"/>
                 <w:szCs w:val="17"/>
               </w:rPr>
-              <w:t xml:space="preserve">Company CI identification process</w:t>
-            </w:r>
-          </w:p>
-        </w:tc>
-        <w:tc>
-          <w:tcPr>
-            <w:tcW w:type="dxa" w:w="1940"/>
+              <w:t xml:space="preserve">EIA-649-1A 3.2.3.2.1 (1) b</w:t>
+            </w:r>
+          </w:p>
+        </w:tc>
+        <w:tc>
+          <w:tcPr>
+            <w:tcW w:type="dxa" w:w="2240"/>
             <w:tcBorders>
               <w:top w:val="single" w:color="8A97A8" w:sz="4"/>
               <w:left w:val="single" w:color="8A97A8" w:sz="4"/>
@@ -35610,7 +33012,7 @@
         </w:tc>
         <w:tc>
           <w:tcPr>
-            <w:tcW w:type="dxa" w:w="1120"/>
+            <w:tcW w:type="dxa" w:w="1200"/>
             <w:tcBorders>
               <w:top w:val="single" w:color="8A97A8" w:sz="4"/>
               <w:left w:val="single" w:color="8A97A8" w:sz="4"/>
@@ -35686,7 +33088,7 @@
         </w:tc>
         <w:tc>
           <w:tcPr>
-            <w:tcW w:type="dxa" w:w="3400"/>
+            <w:tcW w:type="dxa" w:w="3900"/>
             <w:tcBorders>
               <w:top w:val="single" w:color="8A97A8" w:sz="4"/>
               <w:left w:val="single" w:color="8A97A8" w:sz="4"/>
@@ -35717,7 +33119,7 @@
         </w:tc>
         <w:tc>
           <w:tcPr>
-            <w:tcW w:type="dxa" w:w="2400"/>
+            <w:tcW w:type="dxa" w:w="2700"/>
             <w:tcBorders>
               <w:top w:val="single" w:color="8A97A8" w:sz="4"/>
               <w:left w:val="single" w:color="8A97A8" w:sz="4"/>
@@ -35748,38 +33150,7 @@
         </w:tc>
         <w:tc>
           <w:tcPr>
-            <w:tcW w:type="dxa" w:w="1480"/>
-            <w:tcBorders>
-              <w:top w:val="single" w:color="8A97A8" w:sz="4"/>
-              <w:left w:val="single" w:color="8A97A8" w:sz="4"/>
-              <w:bottom w:val="single" w:color="8A97A8" w:sz="4"/>
-              <w:right w:val="single" w:color="8A97A8" w:sz="4"/>
-            </w:tcBorders>
-            <w:tcMar>
-              <w:top w:type="dxa" w:w="60"/>
-              <w:left w:type="dxa" w:w="90"/>
-              <w:bottom w:type="dxa" w:w="60"/>
-              <w:right w:type="dxa" w:w="90"/>
-            </w:tcMar>
-            <w:vAlign w:val="top"/>
-          </w:tcPr>
-          <w:p>
-            <w:pPr>
-              <w:spacing w:after="0" w:line="252"/>
-            </w:pPr>
-            <w:r>
-              <w:rPr>
-                <w:rFonts w:ascii="Arial" w:cs="Arial" w:eastAsia="Arial" w:hAnsi="Arial"/>
-                <w:sz w:val="17"/>
-                <w:szCs w:val="17"/>
-              </w:rPr>
-              <w:t xml:space="preserve">Test and Verification</w:t>
-            </w:r>
-          </w:p>
-        </w:tc>
-        <w:tc>
-          <w:tcPr>
-            <w:tcW w:type="dxa" w:w="1700"/>
+            <w:tcW w:type="dxa" w:w="2000"/>
             <w:tcBorders>
               <w:top w:val="single" w:color="8A97A8" w:sz="4"/>
               <w:left w:val="single" w:color="8A97A8" w:sz="4"/>
@@ -35805,13 +33176,13 @@
                 <w:sz w:val="17"/>
                 <w:szCs w:val="17"/>
               </w:rPr>
-              <w:t xml:space="preserve">Company usage; EIA-649-1A 3.3.1.2 (2) w</w:t>
-            </w:r>
-          </w:p>
-        </w:tc>
-        <w:tc>
-          <w:tcPr>
-            <w:tcW w:type="dxa" w:w="1940"/>
+              <w:t xml:space="preserve">EIA-649-1A 3.2.3.2.1 (1) b; 3.3.1.2 (2) w</w:t>
+            </w:r>
+          </w:p>
+        </w:tc>
+        <w:tc>
+          <w:tcPr>
+            <w:tcW w:type="dxa" w:w="2240"/>
             <w:tcBorders>
               <w:top w:val="single" w:color="8A97A8" w:sz="4"/>
               <w:left w:val="single" w:color="8A97A8" w:sz="4"/>
@@ -35842,7 +33213,7 @@
         </w:tc>
         <w:tc>
           <w:tcPr>
-            <w:tcW w:type="dxa" w:w="1120"/>
+            <w:tcW w:type="dxa" w:w="1200"/>
             <w:tcBorders>
               <w:top w:val="single" w:color="8A97A8" w:sz="4"/>
               <w:left w:val="single" w:color="8A97A8" w:sz="4"/>
@@ -35918,7 +33289,7 @@
         </w:tc>
         <w:tc>
           <w:tcPr>
-            <w:tcW w:type="dxa" w:w="3400"/>
+            <w:tcW w:type="dxa" w:w="3900"/>
             <w:tcBorders>
               <w:top w:val="single" w:color="8A97A8" w:sz="4"/>
               <w:left w:val="single" w:color="8A97A8" w:sz="4"/>
@@ -35949,7 +33320,7 @@
         </w:tc>
         <w:tc>
           <w:tcPr>
-            <w:tcW w:type="dxa" w:w="2400"/>
+            <w:tcW w:type="dxa" w:w="2700"/>
             <w:tcBorders>
               <w:top w:val="single" w:color="8A97A8" w:sz="4"/>
               <w:left w:val="single" w:color="8A97A8" w:sz="4"/>
@@ -35980,38 +33351,7 @@
         </w:tc>
         <w:tc>
           <w:tcPr>
-            <w:tcW w:type="dxa" w:w="1480"/>
-            <w:tcBorders>
-              <w:top w:val="single" w:color="8A97A8" w:sz="4"/>
-              <w:left w:val="single" w:color="8A97A8" w:sz="4"/>
-              <w:bottom w:val="single" w:color="8A97A8" w:sz="4"/>
-              <w:right w:val="single" w:color="8A97A8" w:sz="4"/>
-            </w:tcBorders>
-            <w:tcMar>
-              <w:top w:type="dxa" w:w="60"/>
-              <w:left w:type="dxa" w:w="90"/>
-              <w:bottom w:type="dxa" w:w="60"/>
-              <w:right w:type="dxa" w:w="90"/>
-            </w:tcMar>
-            <w:vAlign w:val="top"/>
-          </w:tcPr>
-          <w:p>
-            <w:pPr>
-              <w:spacing w:after="0" w:line="252"/>
-            </w:pPr>
-            <w:r>
-              <w:rPr>
-                <w:rFonts w:ascii="Arial" w:cs="Arial" w:eastAsia="Arial" w:hAnsi="Arial"/>
-                <w:sz w:val="17"/>
-                <w:szCs w:val="17"/>
-              </w:rPr>
-              <w:t xml:space="preserve">Test and Verification, Supplier Requirements Engineering</w:t>
-            </w:r>
-          </w:p>
-        </w:tc>
-        <w:tc>
-          <w:tcPr>
-            <w:tcW w:type="dxa" w:w="1700"/>
+            <w:tcW w:type="dxa" w:w="2000"/>
             <w:tcBorders>
               <w:top w:val="single" w:color="8A97A8" w:sz="4"/>
               <w:left w:val="single" w:color="8A97A8" w:sz="4"/>
@@ -36043,7 +33383,7 @@
         </w:tc>
         <w:tc>
           <w:tcPr>
-            <w:tcW w:type="dxa" w:w="1940"/>
+            <w:tcW w:type="dxa" w:w="2240"/>
             <w:tcBorders>
               <w:top w:val="single" w:color="8A97A8" w:sz="4"/>
               <w:left w:val="single" w:color="8A97A8" w:sz="4"/>
@@ -36074,7 +33414,7 @@
         </w:tc>
         <w:tc>
           <w:tcPr>
-            <w:tcW w:type="dxa" w:w="1120"/>
+            <w:tcW w:type="dxa" w:w="1200"/>
             <w:tcBorders>
               <w:top w:val="single" w:color="8A97A8" w:sz="4"/>
               <w:left w:val="single" w:color="8A97A8" w:sz="4"/>
@@ -36111,7 +33451,7 @@
         <w:tc>
           <w:tcPr>
             <w:tcW w:type="dxa" w:w="12960"/>
-            <w:gridSpan w:val="7"/>
+            <w:gridSpan w:val="6"/>
             <w:tcBorders>
               <w:top w:val="single" w:color="8A97A8" w:sz="4"/>
               <w:left w:val="single" w:color="8A97A8" w:sz="4"/>
@@ -36190,7 +33530,7 @@
         </w:tc>
         <w:tc>
           <w:tcPr>
-            <w:tcW w:type="dxa" w:w="3400"/>
+            <w:tcW w:type="dxa" w:w="3900"/>
             <w:tcBorders>
               <w:top w:val="single" w:color="8A97A8" w:sz="4"/>
               <w:left w:val="single" w:color="8A97A8" w:sz="4"/>
@@ -36221,7 +33561,7 @@
         </w:tc>
         <w:tc>
           <w:tcPr>
-            <w:tcW w:type="dxa" w:w="2400"/>
+            <w:tcW w:type="dxa" w:w="2700"/>
             <w:tcBorders>
               <w:top w:val="single" w:color="8A97A8" w:sz="4"/>
               <w:left w:val="single" w:color="8A97A8" w:sz="4"/>
@@ -36252,38 +33592,7 @@
         </w:tc>
         <w:tc>
           <w:tcPr>
-            <w:tcW w:type="dxa" w:w="1480"/>
-            <w:tcBorders>
-              <w:top w:val="single" w:color="8A97A8" w:sz="4"/>
-              <w:left w:val="single" w:color="8A97A8" w:sz="4"/>
-              <w:bottom w:val="single" w:color="8A97A8" w:sz="4"/>
-              <w:right w:val="single" w:color="8A97A8" w:sz="4"/>
-            </w:tcBorders>
-            <w:tcMar>
-              <w:top w:type="dxa" w:w="60"/>
-              <w:left w:type="dxa" w:w="90"/>
-              <w:bottom w:type="dxa" w:w="60"/>
-              <w:right w:type="dxa" w:w="90"/>
-            </w:tcMar>
-            <w:vAlign w:val="top"/>
-          </w:tcPr>
-          <w:p>
-            <w:pPr>
-              <w:spacing w:after="0" w:line="252"/>
-            </w:pPr>
-            <w:r>
-              <w:rPr>
-                <w:rFonts w:ascii="Arial" w:cs="Arial" w:eastAsia="Arial" w:hAnsi="Arial"/>
-                <w:sz w:val="17"/>
-                <w:szCs w:val="17"/>
-              </w:rPr>
-              <w:t xml:space="preserve">Quality, Supplier Requirements Engineering</w:t>
-            </w:r>
-          </w:p>
-        </w:tc>
-        <w:tc>
-          <w:tcPr>
-            <w:tcW w:type="dxa" w:w="1700"/>
+            <w:tcW w:type="dxa" w:w="2000"/>
             <w:tcBorders>
               <w:top w:val="single" w:color="8A97A8" w:sz="4"/>
               <w:left w:val="single" w:color="8A97A8" w:sz="4"/>
@@ -36315,7 +33624,7 @@
         </w:tc>
         <w:tc>
           <w:tcPr>
-            <w:tcW w:type="dxa" w:w="1940"/>
+            <w:tcW w:type="dxa" w:w="2240"/>
             <w:tcBorders>
               <w:top w:val="single" w:color="8A97A8" w:sz="4"/>
               <w:left w:val="single" w:color="8A97A8" w:sz="4"/>
@@ -36346,7 +33655,7 @@
         </w:tc>
         <w:tc>
           <w:tcPr>
-            <w:tcW w:type="dxa" w:w="1120"/>
+            <w:tcW w:type="dxa" w:w="1200"/>
             <w:tcBorders>
               <w:top w:val="single" w:color="8A97A8" w:sz="4"/>
               <w:left w:val="single" w:color="8A97A8" w:sz="4"/>
@@ -36422,7 +33731,7 @@
         </w:tc>
         <w:tc>
           <w:tcPr>
-            <w:tcW w:type="dxa" w:w="3400"/>
+            <w:tcW w:type="dxa" w:w="3900"/>
             <w:tcBorders>
               <w:top w:val="single" w:color="8A97A8" w:sz="4"/>
               <w:left w:val="single" w:color="8A97A8" w:sz="4"/>
@@ -36453,7 +33762,7 @@
         </w:tc>
         <w:tc>
           <w:tcPr>
-            <w:tcW w:type="dxa" w:w="2400"/>
+            <w:tcW w:type="dxa" w:w="2700"/>
             <w:tcBorders>
               <w:top w:val="single" w:color="8A97A8" w:sz="4"/>
               <w:left w:val="single" w:color="8A97A8" w:sz="4"/>
@@ -36484,38 +33793,7 @@
         </w:tc>
         <w:tc>
           <w:tcPr>
-            <w:tcW w:type="dxa" w:w="1480"/>
-            <w:tcBorders>
-              <w:top w:val="single" w:color="8A97A8" w:sz="4"/>
-              <w:left w:val="single" w:color="8A97A8" w:sz="4"/>
-              <w:bottom w:val="single" w:color="8A97A8" w:sz="4"/>
-              <w:right w:val="single" w:color="8A97A8" w:sz="4"/>
-            </w:tcBorders>
-            <w:tcMar>
-              <w:top w:type="dxa" w:w="60"/>
-              <w:left w:type="dxa" w:w="90"/>
-              <w:bottom w:type="dxa" w:w="60"/>
-              <w:right w:type="dxa" w:w="90"/>
-            </w:tcMar>
-            <w:vAlign w:val="top"/>
-          </w:tcPr>
-          <w:p>
-            <w:pPr>
-              <w:spacing w:after="0" w:line="252"/>
-            </w:pPr>
-            <w:r>
-              <w:rPr>
-                <w:rFonts w:ascii="Arial" w:cs="Arial" w:eastAsia="Arial" w:hAnsi="Arial"/>
-                <w:sz w:val="17"/>
-                <w:szCs w:val="17"/>
-              </w:rPr>
-              <w:t xml:space="preserve">Quality</w:t>
-            </w:r>
-          </w:p>
-        </w:tc>
-        <w:tc>
-          <w:tcPr>
-            <w:tcW w:type="dxa" w:w="1700"/>
+            <w:tcW w:type="dxa" w:w="2000"/>
             <w:tcBorders>
               <w:top w:val="single" w:color="8A97A8" w:sz="4"/>
               <w:left w:val="single" w:color="8A97A8" w:sz="4"/>
@@ -36547,7 +33825,7 @@
         </w:tc>
         <w:tc>
           <w:tcPr>
-            <w:tcW w:type="dxa" w:w="1940"/>
+            <w:tcW w:type="dxa" w:w="2240"/>
             <w:tcBorders>
               <w:top w:val="single" w:color="8A97A8" w:sz="4"/>
               <w:left w:val="single" w:color="8A97A8" w:sz="4"/>
@@ -36578,7 +33856,7 @@
         </w:tc>
         <w:tc>
           <w:tcPr>
-            <w:tcW w:type="dxa" w:w="1120"/>
+            <w:tcW w:type="dxa" w:w="1200"/>
             <w:tcBorders>
               <w:top w:val="single" w:color="8A97A8" w:sz="4"/>
               <w:left w:val="single" w:color="8A97A8" w:sz="4"/>
@@ -36654,7 +33932,7 @@
         </w:tc>
         <w:tc>
           <w:tcPr>
-            <w:tcW w:type="dxa" w:w="3400"/>
+            <w:tcW w:type="dxa" w:w="3900"/>
             <w:tcBorders>
               <w:top w:val="single" w:color="8A97A8" w:sz="4"/>
               <w:left w:val="single" w:color="8A97A8" w:sz="4"/>
@@ -36685,7 +33963,7 @@
         </w:tc>
         <w:tc>
           <w:tcPr>
-            <w:tcW w:type="dxa" w:w="2400"/>
+            <w:tcW w:type="dxa" w:w="2700"/>
             <w:tcBorders>
               <w:top w:val="single" w:color="8A97A8" w:sz="4"/>
               <w:left w:val="single" w:color="8A97A8" w:sz="4"/>
@@ -36716,38 +33994,7 @@
         </w:tc>
         <w:tc>
           <w:tcPr>
-            <w:tcW w:type="dxa" w:w="1480"/>
-            <w:tcBorders>
-              <w:top w:val="single" w:color="8A97A8" w:sz="4"/>
-              <w:left w:val="single" w:color="8A97A8" w:sz="4"/>
-              <w:bottom w:val="single" w:color="8A97A8" w:sz="4"/>
-              <w:right w:val="single" w:color="8A97A8" w:sz="4"/>
-            </w:tcBorders>
-            <w:tcMar>
-              <w:top w:type="dxa" w:w="60"/>
-              <w:left w:type="dxa" w:w="90"/>
-              <w:bottom w:type="dxa" w:w="60"/>
-              <w:right w:type="dxa" w:w="90"/>
-            </w:tcMar>
-            <w:vAlign w:val="top"/>
-          </w:tcPr>
-          <w:p>
-            <w:pPr>
-              <w:spacing w:after="0" w:line="252"/>
-            </w:pPr>
-            <w:r>
-              <w:rPr>
-                <w:rFonts w:ascii="Arial" w:cs="Arial" w:eastAsia="Arial" w:hAnsi="Arial"/>
-                <w:sz w:val="17"/>
-                <w:szCs w:val="17"/>
-              </w:rPr>
-              <w:t xml:space="preserve">Quality</w:t>
-            </w:r>
-          </w:p>
-        </w:tc>
-        <w:tc>
-          <w:tcPr>
-            <w:tcW w:type="dxa" w:w="1700"/>
+            <w:tcW w:type="dxa" w:w="2000"/>
             <w:tcBorders>
               <w:top w:val="single" w:color="8A97A8" w:sz="4"/>
               <w:left w:val="single" w:color="8A97A8" w:sz="4"/>
@@ -36779,7 +34026,7 @@
         </w:tc>
         <w:tc>
           <w:tcPr>
-            <w:tcW w:type="dxa" w:w="1940"/>
+            <w:tcW w:type="dxa" w:w="2240"/>
             <w:tcBorders>
               <w:top w:val="single" w:color="8A97A8" w:sz="4"/>
               <w:left w:val="single" w:color="8A97A8" w:sz="4"/>
@@ -36810,7 +34057,7 @@
         </w:tc>
         <w:tc>
           <w:tcPr>
-            <w:tcW w:type="dxa" w:w="1120"/>
+            <w:tcW w:type="dxa" w:w="1200"/>
             <w:tcBorders>
               <w:top w:val="single" w:color="8A97A8" w:sz="4"/>
               <w:left w:val="single" w:color="8A97A8" w:sz="4"/>
@@ -36886,7 +34133,7 @@
         </w:tc>
         <w:tc>
           <w:tcPr>
-            <w:tcW w:type="dxa" w:w="3400"/>
+            <w:tcW w:type="dxa" w:w="3900"/>
             <w:tcBorders>
               <w:top w:val="single" w:color="8A97A8" w:sz="4"/>
               <w:left w:val="single" w:color="8A97A8" w:sz="4"/>
@@ -36917,7 +34164,7 @@
         </w:tc>
         <w:tc>
           <w:tcPr>
-            <w:tcW w:type="dxa" w:w="2400"/>
+            <w:tcW w:type="dxa" w:w="2700"/>
             <w:tcBorders>
               <w:top w:val="single" w:color="8A97A8" w:sz="4"/>
               <w:left w:val="single" w:color="8A97A8" w:sz="4"/>
@@ -36948,38 +34195,7 @@
         </w:tc>
         <w:tc>
           <w:tcPr>
-            <w:tcW w:type="dxa" w:w="1480"/>
-            <w:tcBorders>
-              <w:top w:val="single" w:color="8A97A8" w:sz="4"/>
-              <w:left w:val="single" w:color="8A97A8" w:sz="4"/>
-              <w:bottom w:val="single" w:color="8A97A8" w:sz="4"/>
-              <w:right w:val="single" w:color="8A97A8" w:sz="4"/>
-            </w:tcBorders>
-            <w:tcMar>
-              <w:top w:type="dxa" w:w="60"/>
-              <w:left w:type="dxa" w:w="90"/>
-              <w:bottom w:type="dxa" w:w="60"/>
-              <w:right w:type="dxa" w:w="90"/>
-            </w:tcMar>
-            <w:vAlign w:val="top"/>
-          </w:tcPr>
-          <w:p>
-            <w:pPr>
-              <w:spacing w:after="0" w:line="252"/>
-            </w:pPr>
-            <w:r>
-              <w:rPr>
-                <w:rFonts w:ascii="Arial" w:cs="Arial" w:eastAsia="Arial" w:hAnsi="Arial"/>
-                <w:sz w:val="17"/>
-                <w:szCs w:val="17"/>
-              </w:rPr>
-              <w:t xml:space="preserve">Quality, CM</w:t>
-            </w:r>
-          </w:p>
-        </w:tc>
-        <w:tc>
-          <w:tcPr>
-            <w:tcW w:type="dxa" w:w="1700"/>
+            <w:tcW w:type="dxa" w:w="2000"/>
             <w:tcBorders>
               <w:top w:val="single" w:color="8A97A8" w:sz="4"/>
               <w:left w:val="single" w:color="8A97A8" w:sz="4"/>
@@ -37005,13 +34221,13 @@
                 <w:sz w:val="17"/>
                 <w:szCs w:val="17"/>
               </w:rPr>
-              <w:t xml:space="preserve">Company CI identification process; MIL-HDBK-61B 5.6.2.1.4</w:t>
-            </w:r>
-          </w:p>
-        </w:tc>
-        <w:tc>
-          <w:tcPr>
-            <w:tcW w:type="dxa" w:w="1940"/>
+              <w:t xml:space="preserve">EIA-649-1A 3.4.1; MIL-HDBK-61B 5.6.2.1.4</w:t>
+            </w:r>
+          </w:p>
+        </w:tc>
+        <w:tc>
+          <w:tcPr>
+            <w:tcW w:type="dxa" w:w="2240"/>
             <w:tcBorders>
               <w:top w:val="single" w:color="8A97A8" w:sz="4"/>
               <w:left w:val="single" w:color="8A97A8" w:sz="4"/>
@@ -37042,7 +34258,7 @@
         </w:tc>
         <w:tc>
           <w:tcPr>
-            <w:tcW w:type="dxa" w:w="1120"/>
+            <w:tcW w:type="dxa" w:w="1200"/>
             <w:tcBorders>
               <w:top w:val="single" w:color="8A97A8" w:sz="4"/>
               <w:left w:val="single" w:color="8A97A8" w:sz="4"/>
@@ -37118,7 +34334,7 @@
         </w:tc>
         <w:tc>
           <w:tcPr>
-            <w:tcW w:type="dxa" w:w="3400"/>
+            <w:tcW w:type="dxa" w:w="3900"/>
             <w:tcBorders>
               <w:top w:val="single" w:color="8A97A8" w:sz="4"/>
               <w:left w:val="single" w:color="8A97A8" w:sz="4"/>
@@ -37149,7 +34365,7 @@
         </w:tc>
         <w:tc>
           <w:tcPr>
-            <w:tcW w:type="dxa" w:w="2400"/>
+            <w:tcW w:type="dxa" w:w="2700"/>
             <w:tcBorders>
               <w:top w:val="single" w:color="8A97A8" w:sz="4"/>
               <w:left w:val="single" w:color="8A97A8" w:sz="4"/>
@@ -37180,38 +34396,7 @@
         </w:tc>
         <w:tc>
           <w:tcPr>
-            <w:tcW w:type="dxa" w:w="1480"/>
-            <w:tcBorders>
-              <w:top w:val="single" w:color="8A97A8" w:sz="4"/>
-              <w:left w:val="single" w:color="8A97A8" w:sz="4"/>
-              <w:bottom w:val="single" w:color="8A97A8" w:sz="4"/>
-              <w:right w:val="single" w:color="8A97A8" w:sz="4"/>
-            </w:tcBorders>
-            <w:tcMar>
-              <w:top w:type="dxa" w:w="60"/>
-              <w:left w:type="dxa" w:w="90"/>
-              <w:bottom w:type="dxa" w:w="60"/>
-              <w:right w:type="dxa" w:w="90"/>
-            </w:tcMar>
-            <w:vAlign w:val="top"/>
-          </w:tcPr>
-          <w:p>
-            <w:pPr>
-              <w:spacing w:after="0" w:line="252"/>
-            </w:pPr>
-            <w:r>
-              <w:rPr>
-                <w:rFonts w:ascii="Arial" w:cs="Arial" w:eastAsia="Arial" w:hAnsi="Arial"/>
-                <w:sz w:val="17"/>
-                <w:szCs w:val="17"/>
-              </w:rPr>
-              <w:t xml:space="preserve">RM&amp;SH, CM</w:t>
-            </w:r>
-          </w:p>
-        </w:tc>
-        <w:tc>
-          <w:tcPr>
-            <w:tcW w:type="dxa" w:w="1700"/>
+            <w:tcW w:type="dxa" w:w="2000"/>
             <w:tcBorders>
               <w:top w:val="single" w:color="8A97A8" w:sz="4"/>
               <w:left w:val="single" w:color="8A97A8" w:sz="4"/>
@@ -37243,7 +34428,7 @@
         </w:tc>
         <w:tc>
           <w:tcPr>
-            <w:tcW w:type="dxa" w:w="1940"/>
+            <w:tcW w:type="dxa" w:w="2240"/>
             <w:tcBorders>
               <w:top w:val="single" w:color="8A97A8" w:sz="4"/>
               <w:left w:val="single" w:color="8A97A8" w:sz="4"/>
@@ -37274,7 +34459,7 @@
         </w:tc>
         <w:tc>
           <w:tcPr>
-            <w:tcW w:type="dxa" w:w="1120"/>
+            <w:tcW w:type="dxa" w:w="1200"/>
             <w:tcBorders>
               <w:top w:val="single" w:color="8A97A8" w:sz="4"/>
               <w:left w:val="single" w:color="8A97A8" w:sz="4"/>
@@ -37350,7 +34535,7 @@
         </w:tc>
         <w:tc>
           <w:tcPr>
-            <w:tcW w:type="dxa" w:w="3400"/>
+            <w:tcW w:type="dxa" w:w="3900"/>
             <w:tcBorders>
               <w:top w:val="single" w:color="8A97A8" w:sz="4"/>
               <w:left w:val="single" w:color="8A97A8" w:sz="4"/>
@@ -37381,7 +34566,7 @@
         </w:tc>
         <w:tc>
           <w:tcPr>
-            <w:tcW w:type="dxa" w:w="2400"/>
+            <w:tcW w:type="dxa" w:w="2700"/>
             <w:tcBorders>
               <w:top w:val="single" w:color="8A97A8" w:sz="4"/>
               <w:left w:val="single" w:color="8A97A8" w:sz="4"/>
@@ -37412,38 +34597,7 @@
         </w:tc>
         <w:tc>
           <w:tcPr>
-            <w:tcW w:type="dxa" w:w="1480"/>
-            <w:tcBorders>
-              <w:top w:val="single" w:color="8A97A8" w:sz="4"/>
-              <w:left w:val="single" w:color="8A97A8" w:sz="4"/>
-              <w:bottom w:val="single" w:color="8A97A8" w:sz="4"/>
-              <w:right w:val="single" w:color="8A97A8" w:sz="4"/>
-            </w:tcBorders>
-            <w:tcMar>
-              <w:top w:type="dxa" w:w="60"/>
-              <w:left w:type="dxa" w:w="90"/>
-              <w:bottom w:type="dxa" w:w="60"/>
-              <w:right w:type="dxa" w:w="90"/>
-            </w:tcMar>
-            <w:vAlign w:val="top"/>
-          </w:tcPr>
-          <w:p>
-            <w:pPr>
-              <w:spacing w:after="0" w:line="252"/>
-            </w:pPr>
-            <w:r>
-              <w:rPr>
-                <w:rFonts w:ascii="Arial" w:cs="Arial" w:eastAsia="Arial" w:hAnsi="Arial"/>
-                <w:sz w:val="17"/>
-                <w:szCs w:val="17"/>
-              </w:rPr>
-              <w:t xml:space="preserve">CM</w:t>
-            </w:r>
-          </w:p>
-        </w:tc>
-        <w:tc>
-          <w:tcPr>
-            <w:tcW w:type="dxa" w:w="1700"/>
+            <w:tcW w:type="dxa" w:w="2000"/>
             <w:tcBorders>
               <w:top w:val="single" w:color="8A97A8" w:sz="4"/>
               <w:left w:val="single" w:color="8A97A8" w:sz="4"/>
@@ -37469,13 +34623,13 @@
                 <w:sz w:val="17"/>
                 <w:szCs w:val="17"/>
               </w:rPr>
-              <w:t xml:space="preserve">Company CI identification process</w:t>
-            </w:r>
-          </w:p>
-        </w:tc>
-        <w:tc>
-          <w:tcPr>
-            <w:tcW w:type="dxa" w:w="1940"/>
+              <w:t xml:space="preserve">EIA-649-1A 3.4.1</w:t>
+            </w:r>
+          </w:p>
+        </w:tc>
+        <w:tc>
+          <w:tcPr>
+            <w:tcW w:type="dxa" w:w="2240"/>
             <w:tcBorders>
               <w:top w:val="single" w:color="8A97A8" w:sz="4"/>
               <w:left w:val="single" w:color="8A97A8" w:sz="4"/>
@@ -37506,7 +34660,7 @@
         </w:tc>
         <w:tc>
           <w:tcPr>
-            <w:tcW w:type="dxa" w:w="1120"/>
+            <w:tcW w:type="dxa" w:w="1200"/>
             <w:tcBorders>
               <w:top w:val="single" w:color="8A97A8" w:sz="4"/>
               <w:left w:val="single" w:color="8A97A8" w:sz="4"/>
@@ -37582,7 +34736,7 @@
         </w:tc>
         <w:tc>
           <w:tcPr>
-            <w:tcW w:type="dxa" w:w="3400"/>
+            <w:tcW w:type="dxa" w:w="3900"/>
             <w:tcBorders>
               <w:top w:val="single" w:color="8A97A8" w:sz="4"/>
               <w:left w:val="single" w:color="8A97A8" w:sz="4"/>
@@ -37613,7 +34767,7 @@
         </w:tc>
         <w:tc>
           <w:tcPr>
-            <w:tcW w:type="dxa" w:w="2400"/>
+            <w:tcW w:type="dxa" w:w="2700"/>
             <w:tcBorders>
               <w:top w:val="single" w:color="8A97A8" w:sz="4"/>
               <w:left w:val="single" w:color="8A97A8" w:sz="4"/>
@@ -37644,38 +34798,7 @@
         </w:tc>
         <w:tc>
           <w:tcPr>
-            <w:tcW w:type="dxa" w:w="1480"/>
-            <w:tcBorders>
-              <w:top w:val="single" w:color="8A97A8" w:sz="4"/>
-              <w:left w:val="single" w:color="8A97A8" w:sz="4"/>
-              <w:bottom w:val="single" w:color="8A97A8" w:sz="4"/>
-              <w:right w:val="single" w:color="8A97A8" w:sz="4"/>
-            </w:tcBorders>
-            <w:tcMar>
-              <w:top w:type="dxa" w:w="60"/>
-              <w:left w:type="dxa" w:w="90"/>
-              <w:bottom w:type="dxa" w:w="60"/>
-              <w:right w:type="dxa" w:w="90"/>
-            </w:tcMar>
-            <w:vAlign w:val="top"/>
-          </w:tcPr>
-          <w:p>
-            <w:pPr>
-              <w:spacing w:after="0" w:line="252"/>
-            </w:pPr>
-            <w:r>
-              <w:rPr>
-                <w:rFonts w:ascii="Arial" w:cs="Arial" w:eastAsia="Arial" w:hAnsi="Arial"/>
-                <w:sz w:val="17"/>
-                <w:szCs w:val="17"/>
-              </w:rPr>
-              <w:t xml:space="preserve">CM</w:t>
-            </w:r>
-          </w:p>
-        </w:tc>
-        <w:tc>
-          <w:tcPr>
-            <w:tcW w:type="dxa" w:w="1700"/>
+            <w:tcW w:type="dxa" w:w="2000"/>
             <w:tcBorders>
               <w:top w:val="single" w:color="8A97A8" w:sz="4"/>
               <w:left w:val="single" w:color="8A97A8" w:sz="4"/>
@@ -37707,7 +34830,7 @@
         </w:tc>
         <w:tc>
           <w:tcPr>
-            <w:tcW w:type="dxa" w:w="1940"/>
+            <w:tcW w:type="dxa" w:w="2240"/>
             <w:tcBorders>
               <w:top w:val="single" w:color="8A97A8" w:sz="4"/>
               <w:left w:val="single" w:color="8A97A8" w:sz="4"/>
@@ -37738,7 +34861,7 @@
         </w:tc>
         <w:tc>
           <w:tcPr>
-            <w:tcW w:type="dxa" w:w="1120"/>
+            <w:tcW w:type="dxa" w:w="1200"/>
             <w:tcBorders>
               <w:top w:val="single" w:color="8A97A8" w:sz="4"/>
               <w:left w:val="single" w:color="8A97A8" w:sz="4"/>
@@ -37814,7 +34937,7 @@
         </w:tc>
         <w:tc>
           <w:tcPr>
-            <w:tcW w:type="dxa" w:w="3400"/>
+            <w:tcW w:type="dxa" w:w="3900"/>
             <w:tcBorders>
               <w:top w:val="single" w:color="8A97A8" w:sz="4"/>
               <w:left w:val="single" w:color="8A97A8" w:sz="4"/>
@@ -37845,7 +34968,7 @@
         </w:tc>
         <w:tc>
           <w:tcPr>
-            <w:tcW w:type="dxa" w:w="2400"/>
+            <w:tcW w:type="dxa" w:w="2700"/>
             <w:tcBorders>
               <w:top w:val="single" w:color="8A97A8" w:sz="4"/>
               <w:left w:val="single" w:color="8A97A8" w:sz="4"/>
@@ -37876,38 +34999,7 @@
         </w:tc>
         <w:tc>
           <w:tcPr>
-            <w:tcW w:type="dxa" w:w="1480"/>
-            <w:tcBorders>
-              <w:top w:val="single" w:color="8A97A8" w:sz="4"/>
-              <w:left w:val="single" w:color="8A97A8" w:sz="4"/>
-              <w:bottom w:val="single" w:color="8A97A8" w:sz="4"/>
-              <w:right w:val="single" w:color="8A97A8" w:sz="4"/>
-            </w:tcBorders>
-            <w:tcMar>
-              <w:top w:type="dxa" w:w="60"/>
-              <w:left w:type="dxa" w:w="90"/>
-              <w:bottom w:type="dxa" w:w="60"/>
-              <w:right w:type="dxa" w:w="90"/>
-            </w:tcMar>
-            <w:vAlign w:val="top"/>
-          </w:tcPr>
-          <w:p>
-            <w:pPr>
-              <w:spacing w:after="0" w:line="252"/>
-            </w:pPr>
-            <w:r>
-              <w:rPr>
-                <w:rFonts w:ascii="Arial" w:cs="Arial" w:eastAsia="Arial" w:hAnsi="Arial"/>
-                <w:sz w:val="17"/>
-                <w:szCs w:val="17"/>
-              </w:rPr>
-              <w:t xml:space="preserve">Quality</w:t>
-            </w:r>
-          </w:p>
-        </w:tc>
-        <w:tc>
-          <w:tcPr>
-            <w:tcW w:type="dxa" w:w="1700"/>
+            <w:tcW w:type="dxa" w:w="2000"/>
             <w:tcBorders>
               <w:top w:val="single" w:color="8A97A8" w:sz="4"/>
               <w:left w:val="single" w:color="8A97A8" w:sz="4"/>
@@ -37933,13 +35025,13 @@
                 <w:sz w:val="17"/>
                 <w:szCs w:val="17"/>
               </w:rPr>
-              <w:t xml:space="preserve">Company nonconformance and variance process</w:t>
-            </w:r>
-          </w:p>
-        </w:tc>
-        <w:tc>
-          <w:tcPr>
-            <w:tcW w:type="dxa" w:w="1940"/>
+              <w:t xml:space="preserve">EIA-649-1A 3.3.2</w:t>
+            </w:r>
+          </w:p>
+        </w:tc>
+        <w:tc>
+          <w:tcPr>
+            <w:tcW w:type="dxa" w:w="2240"/>
             <w:tcBorders>
               <w:top w:val="single" w:color="8A97A8" w:sz="4"/>
               <w:left w:val="single" w:color="8A97A8" w:sz="4"/>
@@ -37970,7 +35062,7 @@
         </w:tc>
         <w:tc>
           <w:tcPr>
-            <w:tcW w:type="dxa" w:w="1120"/>
+            <w:tcW w:type="dxa" w:w="1200"/>
             <w:tcBorders>
               <w:top w:val="single" w:color="8A97A8" w:sz="4"/>
               <w:left w:val="single" w:color="8A97A8" w:sz="4"/>
@@ -38046,7 +35138,7 @@
         </w:tc>
         <w:tc>
           <w:tcPr>
-            <w:tcW w:type="dxa" w:w="3400"/>
+            <w:tcW w:type="dxa" w:w="3900"/>
             <w:tcBorders>
               <w:top w:val="single" w:color="8A97A8" w:sz="4"/>
               <w:left w:val="single" w:color="8A97A8" w:sz="4"/>
@@ -38077,7 +35169,7 @@
         </w:tc>
         <w:tc>
           <w:tcPr>
-            <w:tcW w:type="dxa" w:w="2400"/>
+            <w:tcW w:type="dxa" w:w="2700"/>
             <w:tcBorders>
               <w:top w:val="single" w:color="8A97A8" w:sz="4"/>
               <w:left w:val="single" w:color="8A97A8" w:sz="4"/>
@@ -38108,38 +35200,7 @@
         </w:tc>
         <w:tc>
           <w:tcPr>
-            <w:tcW w:type="dxa" w:w="1480"/>
-            <w:tcBorders>
-              <w:top w:val="single" w:color="8A97A8" w:sz="4"/>
-              <w:left w:val="single" w:color="8A97A8" w:sz="4"/>
-              <w:bottom w:val="single" w:color="8A97A8" w:sz="4"/>
-              <w:right w:val="single" w:color="8A97A8" w:sz="4"/>
-            </w:tcBorders>
-            <w:tcMar>
-              <w:top w:type="dxa" w:w="60"/>
-              <w:left w:type="dxa" w:w="90"/>
-              <w:bottom w:type="dxa" w:w="60"/>
-              <w:right w:type="dxa" w:w="90"/>
-            </w:tcMar>
-            <w:vAlign w:val="top"/>
-          </w:tcPr>
-          <w:p>
-            <w:pPr>
-              <w:spacing w:after="0" w:line="252"/>
-            </w:pPr>
-            <w:r>
-              <w:rPr>
-                <w:rFonts w:ascii="Arial" w:cs="Arial" w:eastAsia="Arial" w:hAnsi="Arial"/>
-                <w:sz w:val="17"/>
-                <w:szCs w:val="17"/>
-              </w:rPr>
-              <w:t xml:space="preserve">CM</w:t>
-            </w:r>
-          </w:p>
-        </w:tc>
-        <w:tc>
-          <w:tcPr>
-            <w:tcW w:type="dxa" w:w="1700"/>
+            <w:tcW w:type="dxa" w:w="2000"/>
             <w:tcBorders>
               <w:top w:val="single" w:color="8A97A8" w:sz="4"/>
               <w:left w:val="single" w:color="8A97A8" w:sz="4"/>
@@ -38171,7 +35232,7 @@
         </w:tc>
         <w:tc>
           <w:tcPr>
-            <w:tcW w:type="dxa" w:w="1940"/>
+            <w:tcW w:type="dxa" w:w="2240"/>
             <w:tcBorders>
               <w:top w:val="single" w:color="8A97A8" w:sz="4"/>
               <w:left w:val="single" w:color="8A97A8" w:sz="4"/>
@@ -38202,7 +35263,7 @@
         </w:tc>
         <w:tc>
           <w:tcPr>
-            <w:tcW w:type="dxa" w:w="1120"/>
+            <w:tcW w:type="dxa" w:w="1200"/>
             <w:tcBorders>
               <w:top w:val="single" w:color="8A97A8" w:sz="4"/>
               <w:left w:val="single" w:color="8A97A8" w:sz="4"/>
@@ -38278,7 +35339,7 @@
         </w:tc>
         <w:tc>
           <w:tcPr>
-            <w:tcW w:type="dxa" w:w="3400"/>
+            <w:tcW w:type="dxa" w:w="3900"/>
             <w:tcBorders>
               <w:top w:val="single" w:color="8A97A8" w:sz="4"/>
               <w:left w:val="single" w:color="8A97A8" w:sz="4"/>
@@ -38309,7 +35370,7 @@
         </w:tc>
         <w:tc>
           <w:tcPr>
-            <w:tcW w:type="dxa" w:w="2400"/>
+            <w:tcW w:type="dxa" w:w="2700"/>
             <w:tcBorders>
               <w:top w:val="single" w:color="8A97A8" w:sz="4"/>
               <w:left w:val="single" w:color="8A97A8" w:sz="4"/>
@@ -38340,38 +35401,7 @@
         </w:tc>
         <w:tc>
           <w:tcPr>
-            <w:tcW w:type="dxa" w:w="1480"/>
-            <w:tcBorders>
-              <w:top w:val="single" w:color="8A97A8" w:sz="4"/>
-              <w:left w:val="single" w:color="8A97A8" w:sz="4"/>
-              <w:bottom w:val="single" w:color="8A97A8" w:sz="4"/>
-              <w:right w:val="single" w:color="8A97A8" w:sz="4"/>
-            </w:tcBorders>
-            <w:tcMar>
-              <w:top w:type="dxa" w:w="60"/>
-              <w:left w:type="dxa" w:w="90"/>
-              <w:bottom w:type="dxa" w:w="60"/>
-              <w:right w:type="dxa" w:w="90"/>
-            </w:tcMar>
-            <w:vAlign w:val="top"/>
-          </w:tcPr>
-          <w:p>
-            <w:pPr>
-              <w:spacing w:after="0" w:line="252"/>
-            </w:pPr>
-            <w:r>
-              <w:rPr>
-                <w:rFonts w:ascii="Arial" w:cs="Arial" w:eastAsia="Arial" w:hAnsi="Arial"/>
-                <w:sz w:val="17"/>
-                <w:szCs w:val="17"/>
-              </w:rPr>
-              <w:t xml:space="preserve">CM</w:t>
-            </w:r>
-          </w:p>
-        </w:tc>
-        <w:tc>
-          <w:tcPr>
-            <w:tcW w:type="dxa" w:w="1700"/>
+            <w:tcW w:type="dxa" w:w="2000"/>
             <w:tcBorders>
               <w:top w:val="single" w:color="8A97A8" w:sz="4"/>
               <w:left w:val="single" w:color="8A97A8" w:sz="4"/>
@@ -38403,7 +35433,7 @@
         </w:tc>
         <w:tc>
           <w:tcPr>
-            <w:tcW w:type="dxa" w:w="1940"/>
+            <w:tcW w:type="dxa" w:w="2240"/>
             <w:tcBorders>
               <w:top w:val="single" w:color="8A97A8" w:sz="4"/>
               <w:left w:val="single" w:color="8A97A8" w:sz="4"/>
@@ -38434,7 +35464,7 @@
         </w:tc>
         <w:tc>
           <w:tcPr>
-            <w:tcW w:type="dxa" w:w="1120"/>
+            <w:tcW w:type="dxa" w:w="1200"/>
             <w:tcBorders>
               <w:top w:val="single" w:color="8A97A8" w:sz="4"/>
               <w:left w:val="single" w:color="8A97A8" w:sz="4"/>
@@ -38471,7 +35501,7 @@
         <w:tc>
           <w:tcPr>
             <w:tcW w:type="dxa" w:w="12960"/>
-            <w:gridSpan w:val="7"/>
+            <w:gridSpan w:val="6"/>
             <w:tcBorders>
               <w:top w:val="single" w:color="8A97A8" w:sz="4"/>
               <w:left w:val="single" w:color="8A97A8" w:sz="4"/>
@@ -38550,7 +35580,7 @@
         </w:tc>
         <w:tc>
           <w:tcPr>
-            <w:tcW w:type="dxa" w:w="3400"/>
+            <w:tcW w:type="dxa" w:w="3900"/>
             <w:tcBorders>
               <w:top w:val="single" w:color="8A97A8" w:sz="4"/>
               <w:left w:val="single" w:color="8A97A8" w:sz="4"/>
@@ -38581,7 +35611,7 @@
         </w:tc>
         <w:tc>
           <w:tcPr>
-            <w:tcW w:type="dxa" w:w="2400"/>
+            <w:tcW w:type="dxa" w:w="2700"/>
             <w:tcBorders>
               <w:top w:val="single" w:color="8A97A8" w:sz="4"/>
               <w:left w:val="single" w:color="8A97A8" w:sz="4"/>
@@ -38612,38 +35642,7 @@
         </w:tc>
         <w:tc>
           <w:tcPr>
-            <w:tcW w:type="dxa" w:w="1480"/>
-            <w:tcBorders>
-              <w:top w:val="single" w:color="8A97A8" w:sz="4"/>
-              <w:left w:val="single" w:color="8A97A8" w:sz="4"/>
-              <w:bottom w:val="single" w:color="8A97A8" w:sz="4"/>
-              <w:right w:val="single" w:color="8A97A8" w:sz="4"/>
-            </w:tcBorders>
-            <w:tcMar>
-              <w:top w:type="dxa" w:w="60"/>
-              <w:left w:type="dxa" w:w="90"/>
-              <w:bottom w:type="dxa" w:w="60"/>
-              <w:right w:type="dxa" w:w="90"/>
-            </w:tcMar>
-            <w:vAlign w:val="top"/>
-          </w:tcPr>
-          <w:p>
-            <w:pPr>
-              <w:spacing w:after="0" w:line="252"/>
-            </w:pPr>
-            <w:r>
-              <w:rPr>
-                <w:rFonts w:ascii="Arial" w:cs="Arial" w:eastAsia="Arial" w:hAnsi="Arial"/>
-                <w:sz w:val="17"/>
-                <w:szCs w:val="17"/>
-              </w:rPr>
-              <w:t xml:space="preserve">CM</w:t>
-            </w:r>
-          </w:p>
-        </w:tc>
-        <w:tc>
-          <w:tcPr>
-            <w:tcW w:type="dxa" w:w="1700"/>
+            <w:tcW w:type="dxa" w:w="2000"/>
             <w:tcBorders>
               <w:top w:val="single" w:color="8A97A8" w:sz="4"/>
               <w:left w:val="single" w:color="8A97A8" w:sz="4"/>
@@ -38669,13 +35668,13 @@
                 <w:sz w:val="17"/>
                 <w:szCs w:val="17"/>
               </w:rPr>
-              <w:t xml:space="preserve">Company CI identification process</w:t>
-            </w:r>
-          </w:p>
-        </w:tc>
-        <w:tc>
-          <w:tcPr>
-            <w:tcW w:type="dxa" w:w="1940"/>
+              <w:t xml:space="preserve">EIA-649-1A 3.2.1; 3.2.4</w:t>
+            </w:r>
+          </w:p>
+        </w:tc>
+        <w:tc>
+          <w:tcPr>
+            <w:tcW w:type="dxa" w:w="2240"/>
             <w:tcBorders>
               <w:top w:val="single" w:color="8A97A8" w:sz="4"/>
               <w:left w:val="single" w:color="8A97A8" w:sz="4"/>
@@ -38706,7 +35705,7 @@
         </w:tc>
         <w:tc>
           <w:tcPr>
-            <w:tcW w:type="dxa" w:w="1120"/>
+            <w:tcW w:type="dxa" w:w="1200"/>
             <w:tcBorders>
               <w:top w:val="single" w:color="8A97A8" w:sz="4"/>
               <w:left w:val="single" w:color="8A97A8" w:sz="4"/>
@@ -41087,12 +38086,11 @@
       </w:tblPr>
       <w:tblGrid>
         <w:gridCol w:w="920"/>
-        <w:gridCol w:w="3400"/>
-        <w:gridCol w:w="2400"/>
-        <w:gridCol w:w="1480"/>
-        <w:gridCol w:w="1700"/>
-        <w:gridCol w:w="1940"/>
-        <w:gridCol w:w="1120"/>
+        <w:gridCol w:w="3900"/>
+        <w:gridCol w:w="2700"/>
+        <w:gridCol w:w="2000"/>
+        <w:gridCol w:w="2240"/>
+        <w:gridCol w:w="1200"/>
       </w:tblGrid>
       <w:tr>
         <w:trPr>
@@ -41135,7 +38133,7 @@
         </w:tc>
         <w:tc>
           <w:tcPr>
-            <w:tcW w:type="dxa" w:w="3400"/>
+            <w:tcW w:type="dxa" w:w="3900"/>
             <w:tcBorders>
               <w:top w:val="single" w:color="8A97A8" w:sz="4"/>
               <w:left w:val="single" w:color="8A97A8" w:sz="4"/>
@@ -41170,7 +38168,7 @@
         </w:tc>
         <w:tc>
           <w:tcPr>
-            <w:tcW w:type="dxa" w:w="2400"/>
+            <w:tcW w:type="dxa" w:w="2700"/>
             <w:tcBorders>
               <w:top w:val="single" w:color="8A97A8" w:sz="4"/>
               <w:left w:val="single" w:color="8A97A8" w:sz="4"/>
@@ -41205,7 +38203,7 @@
         </w:tc>
         <w:tc>
           <w:tcPr>
-            <w:tcW w:type="dxa" w:w="1480"/>
+            <w:tcW w:type="dxa" w:w="2000"/>
             <w:tcBorders>
               <w:top w:val="single" w:color="8A97A8" w:sz="4"/>
               <w:left w:val="single" w:color="8A97A8" w:sz="4"/>
@@ -41234,13 +38232,13 @@
                 <w:sz w:val="17"/>
                 <w:szCs w:val="17"/>
               </w:rPr>
-              <w:t xml:space="preserve">Owner</w:t>
-            </w:r>
-          </w:p>
-        </w:tc>
-        <w:tc>
-          <w:tcPr>
-            <w:tcW w:type="dxa" w:w="1700"/>
+              <w:t xml:space="preserve">Basis</w:t>
+            </w:r>
+          </w:p>
+        </w:tc>
+        <w:tc>
+          <w:tcPr>
+            <w:tcW w:type="dxa" w:w="2240"/>
             <w:tcBorders>
               <w:top w:val="single" w:color="8A97A8" w:sz="4"/>
               <w:left w:val="single" w:color="8A97A8" w:sz="4"/>
@@ -41269,48 +38267,13 @@
                 <w:sz w:val="17"/>
                 <w:szCs w:val="17"/>
               </w:rPr>
-              <w:t xml:space="preserve">Basis</w:t>
-            </w:r>
-          </w:p>
-        </w:tc>
-        <w:tc>
-          <w:tcPr>
-            <w:tcW w:type="dxa" w:w="1940"/>
-            <w:tcBorders>
-              <w:top w:val="single" w:color="8A97A8" w:sz="4"/>
-              <w:left w:val="single" w:color="8A97A8" w:sz="4"/>
-              <w:bottom w:val="single" w:color="8A97A8" w:sz="4"/>
-              <w:right w:val="single" w:color="8A97A8" w:sz="4"/>
-            </w:tcBorders>
-            <w:shd w:fill="1F3A5F" w:color="auto" w:val="clear"/>
-            <w:tcMar>
-              <w:top w:type="dxa" w:w="60"/>
-              <w:left w:type="dxa" w:w="90"/>
-              <w:bottom w:type="dxa" w:w="60"/>
-              <w:right w:type="dxa" w:w="90"/>
-            </w:tcMar>
-            <w:vAlign w:val="top"/>
-          </w:tcPr>
-          <w:p>
-            <w:pPr>
-              <w:spacing w:after="0" w:line="252"/>
-            </w:pPr>
-            <w:r>
-              <w:rPr>
-                <w:rFonts w:ascii="Arial" w:cs="Arial" w:eastAsia="Arial" w:hAnsi="Arial"/>
-                <w:b/>
-                <w:bCs/>
-                <w:color w:val="FFFFFF"/>
-                <w:sz w:val="17"/>
-                <w:szCs w:val="17"/>
-              </w:rPr>
               <w:t xml:space="preserve">Document, revision, location</w:t>
             </w:r>
           </w:p>
         </w:tc>
         <w:tc>
           <w:tcPr>
-            <w:tcW w:type="dxa" w:w="1120"/>
+            <w:tcW w:type="dxa" w:w="1200"/>
             <w:tcBorders>
               <w:top w:val="single" w:color="8A97A8" w:sz="4"/>
               <w:left w:val="single" w:color="8A97A8" w:sz="4"/>
@@ -41351,7 +38314,7 @@
         <w:tc>
           <w:tcPr>
             <w:tcW w:type="dxa" w:w="12960"/>
-            <w:gridSpan w:val="7"/>
+            <w:gridSpan w:val="6"/>
             <w:tcBorders>
               <w:top w:val="single" w:color="8A97A8" w:sz="4"/>
               <w:left w:val="single" w:color="8A97A8" w:sz="4"/>
@@ -41430,7 +38393,7 @@
         </w:tc>
         <w:tc>
           <w:tcPr>
-            <w:tcW w:type="dxa" w:w="3400"/>
+            <w:tcW w:type="dxa" w:w="3900"/>
             <w:tcBorders>
               <w:top w:val="single" w:color="8A97A8" w:sz="4"/>
               <w:left w:val="single" w:color="8A97A8" w:sz="4"/>
@@ -41461,7 +38424,7 @@
         </w:tc>
         <w:tc>
           <w:tcPr>
-            <w:tcW w:type="dxa" w:w="2400"/>
+            <w:tcW w:type="dxa" w:w="2700"/>
             <w:tcBorders>
               <w:top w:val="single" w:color="8A97A8" w:sz="4"/>
               <w:left w:val="single" w:color="8A97A8" w:sz="4"/>
@@ -41492,38 +38455,7 @@
         </w:tc>
         <w:tc>
           <w:tcPr>
-            <w:tcW w:type="dxa" w:w="1480"/>
-            <w:tcBorders>
-              <w:top w:val="single" w:color="8A97A8" w:sz="4"/>
-              <w:left w:val="single" w:color="8A97A8" w:sz="4"/>
-              <w:bottom w:val="single" w:color="8A97A8" w:sz="4"/>
-              <w:right w:val="single" w:color="8A97A8" w:sz="4"/>
-            </w:tcBorders>
-            <w:tcMar>
-              <w:top w:type="dxa" w:w="60"/>
-              <w:left w:type="dxa" w:w="90"/>
-              <w:bottom w:type="dxa" w:w="60"/>
-              <w:right w:type="dxa" w:w="90"/>
-            </w:tcMar>
-            <w:vAlign w:val="top"/>
-          </w:tcPr>
-          <w:p>
-            <w:pPr>
-              <w:spacing w:after="0" w:line="252"/>
-            </w:pPr>
-            <w:r>
-              <w:rPr>
-                <w:rFonts w:ascii="Arial" w:cs="Arial" w:eastAsia="Arial" w:hAnsi="Arial"/>
-                <w:sz w:val="17"/>
-                <w:szCs w:val="17"/>
-              </w:rPr>
-              <w:t xml:space="preserve">CM</w:t>
-            </w:r>
-          </w:p>
-        </w:tc>
-        <w:tc>
-          <w:tcPr>
-            <w:tcW w:type="dxa" w:w="1700"/>
+            <w:tcW w:type="dxa" w:w="2000"/>
             <w:tcBorders>
               <w:top w:val="single" w:color="8A97A8" w:sz="4"/>
               <w:left w:val="single" w:color="8A97A8" w:sz="4"/>
@@ -41549,13 +38481,13 @@
                 <w:sz w:val="17"/>
                 <w:szCs w:val="17"/>
               </w:rPr>
-              <w:t xml:space="preserve">Company CI identification process</w:t>
-            </w:r>
-          </w:p>
-        </w:tc>
-        <w:tc>
-          <w:tcPr>
-            <w:tcW w:type="dxa" w:w="1940"/>
+              <w:t xml:space="preserve">EIA-649-1A 3.2.1</w:t>
+            </w:r>
+          </w:p>
+        </w:tc>
+        <w:tc>
+          <w:tcPr>
+            <w:tcW w:type="dxa" w:w="2240"/>
             <w:tcBorders>
               <w:top w:val="single" w:color="8A97A8" w:sz="4"/>
               <w:left w:val="single" w:color="8A97A8" w:sz="4"/>
@@ -41586,7 +38518,7 @@
         </w:tc>
         <w:tc>
           <w:tcPr>
-            <w:tcW w:type="dxa" w:w="1120"/>
+            <w:tcW w:type="dxa" w:w="1200"/>
             <w:tcBorders>
               <w:top w:val="single" w:color="8A97A8" w:sz="4"/>
               <w:left w:val="single" w:color="8A97A8" w:sz="4"/>
@@ -41662,7 +38594,7 @@
         </w:tc>
         <w:tc>
           <w:tcPr>
-            <w:tcW w:type="dxa" w:w="3400"/>
+            <w:tcW w:type="dxa" w:w="3900"/>
             <w:tcBorders>
               <w:top w:val="single" w:color="8A97A8" w:sz="4"/>
               <w:left w:val="single" w:color="8A97A8" w:sz="4"/>
@@ -41693,7 +38625,7 @@
         </w:tc>
         <w:tc>
           <w:tcPr>
-            <w:tcW w:type="dxa" w:w="2400"/>
+            <w:tcW w:type="dxa" w:w="2700"/>
             <w:tcBorders>
               <w:top w:val="single" w:color="8A97A8" w:sz="4"/>
               <w:left w:val="single" w:color="8A97A8" w:sz="4"/>
@@ -41724,38 +38656,7 @@
         </w:tc>
         <w:tc>
           <w:tcPr>
-            <w:tcW w:type="dxa" w:w="1480"/>
-            <w:tcBorders>
-              <w:top w:val="single" w:color="8A97A8" w:sz="4"/>
-              <w:left w:val="single" w:color="8A97A8" w:sz="4"/>
-              <w:bottom w:val="single" w:color="8A97A8" w:sz="4"/>
-              <w:right w:val="single" w:color="8A97A8" w:sz="4"/>
-            </w:tcBorders>
-            <w:tcMar>
-              <w:top w:type="dxa" w:w="60"/>
-              <w:left w:type="dxa" w:w="90"/>
-              <w:bottom w:type="dxa" w:w="60"/>
-              <w:right w:type="dxa" w:w="90"/>
-            </w:tcMar>
-            <w:vAlign w:val="top"/>
-          </w:tcPr>
-          <w:p>
-            <w:pPr>
-              <w:spacing w:after="0" w:line="252"/>
-            </w:pPr>
-            <w:r>
-              <w:rPr>
-                <w:rFonts w:ascii="Arial" w:cs="Arial" w:eastAsia="Arial" w:hAnsi="Arial"/>
-                <w:sz w:val="17"/>
-                <w:szCs w:val="17"/>
-              </w:rPr>
-              <w:t xml:space="preserve">Systems Engineering</w:t>
-            </w:r>
-          </w:p>
-        </w:tc>
-        <w:tc>
-          <w:tcPr>
-            <w:tcW w:type="dxa" w:w="1700"/>
+            <w:tcW w:type="dxa" w:w="2000"/>
             <w:tcBorders>
               <w:top w:val="single" w:color="8A97A8" w:sz="4"/>
               <w:left w:val="single" w:color="8A97A8" w:sz="4"/>
@@ -41787,7 +38688,7 @@
         </w:tc>
         <w:tc>
           <w:tcPr>
-            <w:tcW w:type="dxa" w:w="1940"/>
+            <w:tcW w:type="dxa" w:w="2240"/>
             <w:tcBorders>
               <w:top w:val="single" w:color="8A97A8" w:sz="4"/>
               <w:left w:val="single" w:color="8A97A8" w:sz="4"/>
@@ -41818,7 +38719,7 @@
         </w:tc>
         <w:tc>
           <w:tcPr>
-            <w:tcW w:type="dxa" w:w="1120"/>
+            <w:tcW w:type="dxa" w:w="1200"/>
             <w:tcBorders>
               <w:top w:val="single" w:color="8A97A8" w:sz="4"/>
               <w:left w:val="single" w:color="8A97A8" w:sz="4"/>
@@ -41894,7 +38795,7 @@
         </w:tc>
         <w:tc>
           <w:tcPr>
-            <w:tcW w:type="dxa" w:w="3400"/>
+            <w:tcW w:type="dxa" w:w="3900"/>
             <w:tcBorders>
               <w:top w:val="single" w:color="8A97A8" w:sz="4"/>
               <w:left w:val="single" w:color="8A97A8" w:sz="4"/>
@@ -41925,7 +38826,7 @@
         </w:tc>
         <w:tc>
           <w:tcPr>
-            <w:tcW w:type="dxa" w:w="2400"/>
+            <w:tcW w:type="dxa" w:w="2700"/>
             <w:tcBorders>
               <w:top w:val="single" w:color="8A97A8" w:sz="4"/>
               <w:left w:val="single" w:color="8A97A8" w:sz="4"/>
@@ -41956,38 +38857,7 @@
         </w:tc>
         <w:tc>
           <w:tcPr>
-            <w:tcW w:type="dxa" w:w="1480"/>
-            <w:tcBorders>
-              <w:top w:val="single" w:color="8A97A8" w:sz="4"/>
-              <w:left w:val="single" w:color="8A97A8" w:sz="4"/>
-              <w:bottom w:val="single" w:color="8A97A8" w:sz="4"/>
-              <w:right w:val="single" w:color="8A97A8" w:sz="4"/>
-            </w:tcBorders>
-            <w:tcMar>
-              <w:top w:type="dxa" w:w="60"/>
-              <w:left w:type="dxa" w:w="90"/>
-              <w:bottom w:type="dxa" w:w="60"/>
-              <w:right w:type="dxa" w:w="90"/>
-            </w:tcMar>
-            <w:vAlign w:val="top"/>
-          </w:tcPr>
-          <w:p>
-            <w:pPr>
-              <w:spacing w:after="0" w:line="252"/>
-            </w:pPr>
-            <w:r>
-              <w:rPr>
-                <w:rFonts w:ascii="Arial" w:cs="Arial" w:eastAsia="Arial" w:hAnsi="Arial"/>
-                <w:sz w:val="17"/>
-                <w:szCs w:val="17"/>
-              </w:rPr>
-              <w:t xml:space="preserve">CM</w:t>
-            </w:r>
-          </w:p>
-        </w:tc>
-        <w:tc>
-          <w:tcPr>
-            <w:tcW w:type="dxa" w:w="1700"/>
+            <w:tcW w:type="dxa" w:w="2000"/>
             <w:tcBorders>
               <w:top w:val="single" w:color="8A97A8" w:sz="4"/>
               <w:left w:val="single" w:color="8A97A8" w:sz="4"/>
@@ -42013,13 +38883,13 @@
                 <w:sz w:val="17"/>
                 <w:szCs w:val="17"/>
               </w:rPr>
-              <w:t xml:space="preserve">Company CI identification process (structural floor)</w:t>
-            </w:r>
-          </w:p>
-        </w:tc>
-        <w:tc>
-          <w:tcPr>
-            <w:tcW w:type="dxa" w:w="1940"/>
+              <w:t xml:space="preserve">EIA-649-1A 3.2.5</w:t>
+            </w:r>
+          </w:p>
+        </w:tc>
+        <w:tc>
+          <w:tcPr>
+            <w:tcW w:type="dxa" w:w="2240"/>
             <w:tcBorders>
               <w:top w:val="single" w:color="8A97A8" w:sz="4"/>
               <w:left w:val="single" w:color="8A97A8" w:sz="4"/>
@@ -42050,7 +38920,7 @@
         </w:tc>
         <w:tc>
           <w:tcPr>
-            <w:tcW w:type="dxa" w:w="1120"/>
+            <w:tcW w:type="dxa" w:w="1200"/>
             <w:tcBorders>
               <w:top w:val="single" w:color="8A97A8" w:sz="4"/>
               <w:left w:val="single" w:color="8A97A8" w:sz="4"/>
@@ -42126,7 +38996,7 @@
         </w:tc>
         <w:tc>
           <w:tcPr>
-            <w:tcW w:type="dxa" w:w="3400"/>
+            <w:tcW w:type="dxa" w:w="3900"/>
             <w:tcBorders>
               <w:top w:val="single" w:color="8A97A8" w:sz="4"/>
               <w:left w:val="single" w:color="8A97A8" w:sz="4"/>
@@ -42157,7 +39027,7 @@
         </w:tc>
         <w:tc>
           <w:tcPr>
-            <w:tcW w:type="dxa" w:w="2400"/>
+            <w:tcW w:type="dxa" w:w="2700"/>
             <w:tcBorders>
               <w:top w:val="single" w:color="8A97A8" w:sz="4"/>
               <w:left w:val="single" w:color="8A97A8" w:sz="4"/>
@@ -42188,38 +39058,7 @@
         </w:tc>
         <w:tc>
           <w:tcPr>
-            <w:tcW w:type="dxa" w:w="1480"/>
-            <w:tcBorders>
-              <w:top w:val="single" w:color="8A97A8" w:sz="4"/>
-              <w:left w:val="single" w:color="8A97A8" w:sz="4"/>
-              <w:bottom w:val="single" w:color="8A97A8" w:sz="4"/>
-              <w:right w:val="single" w:color="8A97A8" w:sz="4"/>
-            </w:tcBorders>
-            <w:tcMar>
-              <w:top w:type="dxa" w:w="60"/>
-              <w:left w:type="dxa" w:w="90"/>
-              <w:bottom w:type="dxa" w:w="60"/>
-              <w:right w:type="dxa" w:w="90"/>
-            </w:tcMar>
-            <w:vAlign w:val="top"/>
-          </w:tcPr>
-          <w:p>
-            <w:pPr>
-              <w:spacing w:after="0" w:line="252"/>
-            </w:pPr>
-            <w:r>
-              <w:rPr>
-                <w:rFonts w:ascii="Arial" w:cs="Arial" w:eastAsia="Arial" w:hAnsi="Arial"/>
-                <w:sz w:val="17"/>
-                <w:szCs w:val="17"/>
-              </w:rPr>
-              <w:t xml:space="preserve">System Safety</w:t>
-            </w:r>
-          </w:p>
-        </w:tc>
-        <w:tc>
-          <w:tcPr>
-            <w:tcW w:type="dxa" w:w="1700"/>
+            <w:tcW w:type="dxa" w:w="2000"/>
             <w:tcBorders>
               <w:top w:val="single" w:color="8A97A8" w:sz="4"/>
               <w:left w:val="single" w:color="8A97A8" w:sz="4"/>
@@ -42251,7 +39090,7 @@
         </w:tc>
         <w:tc>
           <w:tcPr>
-            <w:tcW w:type="dxa" w:w="1940"/>
+            <w:tcW w:type="dxa" w:w="2240"/>
             <w:tcBorders>
               <w:top w:val="single" w:color="8A97A8" w:sz="4"/>
               <w:left w:val="single" w:color="8A97A8" w:sz="4"/>
@@ -42282,7 +39121,7 @@
         </w:tc>
         <w:tc>
           <w:tcPr>
-            <w:tcW w:type="dxa" w:w="1120"/>
+            <w:tcW w:type="dxa" w:w="1200"/>
             <w:tcBorders>
               <w:top w:val="single" w:color="8A97A8" w:sz="4"/>
               <w:left w:val="single" w:color="8A97A8" w:sz="4"/>
@@ -42358,7 +39197,7 @@
         </w:tc>
         <w:tc>
           <w:tcPr>
-            <w:tcW w:type="dxa" w:w="3400"/>
+            <w:tcW w:type="dxa" w:w="3900"/>
             <w:tcBorders>
               <w:top w:val="single" w:color="8A97A8" w:sz="4"/>
               <w:left w:val="single" w:color="8A97A8" w:sz="4"/>
@@ -42389,7 +39228,7 @@
         </w:tc>
         <w:tc>
           <w:tcPr>
-            <w:tcW w:type="dxa" w:w="2400"/>
+            <w:tcW w:type="dxa" w:w="2700"/>
             <w:tcBorders>
               <w:top w:val="single" w:color="8A97A8" w:sz="4"/>
               <w:left w:val="single" w:color="8A97A8" w:sz="4"/>
@@ -42420,38 +39259,7 @@
         </w:tc>
         <w:tc>
           <w:tcPr>
-            <w:tcW w:type="dxa" w:w="1480"/>
-            <w:tcBorders>
-              <w:top w:val="single" w:color="8A97A8" w:sz="4"/>
-              <w:left w:val="single" w:color="8A97A8" w:sz="4"/>
-              <w:bottom w:val="single" w:color="8A97A8" w:sz="4"/>
-              <w:right w:val="single" w:color="8A97A8" w:sz="4"/>
-            </w:tcBorders>
-            <w:tcMar>
-              <w:top w:type="dxa" w:w="60"/>
-              <w:left w:type="dxa" w:w="90"/>
-              <w:bottom w:type="dxa" w:w="60"/>
-              <w:right w:type="dxa" w:w="90"/>
-            </w:tcMar>
-            <w:vAlign w:val="top"/>
-          </w:tcPr>
-          <w:p>
-            <w:pPr>
-              <w:spacing w:after="0" w:line="252"/>
-            </w:pPr>
-            <w:r>
-              <w:rPr>
-                <w:rFonts w:ascii="Arial" w:cs="Arial" w:eastAsia="Arial" w:hAnsi="Arial"/>
-                <w:sz w:val="17"/>
-                <w:szCs w:val="17"/>
-              </w:rPr>
-              <w:t xml:space="preserve">Design Engineering</w:t>
-            </w:r>
-          </w:p>
-        </w:tc>
-        <w:tc>
-          <w:tcPr>
-            <w:tcW w:type="dxa" w:w="1700"/>
+            <w:tcW w:type="dxa" w:w="2000"/>
             <w:tcBorders>
               <w:top w:val="single" w:color="8A97A8" w:sz="4"/>
               <w:left w:val="single" w:color="8A97A8" w:sz="4"/>
@@ -42483,7 +39291,7 @@
         </w:tc>
         <w:tc>
           <w:tcPr>
-            <w:tcW w:type="dxa" w:w="1940"/>
+            <w:tcW w:type="dxa" w:w="2240"/>
             <w:tcBorders>
               <w:top w:val="single" w:color="8A97A8" w:sz="4"/>
               <w:left w:val="single" w:color="8A97A8" w:sz="4"/>
@@ -42514,7 +39322,7 @@
         </w:tc>
         <w:tc>
           <w:tcPr>
-            <w:tcW w:type="dxa" w:w="1120"/>
+            <w:tcW w:type="dxa" w:w="1200"/>
             <w:tcBorders>
               <w:top w:val="single" w:color="8A97A8" w:sz="4"/>
               <w:left w:val="single" w:color="8A97A8" w:sz="4"/>
@@ -42551,7 +39359,7 @@
         <w:tc>
           <w:tcPr>
             <w:tcW w:type="dxa" w:w="12960"/>
-            <w:gridSpan w:val="7"/>
+            <w:gridSpan w:val="6"/>
             <w:tcBorders>
               <w:top w:val="single" w:color="8A97A8" w:sz="4"/>
               <w:left w:val="single" w:color="8A97A8" w:sz="4"/>
@@ -42630,7 +39438,7 @@
         </w:tc>
         <w:tc>
           <w:tcPr>
-            <w:tcW w:type="dxa" w:w="3400"/>
+            <w:tcW w:type="dxa" w:w="3900"/>
             <w:tcBorders>
               <w:top w:val="single" w:color="8A97A8" w:sz="4"/>
               <w:left w:val="single" w:color="8A97A8" w:sz="4"/>
@@ -42661,7 +39469,7 @@
         </w:tc>
         <w:tc>
           <w:tcPr>
-            <w:tcW w:type="dxa" w:w="2400"/>
+            <w:tcW w:type="dxa" w:w="2700"/>
             <w:tcBorders>
               <w:top w:val="single" w:color="8A97A8" w:sz="4"/>
               <w:left w:val="single" w:color="8A97A8" w:sz="4"/>
@@ -42692,38 +39500,7 @@
         </w:tc>
         <w:tc>
           <w:tcPr>
-            <w:tcW w:type="dxa" w:w="1480"/>
-            <w:tcBorders>
-              <w:top w:val="single" w:color="8A97A8" w:sz="4"/>
-              <w:left w:val="single" w:color="8A97A8" w:sz="4"/>
-              <w:bottom w:val="single" w:color="8A97A8" w:sz="4"/>
-              <w:right w:val="single" w:color="8A97A8" w:sz="4"/>
-            </w:tcBorders>
-            <w:tcMar>
-              <w:top w:type="dxa" w:w="60"/>
-              <w:left w:type="dxa" w:w="90"/>
-              <w:bottom w:type="dxa" w:w="60"/>
-              <w:right w:type="dxa" w:w="90"/>
-            </w:tcMar>
-            <w:vAlign w:val="top"/>
-          </w:tcPr>
-          <w:p>
-            <w:pPr>
-              <w:spacing w:after="0" w:line="252"/>
-            </w:pPr>
-            <w:r>
-              <w:rPr>
-                <w:rFonts w:ascii="Arial" w:cs="Arial" w:eastAsia="Arial" w:hAnsi="Arial"/>
-                <w:sz w:val="17"/>
-                <w:szCs w:val="17"/>
-              </w:rPr>
-              <w:t xml:space="preserve">Program Management</w:t>
-            </w:r>
-          </w:p>
-        </w:tc>
-        <w:tc>
-          <w:tcPr>
-            <w:tcW w:type="dxa" w:w="1700"/>
+            <w:tcW w:type="dxa" w:w="2000"/>
             <w:tcBorders>
               <w:top w:val="single" w:color="8A97A8" w:sz="4"/>
               <w:left w:val="single" w:color="8A97A8" w:sz="4"/>
@@ -42749,13 +39526,13 @@
                 <w:sz w:val="17"/>
                 <w:szCs w:val="17"/>
               </w:rPr>
-              <w:t xml:space="preserve">Contract</w:t>
-            </w:r>
-          </w:p>
-        </w:tc>
-        <w:tc>
-          <w:tcPr>
-            <w:tcW w:type="dxa" w:w="1940"/>
+              <w:t xml:space="preserve">EIA-649-1A 3.3.1.2 (2) x</w:t>
+            </w:r>
+          </w:p>
+        </w:tc>
+        <w:tc>
+          <w:tcPr>
+            <w:tcW w:type="dxa" w:w="2240"/>
             <w:tcBorders>
               <w:top w:val="single" w:color="8A97A8" w:sz="4"/>
               <w:left w:val="single" w:color="8A97A8" w:sz="4"/>
@@ -42786,7 +39563,7 @@
         </w:tc>
         <w:tc>
           <w:tcPr>
-            <w:tcW w:type="dxa" w:w="1120"/>
+            <w:tcW w:type="dxa" w:w="1200"/>
             <w:tcBorders>
               <w:top w:val="single" w:color="8A97A8" w:sz="4"/>
               <w:left w:val="single" w:color="8A97A8" w:sz="4"/>
@@ -42862,7 +39639,7 @@
         </w:tc>
         <w:tc>
           <w:tcPr>
-            <w:tcW w:type="dxa" w:w="3400"/>
+            <w:tcW w:type="dxa" w:w="3900"/>
             <w:tcBorders>
               <w:top w:val="single" w:color="8A97A8" w:sz="4"/>
               <w:left w:val="single" w:color="8A97A8" w:sz="4"/>
@@ -42893,7 +39670,7 @@
         </w:tc>
         <w:tc>
           <w:tcPr>
-            <w:tcW w:type="dxa" w:w="2400"/>
+            <w:tcW w:type="dxa" w:w="2700"/>
             <w:tcBorders>
               <w:top w:val="single" w:color="8A97A8" w:sz="4"/>
               <w:left w:val="single" w:color="8A97A8" w:sz="4"/>
@@ -42924,38 +39701,7 @@
         </w:tc>
         <w:tc>
           <w:tcPr>
-            <w:tcW w:type="dxa" w:w="1480"/>
-            <w:tcBorders>
-              <w:top w:val="single" w:color="8A97A8" w:sz="4"/>
-              <w:left w:val="single" w:color="8A97A8" w:sz="4"/>
-              <w:bottom w:val="single" w:color="8A97A8" w:sz="4"/>
-              <w:right w:val="single" w:color="8A97A8" w:sz="4"/>
-            </w:tcBorders>
-            <w:tcMar>
-              <w:top w:type="dxa" w:w="60"/>
-              <w:left w:type="dxa" w:w="90"/>
-              <w:bottom w:type="dxa" w:w="60"/>
-              <w:right w:type="dxa" w:w="90"/>
-            </w:tcMar>
-            <w:vAlign w:val="top"/>
-          </w:tcPr>
-          <w:p>
-            <w:pPr>
-              <w:spacing w:after="0" w:line="252"/>
-            </w:pPr>
-            <w:r>
-              <w:rPr>
-                <w:rFonts w:ascii="Arial" w:cs="Arial" w:eastAsia="Arial" w:hAnsi="Arial"/>
-                <w:sz w:val="17"/>
-                <w:szCs w:val="17"/>
-              </w:rPr>
-              <w:t xml:space="preserve">CM</w:t>
-            </w:r>
-          </w:p>
-        </w:tc>
-        <w:tc>
-          <w:tcPr>
-            <w:tcW w:type="dxa" w:w="1700"/>
+            <w:tcW w:type="dxa" w:w="2000"/>
             <w:tcBorders>
               <w:top w:val="single" w:color="8A97A8" w:sz="4"/>
               <w:left w:val="single" w:color="8A97A8" w:sz="4"/>
@@ -42981,13 +39727,13 @@
                 <w:sz w:val="17"/>
                 <w:szCs w:val="17"/>
               </w:rPr>
-              <w:t xml:space="preserve">Contract</w:t>
-            </w:r>
-          </w:p>
-        </w:tc>
-        <w:tc>
-          <w:tcPr>
-            <w:tcW w:type="dxa" w:w="1940"/>
+              <w:t xml:space="preserve">EIA-649-1A 3.4.1</w:t>
+            </w:r>
+          </w:p>
+        </w:tc>
+        <w:tc>
+          <w:tcPr>
+            <w:tcW w:type="dxa" w:w="2240"/>
             <w:tcBorders>
               <w:top w:val="single" w:color="8A97A8" w:sz="4"/>
               <w:left w:val="single" w:color="8A97A8" w:sz="4"/>
@@ -43018,7 +39764,7 @@
         </w:tc>
         <w:tc>
           <w:tcPr>
-            <w:tcW w:type="dxa" w:w="1120"/>
+            <w:tcW w:type="dxa" w:w="1200"/>
             <w:tcBorders>
               <w:top w:val="single" w:color="8A97A8" w:sz="4"/>
               <w:left w:val="single" w:color="8A97A8" w:sz="4"/>
@@ -43094,7 +39840,7 @@
         </w:tc>
         <w:tc>
           <w:tcPr>
-            <w:tcW w:type="dxa" w:w="3400"/>
+            <w:tcW w:type="dxa" w:w="3900"/>
             <w:tcBorders>
               <w:top w:val="single" w:color="8A97A8" w:sz="4"/>
               <w:left w:val="single" w:color="8A97A8" w:sz="4"/>
@@ -43125,7 +39871,7 @@
         </w:tc>
         <w:tc>
           <w:tcPr>
-            <w:tcW w:type="dxa" w:w="2400"/>
+            <w:tcW w:type="dxa" w:w="2700"/>
             <w:tcBorders>
               <w:top w:val="single" w:color="8A97A8" w:sz="4"/>
               <w:left w:val="single" w:color="8A97A8" w:sz="4"/>
@@ -43156,38 +39902,7 @@
         </w:tc>
         <w:tc>
           <w:tcPr>
-            <w:tcW w:type="dxa" w:w="1480"/>
-            <w:tcBorders>
-              <w:top w:val="single" w:color="8A97A8" w:sz="4"/>
-              <w:left w:val="single" w:color="8A97A8" w:sz="4"/>
-              <w:bottom w:val="single" w:color="8A97A8" w:sz="4"/>
-              <w:right w:val="single" w:color="8A97A8" w:sz="4"/>
-            </w:tcBorders>
-            <w:tcMar>
-              <w:top w:type="dxa" w:w="60"/>
-              <w:left w:type="dxa" w:w="90"/>
-              <w:bottom w:type="dxa" w:w="60"/>
-              <w:right w:type="dxa" w:w="90"/>
-            </w:tcMar>
-            <w:vAlign w:val="top"/>
-          </w:tcPr>
-          <w:p>
-            <w:pPr>
-              <w:spacing w:after="0" w:line="252"/>
-            </w:pPr>
-            <w:r>
-              <w:rPr>
-                <w:rFonts w:ascii="Arial" w:cs="Arial" w:eastAsia="Arial" w:hAnsi="Arial"/>
-                <w:sz w:val="17"/>
-                <w:szCs w:val="17"/>
-              </w:rPr>
-              <w:t xml:space="preserve">Test and Verification</w:t>
-            </w:r>
-          </w:p>
-        </w:tc>
-        <w:tc>
-          <w:tcPr>
-            <w:tcW w:type="dxa" w:w="1700"/>
+            <w:tcW w:type="dxa" w:w="2000"/>
             <w:tcBorders>
               <w:top w:val="single" w:color="8A97A8" w:sz="4"/>
               <w:left w:val="single" w:color="8A97A8" w:sz="4"/>
@@ -43219,7 +39934,7 @@
         </w:tc>
         <w:tc>
           <w:tcPr>
-            <w:tcW w:type="dxa" w:w="1940"/>
+            <w:tcW w:type="dxa" w:w="2240"/>
             <w:tcBorders>
               <w:top w:val="single" w:color="8A97A8" w:sz="4"/>
               <w:left w:val="single" w:color="8A97A8" w:sz="4"/>
@@ -43250,7 +39965,7 @@
         </w:tc>
         <w:tc>
           <w:tcPr>
-            <w:tcW w:type="dxa" w:w="1120"/>
+            <w:tcW w:type="dxa" w:w="1200"/>
             <w:tcBorders>
               <w:top w:val="single" w:color="8A97A8" w:sz="4"/>
               <w:left w:val="single" w:color="8A97A8" w:sz="4"/>
@@ -43287,7 +40002,7 @@
         <w:tc>
           <w:tcPr>
             <w:tcW w:type="dxa" w:w="12960"/>
-            <w:gridSpan w:val="7"/>
+            <w:gridSpan w:val="6"/>
             <w:tcBorders>
               <w:top w:val="single" w:color="8A97A8" w:sz="4"/>
               <w:left w:val="single" w:color="8A97A8" w:sz="4"/>
@@ -43366,7 +40081,7 @@
         </w:tc>
         <w:tc>
           <w:tcPr>
-            <w:tcW w:type="dxa" w:w="3400"/>
+            <w:tcW w:type="dxa" w:w="3900"/>
             <w:tcBorders>
               <w:top w:val="single" w:color="8A97A8" w:sz="4"/>
               <w:left w:val="single" w:color="8A97A8" w:sz="4"/>
@@ -43397,7 +40112,7 @@
         </w:tc>
         <w:tc>
           <w:tcPr>
-            <w:tcW w:type="dxa" w:w="2400"/>
+            <w:tcW w:type="dxa" w:w="2700"/>
             <w:tcBorders>
               <w:top w:val="single" w:color="8A97A8" w:sz="4"/>
               <w:left w:val="single" w:color="8A97A8" w:sz="4"/>
@@ -43428,38 +40143,7 @@
         </w:tc>
         <w:tc>
           <w:tcPr>
-            <w:tcW w:type="dxa" w:w="1480"/>
-            <w:tcBorders>
-              <w:top w:val="single" w:color="8A97A8" w:sz="4"/>
-              <w:left w:val="single" w:color="8A97A8" w:sz="4"/>
-              <w:bottom w:val="single" w:color="8A97A8" w:sz="4"/>
-              <w:right w:val="single" w:color="8A97A8" w:sz="4"/>
-            </w:tcBorders>
-            <w:tcMar>
-              <w:top w:type="dxa" w:w="60"/>
-              <w:left w:type="dxa" w:w="90"/>
-              <w:bottom w:type="dxa" w:w="60"/>
-              <w:right w:type="dxa" w:w="90"/>
-            </w:tcMar>
-            <w:vAlign w:val="top"/>
-          </w:tcPr>
-          <w:p>
-            <w:pPr>
-              <w:spacing w:after="0" w:line="252"/>
-            </w:pPr>
-            <w:r>
-              <w:rPr>
-                <w:rFonts w:ascii="Arial" w:cs="Arial" w:eastAsia="Arial" w:hAnsi="Arial"/>
-                <w:sz w:val="17"/>
-                <w:szCs w:val="17"/>
-              </w:rPr>
-              <w:t xml:space="preserve">CM</w:t>
-            </w:r>
-          </w:p>
-        </w:tc>
-        <w:tc>
-          <w:tcPr>
-            <w:tcW w:type="dxa" w:w="1700"/>
+            <w:tcW w:type="dxa" w:w="2000"/>
             <w:tcBorders>
               <w:top w:val="single" w:color="8A97A8" w:sz="4"/>
               <w:left w:val="single" w:color="8A97A8" w:sz="4"/>
@@ -43491,7 +40175,7 @@
         </w:tc>
         <w:tc>
           <w:tcPr>
-            <w:tcW w:type="dxa" w:w="1940"/>
+            <w:tcW w:type="dxa" w:w="2240"/>
             <w:tcBorders>
               <w:top w:val="single" w:color="8A97A8" w:sz="4"/>
               <w:left w:val="single" w:color="8A97A8" w:sz="4"/>
@@ -43522,7 +40206,7 @@
         </w:tc>
         <w:tc>
           <w:tcPr>
-            <w:tcW w:type="dxa" w:w="1120"/>
+            <w:tcW w:type="dxa" w:w="1200"/>
             <w:tcBorders>
               <w:top w:val="single" w:color="8A97A8" w:sz="4"/>
               <w:left w:val="single" w:color="8A97A8" w:sz="4"/>
@@ -43598,7 +40282,7 @@
         </w:tc>
         <w:tc>
           <w:tcPr>
-            <w:tcW w:type="dxa" w:w="3400"/>
+            <w:tcW w:type="dxa" w:w="3900"/>
             <w:tcBorders>
               <w:top w:val="single" w:color="8A97A8" w:sz="4"/>
               <w:left w:val="single" w:color="8A97A8" w:sz="4"/>
@@ -43629,7 +40313,7 @@
         </w:tc>
         <w:tc>
           <w:tcPr>
-            <w:tcW w:type="dxa" w:w="2400"/>
+            <w:tcW w:type="dxa" w:w="2700"/>
             <w:tcBorders>
               <w:top w:val="single" w:color="8A97A8" w:sz="4"/>
               <w:left w:val="single" w:color="8A97A8" w:sz="4"/>
@@ -43660,38 +40344,7 @@
         </w:tc>
         <w:tc>
           <w:tcPr>
-            <w:tcW w:type="dxa" w:w="1480"/>
-            <w:tcBorders>
-              <w:top w:val="single" w:color="8A97A8" w:sz="4"/>
-              <w:left w:val="single" w:color="8A97A8" w:sz="4"/>
-              <w:bottom w:val="single" w:color="8A97A8" w:sz="4"/>
-              <w:right w:val="single" w:color="8A97A8" w:sz="4"/>
-            </w:tcBorders>
-            <w:tcMar>
-              <w:top w:type="dxa" w:w="60"/>
-              <w:left w:type="dxa" w:w="90"/>
-              <w:bottom w:type="dxa" w:w="60"/>
-              <w:right w:type="dxa" w:w="90"/>
-            </w:tcMar>
-            <w:vAlign w:val="top"/>
-          </w:tcPr>
-          <w:p>
-            <w:pPr>
-              <w:spacing w:after="0" w:line="252"/>
-            </w:pPr>
-            <w:r>
-              <w:rPr>
-                <w:rFonts w:ascii="Arial" w:cs="Arial" w:eastAsia="Arial" w:hAnsi="Arial"/>
-                <w:sz w:val="17"/>
-                <w:szCs w:val="17"/>
-              </w:rPr>
-              <w:t xml:space="preserve">Quality</w:t>
-            </w:r>
-          </w:p>
-        </w:tc>
-        <w:tc>
-          <w:tcPr>
-            <w:tcW w:type="dxa" w:w="1700"/>
+            <w:tcW w:type="dxa" w:w="2000"/>
             <w:tcBorders>
               <w:top w:val="single" w:color="8A97A8" w:sz="4"/>
               <w:left w:val="single" w:color="8A97A8" w:sz="4"/>
@@ -43723,7 +40376,7 @@
         </w:tc>
         <w:tc>
           <w:tcPr>
-            <w:tcW w:type="dxa" w:w="1940"/>
+            <w:tcW w:type="dxa" w:w="2240"/>
             <w:tcBorders>
               <w:top w:val="single" w:color="8A97A8" w:sz="4"/>
               <w:left w:val="single" w:color="8A97A8" w:sz="4"/>
@@ -43754,7 +40407,7 @@
         </w:tc>
         <w:tc>
           <w:tcPr>
-            <w:tcW w:type="dxa" w:w="1120"/>
+            <w:tcW w:type="dxa" w:w="1200"/>
             <w:tcBorders>
               <w:top w:val="single" w:color="8A97A8" w:sz="4"/>
               <w:left w:val="single" w:color="8A97A8" w:sz="4"/>
@@ -43830,7 +40483,7 @@
         </w:tc>
         <w:tc>
           <w:tcPr>
-            <w:tcW w:type="dxa" w:w="3400"/>
+            <w:tcW w:type="dxa" w:w="3900"/>
             <w:tcBorders>
               <w:top w:val="single" w:color="8A97A8" w:sz="4"/>
               <w:left w:val="single" w:color="8A97A8" w:sz="4"/>
@@ -43861,7 +40514,7 @@
         </w:tc>
         <w:tc>
           <w:tcPr>
-            <w:tcW w:type="dxa" w:w="2400"/>
+            <w:tcW w:type="dxa" w:w="2700"/>
             <w:tcBorders>
               <w:top w:val="single" w:color="8A97A8" w:sz="4"/>
               <w:left w:val="single" w:color="8A97A8" w:sz="4"/>
@@ -43892,38 +40545,7 @@
         </w:tc>
         <w:tc>
           <w:tcPr>
-            <w:tcW w:type="dxa" w:w="1480"/>
-            <w:tcBorders>
-              <w:top w:val="single" w:color="8A97A8" w:sz="4"/>
-              <w:left w:val="single" w:color="8A97A8" w:sz="4"/>
-              <w:bottom w:val="single" w:color="8A97A8" w:sz="4"/>
-              <w:right w:val="single" w:color="8A97A8" w:sz="4"/>
-            </w:tcBorders>
-            <w:tcMar>
-              <w:top w:type="dxa" w:w="60"/>
-              <w:left w:type="dxa" w:w="90"/>
-              <w:bottom w:type="dxa" w:w="60"/>
-              <w:right w:type="dxa" w:w="90"/>
-            </w:tcMar>
-            <w:vAlign w:val="top"/>
-          </w:tcPr>
-          <w:p>
-            <w:pPr>
-              <w:spacing w:after="0" w:line="252"/>
-            </w:pPr>
-            <w:r>
-              <w:rPr>
-                <w:rFonts w:ascii="Arial" w:cs="Arial" w:eastAsia="Arial" w:hAnsi="Arial"/>
-                <w:sz w:val="17"/>
-                <w:szCs w:val="17"/>
-              </w:rPr>
-              <w:t xml:space="preserve">CM</w:t>
-            </w:r>
-          </w:p>
-        </w:tc>
-        <w:tc>
-          <w:tcPr>
-            <w:tcW w:type="dxa" w:w="1700"/>
+            <w:tcW w:type="dxa" w:w="2000"/>
             <w:tcBorders>
               <w:top w:val="single" w:color="8A97A8" w:sz="4"/>
               <w:left w:val="single" w:color="8A97A8" w:sz="4"/>
@@ -43949,13 +40571,13 @@
                 <w:sz w:val="17"/>
                 <w:szCs w:val="17"/>
               </w:rPr>
-              <w:t xml:space="preserve">Contract</w:t>
-            </w:r>
-          </w:p>
-        </w:tc>
-        <w:tc>
-          <w:tcPr>
-            <w:tcW w:type="dxa" w:w="1940"/>
+              <w:t xml:space="preserve">EIA-649-1A 3.3.2</w:t>
+            </w:r>
+          </w:p>
+        </w:tc>
+        <w:tc>
+          <w:tcPr>
+            <w:tcW w:type="dxa" w:w="2240"/>
             <w:tcBorders>
               <w:top w:val="single" w:color="8A97A8" w:sz="4"/>
               <w:left w:val="single" w:color="8A97A8" w:sz="4"/>
@@ -43986,7 +40608,7 @@
         </w:tc>
         <w:tc>
           <w:tcPr>
-            <w:tcW w:type="dxa" w:w="1120"/>
+            <w:tcW w:type="dxa" w:w="1200"/>
             <w:tcBorders>
               <w:top w:val="single" w:color="8A97A8" w:sz="4"/>
               <w:left w:val="single" w:color="8A97A8" w:sz="4"/>
@@ -44062,7 +40684,7 @@
         </w:tc>
         <w:tc>
           <w:tcPr>
-            <w:tcW w:type="dxa" w:w="3400"/>
+            <w:tcW w:type="dxa" w:w="3900"/>
             <w:tcBorders>
               <w:top w:val="single" w:color="8A97A8" w:sz="4"/>
               <w:left w:val="single" w:color="8A97A8" w:sz="4"/>
@@ -44093,7 +40715,7 @@
         </w:tc>
         <w:tc>
           <w:tcPr>
-            <w:tcW w:type="dxa" w:w="2400"/>
+            <w:tcW w:type="dxa" w:w="2700"/>
             <w:tcBorders>
               <w:top w:val="single" w:color="8A97A8" w:sz="4"/>
               <w:left w:val="single" w:color="8A97A8" w:sz="4"/>
@@ -44124,38 +40746,7 @@
         </w:tc>
         <w:tc>
           <w:tcPr>
-            <w:tcW w:type="dxa" w:w="1480"/>
-            <w:tcBorders>
-              <w:top w:val="single" w:color="8A97A8" w:sz="4"/>
-              <w:left w:val="single" w:color="8A97A8" w:sz="4"/>
-              <w:bottom w:val="single" w:color="8A97A8" w:sz="4"/>
-              <w:right w:val="single" w:color="8A97A8" w:sz="4"/>
-            </w:tcBorders>
-            <w:tcMar>
-              <w:top w:type="dxa" w:w="60"/>
-              <w:left w:type="dxa" w:w="90"/>
-              <w:bottom w:type="dxa" w:w="60"/>
-              <w:right w:type="dxa" w:w="90"/>
-            </w:tcMar>
-            <w:vAlign w:val="top"/>
-          </w:tcPr>
-          <w:p>
-            <w:pPr>
-              <w:spacing w:after="0" w:line="252"/>
-            </w:pPr>
-            <w:r>
-              <w:rPr>
-                <w:rFonts w:ascii="Arial" w:cs="Arial" w:eastAsia="Arial" w:hAnsi="Arial"/>
-                <w:sz w:val="17"/>
-                <w:szCs w:val="17"/>
-              </w:rPr>
-              <w:t xml:space="preserve">CM</w:t>
-            </w:r>
-          </w:p>
-        </w:tc>
-        <w:tc>
-          <w:tcPr>
-            <w:tcW w:type="dxa" w:w="1700"/>
+            <w:tcW w:type="dxa" w:w="2000"/>
             <w:tcBorders>
               <w:top w:val="single" w:color="8A97A8" w:sz="4"/>
               <w:left w:val="single" w:color="8A97A8" w:sz="4"/>
@@ -44187,7 +40778,7 @@
         </w:tc>
         <w:tc>
           <w:tcPr>
-            <w:tcW w:type="dxa" w:w="1940"/>
+            <w:tcW w:type="dxa" w:w="2240"/>
             <w:tcBorders>
               <w:top w:val="single" w:color="8A97A8" w:sz="4"/>
               <w:left w:val="single" w:color="8A97A8" w:sz="4"/>
@@ -44218,7 +40809,7 @@
         </w:tc>
         <w:tc>
           <w:tcPr>
-            <w:tcW w:type="dxa" w:w="1120"/>
+            <w:tcW w:type="dxa" w:w="1200"/>
             <w:tcBorders>
               <w:top w:val="single" w:color="8A97A8" w:sz="4"/>
               <w:left w:val="single" w:color="8A97A8" w:sz="4"/>
@@ -44255,7 +40846,7 @@
         <w:tc>
           <w:tcPr>
             <w:tcW w:type="dxa" w:w="12960"/>
-            <w:gridSpan w:val="7"/>
+            <w:gridSpan w:val="6"/>
             <w:tcBorders>
               <w:top w:val="single" w:color="8A97A8" w:sz="4"/>
               <w:left w:val="single" w:color="8A97A8" w:sz="4"/>
@@ -44334,7 +40925,7 @@
         </w:tc>
         <w:tc>
           <w:tcPr>
-            <w:tcW w:type="dxa" w:w="3400"/>
+            <w:tcW w:type="dxa" w:w="3900"/>
             <w:tcBorders>
               <w:top w:val="single" w:color="8A97A8" w:sz="4"/>
               <w:left w:val="single" w:color="8A97A8" w:sz="4"/>
@@ -44365,7 +40956,7 @@
         </w:tc>
         <w:tc>
           <w:tcPr>
-            <w:tcW w:type="dxa" w:w="2400"/>
+            <w:tcW w:type="dxa" w:w="2700"/>
             <w:tcBorders>
               <w:top w:val="single" w:color="8A97A8" w:sz="4"/>
               <w:left w:val="single" w:color="8A97A8" w:sz="4"/>
@@ -44396,38 +40987,7 @@
         </w:tc>
         <w:tc>
           <w:tcPr>
-            <w:tcW w:type="dxa" w:w="1480"/>
-            <w:tcBorders>
-              <w:top w:val="single" w:color="8A97A8" w:sz="4"/>
-              <w:left w:val="single" w:color="8A97A8" w:sz="4"/>
-              <w:bottom w:val="single" w:color="8A97A8" w:sz="4"/>
-              <w:right w:val="single" w:color="8A97A8" w:sz="4"/>
-            </w:tcBorders>
-            <w:tcMar>
-              <w:top w:type="dxa" w:w="60"/>
-              <w:left w:type="dxa" w:w="90"/>
-              <w:bottom w:type="dxa" w:w="60"/>
-              <w:right w:type="dxa" w:w="90"/>
-            </w:tcMar>
-            <w:vAlign w:val="top"/>
-          </w:tcPr>
-          <w:p>
-            <w:pPr>
-              <w:spacing w:after="0" w:line="252"/>
-            </w:pPr>
-            <w:r>
-              <w:rPr>
-                <w:rFonts w:ascii="Arial" w:cs="Arial" w:eastAsia="Arial" w:hAnsi="Arial"/>
-                <w:sz w:val="17"/>
-                <w:szCs w:val="17"/>
-              </w:rPr>
-              <w:t xml:space="preserve">CM</w:t>
-            </w:r>
-          </w:p>
-        </w:tc>
-        <w:tc>
-          <w:tcPr>
-            <w:tcW w:type="dxa" w:w="1700"/>
+            <w:tcW w:type="dxa" w:w="2000"/>
             <w:tcBorders>
               <w:top w:val="single" w:color="8A97A8" w:sz="4"/>
               <w:left w:val="single" w:color="8A97A8" w:sz="4"/>
@@ -44453,13 +41013,13 @@
                 <w:sz w:val="17"/>
                 <w:szCs w:val="17"/>
               </w:rPr>
-              <w:t xml:space="preserve">Company CI identification process</w:t>
-            </w:r>
-          </w:p>
-        </w:tc>
-        <w:tc>
-          <w:tcPr>
-            <w:tcW w:type="dxa" w:w="1940"/>
+              <w:t xml:space="preserve">EIA-649-1A 3.2.1; 3.2.4</w:t>
+            </w:r>
+          </w:p>
+        </w:tc>
+        <w:tc>
+          <w:tcPr>
+            <w:tcW w:type="dxa" w:w="2240"/>
             <w:tcBorders>
               <w:top w:val="single" w:color="8A97A8" w:sz="4"/>
               <w:left w:val="single" w:color="8A97A8" w:sz="4"/>
@@ -44490,7 +41050,7 @@
         </w:tc>
         <w:tc>
           <w:tcPr>
-            <w:tcW w:type="dxa" w:w="1120"/>
+            <w:tcW w:type="dxa" w:w="1200"/>
             <w:tcBorders>
               <w:top w:val="single" w:color="8A97A8" w:sz="4"/>
               <w:left w:val="single" w:color="8A97A8" w:sz="4"/>
@@ -46884,12 +43444,11 @@
       </w:tblPr>
       <w:tblGrid>
         <w:gridCol w:w="920"/>
-        <w:gridCol w:w="3400"/>
-        <w:gridCol w:w="2400"/>
-        <w:gridCol w:w="1480"/>
-        <w:gridCol w:w="1700"/>
-        <w:gridCol w:w="1940"/>
-        <w:gridCol w:w="1120"/>
+        <w:gridCol w:w="3900"/>
+        <w:gridCol w:w="2700"/>
+        <w:gridCol w:w="2000"/>
+        <w:gridCol w:w="2240"/>
+        <w:gridCol w:w="1200"/>
       </w:tblGrid>
       <w:tr>
         <w:trPr>
@@ -46932,7 +43491,7 @@
         </w:tc>
         <w:tc>
           <w:tcPr>
-            <w:tcW w:type="dxa" w:w="3400"/>
+            <w:tcW w:type="dxa" w:w="3900"/>
             <w:tcBorders>
               <w:top w:val="single" w:color="8A97A8" w:sz="4"/>
               <w:left w:val="single" w:color="8A97A8" w:sz="4"/>
@@ -46967,7 +43526,7 @@
         </w:tc>
         <w:tc>
           <w:tcPr>
-            <w:tcW w:type="dxa" w:w="2400"/>
+            <w:tcW w:type="dxa" w:w="2700"/>
             <w:tcBorders>
               <w:top w:val="single" w:color="8A97A8" w:sz="4"/>
               <w:left w:val="single" w:color="8A97A8" w:sz="4"/>
@@ -47002,7 +43561,7 @@
         </w:tc>
         <w:tc>
           <w:tcPr>
-            <w:tcW w:type="dxa" w:w="1480"/>
+            <w:tcW w:type="dxa" w:w="2000"/>
             <w:tcBorders>
               <w:top w:val="single" w:color="8A97A8" w:sz="4"/>
               <w:left w:val="single" w:color="8A97A8" w:sz="4"/>
@@ -47031,13 +43590,13 @@
                 <w:sz w:val="17"/>
                 <w:szCs w:val="17"/>
               </w:rPr>
-              <w:t xml:space="preserve">Owner</w:t>
-            </w:r>
-          </w:p>
-        </w:tc>
-        <w:tc>
-          <w:tcPr>
-            <w:tcW w:type="dxa" w:w="1700"/>
+              <w:t xml:space="preserve">Basis</w:t>
+            </w:r>
+          </w:p>
+        </w:tc>
+        <w:tc>
+          <w:tcPr>
+            <w:tcW w:type="dxa" w:w="2240"/>
             <w:tcBorders>
               <w:top w:val="single" w:color="8A97A8" w:sz="4"/>
               <w:left w:val="single" w:color="8A97A8" w:sz="4"/>
@@ -47066,48 +43625,13 @@
                 <w:sz w:val="17"/>
                 <w:szCs w:val="17"/>
               </w:rPr>
-              <w:t xml:space="preserve">Basis</w:t>
-            </w:r>
-          </w:p>
-        </w:tc>
-        <w:tc>
-          <w:tcPr>
-            <w:tcW w:type="dxa" w:w="1940"/>
-            <w:tcBorders>
-              <w:top w:val="single" w:color="8A97A8" w:sz="4"/>
-              <w:left w:val="single" w:color="8A97A8" w:sz="4"/>
-              <w:bottom w:val="single" w:color="8A97A8" w:sz="4"/>
-              <w:right w:val="single" w:color="8A97A8" w:sz="4"/>
-            </w:tcBorders>
-            <w:shd w:fill="1F3A5F" w:color="auto" w:val="clear"/>
-            <w:tcMar>
-              <w:top w:type="dxa" w:w="60"/>
-              <w:left w:type="dxa" w:w="90"/>
-              <w:bottom w:type="dxa" w:w="60"/>
-              <w:right w:type="dxa" w:w="90"/>
-            </w:tcMar>
-            <w:vAlign w:val="top"/>
-          </w:tcPr>
-          <w:p>
-            <w:pPr>
-              <w:spacing w:after="0" w:line="252"/>
-            </w:pPr>
-            <w:r>
-              <w:rPr>
-                <w:rFonts w:ascii="Arial" w:cs="Arial" w:eastAsia="Arial" w:hAnsi="Arial"/>
-                <w:b/>
-                <w:bCs/>
-                <w:color w:val="FFFFFF"/>
-                <w:sz w:val="17"/>
-                <w:szCs w:val="17"/>
-              </w:rPr>
               <w:t xml:space="preserve">Document, revision, location</w:t>
             </w:r>
           </w:p>
         </w:tc>
         <w:tc>
           <w:tcPr>
-            <w:tcW w:type="dxa" w:w="1120"/>
+            <w:tcW w:type="dxa" w:w="1200"/>
             <w:tcBorders>
               <w:top w:val="single" w:color="8A97A8" w:sz="4"/>
               <w:left w:val="single" w:color="8A97A8" w:sz="4"/>
@@ -47148,7 +43672,7 @@
         <w:tc>
           <w:tcPr>
             <w:tcW w:type="dxa" w:w="12960"/>
-            <w:gridSpan w:val="7"/>
+            <w:gridSpan w:val="6"/>
             <w:tcBorders>
               <w:top w:val="single" w:color="8A97A8" w:sz="4"/>
               <w:left w:val="single" w:color="8A97A8" w:sz="4"/>
@@ -47227,7 +43751,7 @@
         </w:tc>
         <w:tc>
           <w:tcPr>
-            <w:tcW w:type="dxa" w:w="3400"/>
+            <w:tcW w:type="dxa" w:w="3900"/>
             <w:tcBorders>
               <w:top w:val="single" w:color="8A97A8" w:sz="4"/>
               <w:left w:val="single" w:color="8A97A8" w:sz="4"/>
@@ -47258,7 +43782,7 @@
         </w:tc>
         <w:tc>
           <w:tcPr>
-            <w:tcW w:type="dxa" w:w="2400"/>
+            <w:tcW w:type="dxa" w:w="2700"/>
             <w:tcBorders>
               <w:top w:val="single" w:color="8A97A8" w:sz="4"/>
               <w:left w:val="single" w:color="8A97A8" w:sz="4"/>
@@ -47289,38 +43813,7 @@
         </w:tc>
         <w:tc>
           <w:tcPr>
-            <w:tcW w:type="dxa" w:w="1480"/>
-            <w:tcBorders>
-              <w:top w:val="single" w:color="8A97A8" w:sz="4"/>
-              <w:left w:val="single" w:color="8A97A8" w:sz="4"/>
-              <w:bottom w:val="single" w:color="8A97A8" w:sz="4"/>
-              <w:right w:val="single" w:color="8A97A8" w:sz="4"/>
-            </w:tcBorders>
-            <w:tcMar>
-              <w:top w:type="dxa" w:w="60"/>
-              <w:left w:type="dxa" w:w="90"/>
-              <w:bottom w:type="dxa" w:w="60"/>
-              <w:right w:type="dxa" w:w="90"/>
-            </w:tcMar>
-            <w:vAlign w:val="top"/>
-          </w:tcPr>
-          <w:p>
-            <w:pPr>
-              <w:spacing w:after="0" w:line="252"/>
-            </w:pPr>
-            <w:r>
-              <w:rPr>
-                <w:rFonts w:ascii="Arial" w:cs="Arial" w:eastAsia="Arial" w:hAnsi="Arial"/>
-                <w:sz w:val="17"/>
-                <w:szCs w:val="17"/>
-              </w:rPr>
-              <w:t xml:space="preserve">CM</w:t>
-            </w:r>
-          </w:p>
-        </w:tc>
-        <w:tc>
-          <w:tcPr>
-            <w:tcW w:type="dxa" w:w="1700"/>
+            <w:tcW w:type="dxa" w:w="2000"/>
             <w:tcBorders>
               <w:top w:val="single" w:color="8A97A8" w:sz="4"/>
               <w:left w:val="single" w:color="8A97A8" w:sz="4"/>
@@ -47346,13 +43839,13 @@
                 <w:sz w:val="17"/>
                 <w:szCs w:val="17"/>
               </w:rPr>
-              <w:t xml:space="preserve">Company CI identification process</w:t>
-            </w:r>
-          </w:p>
-        </w:tc>
-        <w:tc>
-          <w:tcPr>
-            <w:tcW w:type="dxa" w:w="1940"/>
+              <w:t xml:space="preserve">EIA-649-1A 3.2.1</w:t>
+            </w:r>
+          </w:p>
+        </w:tc>
+        <w:tc>
+          <w:tcPr>
+            <w:tcW w:type="dxa" w:w="2240"/>
             <w:tcBorders>
               <w:top w:val="single" w:color="8A97A8" w:sz="4"/>
               <w:left w:val="single" w:color="8A97A8" w:sz="4"/>
@@ -47383,7 +43876,7 @@
         </w:tc>
         <w:tc>
           <w:tcPr>
-            <w:tcW w:type="dxa" w:w="1120"/>
+            <w:tcW w:type="dxa" w:w="1200"/>
             <w:tcBorders>
               <w:top w:val="single" w:color="8A97A8" w:sz="4"/>
               <w:left w:val="single" w:color="8A97A8" w:sz="4"/>
@@ -47459,7 +43952,7 @@
         </w:tc>
         <w:tc>
           <w:tcPr>
-            <w:tcW w:type="dxa" w:w="3400"/>
+            <w:tcW w:type="dxa" w:w="3900"/>
             <w:tcBorders>
               <w:top w:val="single" w:color="8A97A8" w:sz="4"/>
               <w:left w:val="single" w:color="8A97A8" w:sz="4"/>
@@ -47490,7 +43983,7 @@
         </w:tc>
         <w:tc>
           <w:tcPr>
-            <w:tcW w:type="dxa" w:w="2400"/>
+            <w:tcW w:type="dxa" w:w="2700"/>
             <w:tcBorders>
               <w:top w:val="single" w:color="8A97A8" w:sz="4"/>
               <w:left w:val="single" w:color="8A97A8" w:sz="4"/>
@@ -47521,38 +44014,7 @@
         </w:tc>
         <w:tc>
           <w:tcPr>
-            <w:tcW w:type="dxa" w:w="1480"/>
-            <w:tcBorders>
-              <w:top w:val="single" w:color="8A97A8" w:sz="4"/>
-              <w:left w:val="single" w:color="8A97A8" w:sz="4"/>
-              <w:bottom w:val="single" w:color="8A97A8" w:sz="4"/>
-              <w:right w:val="single" w:color="8A97A8" w:sz="4"/>
-            </w:tcBorders>
-            <w:tcMar>
-              <w:top w:type="dxa" w:w="60"/>
-              <w:left w:type="dxa" w:w="90"/>
-              <w:bottom w:type="dxa" w:w="60"/>
-              <w:right w:type="dxa" w:w="90"/>
-            </w:tcMar>
-            <w:vAlign w:val="top"/>
-          </w:tcPr>
-          <w:p>
-            <w:pPr>
-              <w:spacing w:after="0" w:line="252"/>
-            </w:pPr>
-            <w:r>
-              <w:rPr>
-                <w:rFonts w:ascii="Arial" w:cs="Arial" w:eastAsia="Arial" w:hAnsi="Arial"/>
-                <w:sz w:val="17"/>
-                <w:szCs w:val="17"/>
-              </w:rPr>
-              <w:t xml:space="preserve">Design Engineering</w:t>
-            </w:r>
-          </w:p>
-        </w:tc>
-        <w:tc>
-          <w:tcPr>
-            <w:tcW w:type="dxa" w:w="1700"/>
+            <w:tcW w:type="dxa" w:w="2000"/>
             <w:tcBorders>
               <w:top w:val="single" w:color="8A97A8" w:sz="4"/>
               <w:left w:val="single" w:color="8A97A8" w:sz="4"/>
@@ -47584,7 +44046,7 @@
         </w:tc>
         <w:tc>
           <w:tcPr>
-            <w:tcW w:type="dxa" w:w="1940"/>
+            <w:tcW w:type="dxa" w:w="2240"/>
             <w:tcBorders>
               <w:top w:val="single" w:color="8A97A8" w:sz="4"/>
               <w:left w:val="single" w:color="8A97A8" w:sz="4"/>
@@ -47615,7 +44077,7 @@
         </w:tc>
         <w:tc>
           <w:tcPr>
-            <w:tcW w:type="dxa" w:w="1120"/>
+            <w:tcW w:type="dxa" w:w="1200"/>
             <w:tcBorders>
               <w:top w:val="single" w:color="8A97A8" w:sz="4"/>
               <w:left w:val="single" w:color="8A97A8" w:sz="4"/>
@@ -47691,7 +44153,7 @@
         </w:tc>
         <w:tc>
           <w:tcPr>
-            <w:tcW w:type="dxa" w:w="3400"/>
+            <w:tcW w:type="dxa" w:w="3900"/>
             <w:tcBorders>
               <w:top w:val="single" w:color="8A97A8" w:sz="4"/>
               <w:left w:val="single" w:color="8A97A8" w:sz="4"/>
@@ -47722,7 +44184,7 @@
         </w:tc>
         <w:tc>
           <w:tcPr>
-            <w:tcW w:type="dxa" w:w="2400"/>
+            <w:tcW w:type="dxa" w:w="2700"/>
             <w:tcBorders>
               <w:top w:val="single" w:color="8A97A8" w:sz="4"/>
               <w:left w:val="single" w:color="8A97A8" w:sz="4"/>
@@ -47753,38 +44215,7 @@
         </w:tc>
         <w:tc>
           <w:tcPr>
-            <w:tcW w:type="dxa" w:w="1480"/>
-            <w:tcBorders>
-              <w:top w:val="single" w:color="8A97A8" w:sz="4"/>
-              <w:left w:val="single" w:color="8A97A8" w:sz="4"/>
-              <w:bottom w:val="single" w:color="8A97A8" w:sz="4"/>
-              <w:right w:val="single" w:color="8A97A8" w:sz="4"/>
-            </w:tcBorders>
-            <w:tcMar>
-              <w:top w:type="dxa" w:w="60"/>
-              <w:left w:type="dxa" w:w="90"/>
-              <w:bottom w:type="dxa" w:w="60"/>
-              <w:right w:type="dxa" w:w="90"/>
-            </w:tcMar>
-            <w:vAlign w:val="top"/>
-          </w:tcPr>
-          <w:p>
-            <w:pPr>
-              <w:spacing w:after="0" w:line="252"/>
-            </w:pPr>
-            <w:r>
-              <w:rPr>
-                <w:rFonts w:ascii="Arial" w:cs="Arial" w:eastAsia="Arial" w:hAnsi="Arial"/>
-                <w:sz w:val="17"/>
-                <w:szCs w:val="17"/>
-              </w:rPr>
-              <w:t xml:space="preserve">Systems Engineering, CM</w:t>
-            </w:r>
-          </w:p>
-        </w:tc>
-        <w:tc>
-          <w:tcPr>
-            <w:tcW w:type="dxa" w:w="1700"/>
+            <w:tcW w:type="dxa" w:w="2000"/>
             <w:tcBorders>
               <w:top w:val="single" w:color="8A97A8" w:sz="4"/>
               <w:left w:val="single" w:color="8A97A8" w:sz="4"/>
@@ -47816,7 +44247,7 @@
         </w:tc>
         <w:tc>
           <w:tcPr>
-            <w:tcW w:type="dxa" w:w="1940"/>
+            <w:tcW w:type="dxa" w:w="2240"/>
             <w:tcBorders>
               <w:top w:val="single" w:color="8A97A8" w:sz="4"/>
               <w:left w:val="single" w:color="8A97A8" w:sz="4"/>
@@ -47847,7 +44278,7 @@
         </w:tc>
         <w:tc>
           <w:tcPr>
-            <w:tcW w:type="dxa" w:w="1120"/>
+            <w:tcW w:type="dxa" w:w="1200"/>
             <w:tcBorders>
               <w:top w:val="single" w:color="8A97A8" w:sz="4"/>
               <w:left w:val="single" w:color="8A97A8" w:sz="4"/>
@@ -47923,7 +44354,7 @@
         </w:tc>
         <w:tc>
           <w:tcPr>
-            <w:tcW w:type="dxa" w:w="3400"/>
+            <w:tcW w:type="dxa" w:w="3900"/>
             <w:tcBorders>
               <w:top w:val="single" w:color="8A97A8" w:sz="4"/>
               <w:left w:val="single" w:color="8A97A8" w:sz="4"/>
@@ -47954,7 +44385,7 @@
         </w:tc>
         <w:tc>
           <w:tcPr>
-            <w:tcW w:type="dxa" w:w="2400"/>
+            <w:tcW w:type="dxa" w:w="2700"/>
             <w:tcBorders>
               <w:top w:val="single" w:color="8A97A8" w:sz="4"/>
               <w:left w:val="single" w:color="8A97A8" w:sz="4"/>
@@ -47985,38 +44416,7 @@
         </w:tc>
         <w:tc>
           <w:tcPr>
-            <w:tcW w:type="dxa" w:w="1480"/>
-            <w:tcBorders>
-              <w:top w:val="single" w:color="8A97A8" w:sz="4"/>
-              <w:left w:val="single" w:color="8A97A8" w:sz="4"/>
-              <w:bottom w:val="single" w:color="8A97A8" w:sz="4"/>
-              <w:right w:val="single" w:color="8A97A8" w:sz="4"/>
-            </w:tcBorders>
-            <w:tcMar>
-              <w:top w:type="dxa" w:w="60"/>
-              <w:left w:type="dxa" w:w="90"/>
-              <w:bottom w:type="dxa" w:w="60"/>
-              <w:right w:type="dxa" w:w="90"/>
-            </w:tcMar>
-            <w:vAlign w:val="top"/>
-          </w:tcPr>
-          <w:p>
-            <w:pPr>
-              <w:spacing w:after="0" w:line="252"/>
-            </w:pPr>
-            <w:r>
-              <w:rPr>
-                <w:rFonts w:ascii="Arial" w:cs="Arial" w:eastAsia="Arial" w:hAnsi="Arial"/>
-                <w:sz w:val="17"/>
-                <w:szCs w:val="17"/>
-              </w:rPr>
-              <w:t xml:space="preserve">System Safety</w:t>
-            </w:r>
-          </w:p>
-        </w:tc>
-        <w:tc>
-          <w:tcPr>
-            <w:tcW w:type="dxa" w:w="1700"/>
+            <w:tcW w:type="dxa" w:w="2000"/>
             <w:tcBorders>
               <w:top w:val="single" w:color="8A97A8" w:sz="4"/>
               <w:left w:val="single" w:color="8A97A8" w:sz="4"/>
@@ -48048,7 +44448,7 @@
         </w:tc>
         <w:tc>
           <w:tcPr>
-            <w:tcW w:type="dxa" w:w="1940"/>
+            <w:tcW w:type="dxa" w:w="2240"/>
             <w:tcBorders>
               <w:top w:val="single" w:color="8A97A8" w:sz="4"/>
               <w:left w:val="single" w:color="8A97A8" w:sz="4"/>
@@ -48079,7 +44479,7 @@
         </w:tc>
         <w:tc>
           <w:tcPr>
-            <w:tcW w:type="dxa" w:w="1120"/>
+            <w:tcW w:type="dxa" w:w="1200"/>
             <w:tcBorders>
               <w:top w:val="single" w:color="8A97A8" w:sz="4"/>
               <w:left w:val="single" w:color="8A97A8" w:sz="4"/>
@@ -48116,7 +44516,7 @@
         <w:tc>
           <w:tcPr>
             <w:tcW w:type="dxa" w:w="12960"/>
-            <w:gridSpan w:val="7"/>
+            <w:gridSpan w:val="6"/>
             <w:tcBorders>
               <w:top w:val="single" w:color="8A97A8" w:sz="4"/>
               <w:left w:val="single" w:color="8A97A8" w:sz="4"/>
@@ -48195,7 +44595,7 @@
         </w:tc>
         <w:tc>
           <w:tcPr>
-            <w:tcW w:type="dxa" w:w="3400"/>
+            <w:tcW w:type="dxa" w:w="3900"/>
             <w:tcBorders>
               <w:top w:val="single" w:color="8A97A8" w:sz="4"/>
               <w:left w:val="single" w:color="8A97A8" w:sz="4"/>
@@ -48226,7 +44626,7 @@
         </w:tc>
         <w:tc>
           <w:tcPr>
-            <w:tcW w:type="dxa" w:w="2400"/>
+            <w:tcW w:type="dxa" w:w="2700"/>
             <w:tcBorders>
               <w:top w:val="single" w:color="8A97A8" w:sz="4"/>
               <w:left w:val="single" w:color="8A97A8" w:sz="4"/>
@@ -48257,38 +44657,7 @@
         </w:tc>
         <w:tc>
           <w:tcPr>
-            <w:tcW w:type="dxa" w:w="1480"/>
-            <w:tcBorders>
-              <w:top w:val="single" w:color="8A97A8" w:sz="4"/>
-              <w:left w:val="single" w:color="8A97A8" w:sz="4"/>
-              <w:bottom w:val="single" w:color="8A97A8" w:sz="4"/>
-              <w:right w:val="single" w:color="8A97A8" w:sz="4"/>
-            </w:tcBorders>
-            <w:tcMar>
-              <w:top w:type="dxa" w:w="60"/>
-              <w:left w:type="dxa" w:w="90"/>
-              <w:bottom w:type="dxa" w:w="60"/>
-              <w:right w:type="dxa" w:w="90"/>
-            </w:tcMar>
-            <w:vAlign w:val="top"/>
-          </w:tcPr>
-          <w:p>
-            <w:pPr>
-              <w:spacing w:after="0" w:line="252"/>
-            </w:pPr>
-            <w:r>
-              <w:rPr>
-                <w:rFonts w:ascii="Arial" w:cs="Arial" w:eastAsia="Arial" w:hAnsi="Arial"/>
-                <w:sz w:val="17"/>
-                <w:szCs w:val="17"/>
-              </w:rPr>
-              <w:t xml:space="preserve">CM</w:t>
-            </w:r>
-          </w:p>
-        </w:tc>
-        <w:tc>
-          <w:tcPr>
-            <w:tcW w:type="dxa" w:w="1700"/>
+            <w:tcW w:type="dxa" w:w="2000"/>
             <w:tcBorders>
               <w:top w:val="single" w:color="8A97A8" w:sz="4"/>
               <w:left w:val="single" w:color="8A97A8" w:sz="4"/>
@@ -48320,7 +44689,7 @@
         </w:tc>
         <w:tc>
           <w:tcPr>
-            <w:tcW w:type="dxa" w:w="1940"/>
+            <w:tcW w:type="dxa" w:w="2240"/>
             <w:tcBorders>
               <w:top w:val="single" w:color="8A97A8" w:sz="4"/>
               <w:left w:val="single" w:color="8A97A8" w:sz="4"/>
@@ -48351,7 +44720,7 @@
         </w:tc>
         <w:tc>
           <w:tcPr>
-            <w:tcW w:type="dxa" w:w="1120"/>
+            <w:tcW w:type="dxa" w:w="1200"/>
             <w:tcBorders>
               <w:top w:val="single" w:color="8A97A8" w:sz="4"/>
               <w:left w:val="single" w:color="8A97A8" w:sz="4"/>
@@ -48427,7 +44796,7 @@
         </w:tc>
         <w:tc>
           <w:tcPr>
-            <w:tcW w:type="dxa" w:w="3400"/>
+            <w:tcW w:type="dxa" w:w="3900"/>
             <w:tcBorders>
               <w:top w:val="single" w:color="8A97A8" w:sz="4"/>
               <w:left w:val="single" w:color="8A97A8" w:sz="4"/>
@@ -48458,7 +44827,7 @@
         </w:tc>
         <w:tc>
           <w:tcPr>
-            <w:tcW w:type="dxa" w:w="2400"/>
+            <w:tcW w:type="dxa" w:w="2700"/>
             <w:tcBorders>
               <w:top w:val="single" w:color="8A97A8" w:sz="4"/>
               <w:left w:val="single" w:color="8A97A8" w:sz="4"/>
@@ -48489,38 +44858,7 @@
         </w:tc>
         <w:tc>
           <w:tcPr>
-            <w:tcW w:type="dxa" w:w="1480"/>
-            <w:tcBorders>
-              <w:top w:val="single" w:color="8A97A8" w:sz="4"/>
-              <w:left w:val="single" w:color="8A97A8" w:sz="4"/>
-              <w:bottom w:val="single" w:color="8A97A8" w:sz="4"/>
-              <w:right w:val="single" w:color="8A97A8" w:sz="4"/>
-            </w:tcBorders>
-            <w:tcMar>
-              <w:top w:type="dxa" w:w="60"/>
-              <w:left w:type="dxa" w:w="90"/>
-              <w:bottom w:type="dxa" w:w="60"/>
-              <w:right w:type="dxa" w:w="90"/>
-            </w:tcMar>
-            <w:vAlign w:val="top"/>
-          </w:tcPr>
-          <w:p>
-            <w:pPr>
-              <w:spacing w:after="0" w:line="252"/>
-            </w:pPr>
-            <w:r>
-              <w:rPr>
-                <w:rFonts w:ascii="Arial" w:cs="Arial" w:eastAsia="Arial" w:hAnsi="Arial"/>
-                <w:sz w:val="17"/>
-                <w:szCs w:val="17"/>
-              </w:rPr>
-              <w:t xml:space="preserve">Quality</w:t>
-            </w:r>
-          </w:p>
-        </w:tc>
-        <w:tc>
-          <w:tcPr>
-            <w:tcW w:type="dxa" w:w="1700"/>
+            <w:tcW w:type="dxa" w:w="2000"/>
             <w:tcBorders>
               <w:top w:val="single" w:color="8A97A8" w:sz="4"/>
               <w:left w:val="single" w:color="8A97A8" w:sz="4"/>
@@ -48552,7 +44890,7 @@
         </w:tc>
         <w:tc>
           <w:tcPr>
-            <w:tcW w:type="dxa" w:w="1940"/>
+            <w:tcW w:type="dxa" w:w="2240"/>
             <w:tcBorders>
               <w:top w:val="single" w:color="8A97A8" w:sz="4"/>
               <w:left w:val="single" w:color="8A97A8" w:sz="4"/>
@@ -48583,7 +44921,7 @@
         </w:tc>
         <w:tc>
           <w:tcPr>
-            <w:tcW w:type="dxa" w:w="1120"/>
+            <w:tcW w:type="dxa" w:w="1200"/>
             <w:tcBorders>
               <w:top w:val="single" w:color="8A97A8" w:sz="4"/>
               <w:left w:val="single" w:color="8A97A8" w:sz="4"/>
@@ -48659,7 +44997,7 @@
         </w:tc>
         <w:tc>
           <w:tcPr>
-            <w:tcW w:type="dxa" w:w="3400"/>
+            <w:tcW w:type="dxa" w:w="3900"/>
             <w:tcBorders>
               <w:top w:val="single" w:color="8A97A8" w:sz="4"/>
               <w:left w:val="single" w:color="8A97A8" w:sz="4"/>
@@ -48690,7 +45028,7 @@
         </w:tc>
         <w:tc>
           <w:tcPr>
-            <w:tcW w:type="dxa" w:w="2400"/>
+            <w:tcW w:type="dxa" w:w="2700"/>
             <w:tcBorders>
               <w:top w:val="single" w:color="8A97A8" w:sz="4"/>
               <w:left w:val="single" w:color="8A97A8" w:sz="4"/>
@@ -48721,38 +45059,7 @@
         </w:tc>
         <w:tc>
           <w:tcPr>
-            <w:tcW w:type="dxa" w:w="1480"/>
-            <w:tcBorders>
-              <w:top w:val="single" w:color="8A97A8" w:sz="4"/>
-              <w:left w:val="single" w:color="8A97A8" w:sz="4"/>
-              <w:bottom w:val="single" w:color="8A97A8" w:sz="4"/>
-              <w:right w:val="single" w:color="8A97A8" w:sz="4"/>
-            </w:tcBorders>
-            <w:tcMar>
-              <w:top w:type="dxa" w:w="60"/>
-              <w:left w:type="dxa" w:w="90"/>
-              <w:bottom w:type="dxa" w:w="60"/>
-              <w:right w:type="dxa" w:w="90"/>
-            </w:tcMar>
-            <w:vAlign w:val="top"/>
-          </w:tcPr>
-          <w:p>
-            <w:pPr>
-              <w:spacing w:after="0" w:line="252"/>
-            </w:pPr>
-            <w:r>
-              <w:rPr>
-                <w:rFonts w:ascii="Arial" w:cs="Arial" w:eastAsia="Arial" w:hAnsi="Arial"/>
-                <w:sz w:val="17"/>
-                <w:szCs w:val="17"/>
-              </w:rPr>
-              <w:t xml:space="preserve">CM, Quality</w:t>
-            </w:r>
-          </w:p>
-        </w:tc>
-        <w:tc>
-          <w:tcPr>
-            <w:tcW w:type="dxa" w:w="1700"/>
+            <w:tcW w:type="dxa" w:w="2000"/>
             <w:tcBorders>
               <w:top w:val="single" w:color="8A97A8" w:sz="4"/>
               <w:left w:val="single" w:color="8A97A8" w:sz="4"/>
@@ -48784,7 +45091,7 @@
         </w:tc>
         <w:tc>
           <w:tcPr>
-            <w:tcW w:type="dxa" w:w="1940"/>
+            <w:tcW w:type="dxa" w:w="2240"/>
             <w:tcBorders>
               <w:top w:val="single" w:color="8A97A8" w:sz="4"/>
               <w:left w:val="single" w:color="8A97A8" w:sz="4"/>
@@ -48815,7 +45122,7 @@
         </w:tc>
         <w:tc>
           <w:tcPr>
-            <w:tcW w:type="dxa" w:w="1120"/>
+            <w:tcW w:type="dxa" w:w="1200"/>
             <w:tcBorders>
               <w:top w:val="single" w:color="8A97A8" w:sz="4"/>
               <w:left w:val="single" w:color="8A97A8" w:sz="4"/>
